--- a/NHB-draft.docx
+++ b/NHB-draft.docx
@@ -176,6 +176,8 @@
       <w:r>
         <w:rPr>
           <w:rFonts w:ascii="Times New Roman" w:hAnsi="Times New Roman" w:cs="Times New Roman"/>
+          <w:i/>
+          <w:iCs/>
         </w:rPr>
         <w:t>g</w:t>
       </w:r>
@@ -188,6 +190,8 @@
       <w:r>
         <w:rPr>
           <w:rFonts w:ascii="Times New Roman" w:hAnsi="Times New Roman" w:cs="Times New Roman"/>
+          <w:i/>
+          <w:iCs/>
         </w:rPr>
         <w:t>CI</w:t>
       </w:r>
@@ -230,6 +234,8 @@
       <w:r>
         <w:rPr>
           <w:rFonts w:ascii="Times New Roman" w:hAnsi="Times New Roman" w:cs="Times New Roman"/>
+          <w:i/>
+          <w:iCs/>
         </w:rPr>
         <w:t>g</w:t>
       </w:r>
@@ -243,7 +249,15 @@
         <w:rPr>
           <w:rFonts w:ascii="Times New Roman" w:hAnsi="Times New Roman" w:cs="Times New Roman"/>
         </w:rPr>
-        <w:t>= 0.215, 95% CI</w:t>
+        <w:t xml:space="preserve">= 0.215, 95% </w:t>
+      </w:r>
+      <w:r>
+        <w:rPr>
+          <w:rFonts w:ascii="Times New Roman" w:hAnsi="Times New Roman" w:cs="Times New Roman"/>
+          <w:i/>
+          <w:iCs/>
+        </w:rPr>
+        <w:t>CI</w:t>
       </w:r>
       <w:r>
         <w:rPr>
@@ -285,7 +299,19 @@
         <w:rPr>
           <w:rFonts w:ascii="Times New Roman" w:hAnsi="Times New Roman" w:cs="Times New Roman"/>
         </w:rPr>
-        <w:t xml:space="preserve">Effects were robust across sensitivity </w:t>
+        <w:t xml:space="preserve">Effects were </w:t>
+      </w:r>
+      <w:r>
+        <w:rPr>
+          <w:rFonts w:ascii="Times New Roman" w:hAnsi="Times New Roman" w:cs="Times New Roman"/>
+        </w:rPr>
+        <w:t>invariant</w:t>
+      </w:r>
+      <w:r>
+        <w:rPr>
+          <w:rFonts w:ascii="Times New Roman" w:hAnsi="Times New Roman" w:cs="Times New Roman"/>
+        </w:rPr>
+        <w:t xml:space="preserve"> across sensitivity </w:t>
       </w:r>
       <w:r>
         <w:rPr>
@@ -776,13 +802,7 @@
         <w:rPr>
           <w:rFonts w:ascii="Times New Roman" w:hAnsi="Times New Roman" w:cs="Times New Roman"/>
         </w:rPr>
-        <w:t>Group-based interventions will often be provided in a small, selected group of individuals who meet regularly with a therapist or case worker</w:t>
-      </w:r>
-      <w:r>
-        <w:rPr>
-          <w:rFonts w:ascii="Times New Roman" w:hAnsi="Times New Roman" w:cs="Times New Roman"/>
-        </w:rPr>
-        <w:t>.</w:t>
+        <w:t>Group-based interventions will often be provided in a small, selected group of individuals who meet regularly with a therapist or case worker.</w:t>
       </w:r>
       <w:r>
         <w:rPr>
@@ -1247,13 +1267,7 @@
         <w:rPr>
           <w:rFonts w:ascii="Times New Roman" w:hAnsi="Times New Roman" w:cs="Times New Roman"/>
         </w:rPr>
-        <w:t xml:space="preserve">(3) </w:t>
-      </w:r>
-      <w:r>
-        <w:rPr>
-          <w:rFonts w:ascii="Times New Roman" w:hAnsi="Times New Roman" w:cs="Times New Roman"/>
-        </w:rPr>
-        <w:t xml:space="preserve">What is the general efficacy </w:t>
+        <w:t xml:space="preserve">(3) What is the general efficacy </w:t>
       </w:r>
       <w:r>
         <w:rPr>
@@ -1277,13 +1291,7 @@
         <w:rPr>
           <w:rFonts w:ascii="Times New Roman" w:hAnsi="Times New Roman" w:cs="Times New Roman"/>
         </w:rPr>
-        <w:t>mental health</w:t>
-      </w:r>
-      <w:r>
-        <w:rPr>
-          <w:rFonts w:ascii="Times New Roman" w:hAnsi="Times New Roman" w:cs="Times New Roman"/>
-        </w:rPr>
-        <w:t xml:space="preserve"> </w:t>
+        <w:t xml:space="preserve">mental health </w:t>
       </w:r>
       <w:r>
         <w:rPr>
@@ -1295,25 +1303,7 @@
         <w:rPr>
           <w:rFonts w:ascii="Times New Roman" w:hAnsi="Times New Roman" w:cs="Times New Roman"/>
         </w:rPr>
-        <w:t xml:space="preserve">, and (4) </w:t>
-      </w:r>
-      <w:r>
-        <w:rPr>
-          <w:rFonts w:ascii="Times New Roman" w:hAnsi="Times New Roman" w:cs="Times New Roman"/>
-        </w:rPr>
-        <w:t>do</w:t>
-      </w:r>
-      <w:r>
-        <w:rPr>
-          <w:rFonts w:ascii="Times New Roman" w:hAnsi="Times New Roman" w:cs="Times New Roman"/>
-        </w:rPr>
-        <w:t xml:space="preserve"> mental health</w:t>
-      </w:r>
-      <w:r>
-        <w:rPr>
-          <w:rFonts w:ascii="Times New Roman" w:hAnsi="Times New Roman" w:cs="Times New Roman"/>
-        </w:rPr>
-        <w:t xml:space="preserve"> effect sizes vary across substantive and methodological moderators? </w:t>
+        <w:t xml:space="preserve">, and (4) do mental health effect sizes vary across substantive and methodological moderators? </w:t>
       </w:r>
     </w:p>
     <w:p>
@@ -1335,12 +1325,15 @@
         </w:rPr>
         <w:t xml:space="preserve"> (</w:t>
       </w:r>
-      <w:r>
-        <w:rPr>
-          <w:rFonts w:ascii="Times New Roman" w:hAnsi="Times New Roman" w:cs="Times New Roman"/>
-        </w:rPr>
-        <w:t>https://journals.sagepub.com/doi/full/10.1002/cl2.1254</w:t>
-      </w:r>
+      <w:hyperlink r:id="rId6" w:history="1">
+        <w:r>
+          <w:rPr>
+            <w:rStyle w:val="Hyperlink"/>
+            <w:rFonts w:ascii="Times New Roman" w:hAnsi="Times New Roman" w:cs="Times New Roman"/>
+          </w:rPr>
+          <w:t>https://journals.sagepub.com/doi/full/10.1002/cl2.1254</w:t>
+        </w:r>
+      </w:hyperlink>
       <w:r>
         <w:rPr>
           <w:rFonts w:ascii="Times New Roman" w:hAnsi="Times New Roman" w:cs="Times New Roman"/>
@@ -1370,12 +1363,6 @@
           <w:rFonts w:ascii="Times New Roman" w:hAnsi="Times New Roman" w:cs="Times New Roman"/>
         </w:rPr>
         <w:tab/>
-      </w:r>
-      <w:r>
-        <w:rPr>
-          <w:rFonts w:ascii="Times New Roman" w:hAnsi="Times New Roman" w:cs="Times New Roman"/>
-        </w:rPr>
-        <w:br/>
       </w:r>
     </w:p>
     <w:p>
@@ -1409,34 +1396,26 @@
         <w:rPr>
           <w:rFonts w:ascii="Times New Roman" w:hAnsi="Times New Roman" w:cs="Times New Roman"/>
         </w:rPr>
-        <w:t xml:space="preserve">62 independent samples. Where multiple publications reported data from the same trial, </w:t>
+        <w:t xml:space="preserve">62 independent samples. Where multiple publications reported data from the same trial, data were extracted from a single publication. Of the 62 eligible studies, 49 </w:t>
+      </w:r>
+      <w:r>
+        <w:rPr>
+          <w:rFonts w:ascii="Times New Roman" w:hAnsi="Times New Roman" w:cs="Times New Roman"/>
+        </w:rPr>
+        <w:t xml:space="preserve">studies containing 349 effect </w:t>
       </w:r>
       <w:r>
         <w:rPr>
           <w:rFonts w:ascii="Times New Roman" w:hAnsi="Times New Roman" w:cs="Times New Roman"/>
         </w:rPr>
         <w:lastRenderedPageBreak/>
-        <w:t xml:space="preserve">data were extracted from a single publication. Of the 62 eligible studies, </w:t>
-      </w:r>
-      <w:commentRangeStart w:id="0"/>
-      <w:r>
-        <w:rPr>
-          <w:rFonts w:ascii="Times New Roman" w:hAnsi="Times New Roman" w:cs="Times New Roman"/>
-        </w:rPr>
-        <w:t xml:space="preserve">49 were included </w:t>
-      </w:r>
-      <w:commentRangeEnd w:id="0"/>
-      <w:r>
-        <w:rPr>
-          <w:rStyle w:val="CommentReference"/>
-        </w:rPr>
-        <w:commentReference w:id="0"/>
-      </w:r>
-      <w:r>
-        <w:rPr>
-          <w:rFonts w:ascii="Times New Roman" w:hAnsi="Times New Roman" w:cs="Times New Roman"/>
-        </w:rPr>
-        <w:t>in the meta-analysis. The remaining 13 studies were excluded from quantitative synthesis because one study was judged to be at critical risk of bias</w:t>
+        <w:t xml:space="preserve">sizes </w:t>
+      </w:r>
+      <w:r>
+        <w:rPr>
+          <w:rFonts w:ascii="Times New Roman" w:hAnsi="Times New Roman" w:cs="Times New Roman"/>
+        </w:rPr>
+        <w:t>were included in the meta-analysis. The remaining 13 studies were excluded from quantitative synthesis because one study was judged to be at critical risk of bias</w:t>
       </w:r>
       <w:r>
         <w:rPr>
@@ -1448,7 +1427,126 @@
         <w:rPr>
           <w:rFonts w:ascii="Times New Roman" w:hAnsi="Times New Roman" w:cs="Times New Roman"/>
         </w:rPr>
-        <w:t xml:space="preserve"> and 12 studies did not report sufficient information to calculate effect sizes. In the supplementary material, we assess whether the conclusions of these 12 studies differed from the overall meta-analytic findings, and found no indication that they reached different conclusions. Descriptive statistics are reported separately for social reintegration and mental health outcomes.</w:t>
+        <w:t xml:space="preserve"> and 12 studies did not report sufficient information to calculate effect sizes. In the supplementary material, we assess whether the conclusions of these 12 studies differed from the overall meta-analytic findings, and found no indication that they reached different conclusions. Descriptive statistics are reported separately for </w:t>
+      </w:r>
+      <w:r>
+        <w:rPr>
+          <w:rFonts w:ascii="Times New Roman" w:hAnsi="Times New Roman" w:cs="Times New Roman"/>
+        </w:rPr>
+        <w:t xml:space="preserve">primary </w:t>
+      </w:r>
+      <w:r>
+        <w:rPr>
+          <w:rFonts w:ascii="Times New Roman" w:hAnsi="Times New Roman" w:cs="Times New Roman"/>
+        </w:rPr>
+        <w:t>social reintegration</w:t>
+      </w:r>
+      <w:r>
+        <w:rPr>
+          <w:rFonts w:ascii="Times New Roman" w:hAnsi="Times New Roman" w:cs="Times New Roman"/>
+        </w:rPr>
+        <w:t xml:space="preserve"> (46 studies and 205 effects)</w:t>
+      </w:r>
+      <w:r>
+        <w:rPr>
+          <w:rFonts w:ascii="Times New Roman" w:hAnsi="Times New Roman" w:cs="Times New Roman"/>
+        </w:rPr>
+        <w:t xml:space="preserve"> and </w:t>
+      </w:r>
+      <w:r>
+        <w:rPr>
+          <w:rFonts w:ascii="Times New Roman" w:hAnsi="Times New Roman" w:cs="Times New Roman"/>
+        </w:rPr>
+        <w:t xml:space="preserve">secondary </w:t>
+      </w:r>
+      <w:r>
+        <w:rPr>
+          <w:rFonts w:ascii="Times New Roman" w:hAnsi="Times New Roman" w:cs="Times New Roman"/>
+        </w:rPr>
+        <w:t>mental health</w:t>
+      </w:r>
+      <w:r>
+        <w:rPr>
+          <w:rFonts w:ascii="Times New Roman" w:hAnsi="Times New Roman" w:cs="Times New Roman"/>
+        </w:rPr>
+        <w:t xml:space="preserve"> (44 and 144 effects)</w:t>
+      </w:r>
+      <w:r>
+        <w:rPr>
+          <w:rFonts w:ascii="Times New Roman" w:hAnsi="Times New Roman" w:cs="Times New Roman"/>
+        </w:rPr>
+        <w:t xml:space="preserve"> outcomes.</w:t>
+      </w:r>
+    </w:p>
+    <w:p>
+      <w:pPr>
+        <w:rPr>
+          <w:rFonts w:eastAsia="Times New Roman"/>
+          <w:b/>
+        </w:rPr>
+      </w:pPr>
+      <w:r>
+        <w:rPr>
+          <w:rFonts w:eastAsia="Times New Roman"/>
+          <w:b/>
+          <w:bCs/>
+        </w:rPr>
+        <w:t>FIG</w:t>
+      </w:r>
+      <w:r>
+        <w:rPr>
+          <w:rFonts w:eastAsia="Times New Roman"/>
+          <w:b/>
+          <w:bCs/>
+        </w:rPr>
+        <w:t xml:space="preserve">. 1 | </w:t>
+      </w:r>
+      <w:r>
+        <w:rPr>
+          <w:rFonts w:eastAsia="Times New Roman"/>
+          <w:b/>
+          <w:bCs/>
+        </w:rPr>
+        <w:t>Flow chart of the screening process PRISMA template</w:t>
+      </w:r>
+    </w:p>
+    <w:p>
+      <w:r>
+        <w:drawing>
+          <wp:inline distT="0" distB="0" distL="0" distR="0" wp14:anchorId="5957B785" wp14:editId="3038242E">
+            <wp:extent cx="4988966" cy="5151564"/>
+            <wp:effectExtent l="0" t="0" r="2540" b="0"/>
+            <wp:docPr id="1" name="Picture 1"/>
+            <wp:cNvGraphicFramePr>
+              <a:graphicFrameLocks xmlns:a="http://schemas.openxmlformats.org/drawingml/2006/main" noChangeAspect="1"/>
+            </wp:cNvGraphicFramePr>
+            <a:graphic xmlns:a="http://schemas.openxmlformats.org/drawingml/2006/main">
+              <a:graphicData uri="http://schemas.openxmlformats.org/drawingml/2006/picture">
+                <pic:pic xmlns:pic="http://schemas.openxmlformats.org/drawingml/2006/picture">
+                  <pic:nvPicPr>
+                    <pic:cNvPr id="1" name=""/>
+                    <pic:cNvPicPr/>
+                  </pic:nvPicPr>
+                  <pic:blipFill>
+                    <a:blip r:embed="rId7"/>
+                    <a:stretch>
+                      <a:fillRect/>
+                    </a:stretch>
+                  </pic:blipFill>
+                  <pic:spPr>
+                    <a:xfrm>
+                      <a:off x="0" y="0"/>
+                      <a:ext cx="5034933" cy="5199029"/>
+                    </a:xfrm>
+                    <a:prstGeom prst="rect">
+                      <a:avLst/>
+                    </a:prstGeom>
+                  </pic:spPr>
+                </pic:pic>
+              </a:graphicData>
+            </a:graphic>
+          </wp:inline>
+        </w:drawing>
       </w:r>
     </w:p>
     <w:p>
@@ -1456,6 +1554,9 @@
         <w:pStyle w:val="Heading3"/>
       </w:pPr>
       <w:r>
+        <w:br/>
+      </w:r>
+      <w:r>
         <w:t>Intervention types</w:t>
       </w:r>
     </w:p>
@@ -1469,13 +1570,7 @@
         <w:rPr>
           <w:rFonts w:ascii="Times New Roman" w:hAnsi="Times New Roman" w:cs="Times New Roman"/>
         </w:rPr>
-        <w:t>The included studies evaluated a broad range of group-based interventions</w:t>
-      </w:r>
-      <w:r>
-        <w:rPr>
-          <w:rFonts w:ascii="Times New Roman" w:hAnsi="Times New Roman" w:cs="Times New Roman"/>
-        </w:rPr>
-        <w:t>, highlighted in Table 1.</w:t>
+        <w:t>The included studies evaluated a broad range of group-based interventions, highlighted in Table 1.</w:t>
       </w:r>
     </w:p>
     <w:p>
@@ -1490,6 +1585,7 @@
           <w:b/>
           <w:bCs/>
         </w:rPr>
+        <w:lastRenderedPageBreak/>
         <w:t>Table 1 | Included Group-Based Intervention</w:t>
       </w:r>
       <w:r>
@@ -1647,6 +1743,43 @@
               </w:rPr>
               <w:t xml:space="preserve"> therapy</w:t>
             </w:r>
+            <w:r>
+              <w:rPr>
+                <w:rFonts w:ascii="Times New Roman" w:hAnsi="Times New Roman" w:cs="Times New Roman"/>
+                <w:sz w:val="18"/>
+              </w:rPr>
+              <w:fldChar w:fldCharType="begin"/>
+            </w:r>
+            <w:r>
+              <w:rPr>
+                <w:rFonts w:ascii="Times New Roman" w:hAnsi="Times New Roman" w:cs="Times New Roman"/>
+                <w:sz w:val="18"/>
+              </w:rPr>
+              <w:instrText xml:space="preserve"> ADDIN ZOTERO_ITEM CSL_CITATION {"citationID":"01ZIJRMl","properties":{"formattedCitation":"\\super 21\\uc0\\u8211{}32\\nosupersub{}","plainCitation":"21–32","noteIndex":0},"citationItems":[{"id":3132,"uris":["http://zotero.org/users/17688719/items/2CCT6QE6"],"itemData":{"id":3132,"type":"article-journal","container-title":"BEHAVIOUR CHANGE","DOI":"10.1017/bec.2020.1","issue":"1","page":"22-32","title":"A Feasibility Study of the Translation of Cognitive Behaviour Therapy for Psychosis into an Australian Adult Mental Health Clinical Setting","volume":"37","author":[{"literal":"Beames L"},{"literal":"Strodl E"},{"literal":"Dark F"},{"literal":"Wilson J"},{"literal":"Sheridan J"},{"literal":"Kerswell N"}],"issued":{"date-parts":[["2020"]]}}},{"id":1292,"uris":["http://zotero.org/users/17688719/items/V7RZSQFY"],"itemData":{"id":1292,"type":"article-journal","abstract":"Background Emotional disorders are highly prevalent in primary care. We aimed to determine whether a transdiagnostic psychological therapy plus treatment-as-usual (TAU) is more efficacious than TAU alone in primary care adult patients.  Methods A randomized, two-arm, single-blind clinical trial was conducted in 22 primary care centres in Spain. A total of 1061 adult patients with emotional disorders were enrolled. The transdiagnostic protocol (n = 527) consisted of seven 90-min sessions (8–10 patients) delivered over a 12–14-week period. TAU (n = 534) consisted of regular consultations with a general practitioner. Primary outcome measures were self-reported symptoms of anxiety, depression, and somatizations. Secondary outcome measures were functioning and quality of life. Patients were assessed at baseline, post-treatment, and at 3, 6, and 12 months. Intention-to-treat and per-protocol analyses were performed.  Results Post-treatment primary outcomes were significantly better in the transdiagnostic group compared to TAU (anxiety: p &amp;lt; 0.001; Morris's d = −0.65; depression: p &amp;lt; 0.001; d = −0.58, and somatic symptoms: p &amp;lt; 0.001; d = −0.40). These effects were sustained at the 12-month follow-up (anxiety: p &amp;lt; 0.001; d = −0.44; depression: p &amp;lt; 0.001; d = −0.36 and somatic symptoms: p &amp;lt; 0.001; d = −0.32). The transdiagnostic group also had significantly better outcomes on functioning (d = 0.16–0.33) and quality of life domains (d = 0.24–0.42), with sustained improvement at the 12-month follow-up in functioning (d = 0.25–0.39) and quality of life (d = 0.58–0.72). Reliable recovery rates showed large between-group effect sizes (d &amp;gt; 0.80) in favour of the transdiagnostic group after treatment and at the 12-month follow-up.  Conclusions Adding a brief transdiagnostic psychological intervention to TAU may significantly improve outcomes in emotional disorders treated in primary care.  Trial Registration isrctn.org identifier: ISRCTN58437086","container-title":"Psychological Medicine","DOI":"DOI: 10.1017/S0033291720005498","ISSN":"0033-2917","issue":"15","note":"publisher: Cambridge University Press\nCitation Key: Cano-Vindel2022","page":"3336-3348","title":"Transdiagnostic group cognitive behavioural therapy for emotional disorders in primary care: the results of the PsicAP randomized controlled trial","volume":"52","author":[{"family":"Cano-Vindel","given":"Antonio"},{"family":"González-Blanch","given":"César"},{"family":"Medrano","given":"Leonardo Adrián"},{"family":"Moriana","given":"Juan A"},{"family":"Muñoz-Navarro","given":"Roger"},{"family":"Ruiz-Rodríguez","given":"Paloma"}],"issued":{"date-parts":[["2022"]]}}},{"id":1186,"uris":["http://zotero.org/users/17688719/items/UHMIZMAP"],"itemData":{"id":1186,"type":"article-journal","abstract":"Controlled trials have established the efficacy of cognitive-behavior therapy (CBT) for depression. However, the relative effectiveness of individual versus group treatment formats in real-world settings is less well established. The current study evaluated the effectiveness of group CBT (n=157) compared to individual CBT (n=77) for depressed outpatients in a naturalistic setting. Symptom improvements for depression, anxiety, and quality of life were compared between treatment formats in intent-to-treat and completer analyses. Effect sizes and rates of recovery were examined. Results showed that both individual and group CBT were effective, even in the presence of high levels of comorbidity. Whereas individual CBT was associated with larger effect sizes and significantly higher rates of recovery, group CBT compared favorably to outcomes established by past research. A broad-spectrum group CBT program may be a viable treatment option when depression symptoms are less severe and when this format of treatment delivery is desirable. [ABSTRACT FROM AUTHOR] Copyright of Behavior Therapy is the property of Elsevier B.V. and its content may not be copied or emailed to multiple sites or posted to a listserv without the copyright holder's express written permission. However, users may print, download, or email articles for individual use. This abstract may be abridged. No warranty is given about the accuracy of the copy. Users should refer to the original published version of the material for the full abstract. (Copyright applies to all Abstracts.)","container-title":"Behavior Therapy","DOI":"10.1016/j.beth.2008.08.002","ISSN":"00057894","issue":"3","note":"Citation Key: Craigie2009","page":"302-314","title":"A Nonrandomized Effectiveness Comparison of Broad-Spectrum Group CBT to Individual CBT for Depressed Outpatients in a Community Mental Health Setting.","volume":"40","author":[{"family":"Craigie","given":"Mark A"},{"family":"Nathan","given":"Paula"}],"issued":{"date-parts":[["2009",9]]}}},{"id":1162,"uris":["http://zotero.org/users/17688719/items/MNJMC3W4"],"itemData":{"id":1162,"type":"article-journal","abstract":"The aim of the study was to assess the effectiveness of cognitive group therapy compared to a waiting list in a sample of patients with heterogeneous non-psychotic disorders. Participants in this study were referred from either the psychiatric in- or outpatient clinic at the psychiatric university hospital in Trondheim, Norway. The patients were assessed with SCID I and SCID II, and randomized either to cognitive group therapy (n=15) or to a waiting list (n=17). Self-report assessments of symptoms and interpersonal difficulties were administered at the start of therapy, after termination of therapy (8 weeks), and at 6 months and 12 months follow-up. Thirty-two patients completed 8 weeks of therapy. Results showed that an 8-week program of CBGT performed better than the waiting list controls, on symptom relief at post-treatment for all patients. The effects of therapy were still upheld at 6 and 12 months follow-up. Cognitive therapy seems to be useful and effective in a group format in naturalistic clinical settings, with patients suffering from various forms of non-psychotic co-morbid psychiatric disorders. (PsycINFO Database Record (c) 2016 APA, all rights reserved)","container-title":"Behavioural and Cognitive Psychotherapy","DOI":"10.1017/S1352465804001754","ISSN":"1469-1833(Electronic),1352-4658(Print)","issue":"1","note":"publisher: Cambridge University Press\nCitation Key: Hagen2005\npublisher-place: Hagen, Roger: Department of Psychology, Norwegian University of Science and Technology, Trondheim, Norway, 7491, roger.hagen@svt.ntnu.no","page":"33-44","title":"A Randomized Trial of Cognitive Group Therapy vs. Waiting List for Patients with Co-Morbid Psychiatric Disorders: Effect of Cognitive Group Therapy after Treatment and Six and Twelve Months Follow-Up.","volume":"33","author":[{"family":"Hagen","given":"Roger"},{"family":"Nordahl","given":"Hans M"},{"family":"Kristiansen","given":"Lena"},{"family":"Morken","given":"Gunnar"}],"issued":{"date-parts":[["2005"]]}}},{"id":3170,"uris":["http://zotero.org/users/17688719/items/DPL46IK6"],"itemData":{"id":3170,"type":"article-journal","container-title":"Australian and New Zealand Journal of Psychiatry","DOI":"10.1046/j.1440-1614.2000.00820.x","issue":"5","page":"809-813","title":"A cognitive-behavioural, group-based intervention for social anxiety in schizophrenia","volume":"34","author":[{"literal":"Halperin Stephen"},{"literal":"Nathan Paula"},{"literal":"Drummond Peter"},{"literal":"Castle David"}],"issued":{"date-parts":[["2000"]]}}},{"id":1180,"uris":["http://zotero.org/users/17688719/items/PVIMRRSI"],"itemData":{"id":1180,"type":"article-journal","abstract":"We designed and pilot-tested a group-based, w ork-related c ognitive- b ehavioral t herapy (WCBT) for unemployed individuals with social anxiety disorder (SAD). WCBT, delivered in a vocational service setting by vocational service professionals, aims to reduce social anxiety and enable individuals to seek, obtain, and retain employment. We compared WCBT to a v ocational s ervices a s u sual control condition (VSAU). Participants were unemployed, homeless, largely African American, vocational service-seeking adults with SAD ( N = 58), randomized to receive either eight sessions of WCBT plus VSAU or VSAU alone and followed three months post-treatment. Multilevel modeling revealed significantly greater reductions in social anxiety, general anxiety, depression, and functional impairment for WCBT compared to VSAU. Coefficients for job search activity and self-efficacy indicated greater increases for WCBT. Hours worked per week in the follow-up period did not differ between the groups, but small sample size and challenges associated with measuring work hours may have contributed to this finding. Overall, the results of this study suggest that unemployed persons with SAD can be effectively treated with specialized work-related CBT administered by vocational service professionals. Future testing of WCBT with a larger sample, a longer follow-up period, and adequate power to assess employment outcomes is warranted. [ABSTRACT FROM AUTHOR] Copyright of Behaviour Research &amp; Therapy is the property of Pergamon Press - An Imprint of Elsevier Science and its content may not be copied or emailed to multiple sites or posted to a listserv without the copyright holder's express written permission. However, users may print, download, or email articles for individual use. This abstract may be abridged. No warranty is given about the accuracy of the copy. Users should refer to the original published version of the material for the full abstract. (Copyright applies to all Abstracts.)","container-title":"Behaviour Research &amp; Therapy","DOI":"10.1016/j.brat.2014.10.005","ISSN":"00057967","note":"Citation Key: Himle2014","page":"169-176","title":"Work-related CBT versus vocational services as usual for unemployed persons with social anxiety disorder: A randomized controlled pilot trial.","volume":"63","author":[{"family":"Himle","given":"Joseph"},{"family":"Bybee","given":"Deborah"},{"family":"Steinberger","given":"Edward"},{"family":"Laviolette","given":"Wayne"},{"family":"Weaver","given":"Addie"},{"family":"Vlnka","given":"Sarah"},{"family":"Golenberg","given":"Zipora"},{"family":"Siegel","given":"Levine Debra"},{"family":"Richard","given":"Heimberg"},{"family":"Lisa","given":"O'Donnell"}],"issued":{"date-parts":[["2014",12]]}}},{"id":1286,"uris":["http://zotero.org/users/17688719/items/VEYTDR89"],"itemData":{"id":1286,"type":"article-journal","abstract":"Background: Patients who experience the onset of psychotic illness with a comorbid diagnosis of cannabis dependence experience poor clinical outcomes. Few studies have identified interventions that reduce cannabis use and improve clinical outcome in this population.Aims: We undertook a multi-center, randomized controlled trial of a group psychological intervention for psychosis with comorbid cannabis dependence to determine whether there was any impact on cannabis use symptoms, global functioning, insight, attitudes to treatment and subjective quality of life.Method: Across three centers, we compared a group psychological intervention, based on cognitive behavioral therapy and motivational interviewing, with treatment as usual among patients experiencing their first psychotic episode or early in the course of psychotic illness. Substance misuse and indices of clinical outcome were assessed at baseline, 3months and 1year.Results: At 3month and 1year follow-ups, there was no evidence for an intervention effect on cannabis use, symptoms, global functioning insight or attitude to treatment. However, the intervention improved subjective quality of life at 3months and this effect was sustained at 1year.Conclusions: Over the early phase of psychotic illness, group psychological interventions for those with comorbid cannabis dependence improved subjective quality of life. However, this was not associated with reduction in use of cannabis or improvement in clinical outcomes.","container-title":"Schizophrenia Research","DOI":"10.1016/j.schres.2012.10.018","ISSN":"0920-9964","issue":"1","note":"publisher: Elsevier B.V.\nCitation Key: Madigan2013","page":"138-142","title":"A multi-center, randomized controlled trial of a group psychological intervention for psychosis with comorbid cannabis dependence over the early course of illness.","volume":"143","author":[{"family":"Madigan","given":"K"},{"family":"Brennan","given":"D"},{"family":"Lawlor","given":"E"},{"family":"Turner","given":"N"},{"family":"Kinsella","given":"A"},{"family":"JJ","given":"O'Connor"},{"family":"Russell","given":"V"},{"family":"JL","given":"Waddington"},{"family":"O'Callaghan","given":"E"},{"family":"Kevin","given":"Madigan"},{"family":"Daria","given":"Brennan"},{"family":"Elizabeth","given":"Lawlor"},{"family":"Niall","given":"Turner"},{"family":"Anthony","given":"Kinsella"},{"family":"J","given":"O'Connor John"},{"family":"Vincent","given":"Russell"},{"family":"L","given":"Waddington John"},{"family":"Eadbhard","given":"O'Callaghan"}],"issued":{"date-parts":[["2013",1]]}}},{"id":3368,"uris":["http://zotero.org/users/17688719/items/4Y5X225L"],"itemData":{"id":3368,"type":"article-journal","container-title":"Journal of Consulting and Clinical Psychology","DOI":"10.1037/ccp0000042","issue":"5","page":"951","title":"A randomized controlled trial on the efficacy of mindfulness-based cognitive therapy and a group version of cognitive behavioral analysis system of psychotherapy for chronically depressed patients","volume":"83","author":[{"family":"Michalak","given":"J."},{"family":"Schultze","given":"M."},{"family":"Heidenreich","given":"T."},{"literal":"Schramm"},{"literal":"E"}],"issued":{"date-parts":[["2015"]]}}},{"id":1274,"uris":["http://zotero.org/users/17688719/items/BBYVSCPD"],"itemData":{"id":1274,"type":"article-journal","abstract":"Background: In 2010, the Zentrum für seelische Gesundheit Leopoldau was established as the first institution for medical rehabilitation of mental disorders with outpatient care in Austria. Until 2013, the rehabilitation center was run as a pilot project in cooperation with the Austrian Pensionsversicherungsanstalt (Pension Insurance Institution) and thoroughly evaluated. The 6‐week multimodal rehabilitation program is based on cognitive behavioral and disorder‐specific therapy. Using a waiting list control group study design, an additional measurement of treatment efficacy will be performed. Patients and Methods: From October 2010 until December 2013, a total of 2,365 patients made use of a rehabilitation treatment und filled out questionnaire‐based surveys at 3 time points: 1) at the time of pre‐contact (screening interview) before starting rehabilitation, 2) at admission, and 3) at the time of discharge. The study includes all patients having waited between 42 and 48 days to start their rehabilitation treatment (n = 170), resulting in comparable waiting times and 6‐week treatment times for all patients included in the study. A randomized selection of 170 patients from the remaining sample (2,195 patients) was chosen as intervention group. The general symptomatology was examined applying the Brief Symptom Inventory (BSI), depression via the Beck Depression Inventory (BDI) and quality of life via the WHO Quality of Life‐BREF (WHOQOL‐BREF). Results: Significant improvements with regard to the general symptomatology, depressive symptoms, and quality of life were shown when comparing the waiting list control group and the intervention group, as well as within the intervention group. Discussion: The present study can be seen as the first controlled analysis to ascertain the effectiveness of a multimodal behavioral therapy‐based rehabilitation program. The results lead to the conclusion that this method results in a significant reduction of the symptomatology, which can be interpreted as confirmation of effectiveness.","container-title":"Verhaltenstherapie","DOI":"10.1159/000437449","note":"Citation Key: Rabenstein2015","page":"192‐200","title":"Effectiveness of a cognitive-behavioral rehabilitation day clinic program - A waiting list controlled trial","volume":"25","author":[{"family":"Rabenstein","given":"R"},{"family":"Pintzinger","given":"N"},{"family":"Knogler","given":"V"},{"family":"Kirnbauer","given":"V"},{"family":"Lenz","given":"G"},{"family":"Schosser","given":"A"}],"issued":{"date-parts":[["2015"]]}}},{"id":1160,"uris":["http://zotero.org/users/17688719/items/CT6GFHSQ"],"itemData":{"id":1160,"type":"article-journal","container-title":"Clinical Gerontologist","ISSN":"0731-7115","issue":"4","note":"publisher: Taylor &amp; Francis\nCitation Key: Smith2021","page":"439-449","title":"Effect of group cognitive behavioural therapy on loneliness in a community sample of older adults: A secondary analysis of a randomized controlled trial","volume":"44","author":[{"family":"Smith","given":"Ronald"},{"family":"Wuthrich","given":"Viviana"},{"family":"Johnco","given":"Carly"},{"family":"Belcher","given":"Jessica"}],"issued":{"date-parts":[["2021"]]}}},{"id":1167,"uris":["http://zotero.org/users/17688719/items/TTL8A2TH"],"itemData":{"id":1167,"type":"article-journal","abstract":"Anxiety and depression are commonly comorbid in older adults and are associated with worse physical and mental health outcomes and poorer response to psychological and pharmacological treatments. However, little research has examined the effectiveness of psychological programs to treat comorbid anxiety and depression in older adults. Sixty-two community dwelling adults aged over 60 years with comorbid anxiety and depression were randomly allocated to group cognitive behavioural therapy or a waitlist condition and were assessed immediately following and three months after treatment. After controlling for cognitive ability at pre-treatment, cognitive behaviour therapy resulted in significantly greater reductions, than waitlist, on symptoms of anxiety and depression based on a semi-structured diagnostic interview rated by clinicians unaware of treatment condition. Significant time by treatment interactions were also found for self-report measures of anxiety and depression and these gains were maintained at the three month follow up period. In contrast no significant differences were found between groups on measures of worry and well-being. In conclusion, group cognitive behavioural therapy is efficacious in reducing comorbid anxiety and depression in geriatric populations and gains maintain for at least three months.","container-title":"Behaviour Research and Therapy","DOI":"10.1016/j.brat.2013.09.002","ISSN":"0005-7967","issue":"12","note":"Citation Key: Wuthrich2013","page":"779-786","title":"Randomised controlled trial of group cognitive behavioural therapy for comorbid anxiety and depression in older adults","volume":"51","author":[{"family":"Wuthrich","given":"Viviana M"},{"family":"Rapee","given":"Ronald M"}],"issued":{"date-parts":[["2013"]]}}},{"id":3246,"uris":["http://zotero.org/users/17688719/items/BKCR7IU8"],"itemData":{"id":3246,"type":"article-journal","container-title":"Psychological Services","DOI":"10.1037/a0028048","issue":"3","page":"248-258","title":"Group-based treatment for internalized stigma among persons with severe mental illness: Findings from a randomized controlled trial","volume":"9","author":[{"literal":"Yanos Philip T"},{"literal":"Roe David"},{"literal":"West Michelle L"},{"literal":"Smith Stephen M"},{"literal":"Lysaker Paul H"}],"issued":{"date-parts":[["2012"]]}}}],"schema":"https://github.com/citation-style-language/schema/raw/master/csl-citation.json"} </w:instrText>
+            </w:r>
+            <w:r>
+              <w:rPr>
+                <w:rFonts w:ascii="Times New Roman" w:hAnsi="Times New Roman" w:cs="Times New Roman"/>
+                <w:sz w:val="18"/>
+              </w:rPr>
+              <w:fldChar w:fldCharType="separate"/>
+            </w:r>
+            <w:r>
+              <w:rPr>
+                <w:rFonts w:ascii="Times New Roman" w:hAnsi="Times New Roman" w:cs="Times New Roman"/>
+                <w:kern w:val="0"/>
+                <w:sz w:val="18"/>
+                <w:vertAlign w:val="superscript"/>
+              </w:rPr>
+              <w:t>21–32</w:t>
+            </w:r>
+            <w:r>
+              <w:rPr>
+                <w:rFonts w:ascii="Times New Roman" w:hAnsi="Times New Roman" w:cs="Times New Roman"/>
+                <w:sz w:val="18"/>
+              </w:rPr>
+              <w:fldChar w:fldCharType="end"/>
+            </w:r>
           </w:p>
         </w:tc>
         <w:tc>
@@ -1735,6 +1868,71 @@
               </w:rPr>
               <w:t>Illness management</w:t>
             </w:r>
+            <w:r>
+              <w:rPr>
+                <w:rFonts w:ascii="Times New Roman" w:hAnsi="Times New Roman" w:cs="Times New Roman"/>
+                <w:sz w:val="18"/>
+              </w:rPr>
+              <w:fldChar w:fldCharType="begin"/>
+            </w:r>
+            <w:r>
+              <w:rPr>
+                <w:rFonts w:ascii="Times New Roman" w:hAnsi="Times New Roman" w:cs="Times New Roman"/>
+                <w:sz w:val="18"/>
+              </w:rPr>
+              <w:instrText xml:space="preserve"> ADDIN ZOTERO_ITEM CSL_CITATION {"citationID":"6HrPzorf","properties":{"formattedCitation":"\\super 33\\uc0\\u8211{}40\\nosupersub{}","plainCitation":"33–40","noteIndex":0},"citationItems":[{"id":1178,"uris":["http://zotero.org/users/17688719/items/3SZQ5J2J"],"itemData":{"id":1178,"type":"article-journal","abstract":"Objectives Persons with serious mental illnesses (SMI) have elevated rates of comorbid medical conditions, but may also face challenges in effectively managing those conditions. Methods The study team developed and pilot-tested the Health and Recovery Program (HARP), an adaptation of the Chronic Disease Self-Management Program (CDSMP) for mental health consumers. A manualized, six-session intervention, delivered by mental health peer leaders, helps participants become more effective managers of their chronic illnesses. A pilot trial randomized 80 consumers with one or more chronic medical illness to either the HARP program or usual care. Results At six month follow-up, participants in the HARP program had a significantly greater improvement in patient activation than those in usual care (7.7% relative improvement vs. 5.7% decline, p=0.03 for group</w:instrText>
+            </w:r>
+            <w:r>
+              <w:rPr>
+                <w:rFonts w:ascii="Cambria Math" w:hAnsi="Cambria Math" w:cs="Cambria Math"/>
+                <w:sz w:val="18"/>
+              </w:rPr>
+              <w:instrText>∗</w:instrText>
+            </w:r>
+            <w:r>
+              <w:rPr>
+                <w:rFonts w:ascii="Times New Roman" w:hAnsi="Times New Roman" w:cs="Times New Roman"/>
+                <w:sz w:val="18"/>
+              </w:rPr>
+              <w:instrText>time interaction), and in rates of having one or more primary care visit (68.4% vs. 51.9% with one or more visit, p=0.046 for group</w:instrText>
+            </w:r>
+            <w:r>
+              <w:rPr>
+                <w:rFonts w:ascii="Cambria Math" w:hAnsi="Cambria Math" w:cs="Cambria Math"/>
+                <w:sz w:val="18"/>
+              </w:rPr>
+              <w:instrText>∗</w:instrText>
+            </w:r>
+            <w:r>
+              <w:rPr>
+                <w:rFonts w:ascii="Times New Roman" w:hAnsi="Times New Roman" w:cs="Times New Roman"/>
+                <w:sz w:val="18"/>
+              </w:rPr>
+              <w:instrText xml:space="preserve">time interaction). Intervention advantages were observed for physical health related quality of life (HRQOL), physical activity, medication adherence, and, and though not statistically significant, had similar effect sizes as those seen for the CDSMP in general medical populations. Improvements in HRQOL were largest among medically and socially vulnerable subpopulations. Conclusions This peer-led, medical self-management program was feasible and showed promise for improving a range of health outcomes among mental health consumers with chronic medical comorbidities. The HARP intervention may provide a vehicle for the mental health peer workforce to actively engage in efforts to reduce morbidity and mortality among mental health consumers.","container-title":"Schizophrenia Research","DOI":"10.1016/j.schres.2010.01.026","ISSN":"0920-9964","issue":"1","note":"Citation Key: Druss2010","page":"264-270","title":"The Health and Recovery Peer (HARP) Program: A peer-led intervention to improve medical self-management for persons with serious mental illness","volume":"118","author":[{"family":"Druss","given":"Benjamin G"},{"family":"Zhao","given":"Liping"},{"family":"Esenwein","given":"Silke A","non-dropping-particle":"von"},{"family":"Bona","given":"Joseph R"},{"family":"Fricks","given":"Larry"},{"family":"Jenkins-Tucker","given":"Sherry"},{"family":"Sterling","given":"Evelina"},{"family":"DiClemente","given":"Ralph"},{"family":"Lorig","given":"Kate"}],"issued":{"date-parts":[["2010"]]}}},{"id":1172,"uris":["http://zotero.org/users/17688719/items/VN9ZSFAI"],"itemData":{"id":1172,"type":"article-journal","abstract":"Objective:Individuals with serious mental illnesses have high rates of general medical comorbidity and challenges in managing these conditions. A growing workforce of certified peer specialists is available to help these individuals more effectively manage their health and health care. However, few studies have examined the effectiveness of peer-led programs for self-management of general medical conditions for this population.Methods:This randomized study enrolled 400 participants with a serious mental illness and one or more chronic general medical conditions across three community mental health clinics. Participants were randomly assigned to the Health and Recovery Peer (HARP) program, a self-management program for general medical conditions led by certified peer specialists (N=198), or to usual care (N=202). Assessments were conducted at baseline and three and six months.Results:At six months, participants in the intervention group demonstrated a significant differential improvement in the primary study outcome, health-related quality of life. Specifically, compared with the usual care group, intervention participants had greater improvement in the Short-Form Health Survey physical component summary (an increase of 2.7 versus 1.4 points, p=.046) and mental component summary (4.6 versus 2.5 points, p=.039). Significantly greater six-month improvements in mental health recovery were seen for the intervention group (p=.02), but no other between-group differences in secondary outcome measures were significant.Conclusions:The HARP program was associated with improved physical health? and mental health?related quality of life among individuals with serious mental illness and comorbid general medical conditions, suggesting the potential benefits of more widespread dissemination of peer-led disease self-management in this population.","container-title":"Psychiatric Services","DOI":"10.1176/appi.ps.201700352","ISSN":"1075-2730","issue":"5","note":"publisher: American Psychiatric Publishing\nCitation Key: Druss2018","page":"529-535","title":"Peer-Led Self-Management of General Medical Conditions for Patients With Serious Mental Illnesses: A Randomized Trial","volume":"69","author":[{"family":"Druss","given":"Benjamin G"},{"family":"Singh","given":"Manasvini"},{"family":"Esenwein","given":"Silke A","non-dropping-particle":"von"},{"family":"Glick","given":"Gretl E"},{"family":"Tapscott","given":"Stephanie"},{"family":"Tucker","given":"Sherry Jenkins"},{"family":"Lally","given":"Cathy A"},{"family":"Sterling","given":"Evelina W"}],"issued":{"date-parts":[["2018",2,1]]}}},{"id":1154,"uris":["http://zotero.org/users/17688719/items/4ERH7DEA"],"itemData":{"id":1154,"type":"article-journal","abstract":"OBJECTIVE: Outcomes for negative symptoms over a one-year period were examined in two groups of patients, one receiving psychoeducational multiple-family group treatment and one receiving standard care. METHODS: A total of 63 outpatients, ages 18 to 45 years, with DSM-IV diagnoses of schizophrenic disorders were randomly assigned to standard care or multiple-family group psychoeducation treatment at a large mental health center in Spokane, Washington. Treatment assignment was stratified by whether patients were taking typical or atypical antipsychotic medications. Negative symptom status was monitored monthly for one year by raters blind to group assignment and measured as a composite of five symptoms using the Modified Scale for the Assessment of Negative Symptoms. RESULTS: When the analysis controlled for baseline negative symptoms, participants in the multiple-family group experienced significantly reduced negative symptoms compared with those receiving standard care. Taking atypical antipsychotic medication or having a diagnosis of substance abuse was not associated with the severity of negative symptoms. An additional analysis of the five individual negative symptoms indicated small but consistent group differences on all dimensions except inattention. Negative symptoms were significantly correlated with relapse to acute illness but not with outpatient or inpatient service use. CONCLUSIONS: The study demonstrated that a psychoeducational multiple-family group intervention was more effective than standard care in managing negative symptoms over a 12-month period. The results are particularly relevant because negative symptoms are associated with relapse, poor social and occupational functioning, cognitive impairment, and lower subjective quality of life.","container-title":"Psychiatric Services","DOI":"10.1176/appi.ps.51.4.513","ISSN":"1075-2730","issue":"4","note":"publisher: American Psychiatric Publishing\nCitation Key: Dyck2000","page":"513-519","title":"Management of Negative Symptoms Among Patients With Schizophrenia Attending Multiple-Family Groups","volume":"51","author":[{"family":"Dyck","given":"Dennis G"},{"family":"Short","given":"Robert A"},{"family":"Hendryx","given":"Michael S"},{"family":"Norell","given":"Diane"},{"family":"Myers","given":"Michael"},{"family":"Patterson","given":"Tad"},{"family":"McDonell","given":"Michael G"},{"family":"Voss","given":"William D"},{"family":"McFarlane","given":"William R"}],"issued":{"date-parts":[["2000",4,1]]}}},{"id":1176,"uris":["http://zotero.org/users/17688719/items/BUUEN7EY"],"itemData":{"id":1176,"type":"article-journal","abstract":"The stress associated with managing a first episode of schizophrenia and the secondary psychological sequelae may predispose young people to the phenomenon of illness engulfment, whereby personal identity is lost and replaced with a sense of self defined entirely by the illness. The overall objective of this pilot project was to provide an initial evaluation of the impact of a novel group intervention targeting improvement of self-concept (engulfment) and overall quality of life for young adults recovering from a first episode of schizophrenia. Fifty-two young adults diagnosed with a DSM-IV schizophrenia spectrum disorder were sequentially assigned to either a 12-week group intervention that provided members with opportunities to attain healthy self-concepts or a control group that received high quality treatment as usual. The two groups were compared on pretreatment, post-treatment, and 3-month post-treatment measures of engulfment, quality of life, and psychiatric symptoms. Allowing for dropouts, 26 subjects remained in the treatment group and 14 subjects in the control group after the 3-month follow-up. Participants in the treatment group demonstrated significant improvement in engulfment, quality of life (intrapsychic subscale) and symptoms, while the comparison group did not change. These preliminary results provide support for the benefits of a group intervention designed to enhance self-concept and to minimize the engulfing effects of illness. (PsycINFO Database Record (c) 2016 APA, all rights reserved)","container-title":"Psychiatric Rehabilitation Journal","DOI":"10.2975/30.2006.105.111","issue":"2","note":"publisher: International Association of Psychosocial Rehabilitation Services and Department of Rehabilitation Counseling, Sargent College of Health and Rehabilitation Services, Boston University\nCitation Key: McCay2006\npublisher-place: McCay, Elizabeth: School of Nursing, Ryerson University, 350 Victoria St., Toronto, ON, Canada, M5B 2K3, bmccay@ryerson.ca\nISBN: 1559-3126(Electronic),1095-158X(Print)","page":"105-111","title":"A Group Intervention to Promote Healthy Self-Concepts and Guide Recovery in First Episode Schizophrenia: A Pilot Study.","volume":"30","author":[{"family":"McCay","given":"Elizabeth"},{"family":"Beanlands","given":"Heather"},{"family":"Leszcz","given":"Molyn"},{"family":"Goering","given":"Paula"},{"family":"Seeman","given":"Mary V"},{"family":"Ryan","given":"Kathryn"},{"family":"Johnston","given":"Nancy"},{"family":"Vishnevsky","given":"Tanya"}],"issued":{"date-parts":[["2006"]]}}},{"id":1179,"uris":["http://zotero.org/users/17688719/items/TQWFGBRP"],"itemData":{"id":1179,"type":"article-journal","container-title":"Australian e-journal for the advancement of mental health","DOI":"10.5172/jamh.6.3.212","ISSN":"1446-7984, 1446-7984","issue":"3","note":"Citation Key: McCay2007","title":"A randomised controlled trial of a group intervention to reduce engulfment and self-stigmatisation in first episode schizophrenia","URL":"https://www.proquest.com/scholarly-journals/randomised-controlled-trial-group-intervention/docview/37000639/se-2?accountid=27042","volume":"6","author":[{"family":"McCay","given":"Elizabeth"},{"family":"Heather","given":"Beanlands"},{"family":"Robert","given":"Zipursky"},{"family":"Roy","given":"Paul"},{"family":"Leszcz","given":"Molyn"},{"family":"Landeen","given":"Janet"},{"family":"Ryan","given":"Kathy"},{"family":"Conrad","given":"Gretchen"},{"family":"Romano","given":"Donna"},{"family":"Francis","given":"Daphene"},{"family":"Hunt","given":"Jennifer"},{"family":"Constantini","given":"Lucia"},{"family":"Chan","given":"Eugene"}],"issued":{"date-parts":[["2007",11]]}}},{"id":1161,"uris":["http://zotero.org/users/17688719/items/UAIJYEC5"],"itemData":{"id":1161,"type":"article-journal","abstract":"Background:People with long-term unemployment and mental health problems often find it difficult to take active steps toward help-seeking and job search and to navigate the complex system of available services. Likewise, job center staff would welcome interventions to improve the reintegration of long-term unemployed individuals with mental health problems into the labor market.Aim:To examine the efficacy of a peer-led group program that supports unemployed people with mental health problems in terms of help-seeking, job search and recovery.Methods:Based on participatory research, a four-session group program was designed and evaluated in a pilot randomized controlled trial (RCT) with 42 participants, randomized to the program (n?=?23) or treatment as usual (n?=?19). Outcomes were assessed at baseline (T0), 3?weeks (T1), 6?weeks (T2) and 6?months later (T3).Results:There were no significant intervention effects on primary outcomes (job search self-efficacy and help-seeking). But compared to the control group, intervention participants showed significant improvements in depressive symptoms (p?=?.02) and recovery (p?=?.04) at T2 with medium effect sizes. There were trend-level positive program effects on self-stigma, hopelessness and secrecy.Conclusion:This pilot RCT provides initial evidence for the efficacy of a peer-led group program to improve symptoms and recovery among unemployed participants with mental health problems.","container-title":"International Journal of Social Psychiatry","DOI":"10.1177/0020764019846171","ISSN":"0020-7640","issue":"4","note":"publisher: SAGE Publications Ltd\nCitation Key: Rüsch2019","page":"333-337","title":"Efficacy of a peer-led group program for unemployed people with mental health problems: Pilot randomized controlled trial","volume":"65","author":[{"family":"Rüsch","given":"Nicolas"},{"family":"Staiger","given":"Tobias"},{"family":"Waldmann","given":"Tamara"},{"family":"Dekoj","given":"Marie Christine"},{"family":"Brosch","given":"Thorsten"},{"family":"Gabriel","given":"Lisa"},{"family":"Bahemann","given":"Andreas"},{"family":"Oexle","given":"Nathalie"},{"family":"Klein","given":"Thomas"},{"family":"Nehf","given":"Luise"},{"family":"Becker","given":"Thomas"}],"issued":{"date-parts":[["2019",5,6]]}}},{"id":3220,"uris":["http://zotero.org/users/17688719/items/ZDRA2JT9"],"itemData":{"id":3220,"type":"article-journal","container-title":"Psychiatric services (Washington, D.C.)","DOI":"10.1176/ps.2009.60.9.1182","issue":"9","page":"1182-1189","title":"A comparison of the life goals program and treatment as usual for individuals with bipolar disorder","volume":"60","author":[{"literal":"Sajatovic M"},{"literal":"Davies MA"},{"literal":"Ganocy SJ"},{"literal":"Bauer MS"},{"literal":"Cassidy KA"},{"literal":"Hays RW"},{"literal":"Safavi R"},{"literal":"Blow FC"},{"literal":"Calabrese JR"}],"issued":{"date-parts":[["2009"]]}}},{"id":1168,"uris":["http://zotero.org/users/17688719/items/WVE8WZ9W"],"itemData":{"id":1168,"type":"article-journal","container-title":"BMC psychiatry","DOI":"10.1186/s12888-016-0838-1","note":"publisher: Springer\nCitation Key: Saloheimo2016","page":"1-9","title":"Psychotherapy effectiveness for major depression: a randomized trial in a Finnish community","volume":"16","author":[{"family":"Saloheimo","given":"Hannu P"},{"family":"Markowitz","given":"John"},{"family":"Saloheimo","given":"Tuija H"},{"family":"Laitinen","given":"Jarmo J"},{"family":"Sundell","given":"Jari"},{"family":"Huttunen","given":"Matti O"},{"family":"A. Aro","given":"Timo"},{"family":"Mikkonen","given":"Tuitu N"},{"family":"O. Katila","given":"Heikki"}],"issued":{"date-parts":[["2016"]]}}}],"schema":"https://github.com/citation-style-language/schema/raw/master/csl-citation.json"} </w:instrText>
+            </w:r>
+            <w:r>
+              <w:rPr>
+                <w:rFonts w:ascii="Times New Roman" w:hAnsi="Times New Roman" w:cs="Times New Roman"/>
+                <w:sz w:val="18"/>
+              </w:rPr>
+              <w:fldChar w:fldCharType="separate"/>
+            </w:r>
+            <w:r>
+              <w:rPr>
+                <w:rFonts w:ascii="Times New Roman" w:hAnsi="Times New Roman" w:cs="Times New Roman"/>
+                <w:kern w:val="0"/>
+                <w:sz w:val="18"/>
+                <w:vertAlign w:val="superscript"/>
+              </w:rPr>
+              <w:t>33–40</w:t>
+            </w:r>
+            <w:r>
+              <w:rPr>
+                <w:rFonts w:ascii="Times New Roman" w:hAnsi="Times New Roman" w:cs="Times New Roman"/>
+                <w:sz w:val="18"/>
+              </w:rPr>
+              <w:fldChar w:fldCharType="end"/>
+            </w:r>
           </w:p>
         </w:tc>
         <w:tc>
@@ -1823,6 +2021,43 @@
               </w:rPr>
               <w:t>Addiction management</w:t>
             </w:r>
+            <w:r>
+              <w:rPr>
+                <w:rFonts w:ascii="Times New Roman" w:hAnsi="Times New Roman" w:cs="Times New Roman"/>
+                <w:sz w:val="18"/>
+              </w:rPr>
+              <w:fldChar w:fldCharType="begin"/>
+            </w:r>
+            <w:r>
+              <w:rPr>
+                <w:rFonts w:ascii="Times New Roman" w:hAnsi="Times New Roman" w:cs="Times New Roman"/>
+                <w:sz w:val="18"/>
+              </w:rPr>
+              <w:instrText xml:space="preserve"> ADDIN ZOTERO_ITEM CSL_CITATION {"citationID":"1Uq5Z3yc","properties":{"formattedCitation":"\\super 41,42\\nosupersub{}","plainCitation":"41,42","noteIndex":0},"citationItems":[{"id":3180,"uris":["http://zotero.org/users/17688719/items/KCEYELHJ"],"itemData":{"id":3180,"type":"article-journal","container-title":"Psychological Medicine","issue":"6","page":"983-990","title":"A group intervention which assists patients with dual diagnosis reduce their drug use: A randomized controlled trial","volume":"34","author":[{"literal":"James W"},{"literal":"Preston N J"},{"literal":"Koh G"},{"literal":"Spencer C"},{"literal":"Kisely S R"},{"literal":"Castle D J"}],"issued":{"date-parts":[["2004"]]}}},{"id":1169,"uris":["http://zotero.org/users/17688719/items/7PIDLZQ2"],"itemData":{"id":1169,"type":"article-journal","abstract":"Background: Co-occurring posttraumatic stress disorder (PTSD) and substance use disorders (SUD) are associated with a more severe course and worse outcome than either disorder alone. In Europe, few treatments have been evaluated for PTSD and SUD. Seeking Safety, a manualized, integrated, cognitive-behavioural treatment, has been shown to be effective in studies in the USA. Objective: To test the efficacy of Seeking Safety plus treatment as usual (TAU) in female outpatients with PTSD and SUD compared to Relapse Prevention Training (RPT) plus TAU and TAU alone. Method: In five German study centres a total of N = 343 women were randomized into one of the three study conditions. PTSD severity (primary outcome), substance use, depression and emotion dysregulation (secondary outcomes) were assessed at baseline, post-treatment, as well as at three months and six months post-treatment. Results: Treatment participants attended M = 6.6 sessions (Seeking Safety) and M = 6.1 sessions (RPT). In an intent-to-treat analysis, Seeking Safety plus TAU, RPT plus TAU and TAU alone showed comparable decreases in PTSD severity over the course of the study. Seeking Safety plus TAU showed superior efficacy to TAU alone on depression and emotion regulation and RPT plus TAU was more effective than TAU alone on number of substance-free days and alcohol severity. Minimum-dose analyses suggest additional effects of both programmes among participants who attended at least eight group sessions. Conclusions: With respect to PTSD symptoms, a brief dose of Seeking Safety and RPT in addition to TAU was not superior to TAU alone in women with PTSD and SUD. However, Seeking Safety and RPT showed greater reductions than TAU alone in other domains of psychopathology and substance use outcomes respectively. Future studies should investigate further variables, such as what aspects of each treatment appeal to particular patients and how best to disseminate them. (PsycInfo Database Record (c) 2020 APA, all rights reserved)","container-title":"European Journal of Psychotraumatology","DOI":"10.1080/20008198.2019.1577092","issue":"1","note":"publisher: Taylor &amp; Francis\nCitation Key: Schäfer2019\npublisher-place: Schäfer, Ingo: Center for Interdisciplinary Addiction Research, Department of Psychiatry and Psychotherapy, University Medical Center Hamburg-Eppendorf, Martinistrasse 52, Hamburg, Germany, 20246, i.schaefer@uke.de\nISBN: 2000-8066(Electronic)","title":"A multisite randomized controlled trial of Seeking Safety vs. Relapse Prevention Training for women with co-occurring posttraumatic stress disorder and substance use disorders.","volume":"10","author":[{"family":"Schäfer","given":"Ingo"},{"family":"Lotzin","given":"Annett"},{"family":"Hiller","given":"Philipp"},{"family":"Sehner","given":"Susanne"},{"family":"Driessen","given":"Martin"},{"family":"Hillemacher","given":"Thomas"},{"family":"Schäfer","given":"Martin"},{"family":"Scherbaum","given":"Norbert"},{"family":"Schneider","given":"Barbara"},{"family":"Grundmann","given":"Johanna"}],"issued":{"date-parts":[["2019"]]}}}],"schema":"https://github.com/citation-style-language/schema/raw/master/csl-citation.json"} </w:instrText>
+            </w:r>
+            <w:r>
+              <w:rPr>
+                <w:rFonts w:ascii="Times New Roman" w:hAnsi="Times New Roman" w:cs="Times New Roman"/>
+                <w:sz w:val="18"/>
+              </w:rPr>
+              <w:fldChar w:fldCharType="separate"/>
+            </w:r>
+            <w:r>
+              <w:rPr>
+                <w:rFonts w:ascii="Times New Roman" w:hAnsi="Times New Roman" w:cs="Times New Roman"/>
+                <w:kern w:val="0"/>
+                <w:sz w:val="18"/>
+                <w:vertAlign w:val="superscript"/>
+              </w:rPr>
+              <w:t>41,42</w:t>
+            </w:r>
+            <w:r>
+              <w:rPr>
+                <w:rFonts w:ascii="Times New Roman" w:hAnsi="Times New Roman" w:cs="Times New Roman"/>
+                <w:sz w:val="18"/>
+              </w:rPr>
+              <w:fldChar w:fldCharType="end"/>
+            </w:r>
           </w:p>
         </w:tc>
         <w:tc>
@@ -2958,8 +3193,116 @@
         <w:jc w:val="both"/>
         <w:rPr>
           <w:rFonts w:ascii="Times New Roman" w:hAnsi="Times New Roman" w:cs="Times New Roman"/>
+          <w:sz w:val="18"/>
+          <w:szCs w:val="18"/>
         </w:rPr>
       </w:pPr>
+      <w:r>
+        <w:rPr>
+          <w:rFonts w:ascii="Times New Roman" w:hAnsi="Times New Roman" w:cs="Times New Roman"/>
+          <w:i/>
+          <w:iCs/>
+          <w:sz w:val="18"/>
+          <w:szCs w:val="18"/>
+        </w:rPr>
+        <w:t>Note</w:t>
+      </w:r>
+      <w:r>
+        <w:rPr>
+          <w:rFonts w:ascii="Times New Roman" w:hAnsi="Times New Roman" w:cs="Times New Roman"/>
+          <w:sz w:val="18"/>
+          <w:szCs w:val="18"/>
+        </w:rPr>
+        <w:t xml:space="preserve">. </w:t>
+      </w:r>
+      <w:r>
+        <w:rPr>
+          <w:rFonts w:ascii="Times New Roman" w:hAnsi="Times New Roman" w:cs="Times New Roman"/>
+          <w:sz w:val="18"/>
+          <w:szCs w:val="18"/>
+        </w:rPr>
+        <w:t>The numbers might sum to more than 62</w:t>
+      </w:r>
+      <w:r>
+        <w:rPr>
+          <w:rFonts w:ascii="Times New Roman" w:hAnsi="Times New Roman" w:cs="Times New Roman"/>
+          <w:sz w:val="18"/>
+          <w:szCs w:val="18"/>
+        </w:rPr>
+        <w:t xml:space="preserve"> (i.e., 65)</w:t>
+      </w:r>
+      <w:r>
+        <w:rPr>
+          <w:rFonts w:ascii="Times New Roman" w:hAnsi="Times New Roman" w:cs="Times New Roman"/>
+          <w:sz w:val="18"/>
+          <w:szCs w:val="18"/>
+        </w:rPr>
+        <w:t xml:space="preserve"> </w:t>
+      </w:r>
+      <w:r>
+        <w:rPr>
+          <w:rFonts w:ascii="Times New Roman" w:hAnsi="Times New Roman" w:cs="Times New Roman"/>
+          <w:sz w:val="18"/>
+          <w:szCs w:val="18"/>
+        </w:rPr>
+        <w:t xml:space="preserve">and </w:t>
+      </w:r>
+      <w:r>
+        <w:rPr>
+          <w:rFonts w:ascii="Times New Roman" w:hAnsi="Times New Roman" w:cs="Times New Roman"/>
+          <w:sz w:val="18"/>
+          <w:szCs w:val="18"/>
+        </w:rPr>
+        <w:t>49</w:t>
+      </w:r>
+      <w:r>
+        <w:rPr>
+          <w:rFonts w:ascii="Times New Roman" w:hAnsi="Times New Roman" w:cs="Times New Roman"/>
+          <w:sz w:val="18"/>
+          <w:szCs w:val="18"/>
+        </w:rPr>
+        <w:t xml:space="preserve"> (i.e. 52)</w:t>
+      </w:r>
+      <w:r>
+        <w:rPr>
+          <w:rFonts w:ascii="Times New Roman" w:hAnsi="Times New Roman" w:cs="Times New Roman"/>
+          <w:sz w:val="18"/>
+          <w:szCs w:val="18"/>
+        </w:rPr>
+        <w:t xml:space="preserve"> studies included meta-analysis</w:t>
+      </w:r>
+      <w:r>
+        <w:rPr>
+          <w:rFonts w:ascii="Times New Roman" w:hAnsi="Times New Roman" w:cs="Times New Roman"/>
+          <w:sz w:val="18"/>
+          <w:szCs w:val="18"/>
+        </w:rPr>
+        <w:t>,</w:t>
+      </w:r>
+      <w:r>
+        <w:rPr>
+          <w:rFonts w:ascii="Times New Roman" w:hAnsi="Times New Roman" w:cs="Times New Roman"/>
+          <w:sz w:val="18"/>
+          <w:szCs w:val="18"/>
+        </w:rPr>
+        <w:t xml:space="preserve"> as three studies contributed</w:t>
+      </w:r>
+      <w:r>
+        <w:rPr>
+          <w:rFonts w:ascii="Times New Roman" w:hAnsi="Times New Roman" w:cs="Times New Roman"/>
+          <w:sz w:val="18"/>
+          <w:szCs w:val="18"/>
+        </w:rPr>
+        <w:t xml:space="preserve"> </w:t>
+      </w:r>
+      <w:r>
+        <w:rPr>
+          <w:rFonts w:ascii="Times New Roman" w:hAnsi="Times New Roman" w:cs="Times New Roman"/>
+          <w:sz w:val="18"/>
+          <w:szCs w:val="18"/>
+        </w:rPr>
+        <w:t>with two treatments each.</w:t>
+      </w:r>
     </w:p>
     <w:p>
       <w:pPr>
@@ -3030,19 +3373,7 @@
         <w:rPr>
           <w:rFonts w:ascii="Times New Roman" w:hAnsi="Times New Roman" w:cs="Times New Roman"/>
         </w:rPr>
-        <w:t xml:space="preserve">Table </w:t>
-      </w:r>
-      <w:r>
-        <w:rPr>
-          <w:rFonts w:ascii="Times New Roman" w:hAnsi="Times New Roman" w:cs="Times New Roman"/>
-        </w:rPr>
-        <w:t>2</w:t>
-      </w:r>
-      <w:r>
-        <w:rPr>
-          <w:rFonts w:ascii="Times New Roman" w:hAnsi="Times New Roman" w:cs="Times New Roman"/>
-        </w:rPr>
-        <w:t xml:space="preserve"> shows that the included studies covered a clinically diverse population, but with a clear concentration around schizophrenia or other primary psychotic disorders, followed by depressive, bipolar</w:t>
+        <w:t>Table 2 shows that the included studies covered a clinically diverse population, but with a clear concentration around schizophrenia or other primary psychotic disorders, followed by depressive, bipolar</w:t>
       </w:r>
       <w:r>
         <w:rPr>
@@ -3066,20 +3397,7 @@
         <w:rPr>
           <w:rFonts w:ascii="Times New Roman" w:hAnsi="Times New Roman" w:cs="Times New Roman"/>
         </w:rPr>
-        <w:t xml:space="preserve">and criminal justice involvement were rarely represented. Notably, nearly half of the studies </w:t>
-      </w:r>
-      <w:r>
-        <w:rPr>
-          <w:rFonts w:ascii="Times New Roman" w:hAnsi="Times New Roman" w:cs="Times New Roman"/>
-        </w:rPr>
-        <w:lastRenderedPageBreak/>
-        <w:t>did not clearly specify the form of social marginalization, suggesting that the evidence base is stronger on psychiatric diagnoses than on the social conditions that define marginalization</w:t>
-      </w:r>
-      <w:r>
-        <w:rPr>
-          <w:rFonts w:ascii="Times New Roman" w:hAnsi="Times New Roman" w:cs="Times New Roman"/>
-        </w:rPr>
-        <w:t>.</w:t>
+        <w:t>and criminal justice involvement were rarely represented. Notably, nearly half of the studies did not clearly specify the form of social marginalization, suggesting that the evidence base is stronger on psychiatric diagnoses than on the social conditions that define marginalization.</w:t>
       </w:r>
     </w:p>
     <w:p>
@@ -3115,133 +3433,127 @@
       <w:tblPr>
         <w:tblStyle w:val="TableGrid"/>
         <w:tblW w:w="0" w:type="auto"/>
-        <w:tblBorders>
-          <w:top w:val="none" w:sz="0" w:space="0" w:color="auto"/>
-          <w:left w:val="none" w:sz="0" w:space="0" w:color="auto"/>
-          <w:bottom w:val="none" w:sz="0" w:space="0" w:color="auto"/>
-          <w:right w:val="none" w:sz="0" w:space="0" w:color="auto"/>
-          <w:insideH w:val="none" w:sz="0" w:space="0" w:color="auto"/>
-          <w:insideV w:val="none" w:sz="0" w:space="0" w:color="auto"/>
-        </w:tblBorders>
+        <w:jc w:val="center"/>
         <w:tblLook w:val="04A0" w:firstRow="1" w:lastRow="0" w:firstColumn="1" w:lastColumn="0" w:noHBand="0" w:noVBand="1"/>
       </w:tblPr>
       <w:tblGrid>
-        <w:gridCol w:w="4111"/>
-        <w:gridCol w:w="3969"/>
+        <w:gridCol w:w="5600"/>
+        <w:gridCol w:w="2000"/>
+        <w:gridCol w:w="2200"/>
       </w:tblGrid>
       <w:tr>
-        <w:tc>
-          <w:tcPr>
-            <w:tcW w:w="4111" w:type="dxa"/>
-            <w:tcBorders>
-              <w:top w:val="single" w:sz="4" w:space="0" w:color="auto"/>
-              <w:bottom w:val="single" w:sz="4" w:space="0" w:color="auto"/>
-            </w:tcBorders>
-          </w:tcPr>
-          <w:p>
-            <w:pPr>
-              <w:spacing w:line="276" w:lineRule="auto"/>
-              <w:rPr>
-                <w:rFonts w:cstheme="minorHAnsi"/>
+        <w:trPr>
+          <w:tblHeader/>
+          <w:jc w:val="center"/>
+        </w:trPr>
+        <w:tc>
+          <w:tcPr>
+            <w:tcW w:w="5600" w:type="dxa"/>
+            <w:shd w:val="clear" w:color="auto" w:fill="D9EAF7"/>
+            <w:vAlign w:val="center"/>
+          </w:tcPr>
+          <w:p>
+            <w:pPr>
+              <w:rPr>
+                <w:sz w:val="18"/>
+                <w:szCs w:val="18"/>
+              </w:rPr>
+            </w:pPr>
+            <w:r>
+              <w:rPr>
+                <w:rFonts w:eastAsia="Arial"/>
                 <w:b/>
                 <w:sz w:val="18"/>
                 <w:szCs w:val="18"/>
                 <w:lang w:val="en-US"/>
               </w:rPr>
-            </w:pPr>
-            <w:r>
-              <w:rPr>
-                <w:rFonts w:cstheme="minorHAnsi"/>
+              <w:t>Characteristics of the participants</w:t>
+            </w:r>
+          </w:p>
+        </w:tc>
+        <w:tc>
+          <w:tcPr>
+            <w:tcW w:w="2000" w:type="dxa"/>
+            <w:shd w:val="clear" w:color="auto" w:fill="D9EAF7"/>
+            <w:vAlign w:val="center"/>
+          </w:tcPr>
+          <w:p>
+            <w:pPr>
+              <w:jc w:val="center"/>
+              <w:rPr>
+                <w:sz w:val="18"/>
+                <w:szCs w:val="18"/>
+              </w:rPr>
+            </w:pPr>
+            <w:r>
+              <w:rPr>
+                <w:rFonts w:eastAsia="Arial"/>
                 <w:b/>
                 <w:sz w:val="18"/>
                 <w:szCs w:val="18"/>
-                <w:lang w:val="en-US"/>
-              </w:rPr>
-              <w:t>Characteristics of the participants</w:t>
-            </w:r>
-          </w:p>
-        </w:tc>
-        <w:tc>
-          <w:tcPr>
-            <w:tcW w:w="3969" w:type="dxa"/>
-            <w:tcBorders>
-              <w:top w:val="single" w:sz="4" w:space="0" w:color="auto"/>
-              <w:bottom w:val="single" w:sz="4" w:space="0" w:color="auto"/>
-            </w:tcBorders>
-          </w:tcPr>
-          <w:p>
-            <w:pPr>
-              <w:spacing w:line="276" w:lineRule="auto"/>
+              </w:rPr>
+              <w:t>Studies</w:t>
+            </w:r>
+            <w:r>
+              <w:rPr>
+                <w:rFonts w:eastAsia="Arial"/>
+                <w:b/>
+                <w:sz w:val="18"/>
+                <w:szCs w:val="18"/>
+              </w:rPr>
+              <w:t xml:space="preserve"> </w:t>
+            </w:r>
+          </w:p>
+        </w:tc>
+        <w:tc>
+          <w:tcPr>
+            <w:tcW w:w="2200" w:type="dxa"/>
+            <w:shd w:val="clear" w:color="auto" w:fill="D9EAF7"/>
+            <w:vAlign w:val="center"/>
+          </w:tcPr>
+          <w:p>
+            <w:pPr>
               <w:jc w:val="center"/>
               <w:rPr>
-                <w:rFonts w:cstheme="minorHAnsi"/>
+                <w:sz w:val="18"/>
+                <w:szCs w:val="18"/>
+              </w:rPr>
+            </w:pPr>
+            <w:r>
+              <w:rPr>
+                <w:rFonts w:eastAsia="Arial"/>
                 <w:b/>
                 <w:sz w:val="18"/>
                 <w:szCs w:val="18"/>
-                <w:lang w:val="en-US"/>
-              </w:rPr>
-            </w:pPr>
-            <w:r>
-              <w:rPr>
-                <w:rFonts w:cstheme="minorHAnsi"/>
-                <w:b/>
-                <w:sz w:val="18"/>
-                <w:szCs w:val="18"/>
-                <w:lang w:val="en-US"/>
-              </w:rPr>
-              <w:t>Number of studies</w:t>
-            </w:r>
-          </w:p>
-          <w:p>
-            <w:pPr>
-              <w:spacing w:line="276" w:lineRule="auto"/>
-              <w:jc w:val="center"/>
-              <w:rPr>
-                <w:rFonts w:cstheme="minorHAnsi"/>
-                <w:sz w:val="18"/>
-                <w:szCs w:val="18"/>
-                <w:lang w:val="en-US"/>
-              </w:rPr>
-            </w:pPr>
-            <w:r>
-              <w:rPr>
-                <w:rFonts w:cstheme="minorHAnsi"/>
-                <w:b/>
-                <w:sz w:val="18"/>
-                <w:szCs w:val="18"/>
-                <w:lang w:val="en-US"/>
-              </w:rPr>
-              <w:t>(N=62)</w:t>
+              </w:rPr>
+              <w:t>In meta-analysis</w:t>
             </w:r>
           </w:p>
         </w:tc>
       </w:tr>
       <w:tr>
-        <w:tc>
-          <w:tcPr>
-            <w:tcW w:w="4111" w:type="dxa"/>
-            <w:tcBorders>
-              <w:top w:val="single" w:sz="4" w:space="0" w:color="auto"/>
-            </w:tcBorders>
-          </w:tcPr>
-          <w:p>
-            <w:pPr>
-              <w:spacing w:line="276" w:lineRule="auto"/>
-              <w:rPr>
-                <w:rFonts w:cstheme="minorHAnsi"/>
+        <w:trPr>
+          <w:jc w:val="center"/>
+        </w:trPr>
+        <w:tc>
+          <w:tcPr>
+            <w:tcW w:w="5600" w:type="dxa"/>
+            <w:shd w:val="clear" w:color="auto" w:fill="EDEDED"/>
+            <w:vAlign w:val="center"/>
+          </w:tcPr>
+          <w:p>
+            <w:pPr>
+              <w:rPr>
+                <w:sz w:val="18"/>
+                <w:szCs w:val="18"/>
+              </w:rPr>
+            </w:pPr>
+            <w:r>
+              <w:rPr>
+                <w:rFonts w:eastAsia="Arial"/>
                 <w:b/>
                 <w:sz w:val="18"/>
                 <w:szCs w:val="18"/>
-                <w:lang w:val="en-US"/>
-              </w:rPr>
-            </w:pPr>
-            <w:r>
-              <w:rPr>
-                <w:rFonts w:cstheme="minorHAnsi"/>
-                <w:b/>
-                <w:sz w:val="18"/>
-                <w:szCs w:val="18"/>
-                <w:lang w:val="en-US"/>
               </w:rPr>
               <w:t>Mental health disorder</w:t>
             </w:r>
@@ -3249,47 +3561,56 @@
         </w:tc>
         <w:tc>
           <w:tcPr>
-            <w:tcW w:w="3969" w:type="dxa"/>
-            <w:tcBorders>
-              <w:top w:val="single" w:sz="4" w:space="0" w:color="auto"/>
-            </w:tcBorders>
-          </w:tcPr>
-          <w:p>
-            <w:pPr>
-              <w:spacing w:line="276" w:lineRule="auto"/>
-              <w:jc w:val="center"/>
-              <w:rPr>
-                <w:rFonts w:cstheme="minorHAnsi"/>
-                <w:sz w:val="18"/>
-                <w:szCs w:val="18"/>
-                <w:lang w:val="en-US"/>
+            <w:tcW w:w="2000" w:type="dxa"/>
+            <w:shd w:val="clear" w:color="auto" w:fill="EDEDED"/>
+            <w:vAlign w:val="center"/>
+          </w:tcPr>
+          <w:p>
+            <w:pPr>
+              <w:rPr>
+                <w:sz w:val="18"/>
+                <w:szCs w:val="18"/>
+              </w:rPr>
+            </w:pPr>
+          </w:p>
+        </w:tc>
+        <w:tc>
+          <w:tcPr>
+            <w:tcW w:w="2200" w:type="dxa"/>
+            <w:shd w:val="clear" w:color="auto" w:fill="EDEDED"/>
+            <w:vAlign w:val="center"/>
+          </w:tcPr>
+          <w:p>
+            <w:pPr>
+              <w:rPr>
+                <w:sz w:val="18"/>
+                <w:szCs w:val="18"/>
               </w:rPr>
             </w:pPr>
           </w:p>
         </w:tc>
       </w:tr>
       <w:tr>
-        <w:tc>
-          <w:tcPr>
-            <w:tcW w:w="4111" w:type="dxa"/>
-          </w:tcPr>
-          <w:p>
-            <w:pPr>
-              <w:spacing w:line="276" w:lineRule="auto"/>
-              <w:ind w:left="184" w:hanging="42"/>
-              <w:rPr>
-                <w:rFonts w:cstheme="minorHAnsi"/>
-                <w:sz w:val="18"/>
-                <w:szCs w:val="18"/>
-                <w:lang w:val="en-US"/>
-              </w:rPr>
-            </w:pPr>
-            <w:r>
-              <w:rPr>
-                <w:rFonts w:cstheme="minorHAnsi"/>
-                <w:sz w:val="18"/>
-                <w:szCs w:val="18"/>
-                <w:lang w:val="en-US"/>
+        <w:trPr>
+          <w:jc w:val="center"/>
+        </w:trPr>
+        <w:tc>
+          <w:tcPr>
+            <w:tcW w:w="5600" w:type="dxa"/>
+            <w:vAlign w:val="center"/>
+          </w:tcPr>
+          <w:p>
+            <w:pPr>
+              <w:rPr>
+                <w:sz w:val="18"/>
+                <w:szCs w:val="18"/>
+              </w:rPr>
+            </w:pPr>
+            <w:r>
+              <w:rPr>
+                <w:rFonts w:eastAsia="Arial"/>
+                <w:sz w:val="18"/>
+                <w:szCs w:val="18"/>
               </w:rPr>
               <w:t>Schizophrenia or other primary psychotic disorders</w:t>
             </w:r>
@@ -3297,53 +3618,72 @@
         </w:tc>
         <w:tc>
           <w:tcPr>
-            <w:tcW w:w="3969" w:type="dxa"/>
-          </w:tcPr>
-          <w:p>
-            <w:pPr>
-              <w:spacing w:line="276" w:lineRule="auto"/>
+            <w:tcW w:w="2000" w:type="dxa"/>
+            <w:vAlign w:val="center"/>
+          </w:tcPr>
+          <w:p>
+            <w:pPr>
               <w:jc w:val="center"/>
               <w:rPr>
-                <w:rFonts w:cstheme="minorHAnsi"/>
-                <w:sz w:val="18"/>
-                <w:szCs w:val="18"/>
-                <w:lang w:val="en-US"/>
-              </w:rPr>
-            </w:pPr>
-            <w:r>
-              <w:rPr>
-                <w:rFonts w:cstheme="minorHAnsi"/>
-                <w:sz w:val="18"/>
-                <w:szCs w:val="18"/>
-                <w:lang w:val="en-US"/>
+                <w:sz w:val="18"/>
+                <w:szCs w:val="18"/>
+              </w:rPr>
+            </w:pPr>
+            <w:r>
+              <w:rPr>
+                <w:rFonts w:eastAsia="Arial"/>
+                <w:sz w:val="18"/>
+                <w:szCs w:val="18"/>
               </w:rPr>
               <w:t>36</w:t>
+            </w:r>
+          </w:p>
+        </w:tc>
+        <w:tc>
+          <w:tcPr>
+            <w:tcW w:w="2200" w:type="dxa"/>
+            <w:vAlign w:val="center"/>
+          </w:tcPr>
+          <w:p>
+            <w:pPr>
+              <w:jc w:val="center"/>
+              <w:rPr>
+                <w:sz w:val="18"/>
+                <w:szCs w:val="18"/>
+              </w:rPr>
+            </w:pPr>
+            <w:r>
+              <w:rPr>
+                <w:rFonts w:eastAsia="Arial"/>
+                <w:sz w:val="18"/>
+                <w:szCs w:val="18"/>
+              </w:rPr>
+              <w:t>25</w:t>
             </w:r>
           </w:p>
         </w:tc>
       </w:tr>
       <w:tr>
-        <w:tc>
-          <w:tcPr>
-            <w:tcW w:w="4111" w:type="dxa"/>
-          </w:tcPr>
-          <w:p>
-            <w:pPr>
-              <w:spacing w:line="276" w:lineRule="auto"/>
-              <w:ind w:left="184"/>
-              <w:rPr>
-                <w:rFonts w:cstheme="minorHAnsi"/>
-                <w:sz w:val="18"/>
-                <w:szCs w:val="18"/>
-                <w:lang w:val="en-US"/>
-              </w:rPr>
-            </w:pPr>
-            <w:r>
-              <w:rPr>
-                <w:rFonts w:cstheme="minorHAnsi"/>
-                <w:sz w:val="18"/>
-                <w:szCs w:val="18"/>
-                <w:lang w:val="en-US"/>
+        <w:trPr>
+          <w:jc w:val="center"/>
+        </w:trPr>
+        <w:tc>
+          <w:tcPr>
+            <w:tcW w:w="5600" w:type="dxa"/>
+            <w:vAlign w:val="center"/>
+          </w:tcPr>
+          <w:p>
+            <w:pPr>
+              <w:rPr>
+                <w:sz w:val="18"/>
+                <w:szCs w:val="18"/>
+              </w:rPr>
+            </w:pPr>
+            <w:r>
+              <w:rPr>
+                <w:rFonts w:eastAsia="Arial"/>
+                <w:sz w:val="18"/>
+                <w:szCs w:val="18"/>
               </w:rPr>
               <w:t>Borderline personality disorder</w:t>
             </w:r>
@@ -3351,141 +3691,143 @@
         </w:tc>
         <w:tc>
           <w:tcPr>
-            <w:tcW w:w="3969" w:type="dxa"/>
-          </w:tcPr>
-          <w:p>
-            <w:pPr>
-              <w:spacing w:line="276" w:lineRule="auto"/>
+            <w:tcW w:w="2000" w:type="dxa"/>
+            <w:vAlign w:val="center"/>
+          </w:tcPr>
+          <w:p>
+            <w:pPr>
               <w:jc w:val="center"/>
               <w:rPr>
-                <w:rFonts w:cstheme="minorHAnsi"/>
-                <w:sz w:val="18"/>
-                <w:szCs w:val="18"/>
-                <w:lang w:val="en-US"/>
-              </w:rPr>
-            </w:pPr>
-            <w:r>
-              <w:rPr>
-                <w:rFonts w:cstheme="minorHAnsi"/>
-                <w:sz w:val="18"/>
-                <w:szCs w:val="18"/>
-                <w:lang w:val="en-US"/>
+                <w:sz w:val="18"/>
+                <w:szCs w:val="18"/>
+              </w:rPr>
+            </w:pPr>
+            <w:r>
+              <w:rPr>
+                <w:rFonts w:eastAsia="Arial"/>
+                <w:sz w:val="18"/>
+                <w:szCs w:val="18"/>
               </w:rPr>
               <w:t>8</w:t>
+            </w:r>
+          </w:p>
+        </w:tc>
+        <w:tc>
+          <w:tcPr>
+            <w:tcW w:w="2200" w:type="dxa"/>
+            <w:vAlign w:val="center"/>
+          </w:tcPr>
+          <w:p>
+            <w:pPr>
+              <w:jc w:val="center"/>
+              <w:rPr>
+                <w:sz w:val="18"/>
+                <w:szCs w:val="18"/>
+              </w:rPr>
+            </w:pPr>
+            <w:r>
+              <w:rPr>
+                <w:rFonts w:eastAsia="Arial"/>
+                <w:sz w:val="18"/>
+                <w:szCs w:val="18"/>
+              </w:rPr>
+              <w:t>4</w:t>
             </w:r>
           </w:p>
         </w:tc>
       </w:tr>
       <w:tr>
-        <w:tc>
-          <w:tcPr>
-            <w:tcW w:w="4111" w:type="dxa"/>
-          </w:tcPr>
-          <w:p>
-            <w:pPr>
-              <w:spacing w:line="276" w:lineRule="auto"/>
-              <w:ind w:left="184"/>
-              <w:rPr>
-                <w:rFonts w:cstheme="minorHAnsi"/>
-                <w:sz w:val="18"/>
-                <w:szCs w:val="18"/>
-                <w:lang w:val="en-US"/>
-              </w:rPr>
-            </w:pPr>
-            <w:r>
-              <w:rPr>
-                <w:rFonts w:cstheme="minorHAnsi"/>
-                <w:sz w:val="18"/>
-                <w:szCs w:val="18"/>
-                <w:lang w:val="en-US"/>
-              </w:rPr>
-              <w:t>Pe</w:t>
-            </w:r>
-            <w:proofErr w:type="spellStart"/>
-            <w:r>
-              <w:rPr>
-                <w:rFonts w:cstheme="minorHAnsi"/>
-                <w:sz w:val="18"/>
-                <w:szCs w:val="18"/>
-              </w:rPr>
-              <w:t>rsonality</w:t>
-            </w:r>
-            <w:proofErr w:type="spellEnd"/>
-            <w:r>
-              <w:rPr>
-                <w:rFonts w:cstheme="minorHAnsi"/>
-                <w:sz w:val="18"/>
-                <w:szCs w:val="18"/>
-              </w:rPr>
-              <w:t xml:space="preserve"> </w:t>
-            </w:r>
-            <w:proofErr w:type="spellStart"/>
-            <w:r>
-              <w:rPr>
-                <w:rFonts w:cstheme="minorHAnsi"/>
-                <w:sz w:val="18"/>
-                <w:szCs w:val="18"/>
-              </w:rPr>
-              <w:t>disorders</w:t>
-            </w:r>
-            <w:r>
-              <w:rPr>
-                <w:rFonts w:cstheme="minorHAnsi"/>
-                <w:sz w:val="18"/>
-                <w:szCs w:val="18"/>
-                <w:vertAlign w:val="superscript"/>
-              </w:rPr>
-              <w:t>a</w:t>
-            </w:r>
-            <w:proofErr w:type="spellEnd"/>
-          </w:p>
-        </w:tc>
-        <w:tc>
-          <w:tcPr>
-            <w:tcW w:w="3969" w:type="dxa"/>
-          </w:tcPr>
-          <w:p>
-            <w:pPr>
-              <w:spacing w:line="276" w:lineRule="auto"/>
+        <w:trPr>
+          <w:jc w:val="center"/>
+        </w:trPr>
+        <w:tc>
+          <w:tcPr>
+            <w:tcW w:w="5600" w:type="dxa"/>
+            <w:vAlign w:val="center"/>
+          </w:tcPr>
+          <w:p>
+            <w:pPr>
+              <w:rPr>
+                <w:sz w:val="18"/>
+                <w:szCs w:val="18"/>
+              </w:rPr>
+            </w:pPr>
+            <w:r>
+              <w:rPr>
+                <w:rFonts w:eastAsia="Arial"/>
+                <w:sz w:val="18"/>
+                <w:szCs w:val="18"/>
+              </w:rPr>
+              <w:t>Personality disordersᵃ</w:t>
+            </w:r>
+          </w:p>
+        </w:tc>
+        <w:tc>
+          <w:tcPr>
+            <w:tcW w:w="2000" w:type="dxa"/>
+            <w:vAlign w:val="center"/>
+          </w:tcPr>
+          <w:p>
+            <w:pPr>
               <w:jc w:val="center"/>
               <w:rPr>
-                <w:rFonts w:cstheme="minorHAnsi"/>
-                <w:sz w:val="18"/>
-                <w:szCs w:val="18"/>
-                <w:lang w:val="en-US"/>
-              </w:rPr>
-            </w:pPr>
-            <w:r>
-              <w:rPr>
-                <w:rFonts w:cstheme="minorHAnsi"/>
-                <w:sz w:val="18"/>
-                <w:szCs w:val="18"/>
-                <w:lang w:val="en-US"/>
+                <w:sz w:val="18"/>
+                <w:szCs w:val="18"/>
+              </w:rPr>
+            </w:pPr>
+            <w:r>
+              <w:rPr>
+                <w:rFonts w:eastAsia="Arial"/>
+                <w:sz w:val="18"/>
+                <w:szCs w:val="18"/>
               </w:rPr>
               <w:t>10</w:t>
+            </w:r>
+          </w:p>
+        </w:tc>
+        <w:tc>
+          <w:tcPr>
+            <w:tcW w:w="2200" w:type="dxa"/>
+            <w:vAlign w:val="center"/>
+          </w:tcPr>
+          <w:p>
+            <w:pPr>
+              <w:jc w:val="center"/>
+              <w:rPr>
+                <w:sz w:val="18"/>
+                <w:szCs w:val="18"/>
+              </w:rPr>
+            </w:pPr>
+            <w:r>
+              <w:rPr>
+                <w:rFonts w:eastAsia="Arial"/>
+                <w:sz w:val="18"/>
+                <w:szCs w:val="18"/>
+              </w:rPr>
+              <w:t>9</w:t>
             </w:r>
           </w:p>
         </w:tc>
       </w:tr>
       <w:tr>
-        <w:tc>
-          <w:tcPr>
-            <w:tcW w:w="4111" w:type="dxa"/>
-          </w:tcPr>
-          <w:p>
-            <w:pPr>
-              <w:spacing w:line="276" w:lineRule="auto"/>
-              <w:ind w:left="184"/>
-              <w:rPr>
-                <w:rFonts w:cstheme="minorHAnsi"/>
-                <w:sz w:val="18"/>
-                <w:szCs w:val="18"/>
-                <w:lang w:val="en-US"/>
-              </w:rPr>
-            </w:pPr>
-            <w:r>
-              <w:rPr>
-                <w:rFonts w:cstheme="minorHAnsi"/>
+        <w:trPr>
+          <w:jc w:val="center"/>
+        </w:trPr>
+        <w:tc>
+          <w:tcPr>
+            <w:tcW w:w="5600" w:type="dxa"/>
+            <w:vAlign w:val="center"/>
+          </w:tcPr>
+          <w:p>
+            <w:pPr>
+              <w:rPr>
+                <w:sz w:val="18"/>
+                <w:szCs w:val="18"/>
+              </w:rPr>
+            </w:pPr>
+            <w:r>
+              <w:rPr>
+                <w:rFonts w:eastAsia="Arial"/>
                 <w:sz w:val="18"/>
                 <w:szCs w:val="18"/>
               </w:rPr>
@@ -3495,50 +3837,70 @@
         </w:tc>
         <w:tc>
           <w:tcPr>
-            <w:tcW w:w="3969" w:type="dxa"/>
-          </w:tcPr>
-          <w:p>
-            <w:pPr>
-              <w:spacing w:line="276" w:lineRule="auto"/>
+            <w:tcW w:w="2000" w:type="dxa"/>
+            <w:vAlign w:val="center"/>
+          </w:tcPr>
+          <w:p>
+            <w:pPr>
               <w:jc w:val="center"/>
               <w:rPr>
-                <w:rFonts w:cstheme="minorHAnsi"/>
-                <w:sz w:val="18"/>
-                <w:szCs w:val="18"/>
-                <w:lang w:val="en-US"/>
-              </w:rPr>
-            </w:pPr>
-            <w:r>
-              <w:rPr>
-                <w:rFonts w:cstheme="minorHAnsi"/>
-                <w:sz w:val="18"/>
-                <w:szCs w:val="18"/>
-                <w:lang w:val="en-US"/>
+                <w:sz w:val="18"/>
+                <w:szCs w:val="18"/>
+              </w:rPr>
+            </w:pPr>
+            <w:r>
+              <w:rPr>
+                <w:rFonts w:eastAsia="Arial"/>
+                <w:sz w:val="18"/>
+                <w:szCs w:val="18"/>
               </w:rPr>
               <w:t>25</w:t>
+            </w:r>
+          </w:p>
+        </w:tc>
+        <w:tc>
+          <w:tcPr>
+            <w:tcW w:w="2200" w:type="dxa"/>
+            <w:vAlign w:val="center"/>
+          </w:tcPr>
+          <w:p>
+            <w:pPr>
+              <w:jc w:val="center"/>
+              <w:rPr>
+                <w:sz w:val="18"/>
+                <w:szCs w:val="18"/>
+              </w:rPr>
+            </w:pPr>
+            <w:r>
+              <w:rPr>
+                <w:rFonts w:eastAsia="Arial"/>
+                <w:sz w:val="18"/>
+                <w:szCs w:val="18"/>
+              </w:rPr>
+              <w:t>23</w:t>
             </w:r>
           </w:p>
         </w:tc>
       </w:tr>
       <w:tr>
-        <w:tc>
-          <w:tcPr>
-            <w:tcW w:w="4111" w:type="dxa"/>
-          </w:tcPr>
-          <w:p>
-            <w:pPr>
-              <w:spacing w:line="276" w:lineRule="auto"/>
-              <w:ind w:left="184"/>
-              <w:rPr>
-                <w:rFonts w:cstheme="minorHAnsi"/>
-                <w:sz w:val="18"/>
-                <w:szCs w:val="18"/>
-                <w:lang w:val="en-US"/>
-              </w:rPr>
-            </w:pPr>
-            <w:r>
-              <w:rPr>
-                <w:rFonts w:cstheme="minorHAnsi"/>
+        <w:trPr>
+          <w:jc w:val="center"/>
+        </w:trPr>
+        <w:tc>
+          <w:tcPr>
+            <w:tcW w:w="5600" w:type="dxa"/>
+            <w:vAlign w:val="center"/>
+          </w:tcPr>
+          <w:p>
+            <w:pPr>
+              <w:rPr>
+                <w:sz w:val="18"/>
+                <w:szCs w:val="18"/>
+              </w:rPr>
+            </w:pPr>
+            <w:r>
+              <w:rPr>
+                <w:rFonts w:eastAsia="Arial"/>
                 <w:sz w:val="18"/>
                 <w:szCs w:val="18"/>
               </w:rPr>
@@ -3548,103 +3910,144 @@
         </w:tc>
         <w:tc>
           <w:tcPr>
-            <w:tcW w:w="3969" w:type="dxa"/>
-          </w:tcPr>
-          <w:p>
-            <w:pPr>
-              <w:spacing w:line="276" w:lineRule="auto"/>
+            <w:tcW w:w="2000" w:type="dxa"/>
+            <w:vAlign w:val="center"/>
+          </w:tcPr>
+          <w:p>
+            <w:pPr>
               <w:jc w:val="center"/>
               <w:rPr>
-                <w:rFonts w:cstheme="minorHAnsi"/>
-                <w:sz w:val="18"/>
-                <w:szCs w:val="18"/>
-                <w:lang w:val="en-US"/>
-              </w:rPr>
-            </w:pPr>
-            <w:r>
-              <w:rPr>
-                <w:rFonts w:cstheme="minorHAnsi"/>
-                <w:sz w:val="18"/>
-                <w:szCs w:val="18"/>
-                <w:lang w:val="en-US"/>
+                <w:sz w:val="18"/>
+                <w:szCs w:val="18"/>
+              </w:rPr>
+            </w:pPr>
+            <w:r>
+              <w:rPr>
+                <w:rFonts w:eastAsia="Arial"/>
+                <w:sz w:val="18"/>
+                <w:szCs w:val="18"/>
               </w:rPr>
               <w:t>20</w:t>
+            </w:r>
+          </w:p>
+        </w:tc>
+        <w:tc>
+          <w:tcPr>
+            <w:tcW w:w="2200" w:type="dxa"/>
+            <w:vAlign w:val="center"/>
+          </w:tcPr>
+          <w:p>
+            <w:pPr>
+              <w:jc w:val="center"/>
+              <w:rPr>
+                <w:sz w:val="18"/>
+                <w:szCs w:val="18"/>
+              </w:rPr>
+            </w:pPr>
+            <w:r>
+              <w:rPr>
+                <w:rFonts w:eastAsia="Arial"/>
+                <w:sz w:val="18"/>
+                <w:szCs w:val="18"/>
+              </w:rPr>
+              <w:t>15</w:t>
             </w:r>
           </w:p>
         </w:tc>
       </w:tr>
       <w:tr>
-        <w:tc>
-          <w:tcPr>
-            <w:tcW w:w="4111" w:type="dxa"/>
-          </w:tcPr>
-          <w:p>
-            <w:pPr>
-              <w:spacing w:line="276" w:lineRule="auto"/>
-              <w:ind w:left="184"/>
-              <w:rPr>
-                <w:rFonts w:cstheme="minorHAnsi"/>
-                <w:sz w:val="18"/>
-                <w:szCs w:val="18"/>
-                <w:lang w:val="en-US"/>
-              </w:rPr>
-            </w:pPr>
-            <w:r>
-              <w:rPr>
-                <w:rFonts w:cstheme="minorHAnsi"/>
-                <w:sz w:val="18"/>
-                <w:szCs w:val="18"/>
-              </w:rPr>
+        <w:trPr>
+          <w:jc w:val="center"/>
+        </w:trPr>
+        <w:tc>
+          <w:tcPr>
+            <w:tcW w:w="5600" w:type="dxa"/>
+            <w:vAlign w:val="center"/>
+          </w:tcPr>
+          <w:p>
+            <w:pPr>
+              <w:rPr>
+                <w:sz w:val="18"/>
+                <w:szCs w:val="18"/>
+              </w:rPr>
+            </w:pPr>
+            <w:r>
+              <w:rPr>
+                <w:rFonts w:eastAsia="Arial"/>
+                <w:sz w:val="18"/>
+                <w:szCs w:val="18"/>
+              </w:rPr>
+              <w:lastRenderedPageBreak/>
               <w:t>Anxiety disorders</w:t>
             </w:r>
           </w:p>
         </w:tc>
         <w:tc>
           <w:tcPr>
-            <w:tcW w:w="3969" w:type="dxa"/>
-          </w:tcPr>
-          <w:p>
-            <w:pPr>
-              <w:spacing w:line="276" w:lineRule="auto"/>
+            <w:tcW w:w="2000" w:type="dxa"/>
+            <w:vAlign w:val="center"/>
+          </w:tcPr>
+          <w:p>
+            <w:pPr>
               <w:jc w:val="center"/>
               <w:rPr>
-                <w:rFonts w:cstheme="minorHAnsi"/>
-                <w:sz w:val="18"/>
-                <w:szCs w:val="18"/>
-                <w:lang w:val="en-US"/>
-              </w:rPr>
-            </w:pPr>
-            <w:r>
-              <w:rPr>
-                <w:rFonts w:cstheme="minorHAnsi"/>
-                <w:sz w:val="18"/>
-                <w:szCs w:val="18"/>
-                <w:lang w:val="en-US"/>
+                <w:sz w:val="18"/>
+                <w:szCs w:val="18"/>
+              </w:rPr>
+            </w:pPr>
+            <w:r>
+              <w:rPr>
+                <w:rFonts w:eastAsia="Arial"/>
+                <w:sz w:val="18"/>
+                <w:szCs w:val="18"/>
               </w:rPr>
               <w:t>15</w:t>
+            </w:r>
+          </w:p>
+        </w:tc>
+        <w:tc>
+          <w:tcPr>
+            <w:tcW w:w="2200" w:type="dxa"/>
+            <w:vAlign w:val="center"/>
+          </w:tcPr>
+          <w:p>
+            <w:pPr>
+              <w:jc w:val="center"/>
+              <w:rPr>
+                <w:sz w:val="18"/>
+                <w:szCs w:val="18"/>
+              </w:rPr>
+            </w:pPr>
+            <w:r>
+              <w:rPr>
+                <w:rFonts w:eastAsia="Arial"/>
+                <w:sz w:val="18"/>
+                <w:szCs w:val="18"/>
+              </w:rPr>
+              <w:t>14</w:t>
             </w:r>
           </w:p>
         </w:tc>
       </w:tr>
       <w:tr>
-        <w:tc>
-          <w:tcPr>
-            <w:tcW w:w="4111" w:type="dxa"/>
-          </w:tcPr>
-          <w:p>
-            <w:pPr>
-              <w:spacing w:line="276" w:lineRule="auto"/>
-              <w:ind w:left="184"/>
-              <w:rPr>
-                <w:rFonts w:cstheme="minorHAnsi"/>
-                <w:sz w:val="18"/>
-                <w:szCs w:val="18"/>
-                <w:lang w:val="en-US"/>
-              </w:rPr>
-            </w:pPr>
-            <w:r>
-              <w:rPr>
-                <w:rFonts w:cstheme="minorHAnsi"/>
+        <w:trPr>
+          <w:jc w:val="center"/>
+        </w:trPr>
+        <w:tc>
+          <w:tcPr>
+            <w:tcW w:w="5600" w:type="dxa"/>
+            <w:vAlign w:val="center"/>
+          </w:tcPr>
+          <w:p>
+            <w:pPr>
+              <w:rPr>
+                <w:sz w:val="18"/>
+                <w:szCs w:val="18"/>
+              </w:rPr>
+            </w:pPr>
+            <w:r>
+              <w:rPr>
+                <w:rFonts w:eastAsia="Arial"/>
                 <w:sz w:val="18"/>
                 <w:szCs w:val="18"/>
               </w:rPr>
@@ -3654,25 +4057,45 @@
         </w:tc>
         <w:tc>
           <w:tcPr>
-            <w:tcW w:w="3969" w:type="dxa"/>
-          </w:tcPr>
-          <w:p>
-            <w:pPr>
-              <w:spacing w:line="276" w:lineRule="auto"/>
+            <w:tcW w:w="2000" w:type="dxa"/>
+            <w:vAlign w:val="center"/>
+          </w:tcPr>
+          <w:p>
+            <w:pPr>
               <w:jc w:val="center"/>
               <w:rPr>
-                <w:rFonts w:cstheme="minorHAnsi"/>
-                <w:sz w:val="18"/>
-                <w:szCs w:val="18"/>
-                <w:lang w:val="en-US"/>
-              </w:rPr>
-            </w:pPr>
-            <w:r>
-              <w:rPr>
-                <w:rFonts w:cstheme="minorHAnsi"/>
-                <w:sz w:val="18"/>
-                <w:szCs w:val="18"/>
-                <w:lang w:val="en-US"/>
+                <w:sz w:val="18"/>
+                <w:szCs w:val="18"/>
+              </w:rPr>
+            </w:pPr>
+            <w:r>
+              <w:rPr>
+                <w:rFonts w:eastAsia="Arial"/>
+                <w:sz w:val="18"/>
+                <w:szCs w:val="18"/>
+              </w:rPr>
+              <w:t>3</w:t>
+            </w:r>
+          </w:p>
+        </w:tc>
+        <w:tc>
+          <w:tcPr>
+            <w:tcW w:w="2200" w:type="dxa"/>
+            <w:vAlign w:val="center"/>
+          </w:tcPr>
+          <w:p>
+            <w:pPr>
+              <w:jc w:val="center"/>
+              <w:rPr>
+                <w:sz w:val="18"/>
+                <w:szCs w:val="18"/>
+              </w:rPr>
+            </w:pPr>
+            <w:r>
+              <w:rPr>
+                <w:rFonts w:eastAsia="Arial"/>
+                <w:sz w:val="18"/>
+                <w:szCs w:val="18"/>
               </w:rPr>
               <w:t>3</w:t>
             </w:r>
@@ -3680,24 +4103,24 @@
         </w:tc>
       </w:tr>
       <w:tr>
-        <w:tc>
-          <w:tcPr>
-            <w:tcW w:w="4111" w:type="dxa"/>
-          </w:tcPr>
-          <w:p>
-            <w:pPr>
-              <w:spacing w:line="276" w:lineRule="auto"/>
-              <w:ind w:left="184"/>
-              <w:rPr>
-                <w:rFonts w:cstheme="minorHAnsi"/>
-                <w:sz w:val="18"/>
-                <w:szCs w:val="18"/>
-                <w:lang w:val="en-US"/>
-              </w:rPr>
-            </w:pPr>
-            <w:r>
-              <w:rPr>
-                <w:rFonts w:cstheme="minorHAnsi"/>
+        <w:trPr>
+          <w:jc w:val="center"/>
+        </w:trPr>
+        <w:tc>
+          <w:tcPr>
+            <w:tcW w:w="5600" w:type="dxa"/>
+            <w:vAlign w:val="center"/>
+          </w:tcPr>
+          <w:p>
+            <w:pPr>
+              <w:rPr>
+                <w:sz w:val="18"/>
+                <w:szCs w:val="18"/>
+              </w:rPr>
+            </w:pPr>
+            <w:r>
+              <w:rPr>
+                <w:rFonts w:eastAsia="Arial"/>
                 <w:sz w:val="18"/>
                 <w:szCs w:val="18"/>
               </w:rPr>
@@ -3707,96 +4130,118 @@
         </w:tc>
         <w:tc>
           <w:tcPr>
-            <w:tcW w:w="3969" w:type="dxa"/>
-          </w:tcPr>
-          <w:p>
-            <w:pPr>
-              <w:spacing w:line="276" w:lineRule="auto"/>
+            <w:tcW w:w="2000" w:type="dxa"/>
+            <w:vAlign w:val="center"/>
+          </w:tcPr>
+          <w:p>
+            <w:pPr>
               <w:jc w:val="center"/>
               <w:rPr>
-                <w:rFonts w:cstheme="minorHAnsi"/>
-                <w:sz w:val="18"/>
-                <w:szCs w:val="18"/>
-                <w:lang w:val="en-US"/>
-              </w:rPr>
-            </w:pPr>
-            <w:r>
-              <w:rPr>
-                <w:rFonts w:cstheme="minorHAnsi"/>
-                <w:sz w:val="18"/>
-                <w:szCs w:val="18"/>
-                <w:lang w:val="en-US"/>
-              </w:rPr>
-              <w:t>8</w:t>
+                <w:sz w:val="18"/>
+                <w:szCs w:val="18"/>
+              </w:rPr>
+            </w:pPr>
+            <w:r>
+              <w:rPr>
+                <w:rFonts w:eastAsia="Arial"/>
+                <w:sz w:val="18"/>
+                <w:szCs w:val="18"/>
+              </w:rPr>
+              <w:t>9</w:t>
+            </w:r>
+          </w:p>
+        </w:tc>
+        <w:tc>
+          <w:tcPr>
+            <w:tcW w:w="2200" w:type="dxa"/>
+            <w:vAlign w:val="center"/>
+          </w:tcPr>
+          <w:p>
+            <w:pPr>
+              <w:jc w:val="center"/>
+              <w:rPr>
+                <w:sz w:val="18"/>
+                <w:szCs w:val="18"/>
+              </w:rPr>
+            </w:pPr>
+            <w:r>
+              <w:rPr>
+                <w:rFonts w:eastAsia="Arial"/>
+                <w:sz w:val="18"/>
+                <w:szCs w:val="18"/>
+              </w:rPr>
+              <w:t>9</w:t>
             </w:r>
           </w:p>
         </w:tc>
       </w:tr>
       <w:tr>
-        <w:tc>
-          <w:tcPr>
-            <w:tcW w:w="4111" w:type="dxa"/>
-          </w:tcPr>
-          <w:p>
-            <w:pPr>
-              <w:spacing w:line="276" w:lineRule="auto"/>
-              <w:ind w:left="184"/>
-              <w:rPr>
-                <w:rFonts w:cstheme="minorHAnsi"/>
-                <w:sz w:val="18"/>
-                <w:szCs w:val="18"/>
-              </w:rPr>
-            </w:pPr>
-            <w:r>
-              <w:rPr>
-                <w:rFonts w:cstheme="minorHAnsi"/>
-                <w:sz w:val="18"/>
-                <w:szCs w:val="18"/>
-              </w:rPr>
-              <w:t xml:space="preserve">Other mental health </w:t>
-            </w:r>
-            <w:proofErr w:type="spellStart"/>
-            <w:r>
-              <w:rPr>
-                <w:rFonts w:cstheme="minorHAnsi"/>
-                <w:sz w:val="18"/>
-                <w:szCs w:val="18"/>
-              </w:rPr>
-              <w:t>disorders</w:t>
-            </w:r>
-            <w:r>
-              <w:rPr>
-                <w:rFonts w:cstheme="minorHAnsi"/>
-                <w:sz w:val="18"/>
-                <w:szCs w:val="18"/>
-                <w:vertAlign w:val="superscript"/>
-              </w:rPr>
-              <w:t>b</w:t>
-            </w:r>
-            <w:proofErr w:type="spellEnd"/>
-          </w:p>
-        </w:tc>
-        <w:tc>
-          <w:tcPr>
-            <w:tcW w:w="3969" w:type="dxa"/>
-          </w:tcPr>
-          <w:p>
-            <w:pPr>
-              <w:spacing w:line="276" w:lineRule="auto"/>
+        <w:trPr>
+          <w:jc w:val="center"/>
+        </w:trPr>
+        <w:tc>
+          <w:tcPr>
+            <w:tcW w:w="5600" w:type="dxa"/>
+            <w:vAlign w:val="center"/>
+          </w:tcPr>
+          <w:p>
+            <w:pPr>
+              <w:rPr>
+                <w:sz w:val="18"/>
+                <w:szCs w:val="18"/>
+              </w:rPr>
+            </w:pPr>
+            <w:r>
+              <w:rPr>
+                <w:rFonts w:eastAsia="Arial"/>
+                <w:sz w:val="18"/>
+                <w:szCs w:val="18"/>
+              </w:rPr>
+              <w:t>Other mental health disordersᵇ</w:t>
+            </w:r>
+          </w:p>
+        </w:tc>
+        <w:tc>
+          <w:tcPr>
+            <w:tcW w:w="2000" w:type="dxa"/>
+            <w:vAlign w:val="center"/>
+          </w:tcPr>
+          <w:p>
+            <w:pPr>
               <w:jc w:val="center"/>
               <w:rPr>
-                <w:rFonts w:cstheme="minorHAnsi"/>
-                <w:sz w:val="18"/>
-                <w:szCs w:val="18"/>
-                <w:lang w:val="en-US"/>
-              </w:rPr>
-            </w:pPr>
-            <w:r>
-              <w:rPr>
-                <w:rFonts w:cstheme="minorHAnsi"/>
-                <w:sz w:val="18"/>
-                <w:szCs w:val="18"/>
-                <w:lang w:val="en-US"/>
+                <w:sz w:val="18"/>
+                <w:szCs w:val="18"/>
+              </w:rPr>
+            </w:pPr>
+            <w:r>
+              <w:rPr>
+                <w:rFonts w:eastAsia="Arial"/>
+                <w:sz w:val="18"/>
+                <w:szCs w:val="18"/>
+              </w:rPr>
+              <w:t>9</w:t>
+            </w:r>
+          </w:p>
+        </w:tc>
+        <w:tc>
+          <w:tcPr>
+            <w:tcW w:w="2200" w:type="dxa"/>
+            <w:vAlign w:val="center"/>
+          </w:tcPr>
+          <w:p>
+            <w:pPr>
+              <w:jc w:val="center"/>
+              <w:rPr>
+                <w:sz w:val="18"/>
+                <w:szCs w:val="18"/>
+              </w:rPr>
+            </w:pPr>
+            <w:r>
+              <w:rPr>
+                <w:rFonts w:eastAsia="Arial"/>
+                <w:sz w:val="18"/>
+                <w:szCs w:val="18"/>
               </w:rPr>
               <w:t>9</w:t>
             </w:r>
@@ -3804,23 +4249,24 @@
         </w:tc>
       </w:tr>
       <w:tr>
-        <w:tc>
-          <w:tcPr>
-            <w:tcW w:w="4111" w:type="dxa"/>
-          </w:tcPr>
-          <w:p>
-            <w:pPr>
-              <w:spacing w:line="276" w:lineRule="auto"/>
-              <w:ind w:left="184"/>
-              <w:rPr>
-                <w:rFonts w:cstheme="minorHAnsi"/>
-                <w:sz w:val="18"/>
-                <w:szCs w:val="18"/>
-              </w:rPr>
-            </w:pPr>
-            <w:r>
-              <w:rPr>
-                <w:rFonts w:cstheme="minorHAnsi"/>
+        <w:trPr>
+          <w:jc w:val="center"/>
+        </w:trPr>
+        <w:tc>
+          <w:tcPr>
+            <w:tcW w:w="5600" w:type="dxa"/>
+            <w:vAlign w:val="center"/>
+          </w:tcPr>
+          <w:p>
+            <w:pPr>
+              <w:rPr>
+                <w:sz w:val="18"/>
+                <w:szCs w:val="18"/>
+              </w:rPr>
+            </w:pPr>
+            <w:r>
+              <w:rPr>
+                <w:rFonts w:eastAsia="Arial"/>
                 <w:sz w:val="18"/>
                 <w:szCs w:val="18"/>
               </w:rPr>
@@ -3830,700 +4276,836 @@
         </w:tc>
         <w:tc>
           <w:tcPr>
-            <w:tcW w:w="3969" w:type="dxa"/>
-          </w:tcPr>
-          <w:p>
-            <w:pPr>
-              <w:spacing w:line="276" w:lineRule="auto"/>
+            <w:tcW w:w="2000" w:type="dxa"/>
+            <w:vAlign w:val="center"/>
+          </w:tcPr>
+          <w:p>
+            <w:pPr>
               <w:jc w:val="center"/>
               <w:rPr>
-                <w:rFonts w:cstheme="minorHAnsi"/>
-                <w:sz w:val="18"/>
-                <w:szCs w:val="18"/>
-                <w:lang w:val="en-US"/>
-              </w:rPr>
-            </w:pPr>
-            <w:r>
-              <w:rPr>
-                <w:rFonts w:cstheme="minorHAnsi"/>
-                <w:sz w:val="18"/>
-                <w:szCs w:val="18"/>
-                <w:lang w:val="en-US"/>
+                <w:sz w:val="18"/>
+                <w:szCs w:val="18"/>
+              </w:rPr>
+            </w:pPr>
+            <w:r>
+              <w:rPr>
+                <w:rFonts w:eastAsia="Arial"/>
+                <w:sz w:val="18"/>
+                <w:szCs w:val="18"/>
               </w:rPr>
               <w:t>5</w:t>
+            </w:r>
+          </w:p>
+        </w:tc>
+        <w:tc>
+          <w:tcPr>
+            <w:tcW w:w="2200" w:type="dxa"/>
+            <w:vAlign w:val="center"/>
+          </w:tcPr>
+          <w:p>
+            <w:pPr>
+              <w:jc w:val="center"/>
+              <w:rPr>
+                <w:sz w:val="18"/>
+                <w:szCs w:val="18"/>
+              </w:rPr>
+            </w:pPr>
+            <w:r>
+              <w:rPr>
+                <w:rFonts w:eastAsia="Arial"/>
+                <w:sz w:val="18"/>
+                <w:szCs w:val="18"/>
+              </w:rPr>
+              <w:t>3</w:t>
             </w:r>
           </w:p>
         </w:tc>
       </w:tr>
       <w:tr>
-        <w:tc>
-          <w:tcPr>
-            <w:tcW w:w="4111" w:type="dxa"/>
-          </w:tcPr>
-          <w:p>
-            <w:pPr>
-              <w:spacing w:line="276" w:lineRule="auto"/>
-              <w:rPr>
-                <w:rFonts w:cstheme="minorHAnsi"/>
-                <w:sz w:val="18"/>
-                <w:szCs w:val="18"/>
-              </w:rPr>
-            </w:pPr>
-          </w:p>
-        </w:tc>
-        <w:tc>
-          <w:tcPr>
-            <w:tcW w:w="3969" w:type="dxa"/>
-          </w:tcPr>
-          <w:p>
-            <w:pPr>
-              <w:spacing w:line="276" w:lineRule="auto"/>
-              <w:jc w:val="center"/>
-              <w:rPr>
-                <w:rFonts w:cstheme="minorHAnsi"/>
-                <w:sz w:val="18"/>
-                <w:szCs w:val="18"/>
-                <w:lang w:val="en-US"/>
+        <w:trPr>
+          <w:jc w:val="center"/>
+        </w:trPr>
+        <w:tc>
+          <w:tcPr>
+            <w:tcW w:w="5600" w:type="dxa"/>
+            <w:shd w:val="clear" w:color="auto" w:fill="EDEDED"/>
+            <w:vAlign w:val="center"/>
+          </w:tcPr>
+          <w:p>
+            <w:pPr>
+              <w:rPr>
+                <w:sz w:val="18"/>
+                <w:szCs w:val="18"/>
+              </w:rPr>
+            </w:pPr>
+            <w:r>
+              <w:rPr>
+                <w:rFonts w:eastAsia="Arial"/>
+                <w:b/>
+                <w:sz w:val="18"/>
+                <w:szCs w:val="18"/>
+              </w:rPr>
+              <w:t>Social marginalization</w:t>
+            </w:r>
+          </w:p>
+        </w:tc>
+        <w:tc>
+          <w:tcPr>
+            <w:tcW w:w="2000" w:type="dxa"/>
+            <w:shd w:val="clear" w:color="auto" w:fill="EDEDED"/>
+            <w:vAlign w:val="center"/>
+          </w:tcPr>
+          <w:p>
+            <w:pPr>
+              <w:rPr>
+                <w:sz w:val="18"/>
+                <w:szCs w:val="18"/>
+              </w:rPr>
+            </w:pPr>
+          </w:p>
+        </w:tc>
+        <w:tc>
+          <w:tcPr>
+            <w:tcW w:w="2200" w:type="dxa"/>
+            <w:shd w:val="clear" w:color="auto" w:fill="EDEDED"/>
+            <w:vAlign w:val="center"/>
+          </w:tcPr>
+          <w:p>
+            <w:pPr>
+              <w:rPr>
+                <w:sz w:val="18"/>
+                <w:szCs w:val="18"/>
               </w:rPr>
             </w:pPr>
           </w:p>
         </w:tc>
       </w:tr>
       <w:tr>
-        <w:tc>
-          <w:tcPr>
-            <w:tcW w:w="4111" w:type="dxa"/>
-          </w:tcPr>
-          <w:p>
-            <w:pPr>
-              <w:spacing w:line="276" w:lineRule="auto"/>
-              <w:rPr>
-                <w:rFonts w:cstheme="minorHAnsi"/>
-                <w:b/>
-                <w:sz w:val="18"/>
-                <w:szCs w:val="18"/>
-              </w:rPr>
-            </w:pPr>
-            <w:r>
-              <w:rPr>
-                <w:rFonts w:cstheme="minorHAnsi"/>
-                <w:b/>
-                <w:sz w:val="18"/>
-                <w:szCs w:val="18"/>
-              </w:rPr>
-              <w:t>Social Marginalization</w:t>
-            </w:r>
-          </w:p>
-        </w:tc>
-        <w:tc>
-          <w:tcPr>
-            <w:tcW w:w="3969" w:type="dxa"/>
-          </w:tcPr>
-          <w:p>
-            <w:pPr>
-              <w:spacing w:line="276" w:lineRule="auto"/>
+        <w:trPr>
+          <w:jc w:val="center"/>
+        </w:trPr>
+        <w:tc>
+          <w:tcPr>
+            <w:tcW w:w="5600" w:type="dxa"/>
+            <w:vAlign w:val="center"/>
+          </w:tcPr>
+          <w:p>
+            <w:pPr>
+              <w:rPr>
+                <w:sz w:val="18"/>
+                <w:szCs w:val="18"/>
+              </w:rPr>
+            </w:pPr>
+            <w:r>
+              <w:rPr>
+                <w:rFonts w:eastAsia="Arial"/>
+                <w:sz w:val="18"/>
+                <w:szCs w:val="18"/>
+              </w:rPr>
+              <w:t>Homelessness</w:t>
+            </w:r>
+          </w:p>
+        </w:tc>
+        <w:tc>
+          <w:tcPr>
+            <w:tcW w:w="2000" w:type="dxa"/>
+            <w:vAlign w:val="center"/>
+          </w:tcPr>
+          <w:p>
+            <w:pPr>
               <w:jc w:val="center"/>
               <w:rPr>
-                <w:rFonts w:cstheme="minorHAnsi"/>
-                <w:sz w:val="18"/>
-                <w:szCs w:val="18"/>
-                <w:lang w:val="en-US"/>
-              </w:rPr>
-            </w:pPr>
+                <w:sz w:val="18"/>
+                <w:szCs w:val="18"/>
+              </w:rPr>
+            </w:pPr>
+            <w:r>
+              <w:rPr>
+                <w:rFonts w:eastAsia="Arial"/>
+                <w:sz w:val="18"/>
+                <w:szCs w:val="18"/>
+              </w:rPr>
+              <w:t>2</w:t>
+            </w:r>
+          </w:p>
+        </w:tc>
+        <w:tc>
+          <w:tcPr>
+            <w:tcW w:w="2200" w:type="dxa"/>
+            <w:vAlign w:val="center"/>
+          </w:tcPr>
+          <w:p>
+            <w:pPr>
+              <w:jc w:val="center"/>
+              <w:rPr>
+                <w:sz w:val="18"/>
+                <w:szCs w:val="18"/>
+              </w:rPr>
+            </w:pPr>
+            <w:r>
+              <w:rPr>
+                <w:rFonts w:eastAsia="Arial"/>
+                <w:sz w:val="18"/>
+                <w:szCs w:val="18"/>
+              </w:rPr>
+              <w:t>2</w:t>
+            </w:r>
           </w:p>
         </w:tc>
       </w:tr>
       <w:tr>
-        <w:tc>
-          <w:tcPr>
-            <w:tcW w:w="4111" w:type="dxa"/>
-          </w:tcPr>
-          <w:p>
-            <w:pPr>
-              <w:spacing w:line="276" w:lineRule="auto"/>
-              <w:ind w:left="184"/>
-              <w:rPr>
-                <w:rFonts w:cstheme="minorHAnsi"/>
-                <w:sz w:val="18"/>
-                <w:szCs w:val="18"/>
-              </w:rPr>
-            </w:pPr>
-            <w:r>
-              <w:rPr>
-                <w:rFonts w:cstheme="minorHAnsi"/>
-                <w:sz w:val="18"/>
-                <w:szCs w:val="18"/>
-              </w:rPr>
-              <w:t>Homelessness</w:t>
-            </w:r>
-          </w:p>
-        </w:tc>
-        <w:tc>
-          <w:tcPr>
-            <w:tcW w:w="3969" w:type="dxa"/>
-          </w:tcPr>
-          <w:p>
-            <w:pPr>
-              <w:spacing w:line="276" w:lineRule="auto"/>
+        <w:trPr>
+          <w:jc w:val="center"/>
+        </w:trPr>
+        <w:tc>
+          <w:tcPr>
+            <w:tcW w:w="5600" w:type="dxa"/>
+            <w:vAlign w:val="center"/>
+          </w:tcPr>
+          <w:p>
+            <w:pPr>
+              <w:rPr>
+                <w:sz w:val="18"/>
+                <w:szCs w:val="18"/>
+              </w:rPr>
+            </w:pPr>
+            <w:r>
+              <w:rPr>
+                <w:rFonts w:eastAsia="Arial"/>
+                <w:sz w:val="18"/>
+                <w:szCs w:val="18"/>
+              </w:rPr>
+              <w:t>Substance abuseᶜ</w:t>
+            </w:r>
+          </w:p>
+        </w:tc>
+        <w:tc>
+          <w:tcPr>
+            <w:tcW w:w="2000" w:type="dxa"/>
+            <w:vAlign w:val="center"/>
+          </w:tcPr>
+          <w:p>
+            <w:pPr>
               <w:jc w:val="center"/>
               <w:rPr>
-                <w:rFonts w:cstheme="minorHAnsi"/>
-                <w:sz w:val="18"/>
-                <w:szCs w:val="18"/>
-                <w:lang w:val="en-US"/>
-              </w:rPr>
-            </w:pPr>
-            <w:r>
-              <w:rPr>
-                <w:rFonts w:cstheme="minorHAnsi"/>
-                <w:sz w:val="18"/>
-                <w:szCs w:val="18"/>
-                <w:lang w:val="en-US"/>
-              </w:rPr>
-              <w:t>2</w:t>
+                <w:sz w:val="18"/>
+                <w:szCs w:val="18"/>
+              </w:rPr>
+            </w:pPr>
+            <w:r>
+              <w:rPr>
+                <w:rFonts w:eastAsia="Arial"/>
+                <w:sz w:val="18"/>
+                <w:szCs w:val="18"/>
+              </w:rPr>
+              <w:t>13</w:t>
+            </w:r>
+          </w:p>
+        </w:tc>
+        <w:tc>
+          <w:tcPr>
+            <w:tcW w:w="2200" w:type="dxa"/>
+            <w:vAlign w:val="center"/>
+          </w:tcPr>
+          <w:p>
+            <w:pPr>
+              <w:jc w:val="center"/>
+              <w:rPr>
+                <w:sz w:val="18"/>
+                <w:szCs w:val="18"/>
+              </w:rPr>
+            </w:pPr>
+            <w:r>
+              <w:rPr>
+                <w:rFonts w:eastAsia="Arial"/>
+                <w:sz w:val="18"/>
+                <w:szCs w:val="18"/>
+              </w:rPr>
+              <w:t>11</w:t>
             </w:r>
           </w:p>
         </w:tc>
       </w:tr>
       <w:tr>
-        <w:tc>
-          <w:tcPr>
-            <w:tcW w:w="4111" w:type="dxa"/>
-          </w:tcPr>
-          <w:p>
-            <w:pPr>
-              <w:spacing w:line="276" w:lineRule="auto"/>
-              <w:ind w:left="184"/>
-              <w:rPr>
-                <w:rFonts w:cstheme="minorHAnsi"/>
-                <w:sz w:val="18"/>
-                <w:szCs w:val="18"/>
-              </w:rPr>
-            </w:pPr>
-            <w:r>
-              <w:rPr>
-                <w:rFonts w:cstheme="minorHAnsi"/>
-                <w:sz w:val="18"/>
-                <w:szCs w:val="18"/>
-              </w:rPr>
-              <w:t xml:space="preserve">Substance </w:t>
-            </w:r>
-            <w:proofErr w:type="spellStart"/>
-            <w:r>
-              <w:rPr>
-                <w:rFonts w:cstheme="minorHAnsi"/>
-                <w:sz w:val="18"/>
-                <w:szCs w:val="18"/>
-              </w:rPr>
-              <w:t>abuse</w:t>
-            </w:r>
-            <w:r>
-              <w:rPr>
-                <w:rFonts w:cstheme="minorHAnsi"/>
-                <w:sz w:val="18"/>
-                <w:szCs w:val="18"/>
-                <w:vertAlign w:val="superscript"/>
-              </w:rPr>
-              <w:t>c</w:t>
-            </w:r>
-            <w:proofErr w:type="spellEnd"/>
-          </w:p>
-        </w:tc>
-        <w:tc>
-          <w:tcPr>
-            <w:tcW w:w="3969" w:type="dxa"/>
-          </w:tcPr>
-          <w:p>
-            <w:pPr>
-              <w:spacing w:line="276" w:lineRule="auto"/>
+        <w:trPr>
+          <w:jc w:val="center"/>
+        </w:trPr>
+        <w:tc>
+          <w:tcPr>
+            <w:tcW w:w="5600" w:type="dxa"/>
+            <w:vAlign w:val="center"/>
+          </w:tcPr>
+          <w:p>
+            <w:pPr>
+              <w:rPr>
+                <w:sz w:val="18"/>
+                <w:szCs w:val="18"/>
+              </w:rPr>
+            </w:pPr>
+            <w:r>
+              <w:rPr>
+                <w:rFonts w:eastAsia="Arial"/>
+                <w:sz w:val="18"/>
+                <w:szCs w:val="18"/>
+              </w:rPr>
+              <w:t>Unemployment</w:t>
+            </w:r>
+          </w:p>
+        </w:tc>
+        <w:tc>
+          <w:tcPr>
+            <w:tcW w:w="2000" w:type="dxa"/>
+            <w:vAlign w:val="center"/>
+          </w:tcPr>
+          <w:p>
+            <w:pPr>
               <w:jc w:val="center"/>
               <w:rPr>
-                <w:rFonts w:cstheme="minorHAnsi"/>
-                <w:sz w:val="18"/>
-                <w:szCs w:val="18"/>
-                <w:lang w:val="en-US"/>
-              </w:rPr>
-            </w:pPr>
-            <w:r>
-              <w:rPr>
-                <w:rFonts w:cstheme="minorHAnsi"/>
-                <w:sz w:val="18"/>
-                <w:szCs w:val="18"/>
-                <w:lang w:val="en-US"/>
-              </w:rPr>
-              <w:t>13</w:t>
+                <w:sz w:val="18"/>
+                <w:szCs w:val="18"/>
+              </w:rPr>
+            </w:pPr>
+            <w:r>
+              <w:rPr>
+                <w:rFonts w:eastAsia="Arial"/>
+                <w:sz w:val="18"/>
+                <w:szCs w:val="18"/>
+              </w:rPr>
+              <w:t>5</w:t>
+            </w:r>
+          </w:p>
+        </w:tc>
+        <w:tc>
+          <w:tcPr>
+            <w:tcW w:w="2200" w:type="dxa"/>
+            <w:vAlign w:val="center"/>
+          </w:tcPr>
+          <w:p>
+            <w:pPr>
+              <w:jc w:val="center"/>
+              <w:rPr>
+                <w:sz w:val="18"/>
+                <w:szCs w:val="18"/>
+              </w:rPr>
+            </w:pPr>
+            <w:r>
+              <w:rPr>
+                <w:rFonts w:eastAsia="Arial"/>
+                <w:sz w:val="18"/>
+                <w:szCs w:val="18"/>
+              </w:rPr>
+              <w:t>2</w:t>
             </w:r>
           </w:p>
         </w:tc>
       </w:tr>
       <w:tr>
-        <w:tc>
-          <w:tcPr>
-            <w:tcW w:w="4111" w:type="dxa"/>
-          </w:tcPr>
-          <w:p>
-            <w:pPr>
-              <w:spacing w:line="276" w:lineRule="auto"/>
-              <w:ind w:left="184"/>
-              <w:rPr>
-                <w:rFonts w:cstheme="minorHAnsi"/>
-                <w:sz w:val="18"/>
-                <w:szCs w:val="18"/>
-              </w:rPr>
-            </w:pPr>
-            <w:r>
-              <w:rPr>
-                <w:rFonts w:cstheme="minorHAnsi"/>
-                <w:sz w:val="18"/>
-                <w:szCs w:val="18"/>
-              </w:rPr>
-              <w:t>Unemployment</w:t>
-            </w:r>
-          </w:p>
-        </w:tc>
-        <w:tc>
-          <w:tcPr>
-            <w:tcW w:w="3969" w:type="dxa"/>
-          </w:tcPr>
-          <w:p>
-            <w:pPr>
-              <w:spacing w:line="276" w:lineRule="auto"/>
+        <w:trPr>
+          <w:jc w:val="center"/>
+        </w:trPr>
+        <w:tc>
+          <w:tcPr>
+            <w:tcW w:w="5600" w:type="dxa"/>
+            <w:vAlign w:val="center"/>
+          </w:tcPr>
+          <w:p>
+            <w:pPr>
+              <w:rPr>
+                <w:sz w:val="18"/>
+                <w:szCs w:val="18"/>
+              </w:rPr>
+            </w:pPr>
+            <w:r>
+              <w:rPr>
+                <w:rFonts w:eastAsia="Arial"/>
+                <w:sz w:val="18"/>
+                <w:szCs w:val="18"/>
+              </w:rPr>
+              <w:t>Criminal justice involvement</w:t>
+            </w:r>
+          </w:p>
+        </w:tc>
+        <w:tc>
+          <w:tcPr>
+            <w:tcW w:w="2000" w:type="dxa"/>
+            <w:vAlign w:val="center"/>
+          </w:tcPr>
+          <w:p>
+            <w:pPr>
               <w:jc w:val="center"/>
               <w:rPr>
-                <w:rFonts w:cstheme="minorHAnsi"/>
-                <w:sz w:val="18"/>
-                <w:szCs w:val="18"/>
-                <w:lang w:val="en-US"/>
-              </w:rPr>
-            </w:pPr>
-            <w:r>
-              <w:rPr>
-                <w:rFonts w:cstheme="minorHAnsi"/>
-                <w:sz w:val="18"/>
-                <w:szCs w:val="18"/>
-                <w:lang w:val="en-US"/>
-              </w:rPr>
-              <w:t>5</w:t>
+                <w:sz w:val="18"/>
+                <w:szCs w:val="18"/>
+              </w:rPr>
+            </w:pPr>
+            <w:r>
+              <w:rPr>
+                <w:rFonts w:eastAsia="Arial"/>
+                <w:sz w:val="18"/>
+                <w:szCs w:val="18"/>
+              </w:rPr>
+              <w:t>1</w:t>
+            </w:r>
+          </w:p>
+        </w:tc>
+        <w:tc>
+          <w:tcPr>
+            <w:tcW w:w="2200" w:type="dxa"/>
+            <w:vAlign w:val="center"/>
+          </w:tcPr>
+          <w:p>
+            <w:pPr>
+              <w:jc w:val="center"/>
+              <w:rPr>
+                <w:sz w:val="18"/>
+                <w:szCs w:val="18"/>
+              </w:rPr>
+            </w:pPr>
+            <w:r>
+              <w:rPr>
+                <w:rFonts w:eastAsia="Arial"/>
+                <w:sz w:val="18"/>
+                <w:szCs w:val="18"/>
+              </w:rPr>
+              <w:t>0</w:t>
             </w:r>
           </w:p>
         </w:tc>
       </w:tr>
       <w:tr>
-        <w:tc>
-          <w:tcPr>
-            <w:tcW w:w="4111" w:type="dxa"/>
-          </w:tcPr>
-          <w:p>
-            <w:pPr>
-              <w:spacing w:line="276" w:lineRule="auto"/>
-              <w:ind w:left="184"/>
-              <w:rPr>
-                <w:rFonts w:cstheme="minorHAnsi"/>
-                <w:sz w:val="18"/>
-                <w:szCs w:val="18"/>
-              </w:rPr>
-            </w:pPr>
-            <w:r>
-              <w:rPr>
-                <w:rFonts w:cstheme="minorHAnsi"/>
-                <w:sz w:val="18"/>
-                <w:szCs w:val="18"/>
-              </w:rPr>
-              <w:t>Criminal justice involvement</w:t>
-            </w:r>
-          </w:p>
-        </w:tc>
-        <w:tc>
-          <w:tcPr>
-            <w:tcW w:w="3969" w:type="dxa"/>
-          </w:tcPr>
-          <w:p>
-            <w:pPr>
-              <w:spacing w:line="276" w:lineRule="auto"/>
+        <w:trPr>
+          <w:jc w:val="center"/>
+        </w:trPr>
+        <w:tc>
+          <w:tcPr>
+            <w:tcW w:w="5600" w:type="dxa"/>
+            <w:vAlign w:val="center"/>
+          </w:tcPr>
+          <w:p>
+            <w:pPr>
+              <w:rPr>
+                <w:sz w:val="18"/>
+                <w:szCs w:val="18"/>
+              </w:rPr>
+            </w:pPr>
+            <w:r>
+              <w:rPr>
+                <w:rFonts w:eastAsia="Arial"/>
+                <w:sz w:val="18"/>
+                <w:szCs w:val="18"/>
+              </w:rPr>
+              <w:t>Chronic medical conditionsᵈ</w:t>
+            </w:r>
+          </w:p>
+        </w:tc>
+        <w:tc>
+          <w:tcPr>
+            <w:tcW w:w="2000" w:type="dxa"/>
+            <w:vAlign w:val="center"/>
+          </w:tcPr>
+          <w:p>
+            <w:pPr>
               <w:jc w:val="center"/>
               <w:rPr>
-                <w:rFonts w:cstheme="minorHAnsi"/>
-                <w:sz w:val="18"/>
-                <w:szCs w:val="18"/>
-                <w:lang w:val="en-US"/>
-              </w:rPr>
-            </w:pPr>
-            <w:r>
-              <w:rPr>
-                <w:rFonts w:cstheme="minorHAnsi"/>
-                <w:sz w:val="18"/>
-                <w:szCs w:val="18"/>
-                <w:lang w:val="en-US"/>
-              </w:rPr>
-              <w:t>1</w:t>
+                <w:sz w:val="18"/>
+                <w:szCs w:val="18"/>
+              </w:rPr>
+            </w:pPr>
+            <w:r>
+              <w:rPr>
+                <w:rFonts w:eastAsia="Arial"/>
+                <w:sz w:val="18"/>
+                <w:szCs w:val="18"/>
+              </w:rPr>
+              <w:t>6</w:t>
+            </w:r>
+          </w:p>
+        </w:tc>
+        <w:tc>
+          <w:tcPr>
+            <w:tcW w:w="2200" w:type="dxa"/>
+            <w:vAlign w:val="center"/>
+          </w:tcPr>
+          <w:p>
+            <w:pPr>
+              <w:jc w:val="center"/>
+              <w:rPr>
+                <w:sz w:val="18"/>
+                <w:szCs w:val="18"/>
+              </w:rPr>
+            </w:pPr>
+            <w:r>
+              <w:rPr>
+                <w:rFonts w:eastAsia="Arial"/>
+                <w:sz w:val="18"/>
+                <w:szCs w:val="18"/>
+              </w:rPr>
+              <w:t>4</w:t>
             </w:r>
           </w:p>
         </w:tc>
       </w:tr>
       <w:tr>
-        <w:tc>
-          <w:tcPr>
-            <w:tcW w:w="4111" w:type="dxa"/>
-          </w:tcPr>
-          <w:p>
-            <w:pPr>
-              <w:spacing w:line="276" w:lineRule="auto"/>
-              <w:ind w:left="184"/>
-              <w:rPr>
-                <w:rFonts w:cstheme="minorHAnsi"/>
-                <w:sz w:val="18"/>
-                <w:szCs w:val="18"/>
-              </w:rPr>
-            </w:pPr>
-            <w:r>
-              <w:rPr>
-                <w:rFonts w:cstheme="minorHAnsi"/>
-                <w:sz w:val="18"/>
-                <w:szCs w:val="18"/>
-              </w:rPr>
-              <w:t xml:space="preserve">Chronic medical </w:t>
-            </w:r>
-            <w:proofErr w:type="spellStart"/>
-            <w:r>
-              <w:rPr>
-                <w:rFonts w:cstheme="minorHAnsi"/>
-                <w:sz w:val="18"/>
-                <w:szCs w:val="18"/>
-              </w:rPr>
-              <w:t>conditions</w:t>
-            </w:r>
-            <w:r>
-              <w:rPr>
-                <w:rFonts w:cstheme="minorHAnsi"/>
-                <w:sz w:val="18"/>
-                <w:szCs w:val="18"/>
-                <w:vertAlign w:val="superscript"/>
-              </w:rPr>
-              <w:t>d</w:t>
-            </w:r>
-            <w:proofErr w:type="spellEnd"/>
-          </w:p>
-        </w:tc>
-        <w:tc>
-          <w:tcPr>
-            <w:tcW w:w="3969" w:type="dxa"/>
-          </w:tcPr>
-          <w:p>
-            <w:pPr>
-              <w:spacing w:line="276" w:lineRule="auto"/>
+        <w:trPr>
+          <w:jc w:val="center"/>
+        </w:trPr>
+        <w:tc>
+          <w:tcPr>
+            <w:tcW w:w="5600" w:type="dxa"/>
+            <w:vAlign w:val="center"/>
+          </w:tcPr>
+          <w:p>
+            <w:pPr>
+              <w:rPr>
+                <w:sz w:val="18"/>
+                <w:szCs w:val="18"/>
+              </w:rPr>
+            </w:pPr>
+            <w:r>
+              <w:rPr>
+                <w:rFonts w:eastAsia="Arial"/>
+                <w:sz w:val="18"/>
+                <w:szCs w:val="18"/>
+              </w:rPr>
+              <w:t>Psychiatric comorbidity</w:t>
+            </w:r>
+          </w:p>
+        </w:tc>
+        <w:tc>
+          <w:tcPr>
+            <w:tcW w:w="2000" w:type="dxa"/>
+            <w:vAlign w:val="center"/>
+          </w:tcPr>
+          <w:p>
+            <w:pPr>
               <w:jc w:val="center"/>
               <w:rPr>
-                <w:rFonts w:cstheme="minorHAnsi"/>
-                <w:sz w:val="18"/>
-                <w:szCs w:val="18"/>
-                <w:lang w:val="en-US"/>
-              </w:rPr>
-            </w:pPr>
-            <w:r>
-              <w:rPr>
-                <w:rFonts w:cstheme="minorHAnsi"/>
-                <w:sz w:val="18"/>
-                <w:szCs w:val="18"/>
-                <w:lang w:val="en-US"/>
-              </w:rPr>
-              <w:t>6</w:t>
+                <w:sz w:val="18"/>
+                <w:szCs w:val="18"/>
+              </w:rPr>
+            </w:pPr>
+            <w:r>
+              <w:rPr>
+                <w:rFonts w:eastAsia="Arial"/>
+                <w:sz w:val="18"/>
+                <w:szCs w:val="18"/>
+              </w:rPr>
+              <w:t>1</w:t>
+            </w:r>
+          </w:p>
+        </w:tc>
+        <w:tc>
+          <w:tcPr>
+            <w:tcW w:w="2200" w:type="dxa"/>
+            <w:vAlign w:val="center"/>
+          </w:tcPr>
+          <w:p>
+            <w:pPr>
+              <w:jc w:val="center"/>
+              <w:rPr>
+                <w:sz w:val="18"/>
+                <w:szCs w:val="18"/>
+              </w:rPr>
+            </w:pPr>
+            <w:r>
+              <w:rPr>
+                <w:rFonts w:eastAsia="Arial"/>
+                <w:sz w:val="18"/>
+                <w:szCs w:val="18"/>
+              </w:rPr>
+              <w:t>1</w:t>
             </w:r>
           </w:p>
         </w:tc>
       </w:tr>
       <w:tr>
-        <w:tc>
-          <w:tcPr>
-            <w:tcW w:w="4111" w:type="dxa"/>
-          </w:tcPr>
-          <w:p>
-            <w:pPr>
-              <w:spacing w:line="276" w:lineRule="auto"/>
-              <w:ind w:left="184"/>
-              <w:rPr>
-                <w:rFonts w:cstheme="minorHAnsi"/>
-                <w:sz w:val="18"/>
-                <w:szCs w:val="18"/>
-              </w:rPr>
-            </w:pPr>
-            <w:r>
-              <w:rPr>
-                <w:rFonts w:cstheme="minorHAnsi"/>
-                <w:sz w:val="18"/>
-                <w:szCs w:val="18"/>
-              </w:rPr>
-              <w:t>Psychiatric comorbidity</w:t>
-            </w:r>
-          </w:p>
-        </w:tc>
-        <w:tc>
-          <w:tcPr>
-            <w:tcW w:w="3969" w:type="dxa"/>
-          </w:tcPr>
-          <w:p>
-            <w:pPr>
-              <w:spacing w:line="276" w:lineRule="auto"/>
+        <w:trPr>
+          <w:jc w:val="center"/>
+        </w:trPr>
+        <w:tc>
+          <w:tcPr>
+            <w:tcW w:w="5600" w:type="dxa"/>
+            <w:vAlign w:val="center"/>
+          </w:tcPr>
+          <w:p>
+            <w:pPr>
+              <w:rPr>
+                <w:sz w:val="18"/>
+                <w:szCs w:val="18"/>
+              </w:rPr>
+            </w:pPr>
+            <w:r>
+              <w:rPr>
+                <w:rFonts w:eastAsia="Arial"/>
+                <w:sz w:val="18"/>
+                <w:szCs w:val="18"/>
+              </w:rPr>
+              <w:t>Loneliness</w:t>
+            </w:r>
+          </w:p>
+        </w:tc>
+        <w:tc>
+          <w:tcPr>
+            <w:tcW w:w="2000" w:type="dxa"/>
+            <w:vAlign w:val="center"/>
+          </w:tcPr>
+          <w:p>
+            <w:pPr>
               <w:jc w:val="center"/>
               <w:rPr>
-                <w:rFonts w:cstheme="minorHAnsi"/>
-                <w:sz w:val="18"/>
-                <w:szCs w:val="18"/>
-                <w:lang w:val="en-US"/>
-              </w:rPr>
-            </w:pPr>
-            <w:r>
-              <w:rPr>
-                <w:rFonts w:cstheme="minorHAnsi"/>
-                <w:sz w:val="18"/>
-                <w:szCs w:val="18"/>
-                <w:lang w:val="en-US"/>
-              </w:rPr>
-              <w:t>1</w:t>
+                <w:sz w:val="18"/>
+                <w:szCs w:val="18"/>
+              </w:rPr>
+            </w:pPr>
+            <w:r>
+              <w:rPr>
+                <w:rFonts w:eastAsia="Arial"/>
+                <w:sz w:val="18"/>
+                <w:szCs w:val="18"/>
+              </w:rPr>
+              <w:t>2</w:t>
+            </w:r>
+          </w:p>
+        </w:tc>
+        <w:tc>
+          <w:tcPr>
+            <w:tcW w:w="2200" w:type="dxa"/>
+            <w:vAlign w:val="center"/>
+          </w:tcPr>
+          <w:p>
+            <w:pPr>
+              <w:jc w:val="center"/>
+              <w:rPr>
+                <w:sz w:val="18"/>
+                <w:szCs w:val="18"/>
+              </w:rPr>
+            </w:pPr>
+            <w:r>
+              <w:rPr>
+                <w:rFonts w:eastAsia="Arial"/>
+                <w:sz w:val="18"/>
+                <w:szCs w:val="18"/>
+              </w:rPr>
+              <w:t>2</w:t>
             </w:r>
           </w:p>
         </w:tc>
       </w:tr>
       <w:tr>
-        <w:tc>
-          <w:tcPr>
-            <w:tcW w:w="4111" w:type="dxa"/>
-          </w:tcPr>
-          <w:p>
-            <w:pPr>
-              <w:spacing w:line="276" w:lineRule="auto"/>
-              <w:ind w:left="184"/>
-              <w:rPr>
-                <w:rFonts w:cstheme="minorHAnsi"/>
-                <w:sz w:val="18"/>
-                <w:szCs w:val="18"/>
-              </w:rPr>
-            </w:pPr>
-            <w:r>
-              <w:rPr>
-                <w:rFonts w:cstheme="minorHAnsi"/>
-                <w:sz w:val="18"/>
-                <w:szCs w:val="18"/>
-              </w:rPr>
-              <w:t>Loneliness</w:t>
-            </w:r>
-          </w:p>
-        </w:tc>
-        <w:tc>
-          <w:tcPr>
-            <w:tcW w:w="3969" w:type="dxa"/>
-          </w:tcPr>
-          <w:p>
-            <w:pPr>
-              <w:spacing w:line="276" w:lineRule="auto"/>
+        <w:trPr>
+          <w:jc w:val="center"/>
+        </w:trPr>
+        <w:tc>
+          <w:tcPr>
+            <w:tcW w:w="5600" w:type="dxa"/>
+            <w:vAlign w:val="center"/>
+          </w:tcPr>
+          <w:p>
+            <w:pPr>
+              <w:rPr>
+                <w:sz w:val="18"/>
+                <w:szCs w:val="18"/>
+              </w:rPr>
+            </w:pPr>
+            <w:r>
+              <w:rPr>
+                <w:rFonts w:eastAsia="Arial"/>
+                <w:sz w:val="18"/>
+                <w:szCs w:val="18"/>
+              </w:rPr>
+              <w:t>Trauma experience</w:t>
+            </w:r>
+          </w:p>
+        </w:tc>
+        <w:tc>
+          <w:tcPr>
+            <w:tcW w:w="2000" w:type="dxa"/>
+            <w:vAlign w:val="center"/>
+          </w:tcPr>
+          <w:p>
+            <w:pPr>
               <w:jc w:val="center"/>
               <w:rPr>
-                <w:rFonts w:cstheme="minorHAnsi"/>
-                <w:sz w:val="18"/>
-                <w:szCs w:val="18"/>
-                <w:lang w:val="en-US"/>
-              </w:rPr>
-            </w:pPr>
-            <w:r>
-              <w:rPr>
-                <w:rFonts w:cstheme="minorHAnsi"/>
-                <w:sz w:val="18"/>
-                <w:szCs w:val="18"/>
-                <w:lang w:val="en-US"/>
-              </w:rPr>
-              <w:t>2</w:t>
+                <w:sz w:val="18"/>
+                <w:szCs w:val="18"/>
+              </w:rPr>
+            </w:pPr>
+            <w:r>
+              <w:rPr>
+                <w:rFonts w:eastAsia="Arial"/>
+                <w:sz w:val="18"/>
+                <w:szCs w:val="18"/>
+              </w:rPr>
+              <w:t>3</w:t>
+            </w:r>
+          </w:p>
+        </w:tc>
+        <w:tc>
+          <w:tcPr>
+            <w:tcW w:w="2200" w:type="dxa"/>
+            <w:vAlign w:val="center"/>
+          </w:tcPr>
+          <w:p>
+            <w:pPr>
+              <w:jc w:val="center"/>
+              <w:rPr>
+                <w:sz w:val="18"/>
+                <w:szCs w:val="18"/>
+              </w:rPr>
+            </w:pPr>
+            <w:r>
+              <w:rPr>
+                <w:rFonts w:eastAsia="Arial"/>
+                <w:sz w:val="18"/>
+                <w:szCs w:val="18"/>
+              </w:rPr>
+              <w:t>3</w:t>
             </w:r>
           </w:p>
         </w:tc>
       </w:tr>
       <w:tr>
-        <w:tc>
-          <w:tcPr>
-            <w:tcW w:w="4111" w:type="dxa"/>
-          </w:tcPr>
-          <w:p>
-            <w:pPr>
-              <w:spacing w:line="276" w:lineRule="auto"/>
-              <w:ind w:left="184"/>
-              <w:rPr>
-                <w:rFonts w:cstheme="minorHAnsi"/>
-                <w:sz w:val="18"/>
-                <w:szCs w:val="18"/>
-              </w:rPr>
-            </w:pPr>
-            <w:r>
-              <w:rPr>
-                <w:rFonts w:cstheme="minorHAnsi"/>
-                <w:sz w:val="18"/>
-                <w:szCs w:val="18"/>
-              </w:rPr>
-              <w:t>Trauma experience</w:t>
-            </w:r>
-          </w:p>
-        </w:tc>
-        <w:tc>
-          <w:tcPr>
-            <w:tcW w:w="3969" w:type="dxa"/>
-          </w:tcPr>
-          <w:p>
-            <w:pPr>
-              <w:spacing w:line="276" w:lineRule="auto"/>
+        <w:trPr>
+          <w:jc w:val="center"/>
+        </w:trPr>
+        <w:tc>
+          <w:tcPr>
+            <w:tcW w:w="5600" w:type="dxa"/>
+            <w:vAlign w:val="center"/>
+          </w:tcPr>
+          <w:p>
+            <w:pPr>
+              <w:rPr>
+                <w:sz w:val="18"/>
+                <w:szCs w:val="18"/>
+              </w:rPr>
+            </w:pPr>
+            <w:r>
+              <w:rPr>
+                <w:rFonts w:eastAsia="Arial"/>
+                <w:sz w:val="18"/>
+                <w:szCs w:val="18"/>
+              </w:rPr>
+              <w:t>Other social problemsᵉ</w:t>
+            </w:r>
+          </w:p>
+        </w:tc>
+        <w:tc>
+          <w:tcPr>
+            <w:tcW w:w="2000" w:type="dxa"/>
+            <w:vAlign w:val="center"/>
+          </w:tcPr>
+          <w:p>
+            <w:pPr>
               <w:jc w:val="center"/>
               <w:rPr>
-                <w:rFonts w:cstheme="minorHAnsi"/>
-                <w:sz w:val="18"/>
-                <w:szCs w:val="18"/>
-                <w:lang w:val="en-US"/>
-              </w:rPr>
-            </w:pPr>
-            <w:r>
-              <w:rPr>
-                <w:rFonts w:cstheme="minorHAnsi"/>
-                <w:sz w:val="18"/>
-                <w:szCs w:val="18"/>
-                <w:lang w:val="en-US"/>
-              </w:rPr>
-              <w:t>3</w:t>
+                <w:sz w:val="18"/>
+                <w:szCs w:val="18"/>
+              </w:rPr>
+            </w:pPr>
+            <w:r>
+              <w:rPr>
+                <w:rFonts w:eastAsia="Arial"/>
+                <w:sz w:val="18"/>
+                <w:szCs w:val="18"/>
+              </w:rPr>
+              <w:t>6</w:t>
+            </w:r>
+          </w:p>
+        </w:tc>
+        <w:tc>
+          <w:tcPr>
+            <w:tcW w:w="2200" w:type="dxa"/>
+            <w:vAlign w:val="center"/>
+          </w:tcPr>
+          <w:p>
+            <w:pPr>
+              <w:jc w:val="center"/>
+              <w:rPr>
+                <w:sz w:val="18"/>
+                <w:szCs w:val="18"/>
+              </w:rPr>
+            </w:pPr>
+            <w:r>
+              <w:rPr>
+                <w:rFonts w:eastAsia="Arial"/>
+                <w:sz w:val="18"/>
+                <w:szCs w:val="18"/>
+              </w:rPr>
+              <w:t>6</w:t>
             </w:r>
           </w:p>
         </w:tc>
       </w:tr>
       <w:tr>
-        <w:tc>
-          <w:tcPr>
-            <w:tcW w:w="4111" w:type="dxa"/>
-          </w:tcPr>
-          <w:p>
-            <w:pPr>
-              <w:spacing w:line="276" w:lineRule="auto"/>
-              <w:ind w:left="184"/>
-              <w:rPr>
-                <w:rFonts w:cstheme="minorHAnsi"/>
-                <w:sz w:val="18"/>
-                <w:szCs w:val="18"/>
-              </w:rPr>
-            </w:pPr>
-            <w:r>
-              <w:rPr>
-                <w:rFonts w:cstheme="minorHAnsi"/>
-                <w:sz w:val="18"/>
-                <w:szCs w:val="18"/>
-              </w:rPr>
-              <w:t xml:space="preserve">Other social </w:t>
-            </w:r>
-            <w:proofErr w:type="spellStart"/>
-            <w:r>
-              <w:rPr>
-                <w:rFonts w:cstheme="minorHAnsi"/>
-                <w:sz w:val="18"/>
-                <w:szCs w:val="18"/>
-              </w:rPr>
-              <w:t>problems</w:t>
-            </w:r>
-            <w:r>
-              <w:rPr>
-                <w:rFonts w:cstheme="minorHAnsi"/>
-                <w:sz w:val="18"/>
-                <w:szCs w:val="18"/>
-                <w:vertAlign w:val="superscript"/>
-              </w:rPr>
-              <w:t>e</w:t>
-            </w:r>
-            <w:proofErr w:type="spellEnd"/>
-          </w:p>
-        </w:tc>
-        <w:tc>
-          <w:tcPr>
-            <w:tcW w:w="3969" w:type="dxa"/>
-          </w:tcPr>
-          <w:p>
-            <w:pPr>
-              <w:spacing w:line="276" w:lineRule="auto"/>
+        <w:trPr>
+          <w:jc w:val="center"/>
+        </w:trPr>
+        <w:tc>
+          <w:tcPr>
+            <w:tcW w:w="5600" w:type="dxa"/>
+            <w:vAlign w:val="center"/>
+          </w:tcPr>
+          <w:p>
+            <w:pPr>
+              <w:rPr>
+                <w:sz w:val="18"/>
+                <w:szCs w:val="18"/>
+              </w:rPr>
+            </w:pPr>
+            <w:r>
+              <w:rPr>
+                <w:rFonts w:eastAsia="Arial"/>
+                <w:sz w:val="18"/>
+                <w:szCs w:val="18"/>
+              </w:rPr>
+              <w:t>Not clearly specified</w:t>
+            </w:r>
+          </w:p>
+        </w:tc>
+        <w:tc>
+          <w:tcPr>
+            <w:tcW w:w="2000" w:type="dxa"/>
+            <w:vAlign w:val="center"/>
+          </w:tcPr>
+          <w:p>
+            <w:pPr>
               <w:jc w:val="center"/>
               <w:rPr>
-                <w:rFonts w:cstheme="minorHAnsi"/>
-                <w:sz w:val="18"/>
-                <w:szCs w:val="18"/>
-                <w:lang w:val="en-US"/>
-              </w:rPr>
-            </w:pPr>
-            <w:r>
-              <w:rPr>
-                <w:rFonts w:cstheme="minorHAnsi"/>
-                <w:sz w:val="18"/>
-                <w:szCs w:val="18"/>
-                <w:lang w:val="en-US"/>
-              </w:rPr>
-              <w:t>5</w:t>
-            </w:r>
-          </w:p>
-        </w:tc>
-      </w:tr>
-      <w:tr>
-        <w:tc>
-          <w:tcPr>
-            <w:tcW w:w="4111" w:type="dxa"/>
-            <w:tcBorders>
-              <w:bottom w:val="single" w:sz="4" w:space="0" w:color="auto"/>
-            </w:tcBorders>
-          </w:tcPr>
-          <w:p>
-            <w:pPr>
-              <w:spacing w:line="276" w:lineRule="auto"/>
-              <w:ind w:left="184"/>
-              <w:rPr>
-                <w:rFonts w:cstheme="minorHAnsi"/>
-                <w:sz w:val="18"/>
-                <w:szCs w:val="18"/>
-              </w:rPr>
-            </w:pPr>
-            <w:commentRangeStart w:id="1"/>
-            <w:r>
-              <w:rPr>
-                <w:rFonts w:cstheme="minorHAnsi"/>
-                <w:sz w:val="18"/>
-                <w:szCs w:val="18"/>
-              </w:rPr>
-              <w:t>Not clearly specified</w:t>
-            </w:r>
-          </w:p>
-        </w:tc>
-        <w:tc>
-          <w:tcPr>
-            <w:tcW w:w="3969" w:type="dxa"/>
-            <w:tcBorders>
-              <w:bottom w:val="single" w:sz="4" w:space="0" w:color="auto"/>
-            </w:tcBorders>
-          </w:tcPr>
-          <w:p>
-            <w:pPr>
-              <w:spacing w:line="276" w:lineRule="auto"/>
+                <w:sz w:val="18"/>
+                <w:szCs w:val="18"/>
+              </w:rPr>
+            </w:pPr>
+            <w:r>
+              <w:rPr>
+                <w:rFonts w:eastAsia="Arial"/>
+                <w:sz w:val="18"/>
+                <w:szCs w:val="18"/>
+              </w:rPr>
+              <w:t>28</w:t>
+            </w:r>
+          </w:p>
+        </w:tc>
+        <w:tc>
+          <w:tcPr>
+            <w:tcW w:w="2200" w:type="dxa"/>
+            <w:vAlign w:val="center"/>
+          </w:tcPr>
+          <w:p>
+            <w:pPr>
               <w:jc w:val="center"/>
               <w:rPr>
-                <w:rFonts w:cstheme="minorHAnsi"/>
-                <w:sz w:val="18"/>
-                <w:szCs w:val="18"/>
-                <w:lang w:val="en-US"/>
-              </w:rPr>
-            </w:pPr>
-            <w:r>
-              <w:rPr>
-                <w:rFonts w:cstheme="minorHAnsi"/>
-                <w:sz w:val="18"/>
-                <w:szCs w:val="18"/>
-                <w:lang w:val="en-US"/>
-              </w:rPr>
-              <w:t>28</w:t>
-            </w:r>
-            <w:commentRangeEnd w:id="1"/>
-            <w:r>
-              <w:rPr>
-                <w:rStyle w:val="CommentReference"/>
-                <w:rFonts w:asciiTheme="minorHAnsi" w:eastAsiaTheme="minorHAnsi" w:hAnsiTheme="minorHAnsi" w:cstheme="minorBidi"/>
-                <w:kern w:val="2"/>
-                <w:lang w:val="en-US" w:eastAsia="en-US"/>
-                <w14:ligatures w14:val="standardContextual"/>
-              </w:rPr>
-              <w:commentReference w:id="1"/>
+                <w:sz w:val="18"/>
+                <w:szCs w:val="18"/>
+              </w:rPr>
+            </w:pPr>
+            <w:r>
+              <w:rPr>
+                <w:rFonts w:eastAsia="Arial"/>
+                <w:sz w:val="18"/>
+                <w:szCs w:val="18"/>
+              </w:rPr>
+              <w:t>21</w:t>
             </w:r>
           </w:p>
         </w:tc>
@@ -4534,26 +5116,74 @@
         <w:spacing w:after="0" w:line="240" w:lineRule="auto"/>
         <w:rPr>
           <w:rFonts w:ascii="Times New Roman" w:hAnsi="Times New Roman" w:cs="Times New Roman"/>
-          <w:sz w:val="20"/>
-          <w:szCs w:val="20"/>
+          <w:sz w:val="18"/>
+          <w:szCs w:val="18"/>
         </w:rPr>
       </w:pPr>
       <w:r>
         <w:rPr>
           <w:rFonts w:ascii="Times New Roman" w:hAnsi="Times New Roman" w:cs="Times New Roman"/>
           <w:i/>
-          <w:sz w:val="20"/>
-          <w:szCs w:val="20"/>
+          <w:sz w:val="18"/>
+          <w:szCs w:val="18"/>
         </w:rPr>
         <w:t>Note</w:t>
       </w:r>
       <w:r>
         <w:rPr>
           <w:rFonts w:ascii="Times New Roman" w:hAnsi="Times New Roman" w:cs="Times New Roman"/>
-          <w:sz w:val="20"/>
-          <w:szCs w:val="20"/>
+          <w:sz w:val="18"/>
+          <w:szCs w:val="18"/>
+        </w:rPr>
+        <w:t>.</w:t>
+      </w:r>
+      <w:r>
+        <w:rPr>
+          <w:rFonts w:ascii="Times New Roman" w:hAnsi="Times New Roman" w:cs="Times New Roman"/>
+          <w:sz w:val="18"/>
+          <w:szCs w:val="18"/>
+        </w:rPr>
+        <w:t xml:space="preserve"> </w:t>
+      </w:r>
+      <w:r>
+        <w:rPr>
+          <w:rFonts w:ascii="Times New Roman" w:hAnsi="Times New Roman" w:cs="Times New Roman"/>
+          <w:sz w:val="18"/>
+          <w:szCs w:val="18"/>
+        </w:rPr>
+        <w:t xml:space="preserve">Participants with different mental health disorders and indicators of social marginalization could appear within the same study. </w:t>
+      </w:r>
+      <w:r>
+        <w:rPr>
+          <w:rFonts w:ascii="Times New Roman" w:hAnsi="Times New Roman" w:cs="Times New Roman"/>
+          <w:sz w:val="18"/>
+          <w:szCs w:val="18"/>
+        </w:rPr>
+        <w:t>Therefore</w:t>
+      </w:r>
+      <w:r>
+        <w:rPr>
+          <w:rFonts w:ascii="Times New Roman" w:hAnsi="Times New Roman" w:cs="Times New Roman"/>
+          <w:sz w:val="18"/>
+          <w:szCs w:val="18"/>
+        </w:rPr>
+        <w:t>, the categories are not mutually exclusive, and the columns sum to more than 62 and 49 studies, respectively</w:t>
+      </w:r>
+      <w:r>
+        <w:rPr>
+          <w:rFonts w:ascii="Times New Roman" w:hAnsi="Times New Roman" w:cs="Times New Roman"/>
+          <w:sz w:val="18"/>
+          <w:szCs w:val="18"/>
         </w:rPr>
         <w:t xml:space="preserve">. </w:t>
+      </w:r>
+      <w:r>
+        <w:rPr>
+          <w:rFonts w:ascii="Times New Roman" w:hAnsi="Times New Roman" w:cs="Times New Roman"/>
+          <w:sz w:val="18"/>
+          <w:szCs w:val="18"/>
+        </w:rPr>
+        <w:t xml:space="preserve"> </w:t>
       </w:r>
     </w:p>
     <w:p>
@@ -4561,16 +5191,16 @@
         <w:spacing w:after="0" w:line="240" w:lineRule="auto"/>
         <w:rPr>
           <w:rFonts w:ascii="Times New Roman" w:hAnsi="Times New Roman" w:cs="Times New Roman"/>
-          <w:sz w:val="20"/>
-          <w:szCs w:val="20"/>
+          <w:sz w:val="18"/>
+          <w:szCs w:val="18"/>
         </w:rPr>
       </w:pPr>
       <w:proofErr w:type="spellStart"/>
       <w:r>
         <w:rPr>
           <w:rFonts w:ascii="Times New Roman" w:hAnsi="Times New Roman" w:cs="Times New Roman"/>
-          <w:sz w:val="20"/>
-          <w:szCs w:val="20"/>
+          <w:sz w:val="18"/>
+          <w:szCs w:val="18"/>
           <w:vertAlign w:val="superscript"/>
         </w:rPr>
         <w:t>a</w:t>
@@ -4579,8 +5209,8 @@
       <w:r>
         <w:rPr>
           <w:rFonts w:ascii="Times New Roman" w:hAnsi="Times New Roman" w:cs="Times New Roman"/>
-          <w:sz w:val="20"/>
-          <w:szCs w:val="20"/>
+          <w:sz w:val="18"/>
+          <w:szCs w:val="18"/>
           <w:vertAlign w:val="superscript"/>
         </w:rPr>
         <w:t xml:space="preserve"> </w:t>
@@ -4588,8 +5218,8 @@
       <w:r>
         <w:rPr>
           <w:rFonts w:ascii="Times New Roman" w:hAnsi="Times New Roman" w:cs="Times New Roman"/>
-          <w:sz w:val="20"/>
-          <w:szCs w:val="20"/>
+          <w:sz w:val="18"/>
+          <w:szCs w:val="18"/>
         </w:rPr>
         <w:t xml:space="preserve">If specified, primarily DSM cluster C personality disorders. </w:t>
       </w:r>
@@ -4600,16 +5230,16 @@
         <w:rPr>
           <w:rFonts w:ascii="Times New Roman" w:hAnsi="Times New Roman" w:cs="Times New Roman"/>
           <w:color w:val="1F1F1F"/>
-          <w:sz w:val="20"/>
-          <w:szCs w:val="20"/>
+          <w:sz w:val="18"/>
+          <w:szCs w:val="18"/>
           <w:shd w:val="clear" w:color="auto" w:fill="FFFFFF"/>
         </w:rPr>
       </w:pPr>
       <w:r>
         <w:rPr>
           <w:rFonts w:ascii="Times New Roman" w:hAnsi="Times New Roman" w:cs="Times New Roman"/>
-          <w:sz w:val="20"/>
-          <w:szCs w:val="20"/>
+          <w:sz w:val="18"/>
+          <w:szCs w:val="18"/>
           <w:vertAlign w:val="superscript"/>
         </w:rPr>
         <w:t xml:space="preserve">b </w:t>
@@ -4617,8 +5247,8 @@
       <w:r>
         <w:rPr>
           <w:rFonts w:ascii="Times New Roman" w:hAnsi="Times New Roman" w:cs="Times New Roman"/>
-          <w:sz w:val="20"/>
-          <w:szCs w:val="20"/>
+          <w:sz w:val="18"/>
+          <w:szCs w:val="18"/>
         </w:rPr>
         <w:t xml:space="preserve">Including dissociative identity disorder, </w:t>
       </w:r>
@@ -4626,8 +5256,8 @@
         <w:rPr>
           <w:rFonts w:ascii="Times New Roman" w:hAnsi="Times New Roman" w:cs="Times New Roman"/>
           <w:color w:val="1F1F1F"/>
-          <w:sz w:val="20"/>
-          <w:szCs w:val="20"/>
+          <w:sz w:val="18"/>
+          <w:szCs w:val="18"/>
           <w:shd w:val="clear" w:color="auto" w:fill="FFFFFF"/>
         </w:rPr>
         <w:t>autism spectrum disorder, eating disorders, other psychotic disorders, suicidal ideation, and elevated levels of psychological stress</w:t>
@@ -4638,15 +5268,15 @@
         <w:spacing w:after="0" w:line="240" w:lineRule="auto"/>
         <w:rPr>
           <w:rFonts w:ascii="Times New Roman" w:hAnsi="Times New Roman" w:cs="Times New Roman"/>
-          <w:sz w:val="20"/>
-          <w:szCs w:val="20"/>
+          <w:sz w:val="18"/>
+          <w:szCs w:val="18"/>
         </w:rPr>
       </w:pPr>
       <w:r>
         <w:rPr>
           <w:rFonts w:ascii="Times New Roman" w:hAnsi="Times New Roman" w:cs="Times New Roman"/>
-          <w:sz w:val="20"/>
-          <w:szCs w:val="20"/>
+          <w:sz w:val="18"/>
+          <w:szCs w:val="18"/>
           <w:vertAlign w:val="superscript"/>
         </w:rPr>
         <w:t>c</w:t>
@@ -4654,8 +5284,8 @@
       <w:r>
         <w:rPr>
           <w:rFonts w:ascii="Times New Roman" w:hAnsi="Times New Roman" w:cs="Times New Roman"/>
-          <w:sz w:val="20"/>
-          <w:szCs w:val="20"/>
+          <w:sz w:val="18"/>
+          <w:szCs w:val="18"/>
         </w:rPr>
         <w:t xml:space="preserve"> Including both alcohol and drugs</w:t>
       </w:r>
@@ -4665,15 +5295,15 @@
         <w:spacing w:after="0" w:line="240" w:lineRule="auto"/>
         <w:rPr>
           <w:rFonts w:ascii="Times New Roman" w:hAnsi="Times New Roman" w:cs="Times New Roman"/>
-          <w:sz w:val="20"/>
-          <w:szCs w:val="20"/>
+          <w:sz w:val="18"/>
+          <w:szCs w:val="18"/>
         </w:rPr>
       </w:pPr>
       <w:r>
         <w:rPr>
           <w:rFonts w:ascii="Times New Roman" w:hAnsi="Times New Roman" w:cs="Times New Roman"/>
-          <w:sz w:val="20"/>
-          <w:szCs w:val="20"/>
+          <w:sz w:val="18"/>
+          <w:szCs w:val="18"/>
           <w:vertAlign w:val="superscript"/>
         </w:rPr>
         <w:t>d</w:t>
@@ -4681,8 +5311,8 @@
       <w:r>
         <w:rPr>
           <w:rFonts w:ascii="Times New Roman" w:hAnsi="Times New Roman" w:cs="Times New Roman"/>
-          <w:sz w:val="20"/>
-          <w:szCs w:val="20"/>
+          <w:sz w:val="18"/>
+          <w:szCs w:val="18"/>
         </w:rPr>
         <w:t xml:space="preserve"> Including both psychiatric and somatic chronic conditions</w:t>
       </w:r>
@@ -4693,16 +5323,16 @@
         <w:rPr>
           <w:rFonts w:ascii="Times New Roman" w:hAnsi="Times New Roman" w:cs="Times New Roman"/>
           <w:color w:val="1F1F1F"/>
-          <w:sz w:val="20"/>
-          <w:szCs w:val="20"/>
+          <w:sz w:val="18"/>
+          <w:szCs w:val="18"/>
           <w:shd w:val="clear" w:color="auto" w:fill="FFFFFF"/>
         </w:rPr>
       </w:pPr>
       <w:r>
         <w:rPr>
           <w:rFonts w:ascii="Times New Roman" w:hAnsi="Times New Roman" w:cs="Times New Roman"/>
-          <w:sz w:val="20"/>
-          <w:szCs w:val="20"/>
+          <w:sz w:val="18"/>
+          <w:szCs w:val="18"/>
           <w:vertAlign w:val="superscript"/>
         </w:rPr>
         <w:t>e</w:t>
@@ -4710,8 +5340,8 @@
       <w:r>
         <w:rPr>
           <w:rFonts w:ascii="Times New Roman" w:hAnsi="Times New Roman" w:cs="Times New Roman"/>
-          <w:sz w:val="20"/>
-          <w:szCs w:val="20"/>
+          <w:sz w:val="18"/>
+          <w:szCs w:val="18"/>
         </w:rPr>
         <w:t xml:space="preserve"> </w:t>
       </w:r>
@@ -4719,2740 +5349,13 @@
         <w:rPr>
           <w:rFonts w:ascii="Times New Roman" w:hAnsi="Times New Roman" w:cs="Times New Roman"/>
           <w:color w:val="1F1F1F"/>
-          <w:sz w:val="20"/>
-          <w:szCs w:val="20"/>
+          <w:sz w:val="18"/>
+          <w:szCs w:val="18"/>
           <w:shd w:val="clear" w:color="auto" w:fill="FFFFFF"/>
         </w:rPr>
-        <w:t>Including living in residential group homes, being older than 60 years old (?), and self-reported social problems such as having experienced disruptive periods, elevated internalized stigma, and experiencing social, or cognitive disability</w:t>
+        <w:t>Including living in residential group homes, being older than 60 years old, and self-reported social problems such as having experienced disruptive periods, elevated internalized stigma, and experiencing social or cognitive disability</w:t>
       </w:r>
     </w:p>
-    <w:p>
-      <w:r>
-        <w:br w:type="page"/>
-      </w:r>
-    </w:p>
-    <w:p>
-      <w:pPr>
-        <w:rPr>
-          <w:rFonts w:eastAsia="Times New Roman"/>
-          <w:b/>
-        </w:rPr>
-      </w:pPr>
-      <w:r>
-        <w:rPr>
-          <w:rFonts w:eastAsia="Times New Roman"/>
-          <w:b/>
-          <w:bCs/>
-        </w:rPr>
-        <w:lastRenderedPageBreak/>
-        <w:t>FIG</w:t>
-      </w:r>
-      <w:r>
-        <w:rPr>
-          <w:rFonts w:eastAsia="Times New Roman"/>
-          <w:b/>
-          <w:bCs/>
-        </w:rPr>
-        <w:t xml:space="preserve">. 1 | </w:t>
-      </w:r>
-      <w:r>
-        <w:rPr>
-          <w:rFonts w:eastAsia="Times New Roman"/>
-          <w:b/>
-          <w:bCs/>
-        </w:rPr>
-        <w:t>Flow chart of the screening process PRISMA template</w:t>
-      </w:r>
-    </w:p>
-    <w:p>
-      <w:r>
-        <w:rPr>
-          <w:noProof/>
-          <w:lang w:val="da-DK" w:eastAsia="da-DK"/>
-        </w:rPr>
-        <mc:AlternateContent>
-          <mc:Choice Requires="wpg">
-            <w:drawing>
-              <wp:anchor distT="0" distB="0" distL="114300" distR="114300" simplePos="0" relativeHeight="251659264" behindDoc="0" locked="0" layoutInCell="1" allowOverlap="1" wp14:anchorId="195773FE" wp14:editId="5D6E87D4">
-                <wp:simplePos x="0" y="0"/>
-                <wp:positionH relativeFrom="margin">
-                  <wp:posOffset>0</wp:posOffset>
-                </wp:positionH>
-                <wp:positionV relativeFrom="paragraph">
-                  <wp:posOffset>0</wp:posOffset>
-                </wp:positionV>
-                <wp:extent cx="5932170" cy="6133381"/>
-                <wp:effectExtent l="0" t="0" r="11430" b="20320"/>
-                <wp:wrapNone/>
-                <wp:docPr id="6" name="Gruppe 6"/>
-                <wp:cNvGraphicFramePr/>
-                <a:graphic xmlns:a="http://schemas.openxmlformats.org/drawingml/2006/main">
-                  <a:graphicData uri="http://schemas.microsoft.com/office/word/2010/wordprocessingGroup">
-                    <wpg:wgp>
-                      <wpg:cNvGrpSpPr/>
-                      <wpg:grpSpPr>
-                        <a:xfrm>
-                          <a:off x="0" y="0"/>
-                          <a:ext cx="5932170" cy="6133381"/>
-                          <a:chOff x="0" y="0"/>
-                          <a:chExt cx="5932714" cy="6172200"/>
-                        </a:xfrm>
-                      </wpg:grpSpPr>
-                      <wpg:grpSp>
-                        <wpg:cNvPr id="7" name="Group 23"/>
-                        <wpg:cNvGrpSpPr>
-                          <a:grpSpLocks/>
-                        </wpg:cNvGrpSpPr>
-                        <wpg:grpSpPr bwMode="auto">
-                          <a:xfrm>
-                            <a:off x="0" y="0"/>
-                            <a:ext cx="361950" cy="6172200"/>
-                            <a:chOff x="0" y="0"/>
-                            <a:chExt cx="570" cy="9720"/>
-                          </a:xfrm>
-                        </wpg:grpSpPr>
-                        <wps:wsp>
-                          <wps:cNvPr id="8" name="AutoShape 3"/>
-                          <wps:cNvSpPr>
-                            <a:spLocks noChangeArrowheads="1"/>
-                          </wps:cNvSpPr>
-                          <wps:spPr bwMode="auto">
-                            <a:xfrm rot="16200000">
-                              <a:off x="-795" y="3315"/>
-                              <a:ext cx="2160" cy="570"/>
-                            </a:xfrm>
-                            <a:prstGeom prst="roundRect">
-                              <a:avLst>
-                                <a:gd name="adj" fmla="val 16667"/>
-                              </a:avLst>
-                            </a:prstGeom>
-                            <a:solidFill>
-                              <a:srgbClr val="CCECFF"/>
-                            </a:solidFill>
-                            <a:ln w="9525">
-                              <a:solidFill>
-                                <a:srgbClr val="000000"/>
-                              </a:solidFill>
-                              <a:round/>
-                              <a:headEnd/>
-                              <a:tailEnd/>
-                            </a:ln>
-                          </wps:spPr>
-                          <wps:txbx>
-                            <w:txbxContent>
-                              <w:p>
-                                <w:pPr>
-                                  <w:pStyle w:val="NormalWeb"/>
-                                  <w:spacing w:after="0"/>
-                                  <w:jc w:val="center"/>
-                                </w:pPr>
-                                <w:bookmarkStart w:id="2" w:name="_Hlk213679994"/>
-                                <w:bookmarkEnd w:id="2"/>
-                                <w:r>
-                                  <w:rPr>
-                                    <w:b/>
-                                    <w:bCs/>
-                                    <w:color w:val="000000"/>
-                                    <w:kern w:val="28"/>
-                                  </w:rPr>
-                                  <w:t>Screening</w:t>
-                                </w:r>
-                              </w:p>
-                            </w:txbxContent>
-                          </wps:txbx>
-                          <wps:bodyPr rot="0" vert="vert270" wrap="square" lIns="45720" tIns="45720" rIns="45720" bIns="45720" anchor="t" anchorCtr="0" upright="1">
-                            <a:noAutofit/>
-                          </wps:bodyPr>
-                        </wps:wsp>
-                        <wps:wsp>
-                          <wps:cNvPr id="14" name="AutoShape 4"/>
-                          <wps:cNvSpPr>
-                            <a:spLocks noChangeArrowheads="1"/>
-                          </wps:cNvSpPr>
-                          <wps:spPr bwMode="auto">
-                            <a:xfrm rot="16200000">
-                              <a:off x="-795" y="8355"/>
-                              <a:ext cx="2160" cy="570"/>
-                            </a:xfrm>
-                            <a:prstGeom prst="roundRect">
-                              <a:avLst>
-                                <a:gd name="adj" fmla="val 16667"/>
-                              </a:avLst>
-                            </a:prstGeom>
-                            <a:solidFill>
-                              <a:srgbClr val="CCECFF"/>
-                            </a:solidFill>
-                            <a:ln w="9525">
-                              <a:solidFill>
-                                <a:srgbClr val="000000"/>
-                              </a:solidFill>
-                              <a:round/>
-                              <a:headEnd/>
-                              <a:tailEnd/>
-                            </a:ln>
-                          </wps:spPr>
-                          <wps:txbx>
-                            <w:txbxContent>
-                              <w:p>
-                                <w:pPr>
-                                  <w:pStyle w:val="NormalWeb"/>
-                                  <w:spacing w:after="0"/>
-                                  <w:jc w:val="center"/>
-                                </w:pPr>
-                                <w:r>
-                                  <w:rPr>
-                                    <w:b/>
-                                    <w:bCs/>
-                                    <w:color w:val="000000"/>
-                                    <w:kern w:val="28"/>
-                                  </w:rPr>
-                                  <w:t>Included</w:t>
-                                </w:r>
-                              </w:p>
-                            </w:txbxContent>
-                          </wps:txbx>
-                          <wps:bodyPr rot="0" vert="vert270" wrap="square" lIns="45720" tIns="45720" rIns="45720" bIns="45720" anchor="t" anchorCtr="0" upright="1">
-                            <a:noAutofit/>
-                          </wps:bodyPr>
-                        </wps:wsp>
-                        <wps:wsp>
-                          <wps:cNvPr id="15" name="AutoShape 5"/>
-                          <wps:cNvSpPr>
-                            <a:spLocks noChangeArrowheads="1"/>
-                          </wps:cNvSpPr>
-                          <wps:spPr bwMode="auto">
-                            <a:xfrm rot="16200000">
-                              <a:off x="-795" y="5835"/>
-                              <a:ext cx="2160" cy="570"/>
-                            </a:xfrm>
-                            <a:prstGeom prst="roundRect">
-                              <a:avLst>
-                                <a:gd name="adj" fmla="val 16667"/>
-                              </a:avLst>
-                            </a:prstGeom>
-                            <a:solidFill>
-                              <a:srgbClr val="CCECFF"/>
-                            </a:solidFill>
-                            <a:ln w="9525">
-                              <a:solidFill>
-                                <a:srgbClr val="000000"/>
-                              </a:solidFill>
-                              <a:round/>
-                              <a:headEnd/>
-                              <a:tailEnd/>
-                            </a:ln>
-                          </wps:spPr>
-                          <wps:txbx>
-                            <w:txbxContent>
-                              <w:p>
-                                <w:pPr>
-                                  <w:pStyle w:val="NormalWeb"/>
-                                  <w:spacing w:after="0"/>
-                                  <w:jc w:val="center"/>
-                                </w:pPr>
-                                <w:r>
-                                  <w:rPr>
-                                    <w:b/>
-                                    <w:bCs/>
-                                    <w:color w:val="000000"/>
-                                    <w:kern w:val="28"/>
-                                    <w:sz w:val="22"/>
-                                    <w:szCs w:val="22"/>
-                                  </w:rPr>
-                                  <w:t>Eligibility</w:t>
-                                </w:r>
-                              </w:p>
-                            </w:txbxContent>
-                          </wps:txbx>
-                          <wps:bodyPr rot="0" vert="vert270" wrap="square" lIns="45720" tIns="45720" rIns="45720" bIns="45720" anchor="t" anchorCtr="0" upright="1">
-                            <a:noAutofit/>
-                          </wps:bodyPr>
-                        </wps:wsp>
-                        <wps:wsp>
-                          <wps:cNvPr id="16" name="AutoShape 8"/>
-                          <wps:cNvSpPr>
-                            <a:spLocks noChangeArrowheads="1"/>
-                          </wps:cNvSpPr>
-                          <wps:spPr bwMode="auto">
-                            <a:xfrm rot="16200000">
-                              <a:off x="-795" y="795"/>
-                              <a:ext cx="2160" cy="570"/>
-                            </a:xfrm>
-                            <a:prstGeom prst="roundRect">
-                              <a:avLst>
-                                <a:gd name="adj" fmla="val 16667"/>
-                              </a:avLst>
-                            </a:prstGeom>
-                            <a:solidFill>
-                              <a:srgbClr val="CCECFF"/>
-                            </a:solidFill>
-                            <a:ln w="9525">
-                              <a:solidFill>
-                                <a:srgbClr val="000000"/>
-                              </a:solidFill>
-                              <a:round/>
-                              <a:headEnd/>
-                              <a:tailEnd/>
-                            </a:ln>
-                          </wps:spPr>
-                          <wps:txbx>
-                            <w:txbxContent>
-                              <w:p>
-                                <w:pPr>
-                                  <w:pStyle w:val="NormalWeb"/>
-                                  <w:spacing w:after="0"/>
-                                  <w:jc w:val="center"/>
-                                </w:pPr>
-                                <w:r>
-                                  <w:rPr>
-                                    <w:b/>
-                                    <w:bCs/>
-                                    <w:color w:val="000000"/>
-                                    <w:kern w:val="28"/>
-                                  </w:rPr>
-                                  <w:t>Identification</w:t>
-                                </w:r>
-                              </w:p>
-                            </w:txbxContent>
-                          </wps:txbx>
-                          <wps:bodyPr rot="0" vert="vert270" wrap="square" lIns="45720" tIns="45720" rIns="45720" bIns="45720" anchor="t" anchorCtr="0" upright="1">
-                            <a:noAutofit/>
-                          </wps:bodyPr>
-                        </wps:wsp>
-                      </wpg:grpSp>
-                      <wps:wsp>
-                        <wps:cNvPr id="17" name="Rectangle 2"/>
-                        <wps:cNvSpPr>
-                          <a:spLocks noChangeArrowheads="1"/>
-                        </wps:cNvSpPr>
-                        <wps:spPr bwMode="auto">
-                          <a:xfrm>
-                            <a:off x="478795" y="87085"/>
-                            <a:ext cx="2228850" cy="777073"/>
-                          </a:xfrm>
-                          <a:prstGeom prst="rect">
-                            <a:avLst/>
-                          </a:prstGeom>
-                          <a:solidFill>
-                            <a:srgbClr val="FFFFFF"/>
-                          </a:solidFill>
-                          <a:ln w="9525">
-                            <a:solidFill>
-                              <a:srgbClr val="000000"/>
-                            </a:solidFill>
-                            <a:miter lim="800000"/>
-                            <a:headEnd/>
-                            <a:tailEnd/>
-                          </a:ln>
-                        </wps:spPr>
-                        <wps:txbx>
-                          <w:txbxContent>
-                            <w:p>
-                              <w:pPr>
-                                <w:pStyle w:val="NormalWeb"/>
-                                <w:spacing w:after="0"/>
-                                <w:jc w:val="center"/>
-                              </w:pPr>
-                              <w:r>
-                                <w:rPr>
-                                  <w:color w:val="000000"/>
-                                  <w:kern w:val="28"/>
-                                </w:rPr>
-                                <w:t>Records identified through database searching                       (</w:t>
-                              </w:r>
-                              <w:r>
-                                <w:rPr>
-                                  <w:i/>
-                                  <w:iCs/>
-                                  <w:color w:val="000000"/>
-                                  <w:kern w:val="28"/>
-                                </w:rPr>
-                                <w:t>n</w:t>
-                              </w:r>
-                              <w:r>
-                                <w:rPr>
-                                  <w:color w:val="000000"/>
-                                  <w:kern w:val="28"/>
-                                </w:rPr>
-                                <w:t xml:space="preserve"> = </w:t>
-                              </w:r>
-                              <w:r>
-                                <w:rPr>
-                                  <w:color w:val="000000"/>
-                                  <w:kern w:val="28"/>
-                                </w:rPr>
-                                <w:t>27</w:t>
-                              </w:r>
-                              <w:r>
-                                <w:rPr>
-                                  <w:color w:val="000000"/>
-                                  <w:kern w:val="28"/>
-                                </w:rPr>
-                                <w:t>,</w:t>
-                              </w:r>
-                              <w:r>
-                                <w:rPr>
-                                  <w:color w:val="000000"/>
-                                  <w:kern w:val="28"/>
-                                </w:rPr>
-                                <w:t>415</w:t>
-                              </w:r>
-                              <w:r>
-                                <w:rPr>
-                                  <w:color w:val="000000"/>
-                                  <w:kern w:val="28"/>
-                                </w:rPr>
-                                <w:t>)</w:t>
-                              </w:r>
-                            </w:p>
-                          </w:txbxContent>
-                        </wps:txbx>
-                        <wps:bodyPr rot="0" vert="horz" wrap="square" lIns="91440" tIns="91440" rIns="91440" bIns="91440" anchor="t" anchorCtr="0" upright="1">
-                          <a:noAutofit/>
-                        </wps:bodyPr>
-                      </wps:wsp>
-                      <wps:wsp>
-                        <wps:cNvPr id="18" name="AutoShape 6"/>
-                        <wps:cNvCnPr>
-                          <a:cxnSpLocks noChangeShapeType="1"/>
-                        </wps:cNvCnPr>
-                        <wps:spPr bwMode="auto">
-                          <a:xfrm>
-                            <a:off x="1735635" y="864158"/>
-                            <a:ext cx="0" cy="365927"/>
-                          </a:xfrm>
-                          <a:prstGeom prst="straightConnector1">
-                            <a:avLst/>
-                          </a:prstGeom>
-                          <a:noFill/>
-                          <a:ln w="9525">
-                            <a:solidFill>
-                              <a:srgbClr val="000000"/>
-                            </a:solidFill>
-                            <a:round/>
-                            <a:headEnd/>
-                            <a:tailEnd type="triangle" w="med" len="med"/>
-                          </a:ln>
-                          <a:effectLst/>
-                          <a:extLst>
-                            <a:ext uri="{909E8E84-426E-40DD-AFC4-6F175D3DCCD1}">
-                              <a14:hiddenFill xmlns:a14="http://schemas.microsoft.com/office/drawing/2010/main">
-                                <a:noFill/>
-                              </a14:hiddenFill>
-                            </a:ext>
-                            <a:ext uri="{AF507438-7753-43E0-B8FC-AC1667EBCBE1}">
-                              <a14:hiddenEffects xmlns:a14="http://schemas.microsoft.com/office/drawing/2010/main">
-                                <a:effectLst>
-                                  <a:outerShdw dist="35921" dir="2700000" algn="ctr" rotWithShape="0">
-                                    <a:srgbClr val="CCCCCC"/>
-                                  </a:outerShdw>
-                                </a:effectLst>
-                              </a14:hiddenEffects>
-                            </a:ext>
-                          </a:extLst>
-                        </wps:spPr>
-                        <wps:bodyPr/>
-                      </wps:wsp>
-                      <wps:wsp>
-                        <wps:cNvPr id="19" name="AutoShape 7"/>
-                        <wps:cNvCnPr>
-                          <a:cxnSpLocks noChangeShapeType="1"/>
-                        </wps:cNvCnPr>
-                        <wps:spPr bwMode="auto">
-                          <a:xfrm>
-                            <a:off x="4033157" y="772885"/>
-                            <a:ext cx="0" cy="457200"/>
-                          </a:xfrm>
-                          <a:prstGeom prst="straightConnector1">
-                            <a:avLst/>
-                          </a:prstGeom>
-                          <a:noFill/>
-                          <a:ln w="9525">
-                            <a:solidFill>
-                              <a:srgbClr val="000000"/>
-                            </a:solidFill>
-                            <a:round/>
-                            <a:headEnd/>
-                            <a:tailEnd type="triangle" w="med" len="med"/>
-                          </a:ln>
-                          <a:effectLst/>
-                          <a:extLst>
-                            <a:ext uri="{909E8E84-426E-40DD-AFC4-6F175D3DCCD1}">
-                              <a14:hiddenFill xmlns:a14="http://schemas.microsoft.com/office/drawing/2010/main">
-                                <a:noFill/>
-                              </a14:hiddenFill>
-                            </a:ext>
-                            <a:ext uri="{AF507438-7753-43E0-B8FC-AC1667EBCBE1}">
-                              <a14:hiddenEffects xmlns:a14="http://schemas.microsoft.com/office/drawing/2010/main">
-                                <a:effectLst>
-                                  <a:outerShdw dist="35921" dir="2700000" algn="ctr" rotWithShape="0">
-                                    <a:srgbClr val="CCCCCC"/>
-                                  </a:outerShdw>
-                                </a:effectLst>
-                              </a14:hiddenEffects>
-                            </a:ext>
-                          </a:extLst>
-                        </wps:spPr>
-                        <wps:bodyPr/>
-                      </wps:wsp>
-                      <wps:wsp>
-                        <wps:cNvPr id="20" name="Rectangle 9"/>
-                        <wps:cNvSpPr>
-                          <a:spLocks noChangeArrowheads="1"/>
-                        </wps:cNvSpPr>
-                        <wps:spPr bwMode="auto">
-                          <a:xfrm>
-                            <a:off x="2905421" y="87084"/>
-                            <a:ext cx="2228850" cy="777074"/>
-                          </a:xfrm>
-                          <a:prstGeom prst="rect">
-                            <a:avLst/>
-                          </a:prstGeom>
-                          <a:solidFill>
-                            <a:srgbClr val="FFFFFF"/>
-                          </a:solidFill>
-                          <a:ln w="9525">
-                            <a:solidFill>
-                              <a:srgbClr val="000000"/>
-                            </a:solidFill>
-                            <a:miter lim="800000"/>
-                            <a:headEnd/>
-                            <a:tailEnd/>
-                          </a:ln>
-                        </wps:spPr>
-                        <wps:txbx>
-                          <w:txbxContent>
-                            <w:p>
-                              <w:pPr>
-                                <w:pStyle w:val="NormalWeb"/>
-                                <w:spacing w:after="0"/>
-                                <w:jc w:val="center"/>
-                              </w:pPr>
-                              <w:r>
-                                <w:rPr>
-                                  <w:color w:val="000000"/>
-                                  <w:kern w:val="28"/>
-                                </w:rPr>
-                                <w:t xml:space="preserve">Additional records identified through other sources                   </w:t>
-                              </w:r>
-                              <w:r>
-                                <w:rPr>
-                                  <w:color w:val="000000"/>
-                                  <w:kern w:val="28"/>
-                                </w:rPr>
-                                <w:t>(</w:t>
-                              </w:r>
-                              <w:r>
-                                <w:rPr>
-                                  <w:i/>
-                                  <w:iCs/>
-                                  <w:color w:val="000000"/>
-                                  <w:kern w:val="28"/>
-                                </w:rPr>
-                                <w:t>n</w:t>
-                              </w:r>
-                              <w:r>
-                                <w:rPr>
-                                  <w:color w:val="000000"/>
-                                  <w:kern w:val="28"/>
-                                </w:rPr>
-                                <w:t xml:space="preserve"> =</w:t>
-                              </w:r>
-                              <w:r>
-                                <w:rPr>
-                                  <w:color w:val="000000"/>
-                                  <w:kern w:val="28"/>
-                                </w:rPr>
-                                <w:t xml:space="preserve"> </w:t>
-                              </w:r>
-                              <w:r>
-                                <w:rPr>
-                                  <w:color w:val="000000"/>
-                                  <w:kern w:val="28"/>
-                                </w:rPr>
-                                <w:t>10</w:t>
-                              </w:r>
-                              <w:r>
-                                <w:rPr>
-                                  <w:color w:val="000000"/>
-                                  <w:kern w:val="28"/>
-                                </w:rPr>
-                                <w:t>,</w:t>
-                              </w:r>
-                              <w:r>
-                                <w:rPr>
-                                  <w:color w:val="000000"/>
-                                  <w:kern w:val="28"/>
-                                </w:rPr>
-                                <w:t>098)</w:t>
-                              </w:r>
-                            </w:p>
-                          </w:txbxContent>
-                        </wps:txbx>
-                        <wps:bodyPr rot="0" vert="horz" wrap="square" lIns="91440" tIns="91440" rIns="91440" bIns="91440" anchor="t" anchorCtr="0" upright="1">
-                          <a:noAutofit/>
-                        </wps:bodyPr>
-                      </wps:wsp>
-                      <wps:wsp>
-                        <wps:cNvPr id="21" name="Rectangle 10"/>
-                        <wps:cNvSpPr>
-                          <a:spLocks noChangeArrowheads="1"/>
-                        </wps:cNvSpPr>
-                        <wps:spPr bwMode="auto">
-                          <a:xfrm>
-                            <a:off x="1458686" y="1230085"/>
-                            <a:ext cx="2771775" cy="571500"/>
-                          </a:xfrm>
-                          <a:prstGeom prst="rect">
-                            <a:avLst/>
-                          </a:prstGeom>
-                          <a:solidFill>
-                            <a:srgbClr val="FFFFFF"/>
-                          </a:solidFill>
-                          <a:ln w="9525">
-                            <a:solidFill>
-                              <a:srgbClr val="000000"/>
-                            </a:solidFill>
-                            <a:miter lim="800000"/>
-                            <a:headEnd/>
-                            <a:tailEnd/>
-                          </a:ln>
-                        </wps:spPr>
-                        <wps:txbx>
-                          <w:txbxContent>
-                            <w:p>
-                              <w:pPr>
-                                <w:pStyle w:val="NormalWeb"/>
-                                <w:spacing w:after="0"/>
-                                <w:jc w:val="center"/>
-                              </w:pPr>
-                              <w:r>
-                                <w:rPr>
-                                  <w:color w:val="000000"/>
-                                  <w:kern w:val="28"/>
-                                </w:rPr>
-                                <w:t>Records after duplicates removed</w:t>
-                              </w:r>
-                              <w:r>
-                                <w:rPr>
-                                  <w:color w:val="000000"/>
-                                  <w:kern w:val="28"/>
-                                </w:rPr>
-                                <w:br/>
-                              </w:r>
-                              <w:r>
-                                <w:rPr>
-                                  <w:color w:val="000000"/>
-                                  <w:kern w:val="28"/>
-                                </w:rPr>
-                                <w:t>(</w:t>
-                              </w:r>
-                              <w:r>
-                                <w:rPr>
-                                  <w:i/>
-                                  <w:iCs/>
-                                  <w:color w:val="000000"/>
-                                  <w:kern w:val="28"/>
-                                </w:rPr>
-                                <w:t>n</w:t>
-                              </w:r>
-                              <w:r>
-                                <w:rPr>
-                                  <w:color w:val="000000"/>
-                                  <w:kern w:val="28"/>
-                                </w:rPr>
-                                <w:t xml:space="preserve"> =</w:t>
-                              </w:r>
-                              <w:r>
-                                <w:rPr>
-                                  <w:color w:val="000000"/>
-                                  <w:kern w:val="28"/>
-                                </w:rPr>
-                                <w:t>28,980</w:t>
-                              </w:r>
-                              <w:r>
-                                <w:rPr>
-                                  <w:color w:val="000000"/>
-                                  <w:kern w:val="28"/>
-                                </w:rPr>
-                                <w:t>)</w:t>
-                              </w:r>
-                            </w:p>
-                          </w:txbxContent>
-                        </wps:txbx>
-                        <wps:bodyPr rot="0" vert="horz" wrap="square" lIns="91440" tIns="91440" rIns="91440" bIns="91440" anchor="t" anchorCtr="0" upright="1">
-                          <a:noAutofit/>
-                        </wps:bodyPr>
-                      </wps:wsp>
-                      <wps:wsp>
-                        <wps:cNvPr id="22" name="Rectangle 11"/>
-                        <wps:cNvSpPr>
-                          <a:spLocks noChangeArrowheads="1"/>
-                        </wps:cNvSpPr>
-                        <wps:spPr bwMode="auto">
-                          <a:xfrm>
-                            <a:off x="2002971" y="2264228"/>
-                            <a:ext cx="1670050" cy="571500"/>
-                          </a:xfrm>
-                          <a:prstGeom prst="rect">
-                            <a:avLst/>
-                          </a:prstGeom>
-                          <a:solidFill>
-                            <a:srgbClr val="FFFFFF"/>
-                          </a:solidFill>
-                          <a:ln w="9525">
-                            <a:solidFill>
-                              <a:srgbClr val="000000"/>
-                            </a:solidFill>
-                            <a:miter lim="800000"/>
-                            <a:headEnd/>
-                            <a:tailEnd/>
-                          </a:ln>
-                        </wps:spPr>
-                        <wps:txbx>
-                          <w:txbxContent>
-                            <w:p>
-                              <w:pPr>
-                                <w:pStyle w:val="NormalWeb"/>
-                                <w:spacing w:after="0"/>
-                                <w:jc w:val="center"/>
-                              </w:pPr>
-                              <w:r>
-                                <w:rPr>
-                                  <w:color w:val="000000"/>
-                                  <w:kern w:val="28"/>
-                                </w:rPr>
-                                <w:t>Records screened</w:t>
-                              </w:r>
-                              <w:r>
-                                <w:rPr>
-                                  <w:color w:val="000000"/>
-                                  <w:kern w:val="28"/>
-                                </w:rPr>
-                                <w:br/>
-                              </w:r>
-                              <w:r>
-                                <w:rPr>
-                                  <w:color w:val="000000"/>
-                                  <w:kern w:val="28"/>
-                                </w:rPr>
-                                <w:t>(</w:t>
-                              </w:r>
-                              <w:r>
-                                <w:rPr>
-                                  <w:i/>
-                                  <w:iCs/>
-                                  <w:color w:val="000000"/>
-                                  <w:kern w:val="28"/>
-                                </w:rPr>
-                                <w:t>n</w:t>
-                              </w:r>
-                              <w:r>
-                                <w:rPr>
-                                  <w:color w:val="000000"/>
-                                  <w:kern w:val="28"/>
-                                </w:rPr>
-                                <w:t xml:space="preserve"> =</w:t>
-                              </w:r>
-                              <w:r>
-                                <w:rPr>
-                                  <w:color w:val="000000"/>
-                                  <w:kern w:val="28"/>
-                                </w:rPr>
-                                <w:t>28,980</w:t>
-                              </w:r>
-                              <w:r>
-                                <w:rPr>
-                                  <w:color w:val="000000"/>
-                                  <w:kern w:val="28"/>
-                                </w:rPr>
-                                <w:t>)</w:t>
-                              </w:r>
-                            </w:p>
-                          </w:txbxContent>
-                        </wps:txbx>
-                        <wps:bodyPr rot="0" vert="horz" wrap="square" lIns="91440" tIns="91440" rIns="91440" bIns="91440" anchor="t" anchorCtr="0" upright="1">
-                          <a:noAutofit/>
-                        </wps:bodyPr>
-                      </wps:wsp>
-                      <wps:wsp>
-                        <wps:cNvPr id="23" name="Rectangle 12"/>
-                        <wps:cNvSpPr>
-                          <a:spLocks noChangeArrowheads="1"/>
-                        </wps:cNvSpPr>
-                        <wps:spPr bwMode="auto">
-                          <a:xfrm>
-                            <a:off x="4218214" y="2264228"/>
-                            <a:ext cx="1714500" cy="571500"/>
-                          </a:xfrm>
-                          <a:prstGeom prst="rect">
-                            <a:avLst/>
-                          </a:prstGeom>
-                          <a:solidFill>
-                            <a:srgbClr val="FFFFFF"/>
-                          </a:solidFill>
-                          <a:ln w="9525">
-                            <a:solidFill>
-                              <a:srgbClr val="000000"/>
-                            </a:solidFill>
-                            <a:miter lim="800000"/>
-                            <a:headEnd/>
-                            <a:tailEnd/>
-                          </a:ln>
-                        </wps:spPr>
-                        <wps:txbx>
-                          <w:txbxContent>
-                            <w:p>
-                              <w:pPr>
-                                <w:pStyle w:val="NormalWeb"/>
-                                <w:spacing w:after="0"/>
-                                <w:jc w:val="center"/>
-                              </w:pPr>
-                              <w:r>
-                                <w:rPr>
-                                  <w:color w:val="000000"/>
-                                  <w:kern w:val="28"/>
-                                </w:rPr>
-                                <w:t>Records excluded</w:t>
-                              </w:r>
-                              <w:r>
-                                <w:rPr>
-                                  <w:color w:val="000000"/>
-                                  <w:kern w:val="28"/>
-                                </w:rPr>
-                                <w:br/>
-                                <w:t>(</w:t>
-                              </w:r>
-                              <w:r>
-                                <w:rPr>
-                                  <w:i/>
-                                  <w:iCs/>
-                                  <w:color w:val="000000"/>
-                                  <w:kern w:val="28"/>
-                                </w:rPr>
-                                <w:t>n</w:t>
-                              </w:r>
-                              <w:r>
-                                <w:rPr>
-                                  <w:color w:val="000000"/>
-                                  <w:kern w:val="28"/>
-                                </w:rPr>
-                                <w:t xml:space="preserve"> = 28,357)</w:t>
-                              </w:r>
-                            </w:p>
-                          </w:txbxContent>
-                        </wps:txbx>
-                        <wps:bodyPr rot="0" vert="horz" wrap="square" lIns="91440" tIns="91440" rIns="91440" bIns="91440" anchor="t" anchorCtr="0" upright="1">
-                          <a:noAutofit/>
-                        </wps:bodyPr>
-                      </wps:wsp>
-                      <wps:wsp>
-                        <wps:cNvPr id="24" name="Rectangle 13"/>
-                        <wps:cNvSpPr>
-                          <a:spLocks noChangeArrowheads="1"/>
-                        </wps:cNvSpPr>
-                        <wps:spPr bwMode="auto">
-                          <a:xfrm>
-                            <a:off x="1975395" y="3140529"/>
-                            <a:ext cx="1714500" cy="767442"/>
-                          </a:xfrm>
-                          <a:prstGeom prst="rect">
-                            <a:avLst/>
-                          </a:prstGeom>
-                          <a:solidFill>
-                            <a:srgbClr val="FFFFFF"/>
-                          </a:solidFill>
-                          <a:ln w="9525">
-                            <a:solidFill>
-                              <a:srgbClr val="000000"/>
-                            </a:solidFill>
-                            <a:miter lim="800000"/>
-                            <a:headEnd/>
-                            <a:tailEnd/>
-                          </a:ln>
-                        </wps:spPr>
-                        <wps:txbx>
-                          <w:txbxContent>
-                            <w:p>
-                              <w:pPr>
-                                <w:pStyle w:val="NormalWeb"/>
-                                <w:spacing w:after="0"/>
-                                <w:jc w:val="center"/>
-                              </w:pPr>
-                              <w:r>
-                                <w:rPr>
-                                  <w:color w:val="000000"/>
-                                  <w:kern w:val="28"/>
-                                </w:rPr>
-                                <w:t>Full-text articles assessed for eligibility (</w:t>
-                              </w:r>
-                              <w:r>
-                                <w:rPr>
-                                  <w:i/>
-                                  <w:iCs/>
-                                  <w:color w:val="000000"/>
-                                  <w:kern w:val="28"/>
-                                </w:rPr>
-                                <w:t>n</w:t>
-                              </w:r>
-                              <w:r>
-                                <w:rPr>
-                                  <w:color w:val="000000"/>
-                                  <w:kern w:val="28"/>
-                                </w:rPr>
-                                <w:t xml:space="preserve"> = 623)</w:t>
-                              </w:r>
-                            </w:p>
-                          </w:txbxContent>
-                        </wps:txbx>
-                        <wps:bodyPr rot="0" vert="horz" wrap="square" lIns="91440" tIns="91440" rIns="91440" bIns="91440" anchor="t" anchorCtr="0" upright="1">
-                          <a:noAutofit/>
-                        </wps:bodyPr>
-                      </wps:wsp>
-                      <wps:wsp>
-                        <wps:cNvPr id="25" name="Rectangle 14"/>
-                        <wps:cNvSpPr>
-                          <a:spLocks noChangeArrowheads="1"/>
-                        </wps:cNvSpPr>
-                        <wps:spPr bwMode="auto">
-                          <a:xfrm>
-                            <a:off x="4233767" y="3140529"/>
-                            <a:ext cx="1697355" cy="767441"/>
-                          </a:xfrm>
-                          <a:prstGeom prst="rect">
-                            <a:avLst/>
-                          </a:prstGeom>
-                          <a:solidFill>
-                            <a:srgbClr val="FFFFFF"/>
-                          </a:solidFill>
-                          <a:ln w="9525">
-                            <a:solidFill>
-                              <a:srgbClr val="000000"/>
-                            </a:solidFill>
-                            <a:miter lim="800000"/>
-                            <a:headEnd/>
-                            <a:tailEnd/>
-                          </a:ln>
-                        </wps:spPr>
-                        <wps:txbx>
-                          <w:txbxContent>
-                            <w:p>
-                              <w:pPr>
-                                <w:pStyle w:val="NormalWeb"/>
-                                <w:spacing w:after="0"/>
-                                <w:jc w:val="center"/>
-                                <w:rPr>
-                                  <w:color w:val="000000"/>
-                                  <w:kern w:val="28"/>
-                                </w:rPr>
-                              </w:pPr>
-                              <w:r>
-                                <w:rPr>
-                                  <w:color w:val="000000"/>
-                                  <w:kern w:val="28"/>
-                                </w:rPr>
-                                <w:t>Full-text articles excluded, with reasons (</w:t>
-                              </w:r>
-                              <w:r>
-                                <w:rPr>
-                                  <w:i/>
-                                  <w:iCs/>
-                                  <w:color w:val="000000"/>
-                                  <w:kern w:val="28"/>
-                                </w:rPr>
-                                <w:t>n</w:t>
-                              </w:r>
-                              <w:r>
-                                <w:rPr>
-                                  <w:color w:val="000000"/>
-                                  <w:kern w:val="28"/>
-                                </w:rPr>
-                                <w:t xml:space="preserve"> = 561)</w:t>
-                              </w:r>
-                            </w:p>
-                            <w:p>
-                              <w:pPr>
-                                <w:pStyle w:val="NormalWeb"/>
-                                <w:spacing w:after="0"/>
-                                <w:rPr>
-                                  <w:color w:val="000000"/>
-                                  <w:kern w:val="28"/>
-                                </w:rPr>
-                              </w:pPr>
-                              <w:r>
-                                <w:rPr>
-                                  <w:color w:val="000000"/>
-                                  <w:kern w:val="28"/>
-                                </w:rPr>
-                                <w:t>)</w:t>
-                              </w:r>
-                            </w:p>
-                            <w:p>
-                              <w:pPr>
-                                <w:pStyle w:val="NormalWeb"/>
-                                <w:spacing w:after="0"/>
-                                <w:jc w:val="center"/>
-                              </w:pPr>
-                              <w:r>
-                                <w:rPr>
-                                  <w:rFonts w:ascii="Calibri" w:hAnsi="Calibri"/>
-                                  <w:color w:val="000000"/>
-                                  <w:kern w:val="28"/>
-                                  <w:sz w:val="22"/>
-                                  <w:szCs w:val="22"/>
-                                </w:rPr>
-                                <w:t> </w:t>
-                              </w:r>
-                            </w:p>
-                            <w:p>
-                              <w:pPr>
-                                <w:pStyle w:val="NormalWeb"/>
-                                <w:spacing w:after="0"/>
-                              </w:pPr>
-                              <w:r>
-                                <w:rPr>
-                                  <w:rFonts w:ascii="Calibri" w:hAnsi="Calibri"/>
-                                  <w:color w:val="000000"/>
-                                  <w:kern w:val="28"/>
-                                  <w:sz w:val="22"/>
-                                  <w:szCs w:val="22"/>
-                                </w:rPr>
-                                <w:t> </w:t>
-                              </w:r>
-                            </w:p>
-                            <w:p>
-                              <w:pPr>
-                                <w:pStyle w:val="NormalWeb"/>
-                                <w:spacing w:after="0"/>
-                                <w:jc w:val="center"/>
-                              </w:pPr>
-                              <w:r>
-                                <w:rPr>
-                                  <w:rFonts w:ascii="Calibri" w:hAnsi="Calibri"/>
-                                  <w:color w:val="000000"/>
-                                  <w:kern w:val="28"/>
-                                  <w:sz w:val="22"/>
-                                  <w:szCs w:val="22"/>
-                                </w:rPr>
-                                <w:t> </w:t>
-                              </w:r>
-                            </w:p>
-                          </w:txbxContent>
-                        </wps:txbx>
-                        <wps:bodyPr rot="0" vert="horz" wrap="square" lIns="91440" tIns="91440" rIns="91440" bIns="91440" anchor="t" anchorCtr="0" upright="1">
-                          <a:noAutofit/>
-                        </wps:bodyPr>
-                      </wps:wsp>
-                      <wps:wsp>
-                        <wps:cNvPr id="26" name="Rectangle 15"/>
-                        <wps:cNvSpPr>
-                          <a:spLocks noChangeArrowheads="1"/>
-                        </wps:cNvSpPr>
-                        <wps:spPr bwMode="auto">
-                          <a:xfrm>
-                            <a:off x="1975757" y="4201885"/>
-                            <a:ext cx="1714500" cy="577850"/>
-                          </a:xfrm>
-                          <a:prstGeom prst="rect">
-                            <a:avLst/>
-                          </a:prstGeom>
-                          <a:solidFill>
-                            <a:srgbClr val="FFFFFF"/>
-                          </a:solidFill>
-                          <a:ln w="9525">
-                            <a:solidFill>
-                              <a:srgbClr val="000000"/>
-                            </a:solidFill>
-                            <a:miter lim="800000"/>
-                            <a:headEnd/>
-                            <a:tailEnd/>
-                          </a:ln>
-                        </wps:spPr>
-                        <wps:txbx>
-                          <w:txbxContent>
-                            <w:p>
-                              <w:pPr>
-                                <w:pStyle w:val="NormalWeb"/>
-                                <w:spacing w:after="0"/>
-                                <w:jc w:val="center"/>
-                              </w:pPr>
-                              <w:r>
-                                <w:rPr>
-                                  <w:color w:val="000000"/>
-                                  <w:kern w:val="28"/>
-                                </w:rPr>
-                                <w:t xml:space="preserve">References included </w:t>
-                              </w:r>
-                              <w:r>
-                                <w:rPr>
-                                  <w:color w:val="000000"/>
-                                  <w:kern w:val="28"/>
-                                </w:rPr>
-                                <w:br/>
-                                <w:t>(</w:t>
-                              </w:r>
-                              <w:r>
-                                <w:rPr>
-                                  <w:i/>
-                                  <w:iCs/>
-                                  <w:color w:val="000000"/>
-                                  <w:kern w:val="28"/>
-                                </w:rPr>
-                                <w:t>n</w:t>
-                              </w:r>
-                              <w:r>
-                                <w:rPr>
-                                  <w:color w:val="000000"/>
-                                  <w:kern w:val="28"/>
-                                </w:rPr>
-                                <w:t xml:space="preserve"> = 62)</w:t>
-                              </w:r>
-                            </w:p>
-                          </w:txbxContent>
-                        </wps:txbx>
-                        <wps:bodyPr rot="0" vert="horz" wrap="square" lIns="91440" tIns="91440" rIns="91440" bIns="91440" anchor="t" anchorCtr="0" upright="1">
-                          <a:noAutofit/>
-                        </wps:bodyPr>
-                      </wps:wsp>
-                      <wps:wsp>
-                        <wps:cNvPr id="27" name="Rectangle 16"/>
-                        <wps:cNvSpPr>
-                          <a:spLocks noChangeArrowheads="1"/>
-                        </wps:cNvSpPr>
-                        <wps:spPr bwMode="auto">
-                          <a:xfrm>
-                            <a:off x="1975033" y="5148942"/>
-                            <a:ext cx="1714500" cy="1023195"/>
-                          </a:xfrm>
-                          <a:prstGeom prst="rect">
-                            <a:avLst/>
-                          </a:prstGeom>
-                          <a:solidFill>
-                            <a:srgbClr val="FFFFFF"/>
-                          </a:solidFill>
-                          <a:ln w="9525">
-                            <a:solidFill>
-                              <a:srgbClr val="000000"/>
-                            </a:solidFill>
-                            <a:miter lim="800000"/>
-                            <a:headEnd/>
-                            <a:tailEnd/>
-                          </a:ln>
-                        </wps:spPr>
-                        <wps:txbx>
-                          <w:txbxContent>
-                            <w:p>
-                              <w:pPr>
-                                <w:pStyle w:val="NormalWeb"/>
-                                <w:spacing w:after="0"/>
-                                <w:jc w:val="center"/>
-                              </w:pPr>
-                              <w:r>
-                                <w:rPr>
-                                  <w:color w:val="000000"/>
-                                  <w:kern w:val="28"/>
-                                </w:rPr>
-                                <w:t xml:space="preserve">References included in quantitative synthesis (meta-analysis)                </w:t>
-                              </w:r>
-                              <w:r>
-                                <w:rPr>
-                                  <w:color w:val="000000"/>
-                                  <w:kern w:val="28"/>
-                                </w:rPr>
-                                <w:t>(</w:t>
-                              </w:r>
-                              <w:r>
-                                <w:rPr>
-                                  <w:i/>
-                                  <w:iCs/>
-                                  <w:color w:val="000000"/>
-                                  <w:kern w:val="28"/>
-                                </w:rPr>
-                                <w:t>n</w:t>
-                              </w:r>
-                              <w:r>
-                                <w:rPr>
-                                  <w:color w:val="000000"/>
-                                  <w:kern w:val="28"/>
-                                </w:rPr>
-                                <w:t xml:space="preserve"> =</w:t>
-                              </w:r>
-                              <w:r>
-                                <w:rPr>
-                                  <w:color w:val="000000"/>
-                                  <w:kern w:val="28"/>
-                                </w:rPr>
-                                <w:t xml:space="preserve"> </w:t>
-                              </w:r>
-                              <w:r>
-                                <w:rPr>
-                                  <w:color w:val="000000"/>
-                                  <w:kern w:val="28"/>
-                                </w:rPr>
-                                <w:t>4</w:t>
-                              </w:r>
-                              <w:r>
-                                <w:rPr>
-                                  <w:color w:val="000000"/>
-                                  <w:kern w:val="28"/>
-                                </w:rPr>
-                                <w:t>9</w:t>
-                              </w:r>
-                              <w:r>
-                                <w:rPr>
-                                  <w:color w:val="000000"/>
-                                  <w:kern w:val="28"/>
-                                </w:rPr>
-                                <w:t>)</w:t>
-                              </w:r>
-                            </w:p>
-                          </w:txbxContent>
-                        </wps:txbx>
-                        <wps:bodyPr rot="0" vert="horz" wrap="square" lIns="91440" tIns="91440" rIns="91440" bIns="91440" anchor="t" anchorCtr="0" upright="1">
-                          <a:noAutofit/>
-                        </wps:bodyPr>
-                      </wps:wsp>
-                      <wps:wsp>
-                        <wps:cNvPr id="28" name="AutoShape 17"/>
-                        <wps:cNvCnPr>
-                          <a:cxnSpLocks noChangeShapeType="1"/>
-                        </wps:cNvCnPr>
-                        <wps:spPr bwMode="auto">
-                          <a:xfrm>
-                            <a:off x="2830286" y="1807028"/>
-                            <a:ext cx="0" cy="457200"/>
-                          </a:xfrm>
-                          <a:prstGeom prst="straightConnector1">
-                            <a:avLst/>
-                          </a:prstGeom>
-                          <a:noFill/>
-                          <a:ln w="9525">
-                            <a:solidFill>
-                              <a:srgbClr val="000000"/>
-                            </a:solidFill>
-                            <a:round/>
-                            <a:headEnd/>
-                            <a:tailEnd type="triangle" w="med" len="med"/>
-                          </a:ln>
-                          <a:effectLst/>
-                          <a:extLst>
-                            <a:ext uri="{909E8E84-426E-40DD-AFC4-6F175D3DCCD1}">
-                              <a14:hiddenFill xmlns:a14="http://schemas.microsoft.com/office/drawing/2010/main">
-                                <a:noFill/>
-                              </a14:hiddenFill>
-                            </a:ext>
-                            <a:ext uri="{AF507438-7753-43E0-B8FC-AC1667EBCBE1}">
-                              <a14:hiddenEffects xmlns:a14="http://schemas.microsoft.com/office/drawing/2010/main">
-                                <a:effectLst>
-                                  <a:outerShdw dist="35921" dir="2700000" algn="ctr" rotWithShape="0">
-                                    <a:srgbClr val="CCCCCC"/>
-                                  </a:outerShdw>
-                                </a:effectLst>
-                              </a14:hiddenEffects>
-                            </a:ext>
-                          </a:extLst>
-                        </wps:spPr>
-                        <wps:bodyPr/>
-                      </wps:wsp>
-                      <wps:wsp>
-                        <wps:cNvPr id="29" name="AutoShape 18"/>
-                        <wps:cNvCnPr>
-                          <a:cxnSpLocks noChangeShapeType="1"/>
-                          <a:endCxn id="24" idx="0"/>
-                        </wps:cNvCnPr>
-                        <wps:spPr bwMode="auto">
-                          <a:xfrm>
-                            <a:off x="2830026" y="2830285"/>
-                            <a:ext cx="2619" cy="310244"/>
-                          </a:xfrm>
-                          <a:prstGeom prst="straightConnector1">
-                            <a:avLst/>
-                          </a:prstGeom>
-                          <a:noFill/>
-                          <a:ln w="9525">
-                            <a:solidFill>
-                              <a:srgbClr val="000000"/>
-                            </a:solidFill>
-                            <a:round/>
-                            <a:headEnd/>
-                            <a:tailEnd type="triangle" w="med" len="med"/>
-                          </a:ln>
-                          <a:effectLst/>
-                          <a:extLst>
-                            <a:ext uri="{909E8E84-426E-40DD-AFC4-6F175D3DCCD1}">
-                              <a14:hiddenFill xmlns:a14="http://schemas.microsoft.com/office/drawing/2010/main">
-                                <a:noFill/>
-                              </a14:hiddenFill>
-                            </a:ext>
-                            <a:ext uri="{AF507438-7753-43E0-B8FC-AC1667EBCBE1}">
-                              <a14:hiddenEffects xmlns:a14="http://schemas.microsoft.com/office/drawing/2010/main">
-                                <a:effectLst>
-                                  <a:outerShdw dist="35921" dir="2700000" algn="ctr" rotWithShape="0">
-                                    <a:srgbClr val="CCCCCC"/>
-                                  </a:outerShdw>
-                                </a:effectLst>
-                              </a14:hiddenEffects>
-                            </a:ext>
-                          </a:extLst>
-                        </wps:spPr>
-                        <wps:bodyPr/>
-                      </wps:wsp>
-                      <wps:wsp>
-                        <wps:cNvPr id="30" name="AutoShape 19"/>
-                        <wps:cNvCnPr>
-                          <a:cxnSpLocks noChangeShapeType="1"/>
-                          <a:stCxn id="24" idx="2"/>
-                        </wps:cNvCnPr>
-                        <wps:spPr bwMode="auto">
-                          <a:xfrm flipH="1">
-                            <a:off x="2829767" y="3907971"/>
-                            <a:ext cx="2800" cy="293914"/>
-                          </a:xfrm>
-                          <a:prstGeom prst="straightConnector1">
-                            <a:avLst/>
-                          </a:prstGeom>
-                          <a:noFill/>
-                          <a:ln w="9525">
-                            <a:solidFill>
-                              <a:srgbClr val="000000"/>
-                            </a:solidFill>
-                            <a:round/>
-                            <a:headEnd/>
-                            <a:tailEnd type="triangle" w="med" len="med"/>
-                          </a:ln>
-                          <a:effectLst/>
-                          <a:extLst>
-                            <a:ext uri="{909E8E84-426E-40DD-AFC4-6F175D3DCCD1}">
-                              <a14:hiddenFill xmlns:a14="http://schemas.microsoft.com/office/drawing/2010/main">
-                                <a:noFill/>
-                              </a14:hiddenFill>
-                            </a:ext>
-                            <a:ext uri="{AF507438-7753-43E0-B8FC-AC1667EBCBE1}">
-                              <a14:hiddenEffects xmlns:a14="http://schemas.microsoft.com/office/drawing/2010/main">
-                                <a:effectLst>
-                                  <a:outerShdw dist="35921" dir="2700000" algn="ctr" rotWithShape="0">
-                                    <a:srgbClr val="CCCCCC"/>
-                                  </a:outerShdw>
-                                </a:effectLst>
-                              </a14:hiddenEffects>
-                            </a:ext>
-                          </a:extLst>
-                        </wps:spPr>
-                        <wps:bodyPr/>
-                      </wps:wsp>
-                      <wps:wsp>
-                        <wps:cNvPr id="31" name="AutoShape 20"/>
-                        <wps:cNvCnPr>
-                          <a:cxnSpLocks noChangeShapeType="1"/>
-                        </wps:cNvCnPr>
-                        <wps:spPr bwMode="auto">
-                          <a:xfrm>
-                            <a:off x="2830286" y="4784271"/>
-                            <a:ext cx="0" cy="365760"/>
-                          </a:xfrm>
-                          <a:prstGeom prst="straightConnector1">
-                            <a:avLst/>
-                          </a:prstGeom>
-                          <a:noFill/>
-                          <a:ln w="9525">
-                            <a:solidFill>
-                              <a:srgbClr val="000000"/>
-                            </a:solidFill>
-                            <a:round/>
-                            <a:headEnd/>
-                            <a:tailEnd type="triangle" w="med" len="med"/>
-                          </a:ln>
-                          <a:effectLst/>
-                          <a:extLst>
-                            <a:ext uri="{909E8E84-426E-40DD-AFC4-6F175D3DCCD1}">
-                              <a14:hiddenFill xmlns:a14="http://schemas.microsoft.com/office/drawing/2010/main">
-                                <a:noFill/>
-                              </a14:hiddenFill>
-                            </a:ext>
-                            <a:ext uri="{AF507438-7753-43E0-B8FC-AC1667EBCBE1}">
-                              <a14:hiddenEffects xmlns:a14="http://schemas.microsoft.com/office/drawing/2010/main">
-                                <a:effectLst>
-                                  <a:outerShdw dist="35921" dir="2700000" algn="ctr" rotWithShape="0">
-                                    <a:srgbClr val="CCCCCC"/>
-                                  </a:outerShdw>
-                                </a:effectLst>
-                              </a14:hiddenEffects>
-                            </a:ext>
-                          </a:extLst>
-                        </wps:spPr>
-                        <wps:bodyPr/>
-                      </wps:wsp>
-                      <wps:wsp>
-                        <wps:cNvPr id="32" name="AutoShape 21"/>
-                        <wps:cNvCnPr>
-                          <a:cxnSpLocks noChangeShapeType="1"/>
-                        </wps:cNvCnPr>
-                        <wps:spPr bwMode="auto">
-                          <a:xfrm>
-                            <a:off x="3663043" y="2547257"/>
-                            <a:ext cx="550545" cy="0"/>
-                          </a:xfrm>
-                          <a:prstGeom prst="straightConnector1">
-                            <a:avLst/>
-                          </a:prstGeom>
-                          <a:noFill/>
-                          <a:ln w="9525">
-                            <a:solidFill>
-                              <a:srgbClr val="000000"/>
-                            </a:solidFill>
-                            <a:round/>
-                            <a:headEnd/>
-                            <a:tailEnd type="triangle" w="med" len="med"/>
-                          </a:ln>
-                          <a:effectLst/>
-                          <a:extLst>
-                            <a:ext uri="{909E8E84-426E-40DD-AFC4-6F175D3DCCD1}">
-                              <a14:hiddenFill xmlns:a14="http://schemas.microsoft.com/office/drawing/2010/main">
-                                <a:noFill/>
-                              </a14:hiddenFill>
-                            </a:ext>
-                            <a:ext uri="{AF507438-7753-43E0-B8FC-AC1667EBCBE1}">
-                              <a14:hiddenEffects xmlns:a14="http://schemas.microsoft.com/office/drawing/2010/main">
-                                <a:effectLst>
-                                  <a:outerShdw dist="35921" dir="2700000" algn="ctr" rotWithShape="0">
-                                    <a:srgbClr val="CCCCCC"/>
-                                  </a:outerShdw>
-                                </a:effectLst>
-                              </a14:hiddenEffects>
-                            </a:ext>
-                          </a:extLst>
-                        </wps:spPr>
-                        <wps:bodyPr/>
-                      </wps:wsp>
-                      <wps:wsp>
-                        <wps:cNvPr id="33" name="AutoShape 21"/>
-                        <wps:cNvCnPr>
-                          <a:cxnSpLocks noChangeShapeType="1"/>
-                        </wps:cNvCnPr>
-                        <wps:spPr bwMode="auto">
-                          <a:xfrm>
-                            <a:off x="3690257" y="3526971"/>
-                            <a:ext cx="550545" cy="0"/>
-                          </a:xfrm>
-                          <a:prstGeom prst="straightConnector1">
-                            <a:avLst/>
-                          </a:prstGeom>
-                          <a:noFill/>
-                          <a:ln w="9525">
-                            <a:solidFill>
-                              <a:srgbClr val="000000"/>
-                            </a:solidFill>
-                            <a:round/>
-                            <a:headEnd/>
-                            <a:tailEnd type="triangle" w="med" len="med"/>
-                          </a:ln>
-                          <a:effectLst/>
-                          <a:extLst>
-                            <a:ext uri="{909E8E84-426E-40DD-AFC4-6F175D3DCCD1}">
-                              <a14:hiddenFill xmlns:a14="http://schemas.microsoft.com/office/drawing/2010/main">
-                                <a:noFill/>
-                              </a14:hiddenFill>
-                            </a:ext>
-                            <a:ext uri="{AF507438-7753-43E0-B8FC-AC1667EBCBE1}">
-                              <a14:hiddenEffects xmlns:a14="http://schemas.microsoft.com/office/drawing/2010/main">
-                                <a:effectLst>
-                                  <a:outerShdw dist="35921" dir="2700000" algn="ctr" rotWithShape="0">
-                                    <a:srgbClr val="CCCCCC"/>
-                                  </a:outerShdw>
-                                </a:effectLst>
-                              </a14:hiddenEffects>
-                            </a:ext>
-                          </a:extLst>
-                        </wps:spPr>
-                        <wps:bodyPr/>
-                      </wps:wsp>
-                    </wpg:wgp>
-                  </a:graphicData>
-                </a:graphic>
-                <wp14:sizeRelH relativeFrom="margin">
-                  <wp14:pctWidth>0</wp14:pctWidth>
-                </wp14:sizeRelH>
-                <wp14:sizeRelV relativeFrom="margin">
-                  <wp14:pctHeight>0</wp14:pctHeight>
-                </wp14:sizeRelV>
-              </wp:anchor>
-            </w:drawing>
-          </mc:Choice>
-          <mc:Fallback>
-            <w:pict>
-              <v:group w14:anchorId="195773FE" id="Gruppe 6" o:spid="_x0000_s1026" style="position:absolute;margin-left:0;margin-top:0;width:467.1pt;height:482.95pt;z-index:251659264;mso-position-horizontal-relative:margin;mso-width-relative:margin;mso-height-relative:margin" coordsize="59327,61722" o:gfxdata="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">
-                <v:group id="Group 23" o:spid="_x0000_s1027" style="position:absolute;width:3619;height:61722" coordsize="570,9720" o:gfxdata="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">
-                  <v:roundrect id="AutoShape 3" o:spid="_x0000_s1028" style="position:absolute;left:-795;top:3315;width:2160;height:570;rotation:-90;visibility:visible;mso-wrap-style:square;v-text-anchor:top" arcsize="10923f" o:gfxdata="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" fillcolor="#ccecff">
-                    <v:textbox style="layout-flow:vertical;mso-layout-flow-alt:bottom-to-top" inset="3.6pt,,3.6pt">
-                      <w:txbxContent>
-                        <w:p>
-                          <w:pPr>
-                            <w:pStyle w:val="NormalWeb"/>
-                            <w:spacing w:after="0"/>
-                            <w:jc w:val="center"/>
-                          </w:pPr>
-                          <w:bookmarkStart w:id="3" w:name="_Hlk213679994"/>
-                          <w:bookmarkEnd w:id="3"/>
-                          <w:r>
-                            <w:rPr>
-                              <w:b/>
-                              <w:bCs/>
-                              <w:color w:val="000000"/>
-                              <w:kern w:val="28"/>
-                            </w:rPr>
-                            <w:t>Screening</w:t>
-                          </w:r>
-                        </w:p>
-                      </w:txbxContent>
-                    </v:textbox>
-                  </v:roundrect>
-                  <v:roundrect id="AutoShape 4" o:spid="_x0000_s1029" style="position:absolute;left:-795;top:8355;width:2160;height:570;rotation:-90;visibility:visible;mso-wrap-style:square;v-text-anchor:top" arcsize="10923f" o:gfxdata="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" fillcolor="#ccecff">
-                    <v:textbox style="layout-flow:vertical;mso-layout-flow-alt:bottom-to-top" inset="3.6pt,,3.6pt">
-                      <w:txbxContent>
-                        <w:p>
-                          <w:pPr>
-                            <w:pStyle w:val="NormalWeb"/>
-                            <w:spacing w:after="0"/>
-                            <w:jc w:val="center"/>
-                          </w:pPr>
-                          <w:r>
-                            <w:rPr>
-                              <w:b/>
-                              <w:bCs/>
-                              <w:color w:val="000000"/>
-                              <w:kern w:val="28"/>
-                            </w:rPr>
-                            <w:t>Included</w:t>
-                          </w:r>
-                        </w:p>
-                      </w:txbxContent>
-                    </v:textbox>
-                  </v:roundrect>
-                  <v:roundrect id="AutoShape 5" o:spid="_x0000_s1030" style="position:absolute;left:-795;top:5835;width:2160;height:570;rotation:-90;visibility:visible;mso-wrap-style:square;v-text-anchor:top" arcsize="10923f" o:gfxdata="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" fillcolor="#ccecff">
-                    <v:textbox style="layout-flow:vertical;mso-layout-flow-alt:bottom-to-top" inset="3.6pt,,3.6pt">
-                      <w:txbxContent>
-                        <w:p>
-                          <w:pPr>
-                            <w:pStyle w:val="NormalWeb"/>
-                            <w:spacing w:after="0"/>
-                            <w:jc w:val="center"/>
-                          </w:pPr>
-                          <w:r>
-                            <w:rPr>
-                              <w:b/>
-                              <w:bCs/>
-                              <w:color w:val="000000"/>
-                              <w:kern w:val="28"/>
-                              <w:sz w:val="22"/>
-                              <w:szCs w:val="22"/>
-                            </w:rPr>
-                            <w:t>Eligibility</w:t>
-                          </w:r>
-                        </w:p>
-                      </w:txbxContent>
-                    </v:textbox>
-                  </v:roundrect>
-                  <v:roundrect id="AutoShape 8" o:spid="_x0000_s1031" style="position:absolute;left:-795;top:795;width:2160;height:570;rotation:-90;visibility:visible;mso-wrap-style:square;v-text-anchor:top" arcsize="10923f" o:gfxdata="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" fillcolor="#ccecff">
-                    <v:textbox style="layout-flow:vertical;mso-layout-flow-alt:bottom-to-top" inset="3.6pt,,3.6pt">
-                      <w:txbxContent>
-                        <w:p>
-                          <w:pPr>
-                            <w:pStyle w:val="NormalWeb"/>
-                            <w:spacing w:after="0"/>
-                            <w:jc w:val="center"/>
-                          </w:pPr>
-                          <w:r>
-                            <w:rPr>
-                              <w:b/>
-                              <w:bCs/>
-                              <w:color w:val="000000"/>
-                              <w:kern w:val="28"/>
-                            </w:rPr>
-                            <w:t>Identification</w:t>
-                          </w:r>
-                        </w:p>
-                      </w:txbxContent>
-                    </v:textbox>
-                  </v:roundrect>
-                </v:group>
-                <v:rect id="Rectangle 2" o:spid="_x0000_s1032" style="position:absolute;left:4787;top:870;width:22289;height:7771;visibility:visible;mso-wrap-style:square;v-text-anchor:top" o:gfxdata="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">
-                  <v:textbox inset=",7.2pt,,7.2pt">
-                    <w:txbxContent>
-                      <w:p>
-                        <w:pPr>
-                          <w:pStyle w:val="NormalWeb"/>
-                          <w:spacing w:after="0"/>
-                          <w:jc w:val="center"/>
-                        </w:pPr>
-                        <w:r>
-                          <w:rPr>
-                            <w:color w:val="000000"/>
-                            <w:kern w:val="28"/>
-                          </w:rPr>
-                          <w:t>Records identified through database searching                       (</w:t>
-                        </w:r>
-                        <w:r>
-                          <w:rPr>
-                            <w:i/>
-                            <w:iCs/>
-                            <w:color w:val="000000"/>
-                            <w:kern w:val="28"/>
-                          </w:rPr>
-                          <w:t>n</w:t>
-                        </w:r>
-                        <w:r>
-                          <w:rPr>
-                            <w:color w:val="000000"/>
-                            <w:kern w:val="28"/>
-                          </w:rPr>
-                          <w:t xml:space="preserve"> = </w:t>
-                        </w:r>
-                        <w:r>
-                          <w:rPr>
-                            <w:color w:val="000000"/>
-                            <w:kern w:val="28"/>
-                          </w:rPr>
-                          <w:t>27</w:t>
-                        </w:r>
-                        <w:r>
-                          <w:rPr>
-                            <w:color w:val="000000"/>
-                            <w:kern w:val="28"/>
-                          </w:rPr>
-                          <w:t>,</w:t>
-                        </w:r>
-                        <w:r>
-                          <w:rPr>
-                            <w:color w:val="000000"/>
-                            <w:kern w:val="28"/>
-                          </w:rPr>
-                          <w:t>415</w:t>
-                        </w:r>
-                        <w:r>
-                          <w:rPr>
-                            <w:color w:val="000000"/>
-                            <w:kern w:val="28"/>
-                          </w:rPr>
-                          <w:t>)</w:t>
-                        </w:r>
-                      </w:p>
-                    </w:txbxContent>
-                  </v:textbox>
-                </v:rect>
-                <v:shapetype id="_x0000_t32" coordsize="21600,21600" o:spt="32" o:oned="t" path="m,l21600,21600e" filled="f">
-                  <v:path arrowok="t" fillok="f" o:connecttype="none"/>
-                  <o:lock v:ext="edit" shapetype="t"/>
-                </v:shapetype>
-                <v:shape id="AutoShape 6" o:spid="_x0000_s1033" type="#_x0000_t32" style="position:absolute;left:17356;top:8641;width:0;height:3659;visibility:visible;mso-wrap-style:square" o:connectortype="straight" o:gfxdata="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">
-                  <v:stroke endarrow="block"/>
-                  <v:shadow color="#ccc"/>
-                </v:shape>
-                <v:shape id="AutoShape 7" o:spid="_x0000_s1034" type="#_x0000_t32" style="position:absolute;left:40331;top:7728;width:0;height:4572;visibility:visible;mso-wrap-style:square" o:connectortype="straight" o:gfxdata="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">
-                  <v:stroke endarrow="block"/>
-                  <v:shadow color="#ccc"/>
-                </v:shape>
-                <v:rect id="Rectangle 9" o:spid="_x0000_s1035" style="position:absolute;left:29054;top:870;width:22288;height:7771;visibility:visible;mso-wrap-style:square;v-text-anchor:top" o:gfxdata="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">
-                  <v:textbox inset=",7.2pt,,7.2pt">
-                    <w:txbxContent>
-                      <w:p>
-                        <w:pPr>
-                          <w:pStyle w:val="NormalWeb"/>
-                          <w:spacing w:after="0"/>
-                          <w:jc w:val="center"/>
-                        </w:pPr>
-                        <w:r>
-                          <w:rPr>
-                            <w:color w:val="000000"/>
-                            <w:kern w:val="28"/>
-                          </w:rPr>
-                          <w:t xml:space="preserve">Additional records identified through other sources                   </w:t>
-                        </w:r>
-                        <w:r>
-                          <w:rPr>
-                            <w:color w:val="000000"/>
-                            <w:kern w:val="28"/>
-                          </w:rPr>
-                          <w:t>(</w:t>
-                        </w:r>
-                        <w:r>
-                          <w:rPr>
-                            <w:i/>
-                            <w:iCs/>
-                            <w:color w:val="000000"/>
-                            <w:kern w:val="28"/>
-                          </w:rPr>
-                          <w:t>n</w:t>
-                        </w:r>
-                        <w:r>
-                          <w:rPr>
-                            <w:color w:val="000000"/>
-                            <w:kern w:val="28"/>
-                          </w:rPr>
-                          <w:t xml:space="preserve"> =</w:t>
-                        </w:r>
-                        <w:r>
-                          <w:rPr>
-                            <w:color w:val="000000"/>
-                            <w:kern w:val="28"/>
-                          </w:rPr>
-                          <w:t xml:space="preserve"> </w:t>
-                        </w:r>
-                        <w:r>
-                          <w:rPr>
-                            <w:color w:val="000000"/>
-                            <w:kern w:val="28"/>
-                          </w:rPr>
-                          <w:t>10</w:t>
-                        </w:r>
-                        <w:r>
-                          <w:rPr>
-                            <w:color w:val="000000"/>
-                            <w:kern w:val="28"/>
-                          </w:rPr>
-                          <w:t>,</w:t>
-                        </w:r>
-                        <w:r>
-                          <w:rPr>
-                            <w:color w:val="000000"/>
-                            <w:kern w:val="28"/>
-                          </w:rPr>
-                          <w:t>098)</w:t>
-                        </w:r>
-                      </w:p>
-                    </w:txbxContent>
-                  </v:textbox>
-                </v:rect>
-                <v:rect id="Rectangle 10" o:spid="_x0000_s1036" style="position:absolute;left:14586;top:12300;width:27718;height:5715;visibility:visible;mso-wrap-style:square;v-text-anchor:top" o:gfxdata="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">
-                  <v:textbox inset=",7.2pt,,7.2pt">
-                    <w:txbxContent>
-                      <w:p>
-                        <w:pPr>
-                          <w:pStyle w:val="NormalWeb"/>
-                          <w:spacing w:after="0"/>
-                          <w:jc w:val="center"/>
-                        </w:pPr>
-                        <w:r>
-                          <w:rPr>
-                            <w:color w:val="000000"/>
-                            <w:kern w:val="28"/>
-                          </w:rPr>
-                          <w:t>Records after duplicates removed</w:t>
-                        </w:r>
-                        <w:r>
-                          <w:rPr>
-                            <w:color w:val="000000"/>
-                            <w:kern w:val="28"/>
-                          </w:rPr>
-                          <w:br/>
-                        </w:r>
-                        <w:r>
-                          <w:rPr>
-                            <w:color w:val="000000"/>
-                            <w:kern w:val="28"/>
-                          </w:rPr>
-                          <w:t>(</w:t>
-                        </w:r>
-                        <w:r>
-                          <w:rPr>
-                            <w:i/>
-                            <w:iCs/>
-                            <w:color w:val="000000"/>
-                            <w:kern w:val="28"/>
-                          </w:rPr>
-                          <w:t>n</w:t>
-                        </w:r>
-                        <w:r>
-                          <w:rPr>
-                            <w:color w:val="000000"/>
-                            <w:kern w:val="28"/>
-                          </w:rPr>
-                          <w:t xml:space="preserve"> =</w:t>
-                        </w:r>
-                        <w:r>
-                          <w:rPr>
-                            <w:color w:val="000000"/>
-                            <w:kern w:val="28"/>
-                          </w:rPr>
-                          <w:t>28,980</w:t>
-                        </w:r>
-                        <w:r>
-                          <w:rPr>
-                            <w:color w:val="000000"/>
-                            <w:kern w:val="28"/>
-                          </w:rPr>
-                          <w:t>)</w:t>
-                        </w:r>
-                      </w:p>
-                    </w:txbxContent>
-                  </v:textbox>
-                </v:rect>
-                <v:rect id="Rectangle 11" o:spid="_x0000_s1037" style="position:absolute;left:20029;top:22642;width:16701;height:5715;visibility:visible;mso-wrap-style:square;v-text-anchor:top" o:gfxdata="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">
-                  <v:textbox inset=",7.2pt,,7.2pt">
-                    <w:txbxContent>
-                      <w:p>
-                        <w:pPr>
-                          <w:pStyle w:val="NormalWeb"/>
-                          <w:spacing w:after="0"/>
-                          <w:jc w:val="center"/>
-                        </w:pPr>
-                        <w:r>
-                          <w:rPr>
-                            <w:color w:val="000000"/>
-                            <w:kern w:val="28"/>
-                          </w:rPr>
-                          <w:t>Records screened</w:t>
-                        </w:r>
-                        <w:r>
-                          <w:rPr>
-                            <w:color w:val="000000"/>
-                            <w:kern w:val="28"/>
-                          </w:rPr>
-                          <w:br/>
-                        </w:r>
-                        <w:r>
-                          <w:rPr>
-                            <w:color w:val="000000"/>
-                            <w:kern w:val="28"/>
-                          </w:rPr>
-                          <w:t>(</w:t>
-                        </w:r>
-                        <w:r>
-                          <w:rPr>
-                            <w:i/>
-                            <w:iCs/>
-                            <w:color w:val="000000"/>
-                            <w:kern w:val="28"/>
-                          </w:rPr>
-                          <w:t>n</w:t>
-                        </w:r>
-                        <w:r>
-                          <w:rPr>
-                            <w:color w:val="000000"/>
-                            <w:kern w:val="28"/>
-                          </w:rPr>
-                          <w:t xml:space="preserve"> =</w:t>
-                        </w:r>
-                        <w:r>
-                          <w:rPr>
-                            <w:color w:val="000000"/>
-                            <w:kern w:val="28"/>
-                          </w:rPr>
-                          <w:t>28,980</w:t>
-                        </w:r>
-                        <w:r>
-                          <w:rPr>
-                            <w:color w:val="000000"/>
-                            <w:kern w:val="28"/>
-                          </w:rPr>
-                          <w:t>)</w:t>
-                        </w:r>
-                      </w:p>
-                    </w:txbxContent>
-                  </v:textbox>
-                </v:rect>
-                <v:rect id="Rectangle 12" o:spid="_x0000_s1038" style="position:absolute;left:42182;top:22642;width:17145;height:5715;visibility:visible;mso-wrap-style:square;v-text-anchor:top" o:gfxdata="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">
-                  <v:textbox inset=",7.2pt,,7.2pt">
-                    <w:txbxContent>
-                      <w:p>
-                        <w:pPr>
-                          <w:pStyle w:val="NormalWeb"/>
-                          <w:spacing w:after="0"/>
-                          <w:jc w:val="center"/>
-                        </w:pPr>
-                        <w:r>
-                          <w:rPr>
-                            <w:color w:val="000000"/>
-                            <w:kern w:val="28"/>
-                          </w:rPr>
-                          <w:t>Records excluded</w:t>
-                        </w:r>
-                        <w:r>
-                          <w:rPr>
-                            <w:color w:val="000000"/>
-                            <w:kern w:val="28"/>
-                          </w:rPr>
-                          <w:br/>
-                          <w:t>(</w:t>
-                        </w:r>
-                        <w:r>
-                          <w:rPr>
-                            <w:i/>
-                            <w:iCs/>
-                            <w:color w:val="000000"/>
-                            <w:kern w:val="28"/>
-                          </w:rPr>
-                          <w:t>n</w:t>
-                        </w:r>
-                        <w:r>
-                          <w:rPr>
-                            <w:color w:val="000000"/>
-                            <w:kern w:val="28"/>
-                          </w:rPr>
-                          <w:t xml:space="preserve"> = 28,357)</w:t>
-                        </w:r>
-                      </w:p>
-                    </w:txbxContent>
-                  </v:textbox>
-                </v:rect>
-                <v:rect id="Rectangle 13" o:spid="_x0000_s1039" style="position:absolute;left:19753;top:31405;width:17145;height:7674;visibility:visible;mso-wrap-style:square;v-text-anchor:top" o:gfxdata="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">
-                  <v:textbox inset=",7.2pt,,7.2pt">
-                    <w:txbxContent>
-                      <w:p>
-                        <w:pPr>
-                          <w:pStyle w:val="NormalWeb"/>
-                          <w:spacing w:after="0"/>
-                          <w:jc w:val="center"/>
-                        </w:pPr>
-                        <w:r>
-                          <w:rPr>
-                            <w:color w:val="000000"/>
-                            <w:kern w:val="28"/>
-                          </w:rPr>
-                          <w:t>Full-text articles assessed for eligibility (</w:t>
-                        </w:r>
-                        <w:r>
-                          <w:rPr>
-                            <w:i/>
-                            <w:iCs/>
-                            <w:color w:val="000000"/>
-                            <w:kern w:val="28"/>
-                          </w:rPr>
-                          <w:t>n</w:t>
-                        </w:r>
-                        <w:r>
-                          <w:rPr>
-                            <w:color w:val="000000"/>
-                            <w:kern w:val="28"/>
-                          </w:rPr>
-                          <w:t xml:space="preserve"> = 623)</w:t>
-                        </w:r>
-                      </w:p>
-                    </w:txbxContent>
-                  </v:textbox>
-                </v:rect>
-                <v:rect id="_x0000_s1040" style="position:absolute;left:42337;top:31405;width:16974;height:7674;visibility:visible;mso-wrap-style:square;v-text-anchor:top" o:gfxdata="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">
-                  <v:textbox inset=",7.2pt,,7.2pt">
-                    <w:txbxContent>
-                      <w:p>
-                        <w:pPr>
-                          <w:pStyle w:val="NormalWeb"/>
-                          <w:spacing w:after="0"/>
-                          <w:jc w:val="center"/>
-                          <w:rPr>
-                            <w:color w:val="000000"/>
-                            <w:kern w:val="28"/>
-                          </w:rPr>
-                        </w:pPr>
-                        <w:r>
-                          <w:rPr>
-                            <w:color w:val="000000"/>
-                            <w:kern w:val="28"/>
-                          </w:rPr>
-                          <w:t>Full-text articles excluded, with reasons (</w:t>
-                        </w:r>
-                        <w:r>
-                          <w:rPr>
-                            <w:i/>
-                            <w:iCs/>
-                            <w:color w:val="000000"/>
-                            <w:kern w:val="28"/>
-                          </w:rPr>
-                          <w:t>n</w:t>
-                        </w:r>
-                        <w:r>
-                          <w:rPr>
-                            <w:color w:val="000000"/>
-                            <w:kern w:val="28"/>
-                          </w:rPr>
-                          <w:t xml:space="preserve"> = 561)</w:t>
-                        </w:r>
-                      </w:p>
-                      <w:p>
-                        <w:pPr>
-                          <w:pStyle w:val="NormalWeb"/>
-                          <w:spacing w:after="0"/>
-                          <w:rPr>
-                            <w:color w:val="000000"/>
-                            <w:kern w:val="28"/>
-                          </w:rPr>
-                        </w:pPr>
-                        <w:r>
-                          <w:rPr>
-                            <w:color w:val="000000"/>
-                            <w:kern w:val="28"/>
-                          </w:rPr>
-                          <w:t>)</w:t>
-                        </w:r>
-                      </w:p>
-                      <w:p>
-                        <w:pPr>
-                          <w:pStyle w:val="NormalWeb"/>
-                          <w:spacing w:after="0"/>
-                          <w:jc w:val="center"/>
-                        </w:pPr>
-                        <w:r>
-                          <w:rPr>
-                            <w:rFonts w:ascii="Calibri" w:hAnsi="Calibri"/>
-                            <w:color w:val="000000"/>
-                            <w:kern w:val="28"/>
-                            <w:sz w:val="22"/>
-                            <w:szCs w:val="22"/>
-                          </w:rPr>
-                          <w:t> </w:t>
-                        </w:r>
-                      </w:p>
-                      <w:p>
-                        <w:pPr>
-                          <w:pStyle w:val="NormalWeb"/>
-                          <w:spacing w:after="0"/>
-                        </w:pPr>
-                        <w:r>
-                          <w:rPr>
-                            <w:rFonts w:ascii="Calibri" w:hAnsi="Calibri"/>
-                            <w:color w:val="000000"/>
-                            <w:kern w:val="28"/>
-                            <w:sz w:val="22"/>
-                            <w:szCs w:val="22"/>
-                          </w:rPr>
-                          <w:t> </w:t>
-                        </w:r>
-                      </w:p>
-                      <w:p>
-                        <w:pPr>
-                          <w:pStyle w:val="NormalWeb"/>
-                          <w:spacing w:after="0"/>
-                          <w:jc w:val="center"/>
-                        </w:pPr>
-                        <w:r>
-                          <w:rPr>
-                            <w:rFonts w:ascii="Calibri" w:hAnsi="Calibri"/>
-                            <w:color w:val="000000"/>
-                            <w:kern w:val="28"/>
-                            <w:sz w:val="22"/>
-                            <w:szCs w:val="22"/>
-                          </w:rPr>
-                          <w:t> </w:t>
-                        </w:r>
-                      </w:p>
-                    </w:txbxContent>
-                  </v:textbox>
-                </v:rect>
-                <v:rect id="Rectangle 15" o:spid="_x0000_s1041" style="position:absolute;left:19757;top:42018;width:17145;height:5779;visibility:visible;mso-wrap-style:square;v-text-anchor:top" o:gfxdata="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">
-                  <v:textbox inset=",7.2pt,,7.2pt">
-                    <w:txbxContent>
-                      <w:p>
-                        <w:pPr>
-                          <w:pStyle w:val="NormalWeb"/>
-                          <w:spacing w:after="0"/>
-                          <w:jc w:val="center"/>
-                        </w:pPr>
-                        <w:r>
-                          <w:rPr>
-                            <w:color w:val="000000"/>
-                            <w:kern w:val="28"/>
-                          </w:rPr>
-                          <w:t xml:space="preserve">References included </w:t>
-                        </w:r>
-                        <w:r>
-                          <w:rPr>
-                            <w:color w:val="000000"/>
-                            <w:kern w:val="28"/>
-                          </w:rPr>
-                          <w:br/>
-                          <w:t>(</w:t>
-                        </w:r>
-                        <w:r>
-                          <w:rPr>
-                            <w:i/>
-                            <w:iCs/>
-                            <w:color w:val="000000"/>
-                            <w:kern w:val="28"/>
-                          </w:rPr>
-                          <w:t>n</w:t>
-                        </w:r>
-                        <w:r>
-                          <w:rPr>
-                            <w:color w:val="000000"/>
-                            <w:kern w:val="28"/>
-                          </w:rPr>
-                          <w:t xml:space="preserve"> = 62)</w:t>
-                        </w:r>
-                      </w:p>
-                    </w:txbxContent>
-                  </v:textbox>
-                </v:rect>
-                <v:rect id="Rectangle 16" o:spid="_x0000_s1042" style="position:absolute;left:19750;top:51489;width:17145;height:10232;visibility:visible;mso-wrap-style:square;v-text-anchor:top" o:gfxdata="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">
-                  <v:textbox inset=",7.2pt,,7.2pt">
-                    <w:txbxContent>
-                      <w:p>
-                        <w:pPr>
-                          <w:pStyle w:val="NormalWeb"/>
-                          <w:spacing w:after="0"/>
-                          <w:jc w:val="center"/>
-                        </w:pPr>
-                        <w:r>
-                          <w:rPr>
-                            <w:color w:val="000000"/>
-                            <w:kern w:val="28"/>
-                          </w:rPr>
-                          <w:t xml:space="preserve">References included in quantitative synthesis (meta-analysis)                </w:t>
-                        </w:r>
-                        <w:r>
-                          <w:rPr>
-                            <w:color w:val="000000"/>
-                            <w:kern w:val="28"/>
-                          </w:rPr>
-                          <w:t>(</w:t>
-                        </w:r>
-                        <w:r>
-                          <w:rPr>
-                            <w:i/>
-                            <w:iCs/>
-                            <w:color w:val="000000"/>
-                            <w:kern w:val="28"/>
-                          </w:rPr>
-                          <w:t>n</w:t>
-                        </w:r>
-                        <w:r>
-                          <w:rPr>
-                            <w:color w:val="000000"/>
-                            <w:kern w:val="28"/>
-                          </w:rPr>
-                          <w:t xml:space="preserve"> =</w:t>
-                        </w:r>
-                        <w:r>
-                          <w:rPr>
-                            <w:color w:val="000000"/>
-                            <w:kern w:val="28"/>
-                          </w:rPr>
-                          <w:t xml:space="preserve"> </w:t>
-                        </w:r>
-                        <w:r>
-                          <w:rPr>
-                            <w:color w:val="000000"/>
-                            <w:kern w:val="28"/>
-                          </w:rPr>
-                          <w:t>4</w:t>
-                        </w:r>
-                        <w:r>
-                          <w:rPr>
-                            <w:color w:val="000000"/>
-                            <w:kern w:val="28"/>
-                          </w:rPr>
-                          <w:t>9</w:t>
-                        </w:r>
-                        <w:r>
-                          <w:rPr>
-                            <w:color w:val="000000"/>
-                            <w:kern w:val="28"/>
-                          </w:rPr>
-                          <w:t>)</w:t>
-                        </w:r>
-                      </w:p>
-                    </w:txbxContent>
-                  </v:textbox>
-                </v:rect>
-                <v:shape id="AutoShape 17" o:spid="_x0000_s1043" type="#_x0000_t32" style="position:absolute;left:28302;top:18070;width:0;height:4572;visibility:visible;mso-wrap-style:square" o:connectortype="straight" o:gfxdata="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">
-                  <v:stroke endarrow="block"/>
-                  <v:shadow color="#ccc"/>
-                </v:shape>
-                <v:shape id="AutoShape 18" o:spid="_x0000_s1044" type="#_x0000_t32" style="position:absolute;left:28300;top:28302;width:26;height:3103;visibility:visible;mso-wrap-style:square" o:connectortype="straight" o:gfxdata="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">
-                  <v:stroke endarrow="block"/>
-                  <v:shadow color="#ccc"/>
-                </v:shape>
-                <v:shape id="AutoShape 19" o:spid="_x0000_s1045" type="#_x0000_t32" style="position:absolute;left:28297;top:39079;width:28;height:2939;flip:x;visibility:visible;mso-wrap-style:square" o:connectortype="straight" o:gfxdata="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">
-                  <v:stroke endarrow="block"/>
-                  <v:shadow color="#ccc"/>
-                </v:shape>
-                <v:shape id="AutoShape 20" o:spid="_x0000_s1046" type="#_x0000_t32" style="position:absolute;left:28302;top:47842;width:0;height:3658;visibility:visible;mso-wrap-style:square" o:connectortype="straight" o:gfxdata="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">
-                  <v:stroke endarrow="block"/>
-                  <v:shadow color="#ccc"/>
-                </v:shape>
-                <v:shape id="AutoShape 21" o:spid="_x0000_s1047" type="#_x0000_t32" style="position:absolute;left:36630;top:25472;width:5505;height:0;visibility:visible;mso-wrap-style:square" o:connectortype="straight" o:gfxdata="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">
-                  <v:stroke endarrow="block"/>
-                  <v:shadow color="#ccc"/>
-                </v:shape>
-                <v:shape id="AutoShape 21" o:spid="_x0000_s1048" type="#_x0000_t32" style="position:absolute;left:36902;top:35269;width:5506;height:0;visibility:visible;mso-wrap-style:square" o:connectortype="straight" o:gfxdata="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">
-                  <v:stroke endarrow="block"/>
-                  <v:shadow color="#ccc"/>
-                </v:shape>
-                <w10:wrap anchorx="margin"/>
-              </v:group>
-            </w:pict>
-          </mc:Fallback>
-        </mc:AlternateContent>
-      </w:r>
-    </w:p>
-    <w:p/>
-    <w:p/>
-    <w:p/>
-    <w:p/>
-    <w:p/>
-    <w:p/>
-    <w:p/>
-    <w:p/>
-    <w:p/>
-    <w:p/>
-    <w:p/>
-    <w:p/>
-    <w:p>
-      <w:r>
-        <w:rPr>
-          <w:noProof/>
-        </w:rPr>
-        <mc:AlternateContent>
-          <mc:Choice Requires="wps">
-            <w:drawing>
-              <wp:anchor distT="0" distB="0" distL="114300" distR="114300" simplePos="0" relativeHeight="251663360" behindDoc="0" locked="0" layoutInCell="1" allowOverlap="1" wp14:anchorId="4986EE38" wp14:editId="5DF04E8C">
-                <wp:simplePos x="0" y="0"/>
-                <wp:positionH relativeFrom="column">
-                  <wp:posOffset>3714851</wp:posOffset>
-                </wp:positionH>
-                <wp:positionV relativeFrom="paragraph">
-                  <wp:posOffset>221767</wp:posOffset>
-                </wp:positionV>
-                <wp:extent cx="550495" cy="0"/>
-                <wp:effectExtent l="0" t="0" r="0" b="0"/>
-                <wp:wrapNone/>
-                <wp:docPr id="47" name="AutoShape 21"/>
-                <wp:cNvGraphicFramePr>
-                  <a:graphicFrameLocks xmlns:a="http://schemas.openxmlformats.org/drawingml/2006/main"/>
-                </wp:cNvGraphicFramePr>
-                <a:graphic xmlns:a="http://schemas.openxmlformats.org/drawingml/2006/main">
-                  <a:graphicData uri="http://schemas.microsoft.com/office/word/2010/wordprocessingShape">
-                    <wps:wsp>
-                      <wps:cNvCnPr>
-                        <a:cxnSpLocks noChangeShapeType="1"/>
-                      </wps:cNvCnPr>
-                      <wps:spPr bwMode="auto">
-                        <a:xfrm>
-                          <a:off x="0" y="0"/>
-                          <a:ext cx="550495" cy="0"/>
-                        </a:xfrm>
-                        <a:prstGeom prst="straightConnector1">
-                          <a:avLst/>
-                        </a:prstGeom>
-                        <a:noFill/>
-                        <a:ln w="9525">
-                          <a:solidFill>
-                            <a:srgbClr val="000000"/>
-                          </a:solidFill>
-                          <a:round/>
-                          <a:headEnd/>
-                          <a:tailEnd type="triangle" w="med" len="med"/>
-                        </a:ln>
-                        <a:effectLst/>
-                        <a:extLst>
-                          <a:ext uri="{909E8E84-426E-40DD-AFC4-6F175D3DCCD1}">
-                            <a14:hiddenFill xmlns:a14="http://schemas.microsoft.com/office/drawing/2010/main">
-                              <a:noFill/>
-                            </a14:hiddenFill>
-                          </a:ext>
-                          <a:ext uri="{AF507438-7753-43E0-B8FC-AC1667EBCBE1}">
-                            <a14:hiddenEffects xmlns:a14="http://schemas.microsoft.com/office/drawing/2010/main">
-                              <a:effectLst>
-                                <a:outerShdw dist="35921" dir="2700000" algn="ctr" rotWithShape="0">
-                                  <a:srgbClr val="CCCCCC"/>
-                                </a:outerShdw>
-                              </a:effectLst>
-                            </a14:hiddenEffects>
-                          </a:ext>
-                        </a:extLst>
-                      </wps:spPr>
-                      <wps:bodyPr/>
-                    </wps:wsp>
-                  </a:graphicData>
-                </a:graphic>
-              </wp:anchor>
-            </w:drawing>
-          </mc:Choice>
-          <mc:Fallback>
-            <w:pict>
-              <v:shape w14:anchorId="64FA333D" id="AutoShape 21" o:spid="_x0000_s1026" type="#_x0000_t32" style="position:absolute;margin-left:292.5pt;margin-top:17.45pt;width:43.35pt;height:0;z-index:251663360;visibility:visible;mso-wrap-style:square;mso-wrap-distance-left:9pt;mso-wrap-distance-top:0;mso-wrap-distance-right:9pt;mso-wrap-distance-bottom:0;mso-position-horizontal:absolute;mso-position-horizontal-relative:text;mso-position-vertical:absolute;mso-position-vertical-relative:text" o:gfxdata="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">
-                <v:stroke endarrow="block"/>
-                <v:shadow color="#ccc"/>
-              </v:shape>
-            </w:pict>
-          </mc:Fallback>
-        </mc:AlternateContent>
-      </w:r>
-      <w:r>
-        <w:rPr>
-          <w:noProof/>
-        </w:rPr>
-        <mc:AlternateContent>
-          <mc:Choice Requires="wps">
-            <w:drawing>
-              <wp:anchor distT="0" distB="0" distL="114300" distR="114300" simplePos="0" relativeHeight="251661312" behindDoc="0" locked="0" layoutInCell="1" allowOverlap="1" wp14:anchorId="5C0821B4" wp14:editId="52B3F10A">
-                <wp:simplePos x="0" y="0"/>
-                <wp:positionH relativeFrom="margin">
-                  <wp:posOffset>4264762</wp:posOffset>
-                </wp:positionH>
-                <wp:positionV relativeFrom="paragraph">
-                  <wp:posOffset>41199</wp:posOffset>
-                </wp:positionV>
-                <wp:extent cx="1697199" cy="1794294"/>
-                <wp:effectExtent l="0" t="0" r="17780" b="15875"/>
-                <wp:wrapNone/>
-                <wp:docPr id="35" name="Rectangle 14"/>
-                <wp:cNvGraphicFramePr>
-                  <a:graphicFrameLocks xmlns:a="http://schemas.openxmlformats.org/drawingml/2006/main"/>
-                </wp:cNvGraphicFramePr>
-                <a:graphic xmlns:a="http://schemas.openxmlformats.org/drawingml/2006/main">
-                  <a:graphicData uri="http://schemas.microsoft.com/office/word/2010/wordprocessingShape">
-                    <wps:wsp>
-                      <wps:cNvSpPr>
-                        <a:spLocks noChangeArrowheads="1"/>
-                      </wps:cNvSpPr>
-                      <wps:spPr bwMode="auto">
-                        <a:xfrm>
-                          <a:off x="0" y="0"/>
-                          <a:ext cx="1697199" cy="1794294"/>
-                        </a:xfrm>
-                        <a:prstGeom prst="rect">
-                          <a:avLst/>
-                        </a:prstGeom>
-                        <a:solidFill>
-                          <a:srgbClr val="FFFFFF"/>
-                        </a:solidFill>
-                        <a:ln w="9525">
-                          <a:solidFill>
-                            <a:srgbClr val="000000"/>
-                          </a:solidFill>
-                          <a:miter lim="800000"/>
-                          <a:headEnd/>
-                          <a:tailEnd/>
-                        </a:ln>
-                      </wps:spPr>
-                      <wps:txbx>
-                        <w:txbxContent>
-                          <w:p>
-                            <w:pPr>
-                              <w:pStyle w:val="NormalWeb"/>
-                              <w:spacing w:after="0"/>
-                              <w:jc w:val="center"/>
-                              <w:rPr>
-                                <w:color w:val="000000"/>
-                                <w:kern w:val="28"/>
-                              </w:rPr>
-                            </w:pPr>
-                            <w:r>
-                              <w:rPr>
-                                <w:color w:val="000000"/>
-                                <w:kern w:val="28"/>
-                              </w:rPr>
-                              <w:t>Reasons for exclusion from meta-analysis</w:t>
-                            </w:r>
-                          </w:p>
-                          <w:p>
-                            <w:pPr>
-                              <w:pStyle w:val="NormalWeb"/>
-                              <w:spacing w:after="0"/>
-                              <w:jc w:val="center"/>
-                              <w:rPr>
-                                <w:color w:val="000000"/>
-                                <w:kern w:val="28"/>
-                              </w:rPr>
-                            </w:pPr>
-                          </w:p>
-                          <w:p>
-                            <w:pPr>
-                              <w:pStyle w:val="NormalWeb"/>
-                              <w:spacing w:after="0"/>
-                              <w:jc w:val="center"/>
-                              <w:rPr>
-                                <w:color w:val="000000"/>
-                                <w:kern w:val="28"/>
-                              </w:rPr>
-                            </w:pPr>
-                            <w:r>
-                              <w:rPr>
-                                <w:color w:val="000000"/>
-                                <w:kern w:val="28"/>
-                              </w:rPr>
-                              <w:t>Critical risk of bias in ROBINS-I</w:t>
-                            </w:r>
-                          </w:p>
-                          <w:p>
-                            <w:pPr>
-                              <w:pStyle w:val="NormalWeb"/>
-                              <w:spacing w:after="0"/>
-                              <w:jc w:val="center"/>
-                              <w:rPr>
-                                <w:color w:val="000000"/>
-                                <w:kern w:val="28"/>
-                              </w:rPr>
-                            </w:pPr>
-                            <w:r>
-                              <w:rPr>
-                                <w:color w:val="000000"/>
-                                <w:kern w:val="28"/>
-                              </w:rPr>
-                              <w:t xml:space="preserve"> (</w:t>
-                            </w:r>
-                            <w:r>
-                              <w:rPr>
-                                <w:i/>
-                                <w:iCs/>
-                                <w:color w:val="000000"/>
-                                <w:kern w:val="28"/>
-                              </w:rPr>
-                              <w:t>n</w:t>
-                            </w:r>
-                            <w:r>
-                              <w:rPr>
-                                <w:color w:val="000000"/>
-                                <w:kern w:val="28"/>
-                              </w:rPr>
-                              <w:t xml:space="preserve"> = 1)</w:t>
-                            </w:r>
-                          </w:p>
-                          <w:p>
-                            <w:pPr>
-                              <w:pStyle w:val="NormalWeb"/>
-                              <w:spacing w:after="0"/>
-                              <w:jc w:val="center"/>
-                              <w:rPr>
-                                <w:color w:val="000000"/>
-                                <w:kern w:val="28"/>
-                              </w:rPr>
-                            </w:pPr>
-                          </w:p>
-                          <w:p>
-                            <w:pPr>
-                              <w:pStyle w:val="NormalWeb"/>
-                              <w:spacing w:after="0"/>
-                              <w:jc w:val="center"/>
-                              <w:rPr>
-                                <w:color w:val="000000"/>
-                                <w:kern w:val="28"/>
-                              </w:rPr>
-                            </w:pPr>
-                            <w:r>
-                              <w:rPr>
-                                <w:color w:val="000000"/>
-                                <w:kern w:val="28"/>
-                              </w:rPr>
-                              <w:t>ES calculation issues</w:t>
-                            </w:r>
-                          </w:p>
-                          <w:p>
-                            <w:pPr>
-                              <w:pStyle w:val="NormalWeb"/>
-                              <w:spacing w:after="0"/>
-                              <w:jc w:val="center"/>
-                              <w:rPr>
-                                <w:color w:val="000000"/>
-                                <w:kern w:val="28"/>
-                              </w:rPr>
-                            </w:pPr>
-                            <w:r>
-                              <w:rPr>
-                                <w:color w:val="000000"/>
-                                <w:kern w:val="28"/>
-                              </w:rPr>
-                              <w:t>(</w:t>
-                            </w:r>
-                            <w:r>
-                              <w:rPr>
-                                <w:i/>
-                                <w:color w:val="000000"/>
-                                <w:kern w:val="28"/>
-                              </w:rPr>
-                              <w:t>n</w:t>
-                            </w:r>
-                            <w:r>
-                              <w:rPr>
-                                <w:color w:val="000000"/>
-                                <w:kern w:val="28"/>
-                              </w:rPr>
-                              <w:t xml:space="preserve"> = 12)</w:t>
-                            </w:r>
-                          </w:p>
-                          <w:p>
-                            <w:pPr>
-                              <w:pStyle w:val="NormalWeb"/>
-                              <w:spacing w:after="0"/>
-                              <w:jc w:val="center"/>
-                            </w:pPr>
-                            <w:r>
-                              <w:rPr>
-                                <w:rFonts w:ascii="Calibri" w:hAnsi="Calibri"/>
-                                <w:color w:val="000000"/>
-                                <w:kern w:val="28"/>
-                                <w:sz w:val="22"/>
-                                <w:szCs w:val="22"/>
-                              </w:rPr>
-                              <w:t> </w:t>
-                            </w:r>
-                          </w:p>
-                          <w:p>
-                            <w:pPr>
-                              <w:pStyle w:val="NormalWeb"/>
-                              <w:spacing w:after="0"/>
-                            </w:pPr>
-                            <w:r>
-                              <w:rPr>
-                                <w:rFonts w:ascii="Calibri" w:hAnsi="Calibri"/>
-                                <w:color w:val="000000"/>
-                                <w:kern w:val="28"/>
-                                <w:sz w:val="22"/>
-                                <w:szCs w:val="22"/>
-                              </w:rPr>
-                              <w:t> </w:t>
-                            </w:r>
-                          </w:p>
-                          <w:p>
-                            <w:pPr>
-                              <w:pStyle w:val="NormalWeb"/>
-                              <w:spacing w:after="0"/>
-                              <w:jc w:val="center"/>
-                            </w:pPr>
-                            <w:r>
-                              <w:rPr>
-                                <w:rFonts w:ascii="Calibri" w:hAnsi="Calibri"/>
-                                <w:color w:val="000000"/>
-                                <w:kern w:val="28"/>
-                                <w:sz w:val="22"/>
-                                <w:szCs w:val="22"/>
-                              </w:rPr>
-                              <w:t> </w:t>
-                            </w:r>
-                          </w:p>
-                        </w:txbxContent>
-                      </wps:txbx>
-                      <wps:bodyPr rot="0" vert="horz" wrap="square" lIns="91440" tIns="91440" rIns="91440" bIns="91440" anchor="t" anchorCtr="0" upright="1">
-                        <a:noAutofit/>
-                      </wps:bodyPr>
-                    </wps:wsp>
-                  </a:graphicData>
-                </a:graphic>
-                <wp14:sizeRelV relativeFrom="margin">
-                  <wp14:pctHeight>0</wp14:pctHeight>
-                </wp14:sizeRelV>
-              </wp:anchor>
-            </w:drawing>
-          </mc:Choice>
-          <mc:Fallback>
-            <w:pict>
-              <v:rect w14:anchorId="5C0821B4" id="Rectangle 14" o:spid="_x0000_s1049" style="position:absolute;margin-left:335.8pt;margin-top:3.25pt;width:133.65pt;height:141.3pt;z-index:251661312;visibility:visible;mso-wrap-style:square;mso-height-percent:0;mso-wrap-distance-left:9pt;mso-wrap-distance-top:0;mso-wrap-distance-right:9pt;mso-wrap-distance-bottom:0;mso-position-horizontal:absolute;mso-position-horizontal-relative:margin;mso-position-vertical:absolute;mso-position-vertical-relative:text;mso-height-percent:0;mso-height-relative:margin;v-text-anchor:top" o:gfxdata="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">
-                <v:textbox inset=",7.2pt,,7.2pt">
-                  <w:txbxContent>
-                    <w:p>
-                      <w:pPr>
-                        <w:pStyle w:val="NormalWeb"/>
-                        <w:spacing w:after="0"/>
-                        <w:jc w:val="center"/>
-                        <w:rPr>
-                          <w:color w:val="000000"/>
-                          <w:kern w:val="28"/>
-                        </w:rPr>
-                      </w:pPr>
-                      <w:r>
-                        <w:rPr>
-                          <w:color w:val="000000"/>
-                          <w:kern w:val="28"/>
-                        </w:rPr>
-                        <w:t>Reasons for exclusion from meta-analysis</w:t>
-                      </w:r>
-                    </w:p>
-                    <w:p>
-                      <w:pPr>
-                        <w:pStyle w:val="NormalWeb"/>
-                        <w:spacing w:after="0"/>
-                        <w:jc w:val="center"/>
-                        <w:rPr>
-                          <w:color w:val="000000"/>
-                          <w:kern w:val="28"/>
-                        </w:rPr>
-                      </w:pPr>
-                    </w:p>
-                    <w:p>
-                      <w:pPr>
-                        <w:pStyle w:val="NormalWeb"/>
-                        <w:spacing w:after="0"/>
-                        <w:jc w:val="center"/>
-                        <w:rPr>
-                          <w:color w:val="000000"/>
-                          <w:kern w:val="28"/>
-                        </w:rPr>
-                      </w:pPr>
-                      <w:r>
-                        <w:rPr>
-                          <w:color w:val="000000"/>
-                          <w:kern w:val="28"/>
-                        </w:rPr>
-                        <w:t>Critical risk of bias in ROBINS-I</w:t>
-                      </w:r>
-                    </w:p>
-                    <w:p>
-                      <w:pPr>
-                        <w:pStyle w:val="NormalWeb"/>
-                        <w:spacing w:after="0"/>
-                        <w:jc w:val="center"/>
-                        <w:rPr>
-                          <w:color w:val="000000"/>
-                          <w:kern w:val="28"/>
-                        </w:rPr>
-                      </w:pPr>
-                      <w:r>
-                        <w:rPr>
-                          <w:color w:val="000000"/>
-                          <w:kern w:val="28"/>
-                        </w:rPr>
-                        <w:t xml:space="preserve"> (</w:t>
-                      </w:r>
-                      <w:r>
-                        <w:rPr>
-                          <w:i/>
-                          <w:iCs/>
-                          <w:color w:val="000000"/>
-                          <w:kern w:val="28"/>
-                        </w:rPr>
-                        <w:t>n</w:t>
-                      </w:r>
-                      <w:r>
-                        <w:rPr>
-                          <w:color w:val="000000"/>
-                          <w:kern w:val="28"/>
-                        </w:rPr>
-                        <w:t xml:space="preserve"> = 1)</w:t>
-                      </w:r>
-                    </w:p>
-                    <w:p>
-                      <w:pPr>
-                        <w:pStyle w:val="NormalWeb"/>
-                        <w:spacing w:after="0"/>
-                        <w:jc w:val="center"/>
-                        <w:rPr>
-                          <w:color w:val="000000"/>
-                          <w:kern w:val="28"/>
-                        </w:rPr>
-                      </w:pPr>
-                    </w:p>
-                    <w:p>
-                      <w:pPr>
-                        <w:pStyle w:val="NormalWeb"/>
-                        <w:spacing w:after="0"/>
-                        <w:jc w:val="center"/>
-                        <w:rPr>
-                          <w:color w:val="000000"/>
-                          <w:kern w:val="28"/>
-                        </w:rPr>
-                      </w:pPr>
-                      <w:r>
-                        <w:rPr>
-                          <w:color w:val="000000"/>
-                          <w:kern w:val="28"/>
-                        </w:rPr>
-                        <w:t>ES calculation issues</w:t>
-                      </w:r>
-                    </w:p>
-                    <w:p>
-                      <w:pPr>
-                        <w:pStyle w:val="NormalWeb"/>
-                        <w:spacing w:after="0"/>
-                        <w:jc w:val="center"/>
-                        <w:rPr>
-                          <w:color w:val="000000"/>
-                          <w:kern w:val="28"/>
-                        </w:rPr>
-                      </w:pPr>
-                      <w:r>
-                        <w:rPr>
-                          <w:color w:val="000000"/>
-                          <w:kern w:val="28"/>
-                        </w:rPr>
-                        <w:t>(</w:t>
-                      </w:r>
-                      <w:r>
-                        <w:rPr>
-                          <w:i/>
-                          <w:color w:val="000000"/>
-                          <w:kern w:val="28"/>
-                        </w:rPr>
-                        <w:t>n</w:t>
-                      </w:r>
-                      <w:r>
-                        <w:rPr>
-                          <w:color w:val="000000"/>
-                          <w:kern w:val="28"/>
-                        </w:rPr>
-                        <w:t xml:space="preserve"> = 12)</w:t>
-                      </w:r>
-                    </w:p>
-                    <w:p>
-                      <w:pPr>
-                        <w:pStyle w:val="NormalWeb"/>
-                        <w:spacing w:after="0"/>
-                        <w:jc w:val="center"/>
-                      </w:pPr>
-                      <w:r>
-                        <w:rPr>
-                          <w:rFonts w:ascii="Calibri" w:hAnsi="Calibri"/>
-                          <w:color w:val="000000"/>
-                          <w:kern w:val="28"/>
-                          <w:sz w:val="22"/>
-                          <w:szCs w:val="22"/>
-                        </w:rPr>
-                        <w:t> </w:t>
-                      </w:r>
-                    </w:p>
-                    <w:p>
-                      <w:pPr>
-                        <w:pStyle w:val="NormalWeb"/>
-                        <w:spacing w:after="0"/>
-                      </w:pPr>
-                      <w:r>
-                        <w:rPr>
-                          <w:rFonts w:ascii="Calibri" w:hAnsi="Calibri"/>
-                          <w:color w:val="000000"/>
-                          <w:kern w:val="28"/>
-                          <w:sz w:val="22"/>
-                          <w:szCs w:val="22"/>
-                        </w:rPr>
-                        <w:t> </w:t>
-                      </w:r>
-                    </w:p>
-                    <w:p>
-                      <w:pPr>
-                        <w:pStyle w:val="NormalWeb"/>
-                        <w:spacing w:after="0"/>
-                        <w:jc w:val="center"/>
-                      </w:pPr>
-                      <w:r>
-                        <w:rPr>
-                          <w:rFonts w:ascii="Calibri" w:hAnsi="Calibri"/>
-                          <w:color w:val="000000"/>
-                          <w:kern w:val="28"/>
-                          <w:sz w:val="22"/>
-                          <w:szCs w:val="22"/>
-                        </w:rPr>
-                        <w:t> </w:t>
-                      </w:r>
-                    </w:p>
-                  </w:txbxContent>
-                </v:textbox>
-                <w10:wrap anchorx="margin"/>
-              </v:rect>
-            </w:pict>
-          </mc:Fallback>
-        </mc:AlternateContent>
-      </w:r>
-    </w:p>
-    <w:p/>
-    <w:p>
-      <w:pPr>
-        <w:tabs>
-          <w:tab w:val="left" w:pos="6843"/>
-        </w:tabs>
-      </w:pPr>
-      <w:r>
-        <w:tab/>
-      </w:r>
-    </w:p>
-    <w:p/>
-    <w:p/>
     <w:p/>
     <w:p/>
     <w:p/>
@@ -7478,7 +5381,6 @@
         <w:pStyle w:val="Heading2"/>
       </w:pPr>
       <w:r>
-        <w:lastRenderedPageBreak/>
         <w:t>References</w:t>
       </w:r>
     </w:p>
@@ -7651,6 +5553,7 @@
         <w:rPr>
           <w:rFonts w:ascii="Times New Roman" w:hAnsi="Times New Roman" w:cs="Times New Roman"/>
         </w:rPr>
+        <w:lastRenderedPageBreak/>
         <w:t>3.</w:t>
       </w:r>
       <w:r>
@@ -8143,7 +6046,6 @@
         <w:rPr>
           <w:rFonts w:ascii="Times New Roman" w:hAnsi="Times New Roman" w:cs="Times New Roman"/>
         </w:rPr>
-        <w:lastRenderedPageBreak/>
         <w:t>10.</w:t>
       </w:r>
       <w:r>
@@ -8320,6 +6222,7 @@
         <w:rPr>
           <w:rFonts w:ascii="Times New Roman" w:hAnsi="Times New Roman" w:cs="Times New Roman"/>
         </w:rPr>
+        <w:lastRenderedPageBreak/>
         <w:t>12.</w:t>
       </w:r>
       <w:r>
@@ -8826,7 +6729,6 @@
         <w:rPr>
           <w:rFonts w:ascii="Times New Roman" w:hAnsi="Times New Roman" w:cs="Times New Roman"/>
         </w:rPr>
-        <w:lastRenderedPageBreak/>
         <w:t>20.</w:t>
       </w:r>
       <w:r>
@@ -8894,6 +6796,1901 @@
           <w:rFonts w:ascii="Times New Roman" w:hAnsi="Times New Roman" w:cs="Times New Roman"/>
         </w:rPr>
         <w:t>, 98–116 (2001).</w:t>
+      </w:r>
+    </w:p>
+    <w:p>
+      <w:pPr>
+        <w:pStyle w:val="Bibliography"/>
+        <w:rPr>
+          <w:rFonts w:ascii="Times New Roman" w:hAnsi="Times New Roman" w:cs="Times New Roman"/>
+        </w:rPr>
+      </w:pPr>
+      <w:r>
+        <w:rPr>
+          <w:rFonts w:ascii="Times New Roman" w:hAnsi="Times New Roman" w:cs="Times New Roman"/>
+        </w:rPr>
+        <w:t>21.</w:t>
+      </w:r>
+      <w:r>
+        <w:rPr>
+          <w:rFonts w:ascii="Times New Roman" w:hAnsi="Times New Roman" w:cs="Times New Roman"/>
+        </w:rPr>
+        <w:tab/>
+      </w:r>
+      <w:proofErr w:type="spellStart"/>
+      <w:r>
+        <w:rPr>
+          <w:rFonts w:ascii="Times New Roman" w:hAnsi="Times New Roman" w:cs="Times New Roman"/>
+        </w:rPr>
+        <w:t>Beames</w:t>
+      </w:r>
+      <w:proofErr w:type="spellEnd"/>
+      <w:r>
+        <w:rPr>
+          <w:rFonts w:ascii="Times New Roman" w:hAnsi="Times New Roman" w:cs="Times New Roman"/>
+        </w:rPr>
+        <w:t xml:space="preserve"> L </w:t>
+      </w:r>
+      <w:r>
+        <w:rPr>
+          <w:rFonts w:ascii="Times New Roman" w:hAnsi="Times New Roman" w:cs="Times New Roman"/>
+          <w:i/>
+          <w:iCs/>
+        </w:rPr>
+        <w:t>et al.</w:t>
+      </w:r>
+      <w:r>
+        <w:rPr>
+          <w:rFonts w:ascii="Times New Roman" w:hAnsi="Times New Roman" w:cs="Times New Roman"/>
+        </w:rPr>
+        <w:t xml:space="preserve"> A Feasibility Study of the Translation of Cognitive </w:t>
+      </w:r>
+      <w:proofErr w:type="spellStart"/>
+      <w:r>
+        <w:rPr>
+          <w:rFonts w:ascii="Times New Roman" w:hAnsi="Times New Roman" w:cs="Times New Roman"/>
+        </w:rPr>
+        <w:t>Behaviour</w:t>
+      </w:r>
+      <w:proofErr w:type="spellEnd"/>
+      <w:r>
+        <w:rPr>
+          <w:rFonts w:ascii="Times New Roman" w:hAnsi="Times New Roman" w:cs="Times New Roman"/>
+        </w:rPr>
+        <w:t xml:space="preserve"> Therapy for Psychosis into an Australian Adult Mental Health Clinical Setting. </w:t>
+      </w:r>
+      <w:proofErr w:type="spellStart"/>
+      <w:r>
+        <w:rPr>
+          <w:rFonts w:ascii="Times New Roman" w:hAnsi="Times New Roman" w:cs="Times New Roman"/>
+          <w:i/>
+          <w:iCs/>
+        </w:rPr>
+        <w:t>Behav</w:t>
+      </w:r>
+      <w:proofErr w:type="spellEnd"/>
+      <w:r>
+        <w:rPr>
+          <w:rFonts w:ascii="Times New Roman" w:hAnsi="Times New Roman" w:cs="Times New Roman"/>
+          <w:i/>
+          <w:iCs/>
+        </w:rPr>
+        <w:t>. CHANGE</w:t>
+      </w:r>
+      <w:r>
+        <w:rPr>
+          <w:rFonts w:ascii="Times New Roman" w:hAnsi="Times New Roman" w:cs="Times New Roman"/>
+        </w:rPr>
+        <w:t xml:space="preserve"> </w:t>
+      </w:r>
+      <w:r>
+        <w:rPr>
+          <w:rFonts w:ascii="Times New Roman" w:hAnsi="Times New Roman" w:cs="Times New Roman"/>
+          <w:b/>
+          <w:bCs/>
+        </w:rPr>
+        <w:t>37</w:t>
+      </w:r>
+      <w:r>
+        <w:rPr>
+          <w:rFonts w:ascii="Times New Roman" w:hAnsi="Times New Roman" w:cs="Times New Roman"/>
+        </w:rPr>
+        <w:t>, 22–32 (2020).</w:t>
+      </w:r>
+    </w:p>
+    <w:p>
+      <w:pPr>
+        <w:pStyle w:val="Bibliography"/>
+        <w:rPr>
+          <w:rFonts w:ascii="Times New Roman" w:hAnsi="Times New Roman" w:cs="Times New Roman"/>
+        </w:rPr>
+      </w:pPr>
+      <w:r>
+        <w:rPr>
+          <w:rFonts w:ascii="Times New Roman" w:hAnsi="Times New Roman" w:cs="Times New Roman"/>
+        </w:rPr>
+        <w:lastRenderedPageBreak/>
+        <w:t>22.</w:t>
+      </w:r>
+      <w:r>
+        <w:rPr>
+          <w:rFonts w:ascii="Times New Roman" w:hAnsi="Times New Roman" w:cs="Times New Roman"/>
+        </w:rPr>
+        <w:tab/>
+      </w:r>
+      <w:proofErr w:type="spellStart"/>
+      <w:r>
+        <w:rPr>
+          <w:rFonts w:ascii="Times New Roman" w:hAnsi="Times New Roman" w:cs="Times New Roman"/>
+        </w:rPr>
+        <w:t>Cano-Vindel</w:t>
+      </w:r>
+      <w:proofErr w:type="spellEnd"/>
+      <w:r>
+        <w:rPr>
+          <w:rFonts w:ascii="Times New Roman" w:hAnsi="Times New Roman" w:cs="Times New Roman"/>
+        </w:rPr>
+        <w:t xml:space="preserve">, A. </w:t>
+      </w:r>
+      <w:r>
+        <w:rPr>
+          <w:rFonts w:ascii="Times New Roman" w:hAnsi="Times New Roman" w:cs="Times New Roman"/>
+          <w:i/>
+          <w:iCs/>
+        </w:rPr>
+        <w:t>et al.</w:t>
+      </w:r>
+      <w:r>
+        <w:rPr>
+          <w:rFonts w:ascii="Times New Roman" w:hAnsi="Times New Roman" w:cs="Times New Roman"/>
+        </w:rPr>
+        <w:t xml:space="preserve"> Transdiagnostic group cognitive </w:t>
+      </w:r>
+      <w:proofErr w:type="spellStart"/>
+      <w:r>
+        <w:rPr>
+          <w:rFonts w:ascii="Times New Roman" w:hAnsi="Times New Roman" w:cs="Times New Roman"/>
+        </w:rPr>
+        <w:t>behavioural</w:t>
+      </w:r>
+      <w:proofErr w:type="spellEnd"/>
+      <w:r>
+        <w:rPr>
+          <w:rFonts w:ascii="Times New Roman" w:hAnsi="Times New Roman" w:cs="Times New Roman"/>
+        </w:rPr>
+        <w:t xml:space="preserve"> therapy for emotional disorders in primary care: the results of the </w:t>
+      </w:r>
+      <w:proofErr w:type="spellStart"/>
+      <w:r>
+        <w:rPr>
+          <w:rFonts w:ascii="Times New Roman" w:hAnsi="Times New Roman" w:cs="Times New Roman"/>
+        </w:rPr>
+        <w:t>PsicAP</w:t>
+      </w:r>
+      <w:proofErr w:type="spellEnd"/>
+      <w:r>
+        <w:rPr>
+          <w:rFonts w:ascii="Times New Roman" w:hAnsi="Times New Roman" w:cs="Times New Roman"/>
+        </w:rPr>
+        <w:t xml:space="preserve"> randomized controlled trial. </w:t>
+      </w:r>
+      <w:r>
+        <w:rPr>
+          <w:rFonts w:ascii="Times New Roman" w:hAnsi="Times New Roman" w:cs="Times New Roman"/>
+          <w:i/>
+          <w:iCs/>
+        </w:rPr>
+        <w:t>Psychol. Med.</w:t>
+      </w:r>
+      <w:r>
+        <w:rPr>
+          <w:rFonts w:ascii="Times New Roman" w:hAnsi="Times New Roman" w:cs="Times New Roman"/>
+        </w:rPr>
+        <w:t xml:space="preserve"> </w:t>
+      </w:r>
+      <w:r>
+        <w:rPr>
+          <w:rFonts w:ascii="Times New Roman" w:hAnsi="Times New Roman" w:cs="Times New Roman"/>
+          <w:b/>
+          <w:bCs/>
+        </w:rPr>
+        <w:t>52</w:t>
+      </w:r>
+      <w:r>
+        <w:rPr>
+          <w:rFonts w:ascii="Times New Roman" w:hAnsi="Times New Roman" w:cs="Times New Roman"/>
+        </w:rPr>
+        <w:t>, 3336–3348 (2022).</w:t>
+      </w:r>
+    </w:p>
+    <w:p>
+      <w:pPr>
+        <w:pStyle w:val="Bibliography"/>
+        <w:rPr>
+          <w:rFonts w:ascii="Times New Roman" w:hAnsi="Times New Roman" w:cs="Times New Roman"/>
+        </w:rPr>
+      </w:pPr>
+      <w:r>
+        <w:rPr>
+          <w:rFonts w:ascii="Times New Roman" w:hAnsi="Times New Roman" w:cs="Times New Roman"/>
+        </w:rPr>
+        <w:t>23.</w:t>
+      </w:r>
+      <w:r>
+        <w:rPr>
+          <w:rFonts w:ascii="Times New Roman" w:hAnsi="Times New Roman" w:cs="Times New Roman"/>
+        </w:rPr>
+        <w:tab/>
+        <w:t xml:space="preserve">Craigie, M. A. &amp; Nathan, P. A Nonrandomized Effectiveness Comparison of Broad-Spectrum Group CBT to Individual CBT for Depressed Outpatients in a Community Mental Health Setting. </w:t>
+      </w:r>
+      <w:proofErr w:type="spellStart"/>
+      <w:r>
+        <w:rPr>
+          <w:rFonts w:ascii="Times New Roman" w:hAnsi="Times New Roman" w:cs="Times New Roman"/>
+          <w:i/>
+          <w:iCs/>
+        </w:rPr>
+        <w:t>Behav</w:t>
+      </w:r>
+      <w:proofErr w:type="spellEnd"/>
+      <w:r>
+        <w:rPr>
+          <w:rFonts w:ascii="Times New Roman" w:hAnsi="Times New Roman" w:cs="Times New Roman"/>
+          <w:i/>
+          <w:iCs/>
+        </w:rPr>
+        <w:t xml:space="preserve">. </w:t>
+      </w:r>
+      <w:proofErr w:type="spellStart"/>
+      <w:r>
+        <w:rPr>
+          <w:rFonts w:ascii="Times New Roman" w:hAnsi="Times New Roman" w:cs="Times New Roman"/>
+          <w:i/>
+          <w:iCs/>
+        </w:rPr>
+        <w:t>Ther</w:t>
+      </w:r>
+      <w:proofErr w:type="spellEnd"/>
+      <w:r>
+        <w:rPr>
+          <w:rFonts w:ascii="Times New Roman" w:hAnsi="Times New Roman" w:cs="Times New Roman"/>
+          <w:i/>
+          <w:iCs/>
+        </w:rPr>
+        <w:t>.</w:t>
+      </w:r>
+      <w:r>
+        <w:rPr>
+          <w:rFonts w:ascii="Times New Roman" w:hAnsi="Times New Roman" w:cs="Times New Roman"/>
+        </w:rPr>
+        <w:t xml:space="preserve"> </w:t>
+      </w:r>
+      <w:r>
+        <w:rPr>
+          <w:rFonts w:ascii="Times New Roman" w:hAnsi="Times New Roman" w:cs="Times New Roman"/>
+          <w:b/>
+          <w:bCs/>
+        </w:rPr>
+        <w:t>40</w:t>
+      </w:r>
+      <w:r>
+        <w:rPr>
+          <w:rFonts w:ascii="Times New Roman" w:hAnsi="Times New Roman" w:cs="Times New Roman"/>
+        </w:rPr>
+        <w:t>, 302–314 (2009).</w:t>
+      </w:r>
+    </w:p>
+    <w:p>
+      <w:pPr>
+        <w:pStyle w:val="Bibliography"/>
+        <w:rPr>
+          <w:rFonts w:ascii="Times New Roman" w:hAnsi="Times New Roman" w:cs="Times New Roman"/>
+        </w:rPr>
+      </w:pPr>
+      <w:r>
+        <w:rPr>
+          <w:rFonts w:ascii="Times New Roman" w:hAnsi="Times New Roman" w:cs="Times New Roman"/>
+        </w:rPr>
+        <w:t>24.</w:t>
+      </w:r>
+      <w:r>
+        <w:rPr>
+          <w:rFonts w:ascii="Times New Roman" w:hAnsi="Times New Roman" w:cs="Times New Roman"/>
+        </w:rPr>
+        <w:tab/>
+        <w:t xml:space="preserve">Hagen, R., </w:t>
+      </w:r>
+      <w:proofErr w:type="spellStart"/>
+      <w:r>
+        <w:rPr>
+          <w:rFonts w:ascii="Times New Roman" w:hAnsi="Times New Roman" w:cs="Times New Roman"/>
+        </w:rPr>
+        <w:t>Nordahl</w:t>
+      </w:r>
+      <w:proofErr w:type="spellEnd"/>
+      <w:r>
+        <w:rPr>
+          <w:rFonts w:ascii="Times New Roman" w:hAnsi="Times New Roman" w:cs="Times New Roman"/>
+        </w:rPr>
+        <w:t xml:space="preserve">, H. M., Kristiansen, L. &amp; </w:t>
+      </w:r>
+      <w:proofErr w:type="spellStart"/>
+      <w:r>
+        <w:rPr>
+          <w:rFonts w:ascii="Times New Roman" w:hAnsi="Times New Roman" w:cs="Times New Roman"/>
+        </w:rPr>
+        <w:t>Morken</w:t>
+      </w:r>
+      <w:proofErr w:type="spellEnd"/>
+      <w:r>
+        <w:rPr>
+          <w:rFonts w:ascii="Times New Roman" w:hAnsi="Times New Roman" w:cs="Times New Roman"/>
+        </w:rPr>
+        <w:t xml:space="preserve">, G. A Randomized Trial of Cognitive Group Therapy vs. Waiting List for Patients with Co-Morbid Psychiatric Disorders: Effect of Cognitive Group Therapy after Treatment and Six and Twelve Months Follow-Up. </w:t>
+      </w:r>
+      <w:proofErr w:type="spellStart"/>
+      <w:r>
+        <w:rPr>
+          <w:rFonts w:ascii="Times New Roman" w:hAnsi="Times New Roman" w:cs="Times New Roman"/>
+          <w:i/>
+          <w:iCs/>
+        </w:rPr>
+        <w:t>Behav</w:t>
+      </w:r>
+      <w:proofErr w:type="spellEnd"/>
+      <w:r>
+        <w:rPr>
+          <w:rFonts w:ascii="Times New Roman" w:hAnsi="Times New Roman" w:cs="Times New Roman"/>
+          <w:i/>
+          <w:iCs/>
+        </w:rPr>
+        <w:t xml:space="preserve">. </w:t>
+      </w:r>
+      <w:proofErr w:type="spellStart"/>
+      <w:r>
+        <w:rPr>
+          <w:rFonts w:ascii="Times New Roman" w:hAnsi="Times New Roman" w:cs="Times New Roman"/>
+          <w:i/>
+          <w:iCs/>
+        </w:rPr>
+        <w:t>Cogn</w:t>
+      </w:r>
+      <w:proofErr w:type="spellEnd"/>
+      <w:r>
+        <w:rPr>
+          <w:rFonts w:ascii="Times New Roman" w:hAnsi="Times New Roman" w:cs="Times New Roman"/>
+          <w:i/>
+          <w:iCs/>
+        </w:rPr>
+        <w:t xml:space="preserve">. </w:t>
+      </w:r>
+      <w:proofErr w:type="spellStart"/>
+      <w:r>
+        <w:rPr>
+          <w:rFonts w:ascii="Times New Roman" w:hAnsi="Times New Roman" w:cs="Times New Roman"/>
+          <w:i/>
+          <w:iCs/>
+        </w:rPr>
+        <w:t>Psychother</w:t>
+      </w:r>
+      <w:proofErr w:type="spellEnd"/>
+      <w:r>
+        <w:rPr>
+          <w:rFonts w:ascii="Times New Roman" w:hAnsi="Times New Roman" w:cs="Times New Roman"/>
+          <w:i/>
+          <w:iCs/>
+        </w:rPr>
+        <w:t>.</w:t>
+      </w:r>
+      <w:r>
+        <w:rPr>
+          <w:rFonts w:ascii="Times New Roman" w:hAnsi="Times New Roman" w:cs="Times New Roman"/>
+        </w:rPr>
+        <w:t xml:space="preserve"> </w:t>
+      </w:r>
+      <w:r>
+        <w:rPr>
+          <w:rFonts w:ascii="Times New Roman" w:hAnsi="Times New Roman" w:cs="Times New Roman"/>
+          <w:b/>
+          <w:bCs/>
+        </w:rPr>
+        <w:t>33</w:t>
+      </w:r>
+      <w:r>
+        <w:rPr>
+          <w:rFonts w:ascii="Times New Roman" w:hAnsi="Times New Roman" w:cs="Times New Roman"/>
+        </w:rPr>
+        <w:t>, 33–44 (2005).</w:t>
+      </w:r>
+    </w:p>
+    <w:p>
+      <w:pPr>
+        <w:pStyle w:val="Bibliography"/>
+        <w:rPr>
+          <w:rFonts w:ascii="Times New Roman" w:hAnsi="Times New Roman" w:cs="Times New Roman"/>
+        </w:rPr>
+      </w:pPr>
+      <w:r>
+        <w:rPr>
+          <w:rFonts w:ascii="Times New Roman" w:hAnsi="Times New Roman" w:cs="Times New Roman"/>
+        </w:rPr>
+        <w:t>25.</w:t>
+      </w:r>
+      <w:r>
+        <w:rPr>
+          <w:rFonts w:ascii="Times New Roman" w:hAnsi="Times New Roman" w:cs="Times New Roman"/>
+        </w:rPr>
+        <w:tab/>
+        <w:t>Halperin Stephen, Nathan Paula, Drummond Peter, &amp; Castle David. A cognitive-</w:t>
+      </w:r>
+      <w:proofErr w:type="spellStart"/>
+      <w:r>
+        <w:rPr>
+          <w:rFonts w:ascii="Times New Roman" w:hAnsi="Times New Roman" w:cs="Times New Roman"/>
+        </w:rPr>
+        <w:t>behavioural</w:t>
+      </w:r>
+      <w:proofErr w:type="spellEnd"/>
+      <w:r>
+        <w:rPr>
+          <w:rFonts w:ascii="Times New Roman" w:hAnsi="Times New Roman" w:cs="Times New Roman"/>
+        </w:rPr>
+        <w:t xml:space="preserve">, group-based intervention for social anxiety in schizophrenia. </w:t>
+      </w:r>
+      <w:r>
+        <w:rPr>
+          <w:rFonts w:ascii="Times New Roman" w:hAnsi="Times New Roman" w:cs="Times New Roman"/>
+          <w:i/>
+          <w:iCs/>
+        </w:rPr>
+        <w:t>Aust. N. Z. J. Psychiatry</w:t>
+      </w:r>
+      <w:r>
+        <w:rPr>
+          <w:rFonts w:ascii="Times New Roman" w:hAnsi="Times New Roman" w:cs="Times New Roman"/>
+        </w:rPr>
+        <w:t xml:space="preserve"> </w:t>
+      </w:r>
+      <w:r>
+        <w:rPr>
+          <w:rFonts w:ascii="Times New Roman" w:hAnsi="Times New Roman" w:cs="Times New Roman"/>
+          <w:b/>
+          <w:bCs/>
+        </w:rPr>
+        <w:t>34</w:t>
+      </w:r>
+      <w:r>
+        <w:rPr>
+          <w:rFonts w:ascii="Times New Roman" w:hAnsi="Times New Roman" w:cs="Times New Roman"/>
+        </w:rPr>
+        <w:t>, 809–813 (2000).</w:t>
+      </w:r>
+    </w:p>
+    <w:p>
+      <w:pPr>
+        <w:pStyle w:val="Bibliography"/>
+        <w:rPr>
+          <w:rFonts w:ascii="Times New Roman" w:hAnsi="Times New Roman" w:cs="Times New Roman"/>
+        </w:rPr>
+      </w:pPr>
+      <w:r>
+        <w:rPr>
+          <w:rFonts w:ascii="Times New Roman" w:hAnsi="Times New Roman" w:cs="Times New Roman"/>
+        </w:rPr>
+        <w:t>26.</w:t>
+      </w:r>
+      <w:r>
+        <w:rPr>
+          <w:rFonts w:ascii="Times New Roman" w:hAnsi="Times New Roman" w:cs="Times New Roman"/>
+        </w:rPr>
+        <w:tab/>
+      </w:r>
+      <w:proofErr w:type="spellStart"/>
+      <w:r>
+        <w:rPr>
+          <w:rFonts w:ascii="Times New Roman" w:hAnsi="Times New Roman" w:cs="Times New Roman"/>
+        </w:rPr>
+        <w:t>Himle</w:t>
+      </w:r>
+      <w:proofErr w:type="spellEnd"/>
+      <w:r>
+        <w:rPr>
+          <w:rFonts w:ascii="Times New Roman" w:hAnsi="Times New Roman" w:cs="Times New Roman"/>
+        </w:rPr>
+        <w:t xml:space="preserve">, J. </w:t>
+      </w:r>
+      <w:r>
+        <w:rPr>
+          <w:rFonts w:ascii="Times New Roman" w:hAnsi="Times New Roman" w:cs="Times New Roman"/>
+          <w:i/>
+          <w:iCs/>
+        </w:rPr>
+        <w:t>et al.</w:t>
+      </w:r>
+      <w:r>
+        <w:rPr>
+          <w:rFonts w:ascii="Times New Roman" w:hAnsi="Times New Roman" w:cs="Times New Roman"/>
+        </w:rPr>
+        <w:t xml:space="preserve"> Work-related CBT versus vocational services as usual for unemployed persons with social anxiety disorder: A randomized controlled pilot trial. </w:t>
+      </w:r>
+      <w:proofErr w:type="spellStart"/>
+      <w:r>
+        <w:rPr>
+          <w:rFonts w:ascii="Times New Roman" w:hAnsi="Times New Roman" w:cs="Times New Roman"/>
+          <w:i/>
+          <w:iCs/>
+        </w:rPr>
+        <w:t>Behav</w:t>
+      </w:r>
+      <w:proofErr w:type="spellEnd"/>
+      <w:r>
+        <w:rPr>
+          <w:rFonts w:ascii="Times New Roman" w:hAnsi="Times New Roman" w:cs="Times New Roman"/>
+          <w:i/>
+          <w:iCs/>
+        </w:rPr>
+        <w:t xml:space="preserve">. Res. </w:t>
+      </w:r>
+      <w:proofErr w:type="spellStart"/>
+      <w:r>
+        <w:rPr>
+          <w:rFonts w:ascii="Times New Roman" w:hAnsi="Times New Roman" w:cs="Times New Roman"/>
+          <w:i/>
+          <w:iCs/>
+        </w:rPr>
+        <w:t>Ther</w:t>
+      </w:r>
+      <w:proofErr w:type="spellEnd"/>
+      <w:r>
+        <w:rPr>
+          <w:rFonts w:ascii="Times New Roman" w:hAnsi="Times New Roman" w:cs="Times New Roman"/>
+          <w:i/>
+          <w:iCs/>
+        </w:rPr>
+        <w:t>.</w:t>
+      </w:r>
+      <w:r>
+        <w:rPr>
+          <w:rFonts w:ascii="Times New Roman" w:hAnsi="Times New Roman" w:cs="Times New Roman"/>
+        </w:rPr>
+        <w:t xml:space="preserve"> </w:t>
+      </w:r>
+      <w:r>
+        <w:rPr>
+          <w:rFonts w:ascii="Times New Roman" w:hAnsi="Times New Roman" w:cs="Times New Roman"/>
+          <w:b/>
+          <w:bCs/>
+        </w:rPr>
+        <w:t>63</w:t>
+      </w:r>
+      <w:r>
+        <w:rPr>
+          <w:rFonts w:ascii="Times New Roman" w:hAnsi="Times New Roman" w:cs="Times New Roman"/>
+        </w:rPr>
+        <w:t>, 169–176 (2014).</w:t>
+      </w:r>
+    </w:p>
+    <w:p>
+      <w:pPr>
+        <w:pStyle w:val="Bibliography"/>
+        <w:rPr>
+          <w:rFonts w:ascii="Times New Roman" w:hAnsi="Times New Roman" w:cs="Times New Roman"/>
+        </w:rPr>
+      </w:pPr>
+      <w:r>
+        <w:rPr>
+          <w:rFonts w:ascii="Times New Roman" w:hAnsi="Times New Roman" w:cs="Times New Roman"/>
+        </w:rPr>
+        <w:t>27.</w:t>
+      </w:r>
+      <w:r>
+        <w:rPr>
+          <w:rFonts w:ascii="Times New Roman" w:hAnsi="Times New Roman" w:cs="Times New Roman"/>
+        </w:rPr>
+        <w:tab/>
+        <w:t xml:space="preserve">Madigan, K. </w:t>
+      </w:r>
+      <w:r>
+        <w:rPr>
+          <w:rFonts w:ascii="Times New Roman" w:hAnsi="Times New Roman" w:cs="Times New Roman"/>
+          <w:i/>
+          <w:iCs/>
+        </w:rPr>
+        <w:t>et al.</w:t>
+      </w:r>
+      <w:r>
+        <w:rPr>
+          <w:rFonts w:ascii="Times New Roman" w:hAnsi="Times New Roman" w:cs="Times New Roman"/>
+        </w:rPr>
+        <w:t xml:space="preserve"> A multi-center, randomized controlled trial of a group psychological intervention for psychosis with comorbid cannabis dependence over the early course of illness. </w:t>
+      </w:r>
+      <w:proofErr w:type="spellStart"/>
+      <w:r>
+        <w:rPr>
+          <w:rFonts w:ascii="Times New Roman" w:hAnsi="Times New Roman" w:cs="Times New Roman"/>
+          <w:i/>
+          <w:iCs/>
+        </w:rPr>
+        <w:t>Schizophr</w:t>
+      </w:r>
+      <w:proofErr w:type="spellEnd"/>
+      <w:r>
+        <w:rPr>
+          <w:rFonts w:ascii="Times New Roman" w:hAnsi="Times New Roman" w:cs="Times New Roman"/>
+          <w:i/>
+          <w:iCs/>
+        </w:rPr>
+        <w:t>. Res.</w:t>
+      </w:r>
+      <w:r>
+        <w:rPr>
+          <w:rFonts w:ascii="Times New Roman" w:hAnsi="Times New Roman" w:cs="Times New Roman"/>
+        </w:rPr>
+        <w:t xml:space="preserve"> </w:t>
+      </w:r>
+      <w:r>
+        <w:rPr>
+          <w:rFonts w:ascii="Times New Roman" w:hAnsi="Times New Roman" w:cs="Times New Roman"/>
+          <w:b/>
+          <w:bCs/>
+        </w:rPr>
+        <w:t>143</w:t>
+      </w:r>
+      <w:r>
+        <w:rPr>
+          <w:rFonts w:ascii="Times New Roman" w:hAnsi="Times New Roman" w:cs="Times New Roman"/>
+        </w:rPr>
+        <w:t>, 138–142 (2013).</w:t>
+      </w:r>
+    </w:p>
+    <w:p>
+      <w:pPr>
+        <w:pStyle w:val="Bibliography"/>
+        <w:rPr>
+          <w:rFonts w:ascii="Times New Roman" w:hAnsi="Times New Roman" w:cs="Times New Roman"/>
+        </w:rPr>
+      </w:pPr>
+      <w:r>
+        <w:rPr>
+          <w:rFonts w:ascii="Times New Roman" w:hAnsi="Times New Roman" w:cs="Times New Roman"/>
+        </w:rPr>
+        <w:t>28.</w:t>
+      </w:r>
+      <w:r>
+        <w:rPr>
+          <w:rFonts w:ascii="Times New Roman" w:hAnsi="Times New Roman" w:cs="Times New Roman"/>
+        </w:rPr>
+        <w:tab/>
+        <w:t xml:space="preserve">Michalak, J., Schultze, M., Heidenreich, T., Schramm, &amp; E. A randomized controlled trial on the efficacy of mindfulness-based cognitive therapy and a group version of cognitive behavioral analysis system of psychotherapy for chronically depressed patients. </w:t>
+      </w:r>
+      <w:r>
+        <w:rPr>
+          <w:rFonts w:ascii="Times New Roman" w:hAnsi="Times New Roman" w:cs="Times New Roman"/>
+          <w:i/>
+          <w:iCs/>
+        </w:rPr>
+        <w:t>J. Consult. Clin. Psychol.</w:t>
+      </w:r>
+      <w:r>
+        <w:rPr>
+          <w:rFonts w:ascii="Times New Roman" w:hAnsi="Times New Roman" w:cs="Times New Roman"/>
+        </w:rPr>
+        <w:t xml:space="preserve"> </w:t>
+      </w:r>
+      <w:r>
+        <w:rPr>
+          <w:rFonts w:ascii="Times New Roman" w:hAnsi="Times New Roman" w:cs="Times New Roman"/>
+          <w:b/>
+          <w:bCs/>
+        </w:rPr>
+        <w:t>83</w:t>
+      </w:r>
+      <w:r>
+        <w:rPr>
+          <w:rFonts w:ascii="Times New Roman" w:hAnsi="Times New Roman" w:cs="Times New Roman"/>
+        </w:rPr>
+        <w:t>, 951 (2015).</w:t>
+      </w:r>
+    </w:p>
+    <w:p>
+      <w:pPr>
+        <w:pStyle w:val="Bibliography"/>
+        <w:rPr>
+          <w:rFonts w:ascii="Times New Roman" w:hAnsi="Times New Roman" w:cs="Times New Roman"/>
+        </w:rPr>
+      </w:pPr>
+      <w:r>
+        <w:rPr>
+          <w:rFonts w:ascii="Times New Roman" w:hAnsi="Times New Roman" w:cs="Times New Roman"/>
+        </w:rPr>
+        <w:lastRenderedPageBreak/>
+        <w:t>29.</w:t>
+      </w:r>
+      <w:r>
+        <w:rPr>
+          <w:rFonts w:ascii="Times New Roman" w:hAnsi="Times New Roman" w:cs="Times New Roman"/>
+        </w:rPr>
+        <w:tab/>
+      </w:r>
+      <w:proofErr w:type="spellStart"/>
+      <w:r>
+        <w:rPr>
+          <w:rFonts w:ascii="Times New Roman" w:hAnsi="Times New Roman" w:cs="Times New Roman"/>
+        </w:rPr>
+        <w:t>Rabenstein</w:t>
+      </w:r>
+      <w:proofErr w:type="spellEnd"/>
+      <w:r>
+        <w:rPr>
+          <w:rFonts w:ascii="Times New Roman" w:hAnsi="Times New Roman" w:cs="Times New Roman"/>
+        </w:rPr>
+        <w:t xml:space="preserve">, R. </w:t>
+      </w:r>
+      <w:r>
+        <w:rPr>
+          <w:rFonts w:ascii="Times New Roman" w:hAnsi="Times New Roman" w:cs="Times New Roman"/>
+          <w:i/>
+          <w:iCs/>
+        </w:rPr>
+        <w:t>et al.</w:t>
+      </w:r>
+      <w:r>
+        <w:rPr>
+          <w:rFonts w:ascii="Times New Roman" w:hAnsi="Times New Roman" w:cs="Times New Roman"/>
+        </w:rPr>
+        <w:t xml:space="preserve"> Effectiveness of a cognitive-behavioral rehabilitation day clinic program - A waiting list controlled trial. </w:t>
+      </w:r>
+      <w:proofErr w:type="spellStart"/>
+      <w:r>
+        <w:rPr>
+          <w:rFonts w:ascii="Times New Roman" w:hAnsi="Times New Roman" w:cs="Times New Roman"/>
+          <w:i/>
+          <w:iCs/>
+        </w:rPr>
+        <w:t>Verhaltenstherapie</w:t>
+      </w:r>
+      <w:proofErr w:type="spellEnd"/>
+      <w:r>
+        <w:rPr>
+          <w:rFonts w:ascii="Times New Roman" w:hAnsi="Times New Roman" w:cs="Times New Roman"/>
+        </w:rPr>
+        <w:t xml:space="preserve"> </w:t>
+      </w:r>
+      <w:r>
+        <w:rPr>
+          <w:rFonts w:ascii="Times New Roman" w:hAnsi="Times New Roman" w:cs="Times New Roman"/>
+          <w:b/>
+          <w:bCs/>
+        </w:rPr>
+        <w:t>25</w:t>
+      </w:r>
+      <w:r>
+        <w:rPr>
+          <w:rFonts w:ascii="Times New Roman" w:hAnsi="Times New Roman" w:cs="Times New Roman"/>
+        </w:rPr>
+        <w:t>, 192‐200 (2015).</w:t>
+      </w:r>
+    </w:p>
+    <w:p>
+      <w:pPr>
+        <w:pStyle w:val="Bibliography"/>
+        <w:rPr>
+          <w:rFonts w:ascii="Times New Roman" w:hAnsi="Times New Roman" w:cs="Times New Roman"/>
+        </w:rPr>
+      </w:pPr>
+      <w:r>
+        <w:rPr>
+          <w:rFonts w:ascii="Times New Roman" w:hAnsi="Times New Roman" w:cs="Times New Roman"/>
+        </w:rPr>
+        <w:t>30.</w:t>
+      </w:r>
+      <w:r>
+        <w:rPr>
+          <w:rFonts w:ascii="Times New Roman" w:hAnsi="Times New Roman" w:cs="Times New Roman"/>
+        </w:rPr>
+        <w:tab/>
+        <w:t xml:space="preserve">Smith, R., Wuthrich, V., </w:t>
+      </w:r>
+      <w:proofErr w:type="spellStart"/>
+      <w:r>
+        <w:rPr>
+          <w:rFonts w:ascii="Times New Roman" w:hAnsi="Times New Roman" w:cs="Times New Roman"/>
+        </w:rPr>
+        <w:t>Johnco</w:t>
+      </w:r>
+      <w:proofErr w:type="spellEnd"/>
+      <w:r>
+        <w:rPr>
+          <w:rFonts w:ascii="Times New Roman" w:hAnsi="Times New Roman" w:cs="Times New Roman"/>
+        </w:rPr>
+        <w:t xml:space="preserve">, C. &amp; Belcher, J. Effect of group cognitive </w:t>
+      </w:r>
+      <w:proofErr w:type="spellStart"/>
+      <w:r>
+        <w:rPr>
+          <w:rFonts w:ascii="Times New Roman" w:hAnsi="Times New Roman" w:cs="Times New Roman"/>
+        </w:rPr>
+        <w:t>behavioural</w:t>
+      </w:r>
+      <w:proofErr w:type="spellEnd"/>
+      <w:r>
+        <w:rPr>
+          <w:rFonts w:ascii="Times New Roman" w:hAnsi="Times New Roman" w:cs="Times New Roman"/>
+        </w:rPr>
+        <w:t xml:space="preserve"> therapy on loneliness in a community sample of older adults: A secondary analysis of a randomized controlled trial. </w:t>
+      </w:r>
+      <w:r>
+        <w:rPr>
+          <w:rFonts w:ascii="Times New Roman" w:hAnsi="Times New Roman" w:cs="Times New Roman"/>
+          <w:i/>
+          <w:iCs/>
+        </w:rPr>
+        <w:t xml:space="preserve">Clin. </w:t>
+      </w:r>
+      <w:proofErr w:type="spellStart"/>
+      <w:r>
+        <w:rPr>
+          <w:rFonts w:ascii="Times New Roman" w:hAnsi="Times New Roman" w:cs="Times New Roman"/>
+          <w:i/>
+          <w:iCs/>
+        </w:rPr>
+        <w:t>Gerontol</w:t>
+      </w:r>
+      <w:proofErr w:type="spellEnd"/>
+      <w:r>
+        <w:rPr>
+          <w:rFonts w:ascii="Times New Roman" w:hAnsi="Times New Roman" w:cs="Times New Roman"/>
+          <w:i/>
+          <w:iCs/>
+        </w:rPr>
+        <w:t>.</w:t>
+      </w:r>
+      <w:r>
+        <w:rPr>
+          <w:rFonts w:ascii="Times New Roman" w:hAnsi="Times New Roman" w:cs="Times New Roman"/>
+        </w:rPr>
+        <w:t xml:space="preserve"> </w:t>
+      </w:r>
+      <w:r>
+        <w:rPr>
+          <w:rFonts w:ascii="Times New Roman" w:hAnsi="Times New Roman" w:cs="Times New Roman"/>
+          <w:b/>
+          <w:bCs/>
+        </w:rPr>
+        <w:t>44</w:t>
+      </w:r>
+      <w:r>
+        <w:rPr>
+          <w:rFonts w:ascii="Times New Roman" w:hAnsi="Times New Roman" w:cs="Times New Roman"/>
+        </w:rPr>
+        <w:t>, 439–449 (2021).</w:t>
+      </w:r>
+    </w:p>
+    <w:p>
+      <w:pPr>
+        <w:pStyle w:val="Bibliography"/>
+        <w:rPr>
+          <w:rFonts w:ascii="Times New Roman" w:hAnsi="Times New Roman" w:cs="Times New Roman"/>
+        </w:rPr>
+      </w:pPr>
+      <w:r>
+        <w:rPr>
+          <w:rFonts w:ascii="Times New Roman" w:hAnsi="Times New Roman" w:cs="Times New Roman"/>
+        </w:rPr>
+        <w:t>31.</w:t>
+      </w:r>
+      <w:r>
+        <w:rPr>
+          <w:rFonts w:ascii="Times New Roman" w:hAnsi="Times New Roman" w:cs="Times New Roman"/>
+        </w:rPr>
+        <w:tab/>
+        <w:t xml:space="preserve">Wuthrich, V. M. &amp; </w:t>
+      </w:r>
+      <w:proofErr w:type="spellStart"/>
+      <w:r>
+        <w:rPr>
+          <w:rFonts w:ascii="Times New Roman" w:hAnsi="Times New Roman" w:cs="Times New Roman"/>
+        </w:rPr>
+        <w:t>Rapee</w:t>
+      </w:r>
+      <w:proofErr w:type="spellEnd"/>
+      <w:r>
+        <w:rPr>
+          <w:rFonts w:ascii="Times New Roman" w:hAnsi="Times New Roman" w:cs="Times New Roman"/>
+        </w:rPr>
+        <w:t xml:space="preserve">, R. M. </w:t>
+      </w:r>
+      <w:proofErr w:type="spellStart"/>
+      <w:r>
+        <w:rPr>
+          <w:rFonts w:ascii="Times New Roman" w:hAnsi="Times New Roman" w:cs="Times New Roman"/>
+        </w:rPr>
+        <w:t>Randomised</w:t>
+      </w:r>
+      <w:proofErr w:type="spellEnd"/>
+      <w:r>
+        <w:rPr>
+          <w:rFonts w:ascii="Times New Roman" w:hAnsi="Times New Roman" w:cs="Times New Roman"/>
+        </w:rPr>
+        <w:t xml:space="preserve"> controlled trial of group cognitive </w:t>
+      </w:r>
+      <w:proofErr w:type="spellStart"/>
+      <w:r>
+        <w:rPr>
+          <w:rFonts w:ascii="Times New Roman" w:hAnsi="Times New Roman" w:cs="Times New Roman"/>
+        </w:rPr>
+        <w:t>behavioural</w:t>
+      </w:r>
+      <w:proofErr w:type="spellEnd"/>
+      <w:r>
+        <w:rPr>
+          <w:rFonts w:ascii="Times New Roman" w:hAnsi="Times New Roman" w:cs="Times New Roman"/>
+        </w:rPr>
+        <w:t xml:space="preserve"> therapy for comorbid anxiety and depression in older adults. </w:t>
+      </w:r>
+      <w:proofErr w:type="spellStart"/>
+      <w:r>
+        <w:rPr>
+          <w:rFonts w:ascii="Times New Roman" w:hAnsi="Times New Roman" w:cs="Times New Roman"/>
+          <w:i/>
+          <w:iCs/>
+        </w:rPr>
+        <w:t>Behav</w:t>
+      </w:r>
+      <w:proofErr w:type="spellEnd"/>
+      <w:r>
+        <w:rPr>
+          <w:rFonts w:ascii="Times New Roman" w:hAnsi="Times New Roman" w:cs="Times New Roman"/>
+          <w:i/>
+          <w:iCs/>
+        </w:rPr>
+        <w:t xml:space="preserve">. Res. </w:t>
+      </w:r>
+      <w:proofErr w:type="spellStart"/>
+      <w:r>
+        <w:rPr>
+          <w:rFonts w:ascii="Times New Roman" w:hAnsi="Times New Roman" w:cs="Times New Roman"/>
+          <w:i/>
+          <w:iCs/>
+        </w:rPr>
+        <w:t>Ther</w:t>
+      </w:r>
+      <w:proofErr w:type="spellEnd"/>
+      <w:r>
+        <w:rPr>
+          <w:rFonts w:ascii="Times New Roman" w:hAnsi="Times New Roman" w:cs="Times New Roman"/>
+          <w:i/>
+          <w:iCs/>
+        </w:rPr>
+        <w:t>.</w:t>
+      </w:r>
+      <w:r>
+        <w:rPr>
+          <w:rFonts w:ascii="Times New Roman" w:hAnsi="Times New Roman" w:cs="Times New Roman"/>
+        </w:rPr>
+        <w:t xml:space="preserve"> </w:t>
+      </w:r>
+      <w:r>
+        <w:rPr>
+          <w:rFonts w:ascii="Times New Roman" w:hAnsi="Times New Roman" w:cs="Times New Roman"/>
+          <w:b/>
+          <w:bCs/>
+        </w:rPr>
+        <w:t>51</w:t>
+      </w:r>
+      <w:r>
+        <w:rPr>
+          <w:rFonts w:ascii="Times New Roman" w:hAnsi="Times New Roman" w:cs="Times New Roman"/>
+        </w:rPr>
+        <w:t>, 779–786 (2013).</w:t>
+      </w:r>
+    </w:p>
+    <w:p>
+      <w:pPr>
+        <w:pStyle w:val="Bibliography"/>
+        <w:rPr>
+          <w:rFonts w:ascii="Times New Roman" w:hAnsi="Times New Roman" w:cs="Times New Roman"/>
+        </w:rPr>
+      </w:pPr>
+      <w:r>
+        <w:rPr>
+          <w:rFonts w:ascii="Times New Roman" w:hAnsi="Times New Roman" w:cs="Times New Roman"/>
+        </w:rPr>
+        <w:t>32.</w:t>
+      </w:r>
+      <w:r>
+        <w:rPr>
+          <w:rFonts w:ascii="Times New Roman" w:hAnsi="Times New Roman" w:cs="Times New Roman"/>
+        </w:rPr>
+        <w:tab/>
+      </w:r>
+      <w:proofErr w:type="spellStart"/>
+      <w:r>
+        <w:rPr>
+          <w:rFonts w:ascii="Times New Roman" w:hAnsi="Times New Roman" w:cs="Times New Roman"/>
+        </w:rPr>
+        <w:t>Yanos</w:t>
+      </w:r>
+      <w:proofErr w:type="spellEnd"/>
+      <w:r>
+        <w:rPr>
+          <w:rFonts w:ascii="Times New Roman" w:hAnsi="Times New Roman" w:cs="Times New Roman"/>
+        </w:rPr>
+        <w:t xml:space="preserve"> Philip T, Roe David, West Michelle L, Smith Stephen M, &amp; Lysaker Paul H. Group-based treatment for internalized stigma among persons with severe mental illness: Findings from a randomized controlled trial. </w:t>
+      </w:r>
+      <w:r>
+        <w:rPr>
+          <w:rFonts w:ascii="Times New Roman" w:hAnsi="Times New Roman" w:cs="Times New Roman"/>
+          <w:i/>
+          <w:iCs/>
+        </w:rPr>
+        <w:t>Psychol. Serv.</w:t>
+      </w:r>
+      <w:r>
+        <w:rPr>
+          <w:rFonts w:ascii="Times New Roman" w:hAnsi="Times New Roman" w:cs="Times New Roman"/>
+        </w:rPr>
+        <w:t xml:space="preserve"> </w:t>
+      </w:r>
+      <w:r>
+        <w:rPr>
+          <w:rFonts w:ascii="Times New Roman" w:hAnsi="Times New Roman" w:cs="Times New Roman"/>
+          <w:b/>
+          <w:bCs/>
+        </w:rPr>
+        <w:t>9</w:t>
+      </w:r>
+      <w:r>
+        <w:rPr>
+          <w:rFonts w:ascii="Times New Roman" w:hAnsi="Times New Roman" w:cs="Times New Roman"/>
+        </w:rPr>
+        <w:t>, 248–258 (2012).</w:t>
+      </w:r>
+    </w:p>
+    <w:p>
+      <w:pPr>
+        <w:pStyle w:val="Bibliography"/>
+        <w:rPr>
+          <w:rFonts w:ascii="Times New Roman" w:hAnsi="Times New Roman" w:cs="Times New Roman"/>
+        </w:rPr>
+      </w:pPr>
+      <w:r>
+        <w:rPr>
+          <w:rFonts w:ascii="Times New Roman" w:hAnsi="Times New Roman" w:cs="Times New Roman"/>
+        </w:rPr>
+        <w:t>33.</w:t>
+      </w:r>
+      <w:r>
+        <w:rPr>
+          <w:rFonts w:ascii="Times New Roman" w:hAnsi="Times New Roman" w:cs="Times New Roman"/>
+        </w:rPr>
+        <w:tab/>
+      </w:r>
+      <w:proofErr w:type="spellStart"/>
+      <w:r>
+        <w:rPr>
+          <w:rFonts w:ascii="Times New Roman" w:hAnsi="Times New Roman" w:cs="Times New Roman"/>
+        </w:rPr>
+        <w:t>Druss</w:t>
+      </w:r>
+      <w:proofErr w:type="spellEnd"/>
+      <w:r>
+        <w:rPr>
+          <w:rFonts w:ascii="Times New Roman" w:hAnsi="Times New Roman" w:cs="Times New Roman"/>
+        </w:rPr>
+        <w:t xml:space="preserve">, B. G. </w:t>
+      </w:r>
+      <w:r>
+        <w:rPr>
+          <w:rFonts w:ascii="Times New Roman" w:hAnsi="Times New Roman" w:cs="Times New Roman"/>
+          <w:i/>
+          <w:iCs/>
+        </w:rPr>
+        <w:t>et al.</w:t>
+      </w:r>
+      <w:r>
+        <w:rPr>
+          <w:rFonts w:ascii="Times New Roman" w:hAnsi="Times New Roman" w:cs="Times New Roman"/>
+        </w:rPr>
+        <w:t xml:space="preserve"> The Health and Recovery Peer (HARP) Program: A peer-led intervention to improve medical self-management for persons with serious mental illness. </w:t>
+      </w:r>
+      <w:proofErr w:type="spellStart"/>
+      <w:r>
+        <w:rPr>
+          <w:rFonts w:ascii="Times New Roman" w:hAnsi="Times New Roman" w:cs="Times New Roman"/>
+          <w:i/>
+          <w:iCs/>
+        </w:rPr>
+        <w:t>Schizophr</w:t>
+      </w:r>
+      <w:proofErr w:type="spellEnd"/>
+      <w:r>
+        <w:rPr>
+          <w:rFonts w:ascii="Times New Roman" w:hAnsi="Times New Roman" w:cs="Times New Roman"/>
+          <w:i/>
+          <w:iCs/>
+        </w:rPr>
+        <w:t>. Res.</w:t>
+      </w:r>
+      <w:r>
+        <w:rPr>
+          <w:rFonts w:ascii="Times New Roman" w:hAnsi="Times New Roman" w:cs="Times New Roman"/>
+        </w:rPr>
+        <w:t xml:space="preserve"> </w:t>
+      </w:r>
+      <w:r>
+        <w:rPr>
+          <w:rFonts w:ascii="Times New Roman" w:hAnsi="Times New Roman" w:cs="Times New Roman"/>
+          <w:b/>
+          <w:bCs/>
+        </w:rPr>
+        <w:t>118</w:t>
+      </w:r>
+      <w:r>
+        <w:rPr>
+          <w:rFonts w:ascii="Times New Roman" w:hAnsi="Times New Roman" w:cs="Times New Roman"/>
+        </w:rPr>
+        <w:t>, 264–270 (2010).</w:t>
+      </w:r>
+    </w:p>
+    <w:p>
+      <w:pPr>
+        <w:pStyle w:val="Bibliography"/>
+        <w:rPr>
+          <w:rFonts w:ascii="Times New Roman" w:hAnsi="Times New Roman" w:cs="Times New Roman"/>
+        </w:rPr>
+      </w:pPr>
+      <w:r>
+        <w:rPr>
+          <w:rFonts w:ascii="Times New Roman" w:hAnsi="Times New Roman" w:cs="Times New Roman"/>
+        </w:rPr>
+        <w:t>34.</w:t>
+      </w:r>
+      <w:r>
+        <w:rPr>
+          <w:rFonts w:ascii="Times New Roman" w:hAnsi="Times New Roman" w:cs="Times New Roman"/>
+        </w:rPr>
+        <w:tab/>
+      </w:r>
+      <w:proofErr w:type="spellStart"/>
+      <w:r>
+        <w:rPr>
+          <w:rFonts w:ascii="Times New Roman" w:hAnsi="Times New Roman" w:cs="Times New Roman"/>
+        </w:rPr>
+        <w:t>Druss</w:t>
+      </w:r>
+      <w:proofErr w:type="spellEnd"/>
+      <w:r>
+        <w:rPr>
+          <w:rFonts w:ascii="Times New Roman" w:hAnsi="Times New Roman" w:cs="Times New Roman"/>
+        </w:rPr>
+        <w:t xml:space="preserve">, B. G. </w:t>
+      </w:r>
+      <w:r>
+        <w:rPr>
+          <w:rFonts w:ascii="Times New Roman" w:hAnsi="Times New Roman" w:cs="Times New Roman"/>
+          <w:i/>
+          <w:iCs/>
+        </w:rPr>
+        <w:t>et al.</w:t>
+      </w:r>
+      <w:r>
+        <w:rPr>
+          <w:rFonts w:ascii="Times New Roman" w:hAnsi="Times New Roman" w:cs="Times New Roman"/>
+        </w:rPr>
+        <w:t xml:space="preserve"> Peer-Led Self-Management of General Medical Conditions for Patients With Serious Mental Illnesses: A Randomized Trial. </w:t>
+      </w:r>
+      <w:proofErr w:type="spellStart"/>
+      <w:r>
+        <w:rPr>
+          <w:rFonts w:ascii="Times New Roman" w:hAnsi="Times New Roman" w:cs="Times New Roman"/>
+          <w:i/>
+          <w:iCs/>
+        </w:rPr>
+        <w:t>Psychiatr</w:t>
+      </w:r>
+      <w:proofErr w:type="spellEnd"/>
+      <w:r>
+        <w:rPr>
+          <w:rFonts w:ascii="Times New Roman" w:hAnsi="Times New Roman" w:cs="Times New Roman"/>
+          <w:i/>
+          <w:iCs/>
+        </w:rPr>
+        <w:t>. Serv.</w:t>
+      </w:r>
+      <w:r>
+        <w:rPr>
+          <w:rFonts w:ascii="Times New Roman" w:hAnsi="Times New Roman" w:cs="Times New Roman"/>
+        </w:rPr>
+        <w:t xml:space="preserve"> </w:t>
+      </w:r>
+      <w:r>
+        <w:rPr>
+          <w:rFonts w:ascii="Times New Roman" w:hAnsi="Times New Roman" w:cs="Times New Roman"/>
+          <w:b/>
+          <w:bCs/>
+        </w:rPr>
+        <w:t>69</w:t>
+      </w:r>
+      <w:r>
+        <w:rPr>
+          <w:rFonts w:ascii="Times New Roman" w:hAnsi="Times New Roman" w:cs="Times New Roman"/>
+        </w:rPr>
+        <w:t>, 529–535 (2018).</w:t>
+      </w:r>
+    </w:p>
+    <w:p>
+      <w:pPr>
+        <w:pStyle w:val="Bibliography"/>
+        <w:rPr>
+          <w:rFonts w:ascii="Times New Roman" w:hAnsi="Times New Roman" w:cs="Times New Roman"/>
+        </w:rPr>
+      </w:pPr>
+      <w:r>
+        <w:rPr>
+          <w:rFonts w:ascii="Times New Roman" w:hAnsi="Times New Roman" w:cs="Times New Roman"/>
+        </w:rPr>
+        <w:t>35.</w:t>
+      </w:r>
+      <w:r>
+        <w:rPr>
+          <w:rFonts w:ascii="Times New Roman" w:hAnsi="Times New Roman" w:cs="Times New Roman"/>
+        </w:rPr>
+        <w:tab/>
+        <w:t xml:space="preserve">Dyck, D. G. </w:t>
+      </w:r>
+      <w:r>
+        <w:rPr>
+          <w:rFonts w:ascii="Times New Roman" w:hAnsi="Times New Roman" w:cs="Times New Roman"/>
+          <w:i/>
+          <w:iCs/>
+        </w:rPr>
+        <w:t>et al.</w:t>
+      </w:r>
+      <w:r>
+        <w:rPr>
+          <w:rFonts w:ascii="Times New Roman" w:hAnsi="Times New Roman" w:cs="Times New Roman"/>
+        </w:rPr>
+        <w:t xml:space="preserve"> Management of Negative Symptoms Among Patients With Schizophrenia Attending Multiple-Family Groups. </w:t>
+      </w:r>
+      <w:proofErr w:type="spellStart"/>
+      <w:r>
+        <w:rPr>
+          <w:rFonts w:ascii="Times New Roman" w:hAnsi="Times New Roman" w:cs="Times New Roman"/>
+          <w:i/>
+          <w:iCs/>
+        </w:rPr>
+        <w:t>Psychiatr</w:t>
+      </w:r>
+      <w:proofErr w:type="spellEnd"/>
+      <w:r>
+        <w:rPr>
+          <w:rFonts w:ascii="Times New Roman" w:hAnsi="Times New Roman" w:cs="Times New Roman"/>
+          <w:i/>
+          <w:iCs/>
+        </w:rPr>
+        <w:t>. Serv.</w:t>
+      </w:r>
+      <w:r>
+        <w:rPr>
+          <w:rFonts w:ascii="Times New Roman" w:hAnsi="Times New Roman" w:cs="Times New Roman"/>
+        </w:rPr>
+        <w:t xml:space="preserve"> </w:t>
+      </w:r>
+      <w:r>
+        <w:rPr>
+          <w:rFonts w:ascii="Times New Roman" w:hAnsi="Times New Roman" w:cs="Times New Roman"/>
+          <w:b/>
+          <w:bCs/>
+        </w:rPr>
+        <w:t>51</w:t>
+      </w:r>
+      <w:r>
+        <w:rPr>
+          <w:rFonts w:ascii="Times New Roman" w:hAnsi="Times New Roman" w:cs="Times New Roman"/>
+        </w:rPr>
+        <w:t>, 513–519 (2000).</w:t>
+      </w:r>
+    </w:p>
+    <w:p>
+      <w:pPr>
+        <w:pStyle w:val="Bibliography"/>
+        <w:rPr>
+          <w:rFonts w:ascii="Times New Roman" w:hAnsi="Times New Roman" w:cs="Times New Roman"/>
+        </w:rPr>
+      </w:pPr>
+      <w:r>
+        <w:rPr>
+          <w:rFonts w:ascii="Times New Roman" w:hAnsi="Times New Roman" w:cs="Times New Roman"/>
+        </w:rPr>
+        <w:t>36.</w:t>
+      </w:r>
+      <w:r>
+        <w:rPr>
+          <w:rFonts w:ascii="Times New Roman" w:hAnsi="Times New Roman" w:cs="Times New Roman"/>
+        </w:rPr>
+        <w:tab/>
+      </w:r>
+      <w:proofErr w:type="spellStart"/>
+      <w:r>
+        <w:rPr>
+          <w:rFonts w:ascii="Times New Roman" w:hAnsi="Times New Roman" w:cs="Times New Roman"/>
+        </w:rPr>
+        <w:t>McCay</w:t>
+      </w:r>
+      <w:proofErr w:type="spellEnd"/>
+      <w:r>
+        <w:rPr>
+          <w:rFonts w:ascii="Times New Roman" w:hAnsi="Times New Roman" w:cs="Times New Roman"/>
+        </w:rPr>
+        <w:t xml:space="preserve">, E. </w:t>
+      </w:r>
+      <w:r>
+        <w:rPr>
+          <w:rFonts w:ascii="Times New Roman" w:hAnsi="Times New Roman" w:cs="Times New Roman"/>
+          <w:i/>
+          <w:iCs/>
+        </w:rPr>
+        <w:t>et al.</w:t>
+      </w:r>
+      <w:r>
+        <w:rPr>
+          <w:rFonts w:ascii="Times New Roman" w:hAnsi="Times New Roman" w:cs="Times New Roman"/>
+        </w:rPr>
+        <w:t xml:space="preserve"> A Group Intervention to Promote Healthy Self-Concepts and Guide Recovery in First Episode Schizophrenia: A Pilot Study. </w:t>
+      </w:r>
+      <w:proofErr w:type="spellStart"/>
+      <w:r>
+        <w:rPr>
+          <w:rFonts w:ascii="Times New Roman" w:hAnsi="Times New Roman" w:cs="Times New Roman"/>
+          <w:i/>
+          <w:iCs/>
+        </w:rPr>
+        <w:t>Psychiatr</w:t>
+      </w:r>
+      <w:proofErr w:type="spellEnd"/>
+      <w:r>
+        <w:rPr>
+          <w:rFonts w:ascii="Times New Roman" w:hAnsi="Times New Roman" w:cs="Times New Roman"/>
+          <w:i/>
+          <w:iCs/>
+        </w:rPr>
+        <w:t xml:space="preserve">. </w:t>
+      </w:r>
+      <w:proofErr w:type="spellStart"/>
+      <w:r>
+        <w:rPr>
+          <w:rFonts w:ascii="Times New Roman" w:hAnsi="Times New Roman" w:cs="Times New Roman"/>
+          <w:i/>
+          <w:iCs/>
+        </w:rPr>
+        <w:t>Rehabil</w:t>
+      </w:r>
+      <w:proofErr w:type="spellEnd"/>
+      <w:r>
+        <w:rPr>
+          <w:rFonts w:ascii="Times New Roman" w:hAnsi="Times New Roman" w:cs="Times New Roman"/>
+          <w:i/>
+          <w:iCs/>
+        </w:rPr>
+        <w:t>. J.</w:t>
+      </w:r>
+      <w:r>
+        <w:rPr>
+          <w:rFonts w:ascii="Times New Roman" w:hAnsi="Times New Roman" w:cs="Times New Roman"/>
+        </w:rPr>
+        <w:t xml:space="preserve"> </w:t>
+      </w:r>
+      <w:r>
+        <w:rPr>
+          <w:rFonts w:ascii="Times New Roman" w:hAnsi="Times New Roman" w:cs="Times New Roman"/>
+          <w:b/>
+          <w:bCs/>
+        </w:rPr>
+        <w:t>30</w:t>
+      </w:r>
+      <w:r>
+        <w:rPr>
+          <w:rFonts w:ascii="Times New Roman" w:hAnsi="Times New Roman" w:cs="Times New Roman"/>
+        </w:rPr>
+        <w:t>, 105–111 (2006).</w:t>
+      </w:r>
+    </w:p>
+    <w:p>
+      <w:pPr>
+        <w:pStyle w:val="Bibliography"/>
+        <w:rPr>
+          <w:rFonts w:ascii="Times New Roman" w:hAnsi="Times New Roman" w:cs="Times New Roman"/>
+        </w:rPr>
+      </w:pPr>
+      <w:r>
+        <w:rPr>
+          <w:rFonts w:ascii="Times New Roman" w:hAnsi="Times New Roman" w:cs="Times New Roman"/>
+        </w:rPr>
+        <w:t>37.</w:t>
+      </w:r>
+      <w:r>
+        <w:rPr>
+          <w:rFonts w:ascii="Times New Roman" w:hAnsi="Times New Roman" w:cs="Times New Roman"/>
+        </w:rPr>
+        <w:tab/>
+      </w:r>
+      <w:proofErr w:type="spellStart"/>
+      <w:r>
+        <w:rPr>
+          <w:rFonts w:ascii="Times New Roman" w:hAnsi="Times New Roman" w:cs="Times New Roman"/>
+        </w:rPr>
+        <w:t>McCay</w:t>
+      </w:r>
+      <w:proofErr w:type="spellEnd"/>
+      <w:r>
+        <w:rPr>
+          <w:rFonts w:ascii="Times New Roman" w:hAnsi="Times New Roman" w:cs="Times New Roman"/>
+        </w:rPr>
+        <w:t xml:space="preserve">, E. </w:t>
+      </w:r>
+      <w:r>
+        <w:rPr>
+          <w:rFonts w:ascii="Times New Roman" w:hAnsi="Times New Roman" w:cs="Times New Roman"/>
+          <w:i/>
+          <w:iCs/>
+        </w:rPr>
+        <w:t>et al.</w:t>
+      </w:r>
+      <w:r>
+        <w:rPr>
+          <w:rFonts w:ascii="Times New Roman" w:hAnsi="Times New Roman" w:cs="Times New Roman"/>
+        </w:rPr>
+        <w:t xml:space="preserve"> A </w:t>
+      </w:r>
+      <w:proofErr w:type="spellStart"/>
+      <w:r>
+        <w:rPr>
+          <w:rFonts w:ascii="Times New Roman" w:hAnsi="Times New Roman" w:cs="Times New Roman"/>
+        </w:rPr>
+        <w:t>randomised</w:t>
+      </w:r>
+      <w:proofErr w:type="spellEnd"/>
+      <w:r>
+        <w:rPr>
+          <w:rFonts w:ascii="Times New Roman" w:hAnsi="Times New Roman" w:cs="Times New Roman"/>
+        </w:rPr>
+        <w:t xml:space="preserve"> controlled trial of a group intervention to reduce engulfment and self-</w:t>
+      </w:r>
+      <w:proofErr w:type="spellStart"/>
+      <w:r>
+        <w:rPr>
+          <w:rFonts w:ascii="Times New Roman" w:hAnsi="Times New Roman" w:cs="Times New Roman"/>
+        </w:rPr>
+        <w:t>stigmatisation</w:t>
+      </w:r>
+      <w:proofErr w:type="spellEnd"/>
+      <w:r>
+        <w:rPr>
+          <w:rFonts w:ascii="Times New Roman" w:hAnsi="Times New Roman" w:cs="Times New Roman"/>
+        </w:rPr>
+        <w:t xml:space="preserve"> in first episode schizophrenia. </w:t>
+      </w:r>
+      <w:r>
+        <w:rPr>
+          <w:rFonts w:ascii="Times New Roman" w:hAnsi="Times New Roman" w:cs="Times New Roman"/>
+          <w:i/>
+          <w:iCs/>
+        </w:rPr>
+        <w:t xml:space="preserve">Aust. E-J. Adv. </w:t>
+      </w:r>
+      <w:proofErr w:type="spellStart"/>
+      <w:r>
+        <w:rPr>
+          <w:rFonts w:ascii="Times New Roman" w:hAnsi="Times New Roman" w:cs="Times New Roman"/>
+          <w:i/>
+          <w:iCs/>
+        </w:rPr>
+        <w:t>Ment</w:t>
+      </w:r>
+      <w:proofErr w:type="spellEnd"/>
+      <w:r>
+        <w:rPr>
+          <w:rFonts w:ascii="Times New Roman" w:hAnsi="Times New Roman" w:cs="Times New Roman"/>
+          <w:i/>
+          <w:iCs/>
+        </w:rPr>
+        <w:t>. Health</w:t>
+      </w:r>
+      <w:r>
+        <w:rPr>
+          <w:rFonts w:ascii="Times New Roman" w:hAnsi="Times New Roman" w:cs="Times New Roman"/>
+        </w:rPr>
+        <w:t xml:space="preserve"> </w:t>
+      </w:r>
+      <w:r>
+        <w:rPr>
+          <w:rFonts w:ascii="Times New Roman" w:hAnsi="Times New Roman" w:cs="Times New Roman"/>
+          <w:b/>
+          <w:bCs/>
+        </w:rPr>
+        <w:t>6</w:t>
+      </w:r>
+      <w:r>
+        <w:rPr>
+          <w:rFonts w:ascii="Times New Roman" w:hAnsi="Times New Roman" w:cs="Times New Roman"/>
+        </w:rPr>
+        <w:t>, (2007).</w:t>
+      </w:r>
+    </w:p>
+    <w:p>
+      <w:pPr>
+        <w:pStyle w:val="Bibliography"/>
+        <w:rPr>
+          <w:rFonts w:ascii="Times New Roman" w:hAnsi="Times New Roman" w:cs="Times New Roman"/>
+        </w:rPr>
+      </w:pPr>
+      <w:r>
+        <w:rPr>
+          <w:rFonts w:ascii="Times New Roman" w:hAnsi="Times New Roman" w:cs="Times New Roman"/>
+        </w:rPr>
+        <w:t>38.</w:t>
+      </w:r>
+      <w:r>
+        <w:rPr>
+          <w:rFonts w:ascii="Times New Roman" w:hAnsi="Times New Roman" w:cs="Times New Roman"/>
+        </w:rPr>
+        <w:tab/>
+      </w:r>
+      <w:proofErr w:type="spellStart"/>
+      <w:r>
+        <w:rPr>
+          <w:rFonts w:ascii="Times New Roman" w:hAnsi="Times New Roman" w:cs="Times New Roman"/>
+        </w:rPr>
+        <w:t>Rüsch</w:t>
+      </w:r>
+      <w:proofErr w:type="spellEnd"/>
+      <w:r>
+        <w:rPr>
+          <w:rFonts w:ascii="Times New Roman" w:hAnsi="Times New Roman" w:cs="Times New Roman"/>
+        </w:rPr>
+        <w:t xml:space="preserve">, N. </w:t>
+      </w:r>
+      <w:r>
+        <w:rPr>
+          <w:rFonts w:ascii="Times New Roman" w:hAnsi="Times New Roman" w:cs="Times New Roman"/>
+          <w:i/>
+          <w:iCs/>
+        </w:rPr>
+        <w:t>et al.</w:t>
+      </w:r>
+      <w:r>
+        <w:rPr>
+          <w:rFonts w:ascii="Times New Roman" w:hAnsi="Times New Roman" w:cs="Times New Roman"/>
+        </w:rPr>
+        <w:t xml:space="preserve"> Efficacy of a peer-led group program for unemployed people with mental health problems: Pilot randomized controlled trial. </w:t>
+      </w:r>
+      <w:r>
+        <w:rPr>
+          <w:rFonts w:ascii="Times New Roman" w:hAnsi="Times New Roman" w:cs="Times New Roman"/>
+          <w:i/>
+          <w:iCs/>
+        </w:rPr>
+        <w:t>Int. J. Soc. Psychiatry</w:t>
+      </w:r>
+      <w:r>
+        <w:rPr>
+          <w:rFonts w:ascii="Times New Roman" w:hAnsi="Times New Roman" w:cs="Times New Roman"/>
+        </w:rPr>
+        <w:t xml:space="preserve"> </w:t>
+      </w:r>
+      <w:r>
+        <w:rPr>
+          <w:rFonts w:ascii="Times New Roman" w:hAnsi="Times New Roman" w:cs="Times New Roman"/>
+          <w:b/>
+          <w:bCs/>
+        </w:rPr>
+        <w:t>65</w:t>
+      </w:r>
+      <w:r>
+        <w:rPr>
+          <w:rFonts w:ascii="Times New Roman" w:hAnsi="Times New Roman" w:cs="Times New Roman"/>
+        </w:rPr>
+        <w:t>, 333–337 (2019).</w:t>
+      </w:r>
+    </w:p>
+    <w:p>
+      <w:pPr>
+        <w:pStyle w:val="Bibliography"/>
+        <w:rPr>
+          <w:rFonts w:ascii="Times New Roman" w:hAnsi="Times New Roman" w:cs="Times New Roman"/>
+        </w:rPr>
+      </w:pPr>
+      <w:r>
+        <w:rPr>
+          <w:rFonts w:ascii="Times New Roman" w:hAnsi="Times New Roman" w:cs="Times New Roman"/>
+        </w:rPr>
+        <w:lastRenderedPageBreak/>
+        <w:t>39.</w:t>
+      </w:r>
+      <w:r>
+        <w:rPr>
+          <w:rFonts w:ascii="Times New Roman" w:hAnsi="Times New Roman" w:cs="Times New Roman"/>
+        </w:rPr>
+        <w:tab/>
+      </w:r>
+      <w:proofErr w:type="spellStart"/>
+      <w:r>
+        <w:rPr>
+          <w:rFonts w:ascii="Times New Roman" w:hAnsi="Times New Roman" w:cs="Times New Roman"/>
+        </w:rPr>
+        <w:t>Sajatovic</w:t>
+      </w:r>
+      <w:proofErr w:type="spellEnd"/>
+      <w:r>
+        <w:rPr>
+          <w:rFonts w:ascii="Times New Roman" w:hAnsi="Times New Roman" w:cs="Times New Roman"/>
+        </w:rPr>
+        <w:t xml:space="preserve"> M </w:t>
+      </w:r>
+      <w:r>
+        <w:rPr>
+          <w:rFonts w:ascii="Times New Roman" w:hAnsi="Times New Roman" w:cs="Times New Roman"/>
+          <w:i/>
+          <w:iCs/>
+        </w:rPr>
+        <w:t>et al.</w:t>
+      </w:r>
+      <w:r>
+        <w:rPr>
+          <w:rFonts w:ascii="Times New Roman" w:hAnsi="Times New Roman" w:cs="Times New Roman"/>
+        </w:rPr>
+        <w:t xml:space="preserve"> A comparison of the life goals program and treatment as usual for individuals with bipolar disorder. </w:t>
+      </w:r>
+      <w:proofErr w:type="spellStart"/>
+      <w:r>
+        <w:rPr>
+          <w:rFonts w:ascii="Times New Roman" w:hAnsi="Times New Roman" w:cs="Times New Roman"/>
+          <w:i/>
+          <w:iCs/>
+        </w:rPr>
+        <w:t>Psychiatr</w:t>
+      </w:r>
+      <w:proofErr w:type="spellEnd"/>
+      <w:r>
+        <w:rPr>
+          <w:rFonts w:ascii="Times New Roman" w:hAnsi="Times New Roman" w:cs="Times New Roman"/>
+          <w:i/>
+          <w:iCs/>
+        </w:rPr>
+        <w:t>. Serv. Wash. DC</w:t>
+      </w:r>
+      <w:r>
+        <w:rPr>
+          <w:rFonts w:ascii="Times New Roman" w:hAnsi="Times New Roman" w:cs="Times New Roman"/>
+        </w:rPr>
+        <w:t xml:space="preserve"> </w:t>
+      </w:r>
+      <w:r>
+        <w:rPr>
+          <w:rFonts w:ascii="Times New Roman" w:hAnsi="Times New Roman" w:cs="Times New Roman"/>
+          <w:b/>
+          <w:bCs/>
+        </w:rPr>
+        <w:t>60</w:t>
+      </w:r>
+      <w:r>
+        <w:rPr>
+          <w:rFonts w:ascii="Times New Roman" w:hAnsi="Times New Roman" w:cs="Times New Roman"/>
+        </w:rPr>
+        <w:t>, 1182–1189 (2009).</w:t>
+      </w:r>
+    </w:p>
+    <w:p>
+      <w:pPr>
+        <w:pStyle w:val="Bibliography"/>
+        <w:rPr>
+          <w:rFonts w:ascii="Times New Roman" w:hAnsi="Times New Roman" w:cs="Times New Roman"/>
+        </w:rPr>
+      </w:pPr>
+      <w:r>
+        <w:rPr>
+          <w:rFonts w:ascii="Times New Roman" w:hAnsi="Times New Roman" w:cs="Times New Roman"/>
+        </w:rPr>
+        <w:t>40.</w:t>
+      </w:r>
+      <w:r>
+        <w:rPr>
+          <w:rFonts w:ascii="Times New Roman" w:hAnsi="Times New Roman" w:cs="Times New Roman"/>
+        </w:rPr>
+        <w:tab/>
+      </w:r>
+      <w:proofErr w:type="spellStart"/>
+      <w:r>
+        <w:rPr>
+          <w:rFonts w:ascii="Times New Roman" w:hAnsi="Times New Roman" w:cs="Times New Roman"/>
+        </w:rPr>
+        <w:t>Saloheimo</w:t>
+      </w:r>
+      <w:proofErr w:type="spellEnd"/>
+      <w:r>
+        <w:rPr>
+          <w:rFonts w:ascii="Times New Roman" w:hAnsi="Times New Roman" w:cs="Times New Roman"/>
+        </w:rPr>
+        <w:t xml:space="preserve">, H. P. </w:t>
+      </w:r>
+      <w:r>
+        <w:rPr>
+          <w:rFonts w:ascii="Times New Roman" w:hAnsi="Times New Roman" w:cs="Times New Roman"/>
+          <w:i/>
+          <w:iCs/>
+        </w:rPr>
+        <w:t>et al.</w:t>
+      </w:r>
+      <w:r>
+        <w:rPr>
+          <w:rFonts w:ascii="Times New Roman" w:hAnsi="Times New Roman" w:cs="Times New Roman"/>
+        </w:rPr>
+        <w:t xml:space="preserve"> Psychotherapy effectiveness for major depression: a randomized trial in a Finnish community. </w:t>
+      </w:r>
+      <w:r>
+        <w:rPr>
+          <w:rFonts w:ascii="Times New Roman" w:hAnsi="Times New Roman" w:cs="Times New Roman"/>
+          <w:i/>
+          <w:iCs/>
+        </w:rPr>
+        <w:t>BMC Psychiatry</w:t>
+      </w:r>
+      <w:r>
+        <w:rPr>
+          <w:rFonts w:ascii="Times New Roman" w:hAnsi="Times New Roman" w:cs="Times New Roman"/>
+        </w:rPr>
+        <w:t xml:space="preserve"> </w:t>
+      </w:r>
+      <w:r>
+        <w:rPr>
+          <w:rFonts w:ascii="Times New Roman" w:hAnsi="Times New Roman" w:cs="Times New Roman"/>
+          <w:b/>
+          <w:bCs/>
+        </w:rPr>
+        <w:t>16</w:t>
+      </w:r>
+      <w:r>
+        <w:rPr>
+          <w:rFonts w:ascii="Times New Roman" w:hAnsi="Times New Roman" w:cs="Times New Roman"/>
+        </w:rPr>
+        <w:t>, 1–9 (2016).</w:t>
+      </w:r>
+    </w:p>
+    <w:p>
+      <w:pPr>
+        <w:pStyle w:val="Bibliography"/>
+        <w:rPr>
+          <w:rFonts w:ascii="Times New Roman" w:hAnsi="Times New Roman" w:cs="Times New Roman"/>
+        </w:rPr>
+      </w:pPr>
+      <w:r>
+        <w:rPr>
+          <w:rFonts w:ascii="Times New Roman" w:hAnsi="Times New Roman" w:cs="Times New Roman"/>
+        </w:rPr>
+        <w:t>41.</w:t>
+      </w:r>
+      <w:r>
+        <w:rPr>
+          <w:rFonts w:ascii="Times New Roman" w:hAnsi="Times New Roman" w:cs="Times New Roman"/>
+        </w:rPr>
+        <w:tab/>
+        <w:t xml:space="preserve">James W </w:t>
+      </w:r>
+      <w:r>
+        <w:rPr>
+          <w:rFonts w:ascii="Times New Roman" w:hAnsi="Times New Roman" w:cs="Times New Roman"/>
+          <w:i/>
+          <w:iCs/>
+        </w:rPr>
+        <w:t>et al.</w:t>
+      </w:r>
+      <w:r>
+        <w:rPr>
+          <w:rFonts w:ascii="Times New Roman" w:hAnsi="Times New Roman" w:cs="Times New Roman"/>
+        </w:rPr>
+        <w:t xml:space="preserve"> A group intervention which assists patients with dual diagnosis reduce their drug use: A randomized controlled trial. </w:t>
+      </w:r>
+      <w:r>
+        <w:rPr>
+          <w:rFonts w:ascii="Times New Roman" w:hAnsi="Times New Roman" w:cs="Times New Roman"/>
+          <w:i/>
+          <w:iCs/>
+        </w:rPr>
+        <w:t>Psychol. Med.</w:t>
+      </w:r>
+      <w:r>
+        <w:rPr>
+          <w:rFonts w:ascii="Times New Roman" w:hAnsi="Times New Roman" w:cs="Times New Roman"/>
+        </w:rPr>
+        <w:t xml:space="preserve"> </w:t>
+      </w:r>
+      <w:r>
+        <w:rPr>
+          <w:rFonts w:ascii="Times New Roman" w:hAnsi="Times New Roman" w:cs="Times New Roman"/>
+          <w:b/>
+          <w:bCs/>
+        </w:rPr>
+        <w:t>34</w:t>
+      </w:r>
+      <w:r>
+        <w:rPr>
+          <w:rFonts w:ascii="Times New Roman" w:hAnsi="Times New Roman" w:cs="Times New Roman"/>
+        </w:rPr>
+        <w:t>, 983–990 (2004).</w:t>
+      </w:r>
+    </w:p>
+    <w:p>
+      <w:pPr>
+        <w:pStyle w:val="Bibliography"/>
+        <w:rPr>
+          <w:rFonts w:ascii="Times New Roman" w:hAnsi="Times New Roman" w:cs="Times New Roman"/>
+        </w:rPr>
+      </w:pPr>
+      <w:r>
+        <w:rPr>
+          <w:rFonts w:ascii="Times New Roman" w:hAnsi="Times New Roman" w:cs="Times New Roman"/>
+        </w:rPr>
+        <w:t>42.</w:t>
+      </w:r>
+      <w:r>
+        <w:rPr>
+          <w:rFonts w:ascii="Times New Roman" w:hAnsi="Times New Roman" w:cs="Times New Roman"/>
+        </w:rPr>
+        <w:tab/>
+        <w:t xml:space="preserve">Schäfer, I. </w:t>
+      </w:r>
+      <w:r>
+        <w:rPr>
+          <w:rFonts w:ascii="Times New Roman" w:hAnsi="Times New Roman" w:cs="Times New Roman"/>
+          <w:i/>
+          <w:iCs/>
+        </w:rPr>
+        <w:t>et al.</w:t>
+      </w:r>
+      <w:r>
+        <w:rPr>
+          <w:rFonts w:ascii="Times New Roman" w:hAnsi="Times New Roman" w:cs="Times New Roman"/>
+        </w:rPr>
+        <w:t xml:space="preserve"> A multisite randomized controlled trial of Seeking Safety vs. Relapse Prevention Training for women with co-occurring posttraumatic stress disorder and substance use disorders. </w:t>
+      </w:r>
+      <w:r>
+        <w:rPr>
+          <w:rFonts w:ascii="Times New Roman" w:hAnsi="Times New Roman" w:cs="Times New Roman"/>
+          <w:i/>
+          <w:iCs/>
+        </w:rPr>
+        <w:t xml:space="preserve">Eur. J. </w:t>
+      </w:r>
+      <w:proofErr w:type="spellStart"/>
+      <w:r>
+        <w:rPr>
+          <w:rFonts w:ascii="Times New Roman" w:hAnsi="Times New Roman" w:cs="Times New Roman"/>
+          <w:i/>
+          <w:iCs/>
+        </w:rPr>
+        <w:t>Psychotraumatology</w:t>
+      </w:r>
+      <w:proofErr w:type="spellEnd"/>
+      <w:r>
+        <w:rPr>
+          <w:rFonts w:ascii="Times New Roman" w:hAnsi="Times New Roman" w:cs="Times New Roman"/>
+        </w:rPr>
+        <w:t xml:space="preserve"> </w:t>
+      </w:r>
+      <w:r>
+        <w:rPr>
+          <w:rFonts w:ascii="Times New Roman" w:hAnsi="Times New Roman" w:cs="Times New Roman"/>
+          <w:b/>
+          <w:bCs/>
+        </w:rPr>
+        <w:t>10</w:t>
+      </w:r>
+      <w:r>
+        <w:rPr>
+          <w:rFonts w:ascii="Times New Roman" w:hAnsi="Times New Roman" w:cs="Times New Roman"/>
+        </w:rPr>
+        <w:t>, (2019).</w:t>
       </w:r>
     </w:p>
     <w:p>
@@ -8916,7 +8713,7 @@
       </w:pPr>
     </w:p>
     <w:sectPr>
-      <w:headerReference w:type="default" r:id="rId10"/>
+      <w:headerReference w:type="default" r:id="rId8"/>
       <w:pgSz w:w="12240" w:h="15840"/>
       <w:pgMar w:top="1701" w:right="1134" w:bottom="1701" w:left="1134" w:header="708" w:footer="708" w:gutter="0"/>
       <w:cols w:space="708"/>
@@ -8924,64 +8721,6 @@
     </w:sectPr>
   </w:body>
 </w:document>
-</file>
-
-<file path=word/comments.xml><?xml version="1.0" encoding="utf-8"?>
-<w:comments xmlns:wpc="http://schemas.microsoft.com/office/word/2010/wordprocessingCanvas" xmlns:cx="http://schemas.microsoft.com/office/drawing/2014/chartex" xmlns:cx1="http://schemas.microsoft.com/office/drawing/2015/9/8/chartex" xmlns:cx2="http://schemas.microsoft.com/office/drawing/2015/10/21/chartex" xmlns:cx3="http://schemas.microsoft.com/office/drawing/2016/5/9/chartex" xmlns:cx4="http://schemas.microsoft.com/office/drawing/2016/5/10/chartex" xmlns:cx5="http://schemas.microsoft.com/office/drawing/2016/5/11/chartex" xmlns:cx6="http://schemas.microsoft.com/office/drawing/2016/5/12/chartex" xmlns:cx7="http://schemas.microsoft.com/office/drawing/2016/5/13/chartex" xmlns:cx8="http://schemas.microsoft.com/office/drawing/2016/5/14/chartex" xmlns:mc="http://schemas.openxmlformats.org/markup-compatibility/2006" xmlns:aink="http://schemas.microsoft.com/office/drawing/2016/ink" xmlns:am3d="http://schemas.microsoft.com/office/drawing/2017/model3d" xmlns:o="urn:schemas-microsoft-com:office:office" xmlns:oel="http://schemas.microsoft.com/office/2019/extlst" xmlns:r="http://schemas.openxmlformats.org/officeDocument/2006/relationships" xmlns:m="http://schemas.openxmlformats.org/officeDocument/2006/math" xmlns:v="urn:schemas-microsoft-com:vml" xmlns:wp14="http://schemas.microsoft.com/office/word/2010/wordprocessingDrawing" xmlns:wp="http://schemas.openxmlformats.org/drawingml/2006/wordprocessingDrawing" xmlns:w10="urn:schemas-microsoft-com:office:word" xmlns:w="http://schemas.openxmlformats.org/wordprocessingml/2006/main" xmlns:w14="http://schemas.microsoft.com/office/word/2010/wordml" xmlns:w15="http://schemas.microsoft.com/office/word/2012/wordml" xmlns:w16cex="http://schemas.microsoft.com/office/word/2018/wordml/cex" xmlns:w16cid="http://schemas.microsoft.com/office/word/2016/wordml/cid" xmlns:w16="http://schemas.microsoft.com/office/word/2018/wordml" xmlns:w16sdtdh="http://schemas.microsoft.com/office/word/2020/wordml/sdtdatahash" xmlns:w16se="http://schemas.microsoft.com/office/word/2015/wordml/symex" xmlns:wpg="http://schemas.microsoft.com/office/word/2010/wordprocessingGroup" xmlns:wpi="http://schemas.microsoft.com/office/word/2010/wordprocessingInk" xmlns:wne="http://schemas.microsoft.com/office/word/2006/wordml" xmlns:wps="http://schemas.microsoft.com/office/word/2010/wordprocessingShape" mc:Ignorable="w14 w15 w16se w16cid w16 w16cex w16sdtdh wp14">
-  <w:comment w:id="0" w:author="Mikkel Helding Vembye" w:date="2026-05-04T16:34:00Z" w:initials="MHV">
-    <w:p>
-      <w:pPr>
-        <w:pStyle w:val="CommentText"/>
-      </w:pPr>
-      <w:r>
-        <w:rPr>
-          <w:rStyle w:val="CommentReference"/>
-        </w:rPr>
-        <w:annotationRef/>
-      </w:r>
-      <w:r>
-        <w:t xml:space="preserve">Mention difference between outcomes. </w:t>
-      </w:r>
-    </w:p>
-  </w:comment>
-  <w:comment w:id="1" w:author="Mikkel Helding Vembye" w:date="2026-05-04T16:33:00Z" w:initials="MHV">
-    <w:p>
-      <w:pPr>
-        <w:pStyle w:val="CommentText"/>
-      </w:pPr>
-      <w:r>
-        <w:rPr>
-          <w:rStyle w:val="CommentReference"/>
-        </w:rPr>
-        <w:annotationRef/>
-      </w:r>
-      <w:r>
-        <w:t>Update so it looks like Table 1</w:t>
-      </w:r>
-    </w:p>
-  </w:comment>
-</w:comments>
-</file>
-
-<file path=word/commentsExtended.xml><?xml version="1.0" encoding="utf-8"?>
-<w15:commentsEx xmlns:wpc="http://schemas.microsoft.com/office/word/2010/wordprocessingCanvas" xmlns:cx="http://schemas.microsoft.com/office/drawing/2014/chartex" xmlns:cx1="http://schemas.microsoft.com/office/drawing/2015/9/8/chartex" xmlns:cx2="http://schemas.microsoft.com/office/drawing/2015/10/21/chartex" xmlns:cx3="http://schemas.microsoft.com/office/drawing/2016/5/9/chartex" xmlns:cx4="http://schemas.microsoft.com/office/drawing/2016/5/10/chartex" xmlns:cx5="http://schemas.microsoft.com/office/drawing/2016/5/11/chartex" xmlns:cx6="http://schemas.microsoft.com/office/drawing/2016/5/12/chartex" xmlns:cx7="http://schemas.microsoft.com/office/drawing/2016/5/13/chartex" xmlns:cx8="http://schemas.microsoft.com/office/drawing/2016/5/14/chartex" xmlns:mc="http://schemas.openxmlformats.org/markup-compatibility/2006" xmlns:aink="http://schemas.microsoft.com/office/drawing/2016/ink" xmlns:am3d="http://schemas.microsoft.com/office/drawing/2017/model3d" xmlns:o="urn:schemas-microsoft-com:office:office" xmlns:oel="http://schemas.microsoft.com/office/2019/extlst" xmlns:r="http://schemas.openxmlformats.org/officeDocument/2006/relationships" xmlns:m="http://schemas.openxmlformats.org/officeDocument/2006/math" xmlns:v="urn:schemas-microsoft-com:vml" xmlns:wp14="http://schemas.microsoft.com/office/word/2010/wordprocessingDrawing" xmlns:wp="http://schemas.openxmlformats.org/drawingml/2006/wordprocessingDrawing" xmlns:w10="urn:schemas-microsoft-com:office:word" xmlns:w="http://schemas.openxmlformats.org/wordprocessingml/2006/main" xmlns:w14="http://schemas.microsoft.com/office/word/2010/wordml" xmlns:w15="http://schemas.microsoft.com/office/word/2012/wordml" xmlns:w16cex="http://schemas.microsoft.com/office/word/2018/wordml/cex" xmlns:w16cid="http://schemas.microsoft.com/office/word/2016/wordml/cid" xmlns:w16="http://schemas.microsoft.com/office/word/2018/wordml" xmlns:w16sdtdh="http://schemas.microsoft.com/office/word/2020/wordml/sdtdatahash" xmlns:w16se="http://schemas.microsoft.com/office/word/2015/wordml/symex" xmlns:wpg="http://schemas.microsoft.com/office/word/2010/wordprocessingGroup" xmlns:wpi="http://schemas.microsoft.com/office/word/2010/wordprocessingInk" xmlns:wne="http://schemas.microsoft.com/office/word/2006/wordml" xmlns:wps="http://schemas.microsoft.com/office/word/2010/wordprocessingShape" mc:Ignorable="w14 w15 w16se w16cid w16 w16cex w16sdtdh wp14">
-  <w15:commentEx w15:paraId="50E30803" w15:done="0"/>
-  <w15:commentEx w15:paraId="57FC6A6D" w15:done="0"/>
-</w15:commentsEx>
-</file>
-
-<file path=word/commentsExtensible.xml><?xml version="1.0" encoding="utf-8"?>
-<w16cex:commentsExtensible xmlns:wpc="http://schemas.microsoft.com/office/word/2010/wordprocessingCanvas" xmlns:cx="http://schemas.microsoft.com/office/drawing/2014/chartex" xmlns:cx1="http://schemas.microsoft.com/office/drawing/2015/9/8/chartex" xmlns:cx2="http://schemas.microsoft.com/office/drawing/2015/10/21/chartex" xmlns:cx3="http://schemas.microsoft.com/office/drawing/2016/5/9/chartex" xmlns:cx4="http://schemas.microsoft.com/office/drawing/2016/5/10/chartex" xmlns:cx5="http://schemas.microsoft.com/office/drawing/2016/5/11/chartex" xmlns:cx6="http://schemas.microsoft.com/office/drawing/2016/5/12/chartex" xmlns:cx7="http://schemas.microsoft.com/office/drawing/2016/5/13/chartex" xmlns:cx8="http://schemas.microsoft.com/office/drawing/2016/5/14/chartex" xmlns:cr="http://schemas.microsoft.com/office/comments/2020/reactions" xmlns:mc="http://schemas.openxmlformats.org/markup-compatibility/2006" xmlns:aink="http://schemas.microsoft.com/office/drawing/2016/ink" xmlns:am3d="http://schemas.microsoft.com/office/drawing/2017/model3d" xmlns:o="urn:schemas-microsoft-com:office:office" xmlns:oel="http://schemas.microsoft.com/office/2019/extlst" xmlns:r="http://schemas.openxmlformats.org/officeDocument/2006/relationships" xmlns:m="http://schemas.openxmlformats.org/officeDocument/2006/math" xmlns:v="urn:schemas-microsoft-com:vml" xmlns:wp14="http://schemas.microsoft.com/office/word/2010/wordprocessingDrawing" xmlns:wp="http://schemas.openxmlformats.org/drawingml/2006/wordprocessingDrawing" xmlns:w10="urn:schemas-microsoft-com:office:word" xmlns:w="http://schemas.openxmlformats.org/wordprocessingml/2006/main" xmlns:w14="http://schemas.microsoft.com/office/word/2010/wordml" xmlns:w15="http://schemas.microsoft.com/office/word/2012/wordml" xmlns:w16cex="http://schemas.microsoft.com/office/word/2018/wordml/cex" xmlns:w16cid="http://schemas.microsoft.com/office/word/2016/wordml/cid" xmlns:w16="http://schemas.microsoft.com/office/word/2018/wordml" xmlns:w16sdtdh="http://schemas.microsoft.com/office/word/2020/wordml/sdtdatahash" xmlns:w16se="http://schemas.microsoft.com/office/word/2015/wordml/symex" xmlns:wpg="http://schemas.microsoft.com/office/word/2010/wordprocessingGroup" xmlns:wpi="http://schemas.microsoft.com/office/word/2010/wordprocessingInk" xmlns:wne="http://schemas.microsoft.com/office/word/2006/wordml" xmlns:wps="http://schemas.microsoft.com/office/word/2010/wordprocessingShape" mc:Ignorable="w14 w15 w16se w16cid w16 w16cex w16sdtdh cr wp14">
-  <w16cex:commentExtensible w16cex:durableId="5E439F76" w16cex:dateUtc="2026-05-04T14:34:00Z"/>
-  <w16cex:commentExtensible w16cex:durableId="69B075EE" w16cex:dateUtc="2026-05-04T14:33:00Z"/>
-</w16cex:commentsExtensible>
-</file>
-
-<file path=word/commentsIds.xml><?xml version="1.0" encoding="utf-8"?>
-<w16cid:commentsIds xmlns:wpc="http://schemas.microsoft.com/office/word/2010/wordprocessingCanvas" xmlns:cx="http://schemas.microsoft.com/office/drawing/2014/chartex" xmlns:cx1="http://schemas.microsoft.com/office/drawing/2015/9/8/chartex" xmlns:cx2="http://schemas.microsoft.com/office/drawing/2015/10/21/chartex" xmlns:cx3="http://schemas.microsoft.com/office/drawing/2016/5/9/chartex" xmlns:cx4="http://schemas.microsoft.com/office/drawing/2016/5/10/chartex" xmlns:cx5="http://schemas.microsoft.com/office/drawing/2016/5/11/chartex" xmlns:cx6="http://schemas.microsoft.com/office/drawing/2016/5/12/chartex" xmlns:cx7="http://schemas.microsoft.com/office/drawing/2016/5/13/chartex" xmlns:cx8="http://schemas.microsoft.com/office/drawing/2016/5/14/chartex" xmlns:mc="http://schemas.openxmlformats.org/markup-compatibility/2006" xmlns:aink="http://schemas.microsoft.com/office/drawing/2016/ink" xmlns:am3d="http://schemas.microsoft.com/office/drawing/2017/model3d" xmlns:o="urn:schemas-microsoft-com:office:office" xmlns:oel="http://schemas.microsoft.com/office/2019/extlst" xmlns:r="http://schemas.openxmlformats.org/officeDocument/2006/relationships" xmlns:m="http://schemas.openxmlformats.org/officeDocument/2006/math" xmlns:v="urn:schemas-microsoft-com:vml" xmlns:wp14="http://schemas.microsoft.com/office/word/2010/wordprocessingDrawing" xmlns:wp="http://schemas.openxmlformats.org/drawingml/2006/wordprocessingDrawing" xmlns:w10="urn:schemas-microsoft-com:office:word" xmlns:w="http://schemas.openxmlformats.org/wordprocessingml/2006/main" xmlns:w14="http://schemas.microsoft.com/office/word/2010/wordml" xmlns:w15="http://schemas.microsoft.com/office/word/2012/wordml" xmlns:w16cex="http://schemas.microsoft.com/office/word/2018/wordml/cex" xmlns:w16cid="http://schemas.microsoft.com/office/word/2016/wordml/cid" xmlns:w16="http://schemas.microsoft.com/office/word/2018/wordml" xmlns:w16sdtdh="http://schemas.microsoft.com/office/word/2020/wordml/sdtdatahash" xmlns:w16se="http://schemas.microsoft.com/office/word/2015/wordml/symex" xmlns:wpg="http://schemas.microsoft.com/office/word/2010/wordprocessingGroup" xmlns:wpi="http://schemas.microsoft.com/office/word/2010/wordprocessingInk" xmlns:wne="http://schemas.microsoft.com/office/word/2006/wordml" xmlns:wps="http://schemas.microsoft.com/office/word/2010/wordprocessingShape" mc:Ignorable="w14 w15 w16se w16cid w16 w16cex w16sdtdh wp14">
-  <w16cid:commentId w16cid:paraId="50E30803" w16cid:durableId="5E439F76"/>
-  <w16cid:commentId w16cid:paraId="57FC6A6D" w16cid:durableId="69B075EE"/>
-</w16cid:commentsIds>
 </file>
 
 <file path=word/endnotes.xml><?xml version="1.0" encoding="utf-8"?>
@@ -9119,14 +8858,6 @@
     </w:pPr>
   </w:p>
 </w:hdr>
-</file>
-
-<file path=word/people.xml><?xml version="1.0" encoding="utf-8"?>
-<w15:people xmlns:wpc="http://schemas.microsoft.com/office/word/2010/wordprocessingCanvas" xmlns:cx="http://schemas.microsoft.com/office/drawing/2014/chartex" xmlns:cx1="http://schemas.microsoft.com/office/drawing/2015/9/8/chartex" xmlns:cx2="http://schemas.microsoft.com/office/drawing/2015/10/21/chartex" xmlns:cx3="http://schemas.microsoft.com/office/drawing/2016/5/9/chartex" xmlns:cx4="http://schemas.microsoft.com/office/drawing/2016/5/10/chartex" xmlns:cx5="http://schemas.microsoft.com/office/drawing/2016/5/11/chartex" xmlns:cx6="http://schemas.microsoft.com/office/drawing/2016/5/12/chartex" xmlns:cx7="http://schemas.microsoft.com/office/drawing/2016/5/13/chartex" xmlns:cx8="http://schemas.microsoft.com/office/drawing/2016/5/14/chartex" xmlns:mc="http://schemas.openxmlformats.org/markup-compatibility/2006" xmlns:aink="http://schemas.microsoft.com/office/drawing/2016/ink" xmlns:am3d="http://schemas.microsoft.com/office/drawing/2017/model3d" xmlns:o="urn:schemas-microsoft-com:office:office" xmlns:oel="http://schemas.microsoft.com/office/2019/extlst" xmlns:r="http://schemas.openxmlformats.org/officeDocument/2006/relationships" xmlns:m="http://schemas.openxmlformats.org/officeDocument/2006/math" xmlns:v="urn:schemas-microsoft-com:vml" xmlns:wp14="http://schemas.microsoft.com/office/word/2010/wordprocessingDrawing" xmlns:wp="http://schemas.openxmlformats.org/drawingml/2006/wordprocessingDrawing" xmlns:w10="urn:schemas-microsoft-com:office:word" xmlns:w="http://schemas.openxmlformats.org/wordprocessingml/2006/main" xmlns:w14="http://schemas.microsoft.com/office/word/2010/wordml" xmlns:w15="http://schemas.microsoft.com/office/word/2012/wordml" xmlns:w16cex="http://schemas.microsoft.com/office/word/2018/wordml/cex" xmlns:w16cid="http://schemas.microsoft.com/office/word/2016/wordml/cid" xmlns:w16="http://schemas.microsoft.com/office/word/2018/wordml" xmlns:w16sdtdh="http://schemas.microsoft.com/office/word/2020/wordml/sdtdatahash" xmlns:w16se="http://schemas.microsoft.com/office/word/2015/wordml/symex" xmlns:wpg="http://schemas.microsoft.com/office/word/2010/wordprocessingGroup" xmlns:wpi="http://schemas.microsoft.com/office/word/2010/wordprocessingInk" xmlns:wne="http://schemas.microsoft.com/office/word/2006/wordml" xmlns:wps="http://schemas.microsoft.com/office/word/2010/wordprocessingShape" mc:Ignorable="w14 w15 w16se w16cid w16 w16cex w16sdtdh wp14">
-  <w15:person w15:author="Mikkel Helding Vembye">
-    <w15:presenceInfo w15:providerId="AD" w15:userId="S-1-5-21-2100284113-1573851820-878952375-413702"/>
-  </w15:person>
-</w15:people>
 </file>
 
 <file path=word/styles.xml><?xml version="1.0" encoding="utf-8"?>
@@ -9303,7 +9034,7 @@
     <w:lsdException w:name="Table Web 2" w:semiHidden="1" w:unhideWhenUsed="1"/>
     <w:lsdException w:name="Table Web 3" w:semiHidden="1" w:unhideWhenUsed="1"/>
     <w:lsdException w:name="Balloon Text" w:semiHidden="1" w:unhideWhenUsed="1"/>
-    <w:lsdException w:name="Table Grid" w:uiPriority="39"/>
+    <w:lsdException w:name="Table Grid" w:uiPriority="59"/>
     <w:lsdException w:name="Table Theme" w:semiHidden="1" w:unhideWhenUsed="1"/>
     <w:lsdException w:name="Placeholder Text" w:semiHidden="1"/>
     <w:lsdException w:name="No Spacing" w:uiPriority="1" w:qFormat="1"/>
@@ -10131,7 +9862,7 @@
   <w:style w:type="table" w:styleId="TableGrid">
     <w:name w:val="Table Grid"/>
     <w:basedOn w:val="TableNormal"/>
-    <w:uiPriority w:val="39"/>
+    <w:uiPriority w:val="59"/>
     <w:rsid w:val="003B5E76"/>
     <w:pPr>
       <w:spacing w:after="0" w:line="240" w:lineRule="auto"/>
@@ -10221,6 +9952,29 @@
       <w:bCs/>
       <w:sz w:val="20"/>
       <w:szCs w:val="20"/>
+    </w:rPr>
+  </w:style>
+  <w:style w:type="character" w:styleId="Hyperlink">
+    <w:name w:val="Hyperlink"/>
+    <w:basedOn w:val="DefaultParagraphFont"/>
+    <w:uiPriority w:val="99"/>
+    <w:unhideWhenUsed/>
+    <w:rsid w:val="0040695B"/>
+    <w:rPr>
+      <w:color w:val="467886" w:themeColor="hyperlink"/>
+      <w:u w:val="single"/>
+    </w:rPr>
+  </w:style>
+  <w:style w:type="character" w:styleId="UnresolvedMention">
+    <w:name w:val="Unresolved Mention"/>
+    <w:basedOn w:val="DefaultParagraphFont"/>
+    <w:uiPriority w:val="99"/>
+    <w:semiHidden/>
+    <w:unhideWhenUsed/>
+    <w:rsid w:val="0040695B"/>
+    <w:rPr>
+      <w:color w:val="605E5C"/>
+      <w:shd w:val="clear" w:color="auto" w:fill="E1DFDD"/>
     </w:rPr>
   </w:style>
 </w:styles>

--- a/NHB-draft.docx
+++ b/NHB-draft.docx
@@ -527,33 +527,33 @@
           <w:rFonts w:cs="Times New Roman"/>
           <w:vertAlign w:val="superscript"/>
         </w:rPr>
+        <w:t>3</w:t>
+      </w:r>
+      <w:r>
+        <w:rPr>
+          <w:rFonts w:cs="Times New Roman"/>
+        </w:rPr>
+        <w:t>, Maya Christiane Flensborg Jensen</w:t>
+      </w:r>
+      <w:r>
+        <w:rPr>
+          <w:rFonts w:cs="Times New Roman"/>
+          <w:vertAlign w:val="superscript"/>
+        </w:rPr>
         <w:t>1</w:t>
       </w:r>
       <w:r>
         <w:rPr>
           <w:rFonts w:cs="Times New Roman"/>
         </w:rPr>
-        <w:t>, Maya Christiane Flensborg Jensen</w:t>
+        <w:t>, Elizabeth Bengtsen</w:t>
       </w:r>
       <w:r>
         <w:rPr>
           <w:rFonts w:cs="Times New Roman"/>
           <w:vertAlign w:val="superscript"/>
         </w:rPr>
-        <w:t>1</w:t>
-      </w:r>
-      <w:r>
-        <w:rPr>
-          <w:rFonts w:cs="Times New Roman"/>
-        </w:rPr>
-        <w:t>, Elizabeth Bengtsen</w:t>
-      </w:r>
-      <w:r>
-        <w:rPr>
-          <w:rFonts w:cs="Times New Roman"/>
-          <w:vertAlign w:val="superscript"/>
-        </w:rPr>
-        <w:t>1</w:t>
+        <w:t>3</w:t>
       </w:r>
       <w:r>
         <w:rPr>
@@ -655,6 +655,43 @@
         </w:rPr>
         <w:t>, Denmark</w:t>
       </w:r>
+      <w:r>
+        <w:rPr>
+          <w:rFonts w:cs="Times New Roman"/>
+        </w:rPr>
+        <w:tab/>
+      </w:r>
+      <w:r>
+        <w:rPr>
+          <w:rFonts w:cs="Times New Roman"/>
+        </w:rPr>
+        <w:br/>
+      </w:r>
+      <w:r>
+        <w:rPr>
+          <w:rFonts w:cs="Times New Roman"/>
+          <w:vertAlign w:val="superscript"/>
+        </w:rPr>
+        <w:t xml:space="preserve">3 </w:t>
+      </w:r>
+      <w:r>
+        <w:rPr>
+          <w:rFonts w:cs="Times New Roman"/>
+        </w:rPr>
+        <w:t>Independent researcher</w:t>
+      </w:r>
+      <w:r>
+        <w:rPr>
+          <w:rFonts w:cs="Times New Roman"/>
+        </w:rPr>
+        <w:tab/>
+      </w:r>
+      <w:r>
+        <w:rPr>
+          <w:rFonts w:cs="Times New Roman"/>
+        </w:rPr>
+        <w:br/>
+      </w:r>
     </w:p>
     <w:p>
       <w:pPr>
@@ -728,19 +765,6 @@
           <w:rFonts w:cs="Times New Roman"/>
         </w:rPr>
       </w:pPr>
-    </w:p>
-    <w:p>
-      <w:pPr>
-        <w:rPr>
-          <w:rFonts w:cs="Times New Roman"/>
-        </w:rPr>
-      </w:pPr>
-      <w:r>
-        <w:rPr>
-          <w:rFonts w:cs="Times New Roman"/>
-        </w:rPr>
-        <w:br w:type="page"/>
-      </w:r>
     </w:p>
     <w:p>
       <w:pPr>
@@ -2004,85 +2028,203 @@
           <w:bCs/>
         </w:rPr>
       </w:pPr>
-      <w:commentRangeStart w:id="0"/>
-      <w:r>
+    </w:p>
+    <w:p>
+      <w:pPr>
         <w:rPr>
           <w:rFonts w:eastAsia="Times New Roman"/>
           <w:b/>
           <w:bCs/>
         </w:rPr>
-        <w:t>FIG</w:t>
-      </w:r>
-      <w:r>
+      </w:pPr>
+    </w:p>
+    <w:p>
+      <w:pPr>
         <w:rPr>
           <w:rFonts w:eastAsia="Times New Roman"/>
           <w:b/>
           <w:bCs/>
         </w:rPr>
-        <w:t xml:space="preserve">. 1 | </w:t>
-      </w:r>
-      <w:r>
+      </w:pPr>
+    </w:p>
+    <w:p>
+      <w:pPr>
         <w:rPr>
           <w:rFonts w:eastAsia="Times New Roman"/>
           <w:b/>
           <w:bCs/>
         </w:rPr>
-        <w:t>Flow chart of the screening process</w:t>
-      </w:r>
-      <w:r>
+      </w:pPr>
+    </w:p>
+    <w:p>
+      <w:pPr>
         <w:rPr>
           <w:rFonts w:eastAsia="Times New Roman"/>
           <w:b/>
           <w:bCs/>
         </w:rPr>
-        <w:t xml:space="preserve">, following the </w:t>
-      </w:r>
-      <w:r>
+      </w:pPr>
+    </w:p>
+    <w:p>
+      <w:pPr>
         <w:rPr>
           <w:rFonts w:eastAsia="Times New Roman"/>
           <w:b/>
           <w:bCs/>
         </w:rPr>
-        <w:t>Preferred Reporting Items for Systematic Reviews and Meta-Analyses</w:t>
-      </w:r>
-      <w:r>
+      </w:pPr>
+    </w:p>
+    <w:p>
+      <w:pPr>
         <w:rPr>
           <w:rFonts w:eastAsia="Times New Roman"/>
           <w:b/>
           <w:bCs/>
         </w:rPr>
-        <w:t xml:space="preserve"> </w:t>
-      </w:r>
-      <w:r>
+      </w:pPr>
+    </w:p>
+    <w:p>
+      <w:pPr>
         <w:rPr>
           <w:rFonts w:eastAsia="Times New Roman"/>
           <w:b/>
           <w:bCs/>
         </w:rPr>
-        <w:t>(PRISMA) guideline</w:t>
-      </w:r>
-      <w:r>
+      </w:pPr>
+    </w:p>
+    <w:p>
+      <w:pPr>
         <w:rPr>
           <w:rFonts w:eastAsia="Times New Roman"/>
           <w:b/>
           <w:bCs/>
         </w:rPr>
+      </w:pPr>
+    </w:p>
+    <w:p>
+      <w:pPr>
+        <w:rPr>
+          <w:rFonts w:eastAsia="Times New Roman"/>
+          <w:b/>
+          <w:bCs/>
+        </w:rPr>
+      </w:pPr>
+    </w:p>
+    <w:p>
+      <w:pPr>
+        <w:rPr>
+          <w:rFonts w:eastAsia="Times New Roman"/>
+          <w:b/>
+          <w:bCs/>
+        </w:rPr>
+      </w:pPr>
+    </w:p>
+    <w:p>
+      <w:pPr>
+        <w:rPr>
+          <w:rFonts w:eastAsia="Times New Roman"/>
+          <w:b/>
+          <w:bCs/>
+        </w:rPr>
+      </w:pPr>
+    </w:p>
+    <w:p>
+      <w:pPr>
+        <w:rPr>
+          <w:rFonts w:eastAsia="Times New Roman"/>
+          <w:b/>
+          <w:bCs/>
+        </w:rPr>
+      </w:pPr>
+    </w:p>
+    <w:p>
+      <w:pPr>
+        <w:rPr>
+          <w:rFonts w:eastAsia="Times New Roman"/>
+          <w:b/>
+          <w:bCs/>
+        </w:rPr>
+      </w:pPr>
+    </w:p>
+    <w:p>
+      <w:pPr>
+        <w:rPr>
+          <w:rFonts w:eastAsia="Times New Roman"/>
+          <w:b/>
+          <w:bCs/>
+        </w:rPr>
+      </w:pPr>
+      <w:r>
+        <w:rPr>
+          <w:rFonts w:eastAsia="Times New Roman"/>
+          <w:b/>
+          <w:bCs/>
+        </w:rPr>
+        <w:lastRenderedPageBreak/>
+        <w:t>FIG</w:t>
+      </w:r>
+      <w:r>
+        <w:rPr>
+          <w:rFonts w:eastAsia="Times New Roman"/>
+          <w:b/>
+          <w:bCs/>
+        </w:rPr>
+        <w:t xml:space="preserve">. 1 | </w:t>
+      </w:r>
+      <w:r>
+        <w:rPr>
+          <w:rFonts w:eastAsia="Times New Roman"/>
+          <w:b/>
+          <w:bCs/>
+        </w:rPr>
+        <w:t>Flow chart of the screening process</w:t>
+      </w:r>
+      <w:r>
+        <w:rPr>
+          <w:rFonts w:eastAsia="Times New Roman"/>
+          <w:b/>
+          <w:bCs/>
+        </w:rPr>
+        <w:t xml:space="preserve">, following the </w:t>
+      </w:r>
+      <w:r>
+        <w:rPr>
+          <w:rFonts w:eastAsia="Times New Roman"/>
+          <w:b/>
+          <w:bCs/>
+        </w:rPr>
+        <w:t>Preferred Reporting Items for Systematic Reviews and Meta-Analyses</w:t>
+      </w:r>
+      <w:r>
+        <w:rPr>
+          <w:rFonts w:eastAsia="Times New Roman"/>
+          <w:b/>
+          <w:bCs/>
+        </w:rPr>
+        <w:t xml:space="preserve"> </w:t>
+      </w:r>
+      <w:r>
+        <w:rPr>
+          <w:rFonts w:eastAsia="Times New Roman"/>
+          <w:b/>
+          <w:bCs/>
+        </w:rPr>
+        <w:t>(PRISMA) guideline</w:t>
+      </w:r>
+      <w:r>
+        <w:rPr>
+          <w:rFonts w:eastAsia="Times New Roman"/>
+          <w:b/>
+          <w:bCs/>
+        </w:rPr>
         <w:t>.</w:t>
       </w:r>
-      <w:commentRangeEnd w:id="0"/>
-      <w:r>
-        <w:rPr>
-          <w:rStyle w:val="CommentReference"/>
-        </w:rPr>
-        <w:commentReference w:id="0"/>
-      </w:r>
     </w:p>
     <w:p>
       <w:r>
         <w:rPr>
           <w:noProof/>
         </w:rPr>
-        <w:lastRenderedPageBreak/>
         <w:drawing>
           <wp:inline distT="0" distB="0" distL="0" distR="0" wp14:anchorId="5957B785" wp14:editId="15B975D3">
             <wp:extent cx="4191609" cy="4328221"/>
@@ -2099,7 +2241,7 @@
                     <pic:cNvPicPr/>
                   </pic:nvPicPr>
                   <pic:blipFill>
-                    <a:blip r:embed="rId12"/>
+                    <a:blip r:embed="rId8"/>
                     <a:stretch>
                       <a:fillRect/>
                     </a:stretch>
@@ -2197,22 +2339,6 @@
     <w:p>
       <w:pPr>
         <w:rPr>
-          <w:b/>
-          <w:bCs/>
-        </w:rPr>
-      </w:pPr>
-    </w:p>
-    <w:p>
-      <w:pPr>
-        <w:rPr>
-          <w:b/>
-          <w:bCs/>
-        </w:rPr>
-      </w:pPr>
-    </w:p>
-    <w:p>
-      <w:pPr>
-        <w:rPr>
           <w:rFonts w:eastAsia="Times New Roman"/>
           <w:b/>
           <w:bCs/>
@@ -2254,7 +2380,6 @@
       </w:r>
     </w:p>
     <w:p>
-      <w:commentRangeStart w:id="1"/>
       <w:r>
         <w:rPr>
           <w:noProof/>
@@ -2277,7 +2402,7 @@
                     </pic:cNvPicPr>
                   </pic:nvPicPr>
                   <pic:blipFill>
-                    <a:blip r:embed="rId13" cstate="print">
+                    <a:blip r:embed="rId9" cstate="print">
                       <a:extLst>
                         <a:ext uri="{28A0092B-C50C-407E-A947-70E740481C1C}">
                           <a14:useLocalDpi xmlns:a14="http://schemas.microsoft.com/office/drawing/2010/main" val="0"/>
@@ -2308,13 +2433,6 @@
           </wp:inline>
         </w:drawing>
       </w:r>
-      <w:commentRangeEnd w:id="1"/>
-      <w:r>
-        <w:rPr>
-          <w:rStyle w:val="CommentReference"/>
-        </w:rPr>
-        <w:commentReference w:id="1"/>
-      </w:r>
     </w:p>
     <w:p>
       <w:pPr>
@@ -2356,7 +2474,6 @@
           <w:bCs/>
         </w:rPr>
       </w:pPr>
-      <w:commentRangeStart w:id="2"/>
       <w:r>
         <w:rPr>
           <w:b/>
@@ -2412,13 +2529,6 @@
           <w:bCs/>
         </w:rPr>
         <w:t>s</w:t>
-      </w:r>
-      <w:commentRangeEnd w:id="2"/>
-      <w:r>
-        <w:rPr>
-          <w:rStyle w:val="CommentReference"/>
-        </w:rPr>
-        <w:commentReference w:id="2"/>
       </w:r>
     </w:p>
     <w:tbl>
@@ -4688,33 +4798,55 @@
         <w:rPr>
           <w:rFonts w:cs="Times New Roman"/>
         </w:rPr>
-        <w:t xml:space="preserve"> Find a </w:t>
-      </w:r>
-      <w:proofErr w:type="gramStart"/>
-      <w:r>
-        <w:rPr>
-          <w:rFonts w:cs="Times New Roman"/>
-        </w:rPr>
-        <w:t xml:space="preserve">full descriptions of </w:t>
-      </w:r>
-      <w:r>
-        <w:rPr>
-          <w:rFonts w:cs="Times New Roman"/>
-        </w:rPr>
-        <w:t>the included participant</w:t>
-      </w:r>
-      <w:proofErr w:type="gramEnd"/>
-      <w:r>
-        <w:rPr>
-          <w:rFonts w:cs="Times New Roman"/>
-        </w:rPr>
-        <w:t xml:space="preserve"> by primary type of mental disorder and primary indicator of marginalization</w:t>
-      </w:r>
-      <w:r>
-        <w:rPr>
-          <w:rFonts w:cs="Times New Roman"/>
-        </w:rPr>
-        <w:t xml:space="preserve"> the Supplementary Material Figure S1.</w:t>
+        <w:t xml:space="preserve"> Find a full </w:t>
+      </w:r>
+      <w:r>
+        <w:rPr>
+          <w:rFonts w:cs="Times New Roman"/>
+        </w:rPr>
+        <w:t>description</w:t>
+      </w:r>
+      <w:r>
+        <w:rPr>
+          <w:rFonts w:cs="Times New Roman"/>
+        </w:rPr>
+        <w:t xml:space="preserve"> of the included participant</w:t>
+      </w:r>
+      <w:r>
+        <w:rPr>
+          <w:rFonts w:cs="Times New Roman"/>
+        </w:rPr>
+        <w:t>s</w:t>
+      </w:r>
+      <w:r>
+        <w:rPr>
+          <w:rFonts w:cs="Times New Roman"/>
+        </w:rPr>
+        <w:t xml:space="preserve"> by primary type of mental disorder and primary indicator of </w:t>
+      </w:r>
+      <w:r>
+        <w:rPr>
+          <w:rFonts w:cs="Times New Roman"/>
+        </w:rPr>
+        <w:t xml:space="preserve">social </w:t>
+      </w:r>
+      <w:r>
+        <w:rPr>
+          <w:rFonts w:cs="Times New Roman"/>
+        </w:rPr>
+        <w:t xml:space="preserve">marginalization </w:t>
+      </w:r>
+      <w:r>
+        <w:rPr>
+          <w:rFonts w:cs="Times New Roman"/>
+        </w:rPr>
+        <w:t xml:space="preserve">in </w:t>
+      </w:r>
+      <w:r>
+        <w:rPr>
+          <w:rFonts w:cs="Times New Roman"/>
+        </w:rPr>
+        <w:t>the Supplementary Material Figure S1.</w:t>
       </w:r>
     </w:p>
     <w:p/>
@@ -5051,13 +5183,6 @@
     </w:p>
     <w:p>
       <w:pPr>
-        <w:rPr>
-          <w:rFonts w:cs="Times New Roman"/>
-        </w:rPr>
-      </w:pPr>
-    </w:p>
-    <w:p>
-      <w:pPr>
         <w:jc w:val="both"/>
       </w:pPr>
       <w:r>
@@ -5091,20 +5216,12 @@
       <w:r>
         <w:t xml:space="preserve"> </w:t>
       </w:r>
-      <w:commentRangeStart w:id="3"/>
       <w:r>
         <w:rPr>
           <w:b/>
           <w:bCs/>
         </w:rPr>
         <w:t>Descriptive percentages for the included studies with reintegration outcomes</w:t>
-      </w:r>
-      <w:commentRangeEnd w:id="3"/>
-      <w:r>
-        <w:rPr>
-          <w:rStyle w:val="CommentReference"/>
-        </w:rPr>
-        <w:commentReference w:id="3"/>
       </w:r>
     </w:p>
     <w:tbl>
@@ -9881,7 +9998,6 @@
                 <w:sz w:val="18"/>
                 <w:szCs w:val="18"/>
               </w:rPr>
-              <w:lastRenderedPageBreak/>
               <w:t>Intervention type</w:t>
             </w:r>
           </w:p>
@@ -9920,6 +10036,7 @@
                 <w:sz w:val="18"/>
                 <w:szCs w:val="18"/>
               </w:rPr>
+              <w:lastRenderedPageBreak/>
               <w:t>CBT</w:t>
             </w:r>
           </w:p>
@@ -14747,7 +14864,6 @@
           <w:bCs/>
         </w:rPr>
       </w:pPr>
-      <w:commentRangeStart w:id="4"/>
       <w:r>
         <w:rPr>
           <w:rFonts w:cs="Times New Roman"/>
@@ -14814,13 +14930,6 @@
         </w:rPr>
         <w:t xml:space="preserve"> of randomized controlled trials. </w:t>
       </w:r>
-      <w:commentRangeEnd w:id="4"/>
-      <w:r>
-        <w:rPr>
-          <w:rStyle w:val="CommentReference"/>
-        </w:rPr>
-        <w:commentReference w:id="4"/>
-      </w:r>
     </w:p>
     <w:p>
       <w:r>
@@ -14828,9 +14937,9 @@
           <w:noProof/>
         </w:rPr>
         <w:drawing>
-          <wp:inline distT="0" distB="0" distL="0" distR="0" wp14:anchorId="7FEC1F08" wp14:editId="3688E697">
-            <wp:extent cx="4330598" cy="2486660"/>
-            <wp:effectExtent l="0" t="0" r="0" b="8890"/>
+          <wp:inline distT="0" distB="0" distL="0" distR="0" wp14:anchorId="7FEC1F08" wp14:editId="26B27832">
+            <wp:extent cx="5340096" cy="3066321"/>
+            <wp:effectExtent l="0" t="0" r="0" b="1270"/>
             <wp:docPr id="4" name="Picture 4"/>
             <wp:cNvGraphicFramePr>
               <a:graphicFrameLocks xmlns:a="http://schemas.openxmlformats.org/drawingml/2006/main" noChangeAspect="1"/>
@@ -14843,7 +14952,7 @@
                     <pic:cNvPicPr/>
                   </pic:nvPicPr>
                   <pic:blipFill>
-                    <a:blip r:embed="rId14" cstate="print">
+                    <a:blip r:embed="rId10" cstate="print">
                       <a:extLst>
                         <a:ext uri="{28A0092B-C50C-407E-A947-70E740481C1C}">
                           <a14:useLocalDpi xmlns:a14="http://schemas.microsoft.com/office/drawing/2010/main" val="0"/>
@@ -14857,7 +14966,7 @@
                   <pic:spPr>
                     <a:xfrm>
                       <a:off x="0" y="0"/>
-                      <a:ext cx="4353159" cy="2499615"/>
+                      <a:ext cx="5395323" cy="3098033"/>
                     </a:xfrm>
                     <a:prstGeom prst="rect">
                       <a:avLst/>
@@ -14962,11 +15071,6 @@
       <w:pPr>
         <w:jc w:val="both"/>
       </w:pPr>
-    </w:p>
-    <w:p>
-      <w:pPr>
-        <w:jc w:val="both"/>
-      </w:pPr>
       <w:r>
         <w:lastRenderedPageBreak/>
         <w:t>Risk of bias was generally higher among non-randomized studies assessed with</w:t>
@@ -15289,12 +15393,84 @@
           <w:bCs/>
         </w:rPr>
       </w:pPr>
-      <w:commentRangeStart w:id="5"/>
-      <w:r>
+    </w:p>
+    <w:p>
+      <w:pPr>
         <w:rPr>
           <w:b/>
           <w:bCs/>
         </w:rPr>
+      </w:pPr>
+    </w:p>
+    <w:p>
+      <w:pPr>
+        <w:rPr>
+          <w:b/>
+          <w:bCs/>
+        </w:rPr>
+      </w:pPr>
+    </w:p>
+    <w:p>
+      <w:pPr>
+        <w:rPr>
+          <w:b/>
+          <w:bCs/>
+        </w:rPr>
+      </w:pPr>
+    </w:p>
+    <w:p>
+      <w:pPr>
+        <w:rPr>
+          <w:b/>
+          <w:bCs/>
+        </w:rPr>
+      </w:pPr>
+    </w:p>
+    <w:p>
+      <w:pPr>
+        <w:rPr>
+          <w:b/>
+          <w:bCs/>
+        </w:rPr>
+      </w:pPr>
+    </w:p>
+    <w:p>
+      <w:pPr>
+        <w:rPr>
+          <w:b/>
+          <w:bCs/>
+        </w:rPr>
+      </w:pPr>
+    </w:p>
+    <w:p>
+      <w:pPr>
+        <w:rPr>
+          <w:b/>
+          <w:bCs/>
+        </w:rPr>
+      </w:pPr>
+    </w:p>
+    <w:p>
+      <w:pPr>
+        <w:rPr>
+          <w:b/>
+          <w:bCs/>
+        </w:rPr>
+      </w:pPr>
+    </w:p>
+    <w:p>
+      <w:pPr>
+        <w:rPr>
+          <w:b/>
+          <w:bCs/>
+        </w:rPr>
+      </w:pPr>
+      <w:r>
+        <w:rPr>
+          <w:b/>
+          <w:bCs/>
+        </w:rPr>
+        <w:lastRenderedPageBreak/>
         <w:t>F</w:t>
       </w:r>
       <w:r>
@@ -15326,13 +15502,6 @@
         </w:rPr>
         <w:t>Effect size forest plot across dependent effect sizes by type of outcome</w:t>
       </w:r>
-      <w:commentRangeEnd w:id="5"/>
-      <w:r>
-        <w:rPr>
-          <w:rStyle w:val="CommentReference"/>
-        </w:rPr>
-        <w:commentReference w:id="5"/>
-      </w:r>
     </w:p>
     <w:p>
       <w:r>
@@ -15341,7 +15510,6 @@
           <w:sz w:val="16"/>
           <w:szCs w:val="16"/>
         </w:rPr>
-        <w:lastRenderedPageBreak/>
         <w:drawing>
           <wp:inline distT="0" distB="0" distL="0" distR="0" wp14:anchorId="14580E1B" wp14:editId="0915B547">
             <wp:extent cx="4784140" cy="5262458"/>
@@ -15358,7 +15526,7 @@
                     <pic:cNvPicPr/>
                   </pic:nvPicPr>
                   <pic:blipFill>
-                    <a:blip r:embed="rId15" cstate="print">
+                    <a:blip r:embed="rId11" cstate="print">
                       <a:extLst>
                         <a:ext uri="{28A0092B-C50C-407E-A947-70E740481C1C}">
                           <a14:useLocalDpi xmlns:a14="http://schemas.microsoft.com/office/drawing/2010/main" val="0"/>
@@ -15423,11 +15591,36 @@
           <w:bCs/>
         </w:rPr>
       </w:pPr>
-      <w:r>
+    </w:p>
+    <w:p>
+      <w:pPr>
         <w:rPr>
           <w:b/>
           <w:bCs/>
         </w:rPr>
+      </w:pPr>
+    </w:p>
+    <w:p>
+      <w:pPr>
+        <w:rPr>
+          <w:b/>
+          <w:bCs/>
+        </w:rPr>
+      </w:pPr>
+    </w:p>
+    <w:p>
+      <w:pPr>
+        <w:rPr>
+          <w:b/>
+          <w:bCs/>
+        </w:rPr>
+      </w:pPr>
+      <w:r>
+        <w:rPr>
+          <w:b/>
+          <w:bCs/>
+        </w:rPr>
+        <w:lastRenderedPageBreak/>
         <w:t xml:space="preserve">Fig. </w:t>
       </w:r>
       <w:r>
@@ -15459,14 +15652,12 @@
           <w:rFonts w:cs="Times New Roman"/>
         </w:rPr>
       </w:pPr>
-      <w:commentRangeStart w:id="6"/>
       <w:r>
         <w:rPr>
           <w:noProof/>
           <w:sz w:val="16"/>
           <w:szCs w:val="16"/>
         </w:rPr>
-        <w:lastRenderedPageBreak/>
         <w:drawing>
           <wp:inline distT="0" distB="0" distL="0" distR="0" wp14:anchorId="1C843562" wp14:editId="42426B28">
             <wp:extent cx="4506163" cy="4205662"/>
@@ -15483,7 +15674,7 @@
                     <pic:cNvPicPr/>
                   </pic:nvPicPr>
                   <pic:blipFill>
-                    <a:blip r:embed="rId16" cstate="print">
+                    <a:blip r:embed="rId12" cstate="print">
                       <a:extLst>
                         <a:ext uri="{28A0092B-C50C-407E-A947-70E740481C1C}">
                           <a14:useLocalDpi xmlns:a14="http://schemas.microsoft.com/office/drawing/2010/main" val="0"/>
@@ -15509,13 +15700,6 @@
           </wp:inline>
         </w:drawing>
       </w:r>
-      <w:commentRangeEnd w:id="6"/>
-      <w:r>
-        <w:rPr>
-          <w:rStyle w:val="CommentReference"/>
-        </w:rPr>
-        <w:commentReference w:id="6"/>
-      </w:r>
     </w:p>
     <w:p>
       <w:pPr>
@@ -15760,7 +15944,11 @@
         <w:t>,</w:t>
       </w:r>
       <w:r>
-        <w:t xml:space="preserve"> or implementation context, may be especially important for mental health effects. The 67% prediction interval ranged from −0.120 to 0.549, with approximately 74% of future studies expected to show positive effects.</w:t>
+        <w:t xml:space="preserve"> or implementation context, may be especially important for mental health effects. The 67% prediction </w:t>
+      </w:r>
+      <w:r>
+        <w:lastRenderedPageBreak/>
+        <w:t>interval ranged from −0.120 to 0.549, with approximately 74% of future studies expected to show positive effects.</w:t>
       </w:r>
       <w:r>
         <w:t xml:space="preserve"> </w:t>
@@ -15771,7 +15959,6 @@
         <w:jc w:val="both"/>
       </w:pPr>
       <w:r>
-        <w:lastRenderedPageBreak/>
         <w:t>Overall, the predictive distributions indicate that group-based interventions are likely to produce positive effects in most future studies, particularly for social reintegration. However, the wider prediction interval for mental health suggests that effects on clinical outcomes are less stable and may depend more strongly on study context, population</w:t>
       </w:r>
       <w:r>
@@ -15926,19 +16113,13 @@
         <w:t>Overall, publication bias does not appear to be a major concern, likely aided by the high proportion of preregistered studies.</w:t>
       </w:r>
       <w:r>
-        <w:t xml:space="preserve"> </w:t>
-      </w:r>
-      <w:r>
-        <w:t>See the Supplementary Table S</w:t>
+        <w:t xml:space="preserve"> See the Supplementary Table S</w:t>
       </w:r>
       <w:r>
         <w:t>5</w:t>
       </w:r>
       <w:r>
-        <w:t xml:space="preserve"> for publication-bias adjusted overall average effects.</w:t>
-      </w:r>
-      <w:r>
-        <w:t xml:space="preserve"> Moreover, all publication bias tests and visualizations can be found in the Online Appendix E.</w:t>
+        <w:t xml:space="preserve"> for publication-bias adjusted overall average effects. Moreover, all publication bias tests and visualizations can be found in the Online Appendix E.</w:t>
       </w:r>
     </w:p>
     <w:p>
@@ -15949,27 +16130,33 @@
           <w:bCs/>
         </w:rPr>
       </w:pPr>
-      <w:r>
+    </w:p>
+    <w:p>
+      <w:pPr>
+        <w:jc w:val="both"/>
         <w:rPr>
           <w:b/>
           <w:bCs/>
         </w:rPr>
-        <w:t xml:space="preserve">Fig. </w:t>
-      </w:r>
-      <w:r>
+      </w:pPr>
+    </w:p>
+    <w:p>
+      <w:pPr>
+        <w:jc w:val="both"/>
         <w:rPr>
           <w:b/>
           <w:bCs/>
         </w:rPr>
-        <w:t>6</w:t>
-      </w:r>
-      <w:r>
+      </w:pPr>
+    </w:p>
+    <w:p>
+      <w:pPr>
+        <w:jc w:val="both"/>
         <w:rPr>
           <w:b/>
           <w:bCs/>
         </w:rPr>
-        <w:t xml:space="preserve"> | Funnel plot across registration status and type of outcome </w:t>
-      </w:r>
+      </w:pPr>
     </w:p>
     <w:p>
       <w:pPr>
@@ -15979,14 +16166,61 @@
           <w:bCs/>
         </w:rPr>
       </w:pPr>
-      <w:commentRangeStart w:id="7"/>
+    </w:p>
+    <w:p>
+      <w:pPr>
+        <w:jc w:val="both"/>
+        <w:rPr>
+          <w:b/>
+          <w:bCs/>
+        </w:rPr>
+      </w:pPr>
+    </w:p>
+    <w:p>
+      <w:pPr>
+        <w:jc w:val="both"/>
+        <w:rPr>
+          <w:b/>
+          <w:bCs/>
+        </w:rPr>
+      </w:pPr>
+      <w:r>
+        <w:rPr>
+          <w:b/>
+          <w:bCs/>
+        </w:rPr>
+        <w:lastRenderedPageBreak/>
+        <w:t xml:space="preserve">Fig. </w:t>
+      </w:r>
+      <w:r>
+        <w:rPr>
+          <w:b/>
+          <w:bCs/>
+        </w:rPr>
+        <w:t>6</w:t>
+      </w:r>
+      <w:r>
+        <w:rPr>
+          <w:b/>
+          <w:bCs/>
+        </w:rPr>
+        <w:t xml:space="preserve"> | Funnel plot across registration status and type of outcome </w:t>
+      </w:r>
+    </w:p>
+    <w:p>
+      <w:pPr>
+        <w:jc w:val="both"/>
+        <w:rPr>
+          <w:b/>
+          <w:bCs/>
+        </w:rPr>
+      </w:pPr>
       <w:r>
         <w:rPr>
           <w:b/>
           <w:bCs/>
           <w:noProof/>
         </w:rPr>
-        <w:lastRenderedPageBreak/>
         <w:drawing>
           <wp:inline distT="0" distB="0" distL="0" distR="0" wp14:anchorId="02322B93" wp14:editId="116C979B">
             <wp:extent cx="4828032" cy="3713871"/>
@@ -16003,7 +16237,7 @@
                     <pic:cNvPicPr/>
                   </pic:nvPicPr>
                   <pic:blipFill>
-                    <a:blip r:embed="rId17" cstate="print">
+                    <a:blip r:embed="rId13" cstate="print">
                       <a:extLst>
                         <a:ext uri="{28A0092B-C50C-407E-A947-70E740481C1C}">
                           <a14:useLocalDpi xmlns:a14="http://schemas.microsoft.com/office/drawing/2010/main" val="0"/>
@@ -16029,13 +16263,6 @@
           </wp:inline>
         </w:drawing>
       </w:r>
-      <w:commentRangeEnd w:id="7"/>
-      <w:r>
-        <w:rPr>
-          <w:rStyle w:val="CommentReference"/>
-        </w:rPr>
-        <w:commentReference w:id="7"/>
-      </w:r>
     </w:p>
     <w:p>
       <w:pPr>
@@ -17144,8 +17371,8 @@
         </w:rPr>
         <w:t xml:space="preserve"> of studies </w:t>
       </w:r>
-      <w:bookmarkStart w:id="8" w:name="ELECTRONIC_SEARCHES"/>
-      <w:bookmarkEnd w:id="8"/>
+      <w:bookmarkStart w:id="0" w:name="ELECTRONIC_SEARCHES"/>
+      <w:bookmarkEnd w:id="0"/>
       <w:r>
         <w:t> </w:t>
       </w:r>
@@ -17538,8 +17765,8 @@
         </w:rPr>
         <w:t xml:space="preserve"> retrieved in full text. </w:t>
       </w:r>
-      <w:bookmarkStart w:id="9" w:name="DATA_EXTRACTION"/>
-      <w:bookmarkEnd w:id="9"/>
+      <w:bookmarkStart w:id="1" w:name="DATA_EXTRACTION"/>
+      <w:bookmarkEnd w:id="1"/>
     </w:p>
     <w:p>
       <w:pPr>
@@ -17910,7 +18137,7 @@
       <w:r>
         <w:t xml:space="preserve">All formulas behind this calculation can be found at </w:t>
       </w:r>
-      <w:hyperlink r:id="rId18" w:history="1">
+      <w:hyperlink r:id="rId14" w:history="1">
         <w:r>
           <w:rPr>
             <w:rStyle w:val="Hyperlink"/>
@@ -18523,7 +18750,7 @@
       <w:r>
         <w:t xml:space="preserve"> behind this study can be found at </w:t>
       </w:r>
-      <w:hyperlink r:id="rId19" w:history="1">
+      <w:hyperlink r:id="rId15" w:history="1">
         <w:r>
           <w:rPr>
             <w:rStyle w:val="Hyperlink"/>
@@ -18583,7 +18810,7 @@
       <w:r>
         <w:t xml:space="preserve"> stored at </w:t>
       </w:r>
-      <w:hyperlink r:id="rId20" w:history="1">
+      <w:hyperlink r:id="rId16" w:history="1">
         <w:r>
           <w:rPr>
             <w:rStyle w:val="Hyperlink"/>
@@ -23122,7 +23349,7 @@
       </w:pPr>
     </w:p>
     <w:sectPr>
-      <w:headerReference w:type="default" r:id="rId21"/>
+      <w:headerReference w:type="default" r:id="rId17"/>
       <w:pgSz w:w="12240" w:h="15840"/>
       <w:pgMar w:top="1701" w:right="1134" w:bottom="1701" w:left="1134" w:header="708" w:footer="708" w:gutter="0"/>
       <w:cols w:space="708"/>
@@ -23130,181 +23357,6 @@
     </w:sectPr>
   </w:body>
 </w:document>
-</file>
-
-<file path=word/comments.xml><?xml version="1.0" encoding="utf-8"?>
-<w:comments xmlns:wpc="http://schemas.microsoft.com/office/word/2010/wordprocessingCanvas" xmlns:cx="http://schemas.microsoft.com/office/drawing/2014/chartex" xmlns:cx1="http://schemas.microsoft.com/office/drawing/2015/9/8/chartex" xmlns:cx2="http://schemas.microsoft.com/office/drawing/2015/10/21/chartex" xmlns:cx3="http://schemas.microsoft.com/office/drawing/2016/5/9/chartex" xmlns:cx4="http://schemas.microsoft.com/office/drawing/2016/5/10/chartex" xmlns:cx5="http://schemas.microsoft.com/office/drawing/2016/5/11/chartex" xmlns:cx6="http://schemas.microsoft.com/office/drawing/2016/5/12/chartex" xmlns:cx7="http://schemas.microsoft.com/office/drawing/2016/5/13/chartex" xmlns:cx8="http://schemas.microsoft.com/office/drawing/2016/5/14/chartex" xmlns:mc="http://schemas.openxmlformats.org/markup-compatibility/2006" xmlns:aink="http://schemas.microsoft.com/office/drawing/2016/ink" xmlns:am3d="http://schemas.microsoft.com/office/drawing/2017/model3d" xmlns:o="urn:schemas-microsoft-com:office:office" xmlns:oel="http://schemas.microsoft.com/office/2019/extlst" xmlns:r="http://schemas.openxmlformats.org/officeDocument/2006/relationships" xmlns:m="http://schemas.openxmlformats.org/officeDocument/2006/math" xmlns:v="urn:schemas-microsoft-com:vml" xmlns:wp14="http://schemas.microsoft.com/office/word/2010/wordprocessingDrawing" xmlns:wp="http://schemas.openxmlformats.org/drawingml/2006/wordprocessingDrawing" xmlns:w10="urn:schemas-microsoft-com:office:word" xmlns:w="http://schemas.openxmlformats.org/wordprocessingml/2006/main" xmlns:w14="http://schemas.microsoft.com/office/word/2010/wordml" xmlns:w15="http://schemas.microsoft.com/office/word/2012/wordml" xmlns:w16cex="http://schemas.microsoft.com/office/word/2018/wordml/cex" xmlns:w16cid="http://schemas.microsoft.com/office/word/2016/wordml/cid" xmlns:w16="http://schemas.microsoft.com/office/word/2018/wordml" xmlns:w16sdtdh="http://schemas.microsoft.com/office/word/2020/wordml/sdtdatahash" xmlns:w16se="http://schemas.microsoft.com/office/word/2015/wordml/symex" xmlns:wpg="http://schemas.microsoft.com/office/word/2010/wordprocessingGroup" xmlns:wpi="http://schemas.microsoft.com/office/word/2010/wordprocessingInk" xmlns:wne="http://schemas.microsoft.com/office/word/2006/wordml" xmlns:wps="http://schemas.microsoft.com/office/word/2010/wordprocessingShape" mc:Ignorable="w14 w15 w16se w16cid w16 w16cex w16sdtdh wp14">
-  <w:comment w:id="0" w:author="Mikkel Helding Vembye" w:date="2026-05-07T10:57:00Z" w:initials="MHV">
-    <w:p>
-      <w:pPr>
-        <w:pStyle w:val="CommentText"/>
-      </w:pPr>
-      <w:r>
-        <w:rPr>
-          <w:rStyle w:val="CommentReference"/>
-        </w:rPr>
-        <w:annotationRef/>
-      </w:r>
-      <w:r>
-        <w:t>1</w:t>
-      </w:r>
-    </w:p>
-  </w:comment>
-  <w:comment w:id="1" w:author="Mikkel Helding Vembye" w:date="2026-05-07T11:40:00Z" w:initials="MHV">
-    <w:p>
-      <w:pPr>
-        <w:pStyle w:val="CommentText"/>
-      </w:pPr>
-      <w:r>
-        <w:rPr>
-          <w:rStyle w:val="CommentReference"/>
-        </w:rPr>
-        <w:annotationRef/>
-      </w:r>
-      <w:r>
-        <w:t>2</w:t>
-      </w:r>
-    </w:p>
-  </w:comment>
-  <w:comment w:id="2" w:author="Mikkel Helding Vembye" w:date="2026-05-07T10:57:00Z" w:initials="MHV">
-    <w:p>
-      <w:pPr>
-        <w:pStyle w:val="CommentText"/>
-      </w:pPr>
-      <w:r>
-        <w:rPr>
-          <w:rStyle w:val="CommentReference"/>
-        </w:rPr>
-        <w:annotationRef/>
-      </w:r>
-      <w:r>
-        <w:t>3</w:t>
-      </w:r>
-    </w:p>
-  </w:comment>
-  <w:comment w:id="3" w:author="Mikkel Helding Vembye" w:date="2026-05-07T10:57:00Z" w:initials="MHV">
-    <w:p>
-      <w:pPr>
-        <w:pStyle w:val="CommentText"/>
-      </w:pPr>
-      <w:r>
-        <w:rPr>
-          <w:rStyle w:val="CommentReference"/>
-        </w:rPr>
-        <w:annotationRef/>
-      </w:r>
-      <w:r>
-        <w:rPr>
-          <w:rStyle w:val="CommentReference"/>
-        </w:rPr>
-        <w:t>4</w:t>
-      </w:r>
-    </w:p>
-  </w:comment>
-  <w:comment w:id="4" w:author="Mikkel Helding Vembye" w:date="2026-05-07T10:57:00Z" w:initials="MHV">
-    <w:p>
-      <w:pPr>
-        <w:pStyle w:val="CommentText"/>
-      </w:pPr>
-      <w:r>
-        <w:rPr>
-          <w:rStyle w:val="CommentReference"/>
-        </w:rPr>
-        <w:annotationRef/>
-      </w:r>
-      <w:r>
-        <w:t>5</w:t>
-      </w:r>
-    </w:p>
-  </w:comment>
-  <w:comment w:id="5" w:author="Mikkel Helding Vembye" w:date="2026-05-07T10:58:00Z" w:initials="MHV">
-    <w:p>
-      <w:pPr>
-        <w:pStyle w:val="CommentText"/>
-      </w:pPr>
-      <w:r>
-        <w:rPr>
-          <w:rStyle w:val="CommentReference"/>
-        </w:rPr>
-        <w:annotationRef/>
-      </w:r>
-      <w:r>
-        <w:t>6</w:t>
-      </w:r>
-    </w:p>
-  </w:comment>
-  <w:comment w:id="6" w:author="Mikkel Helding Vembye" w:date="2026-05-07T10:58:00Z" w:initials="MHV">
-    <w:p>
-      <w:pPr>
-        <w:pStyle w:val="CommentText"/>
-      </w:pPr>
-      <w:r>
-        <w:rPr>
-          <w:rStyle w:val="CommentReference"/>
-        </w:rPr>
-        <w:annotationRef/>
-      </w:r>
-      <w:r>
-        <w:t>7</w:t>
-      </w:r>
-    </w:p>
-  </w:comment>
-  <w:comment w:id="7" w:author="Mikkel Helding Vembye" w:date="2026-05-07T10:58:00Z" w:initials="MHV">
-    <w:p>
-      <w:pPr>
-        <w:pStyle w:val="CommentText"/>
-      </w:pPr>
-      <w:r>
-        <w:rPr>
-          <w:rStyle w:val="CommentReference"/>
-        </w:rPr>
-        <w:annotationRef/>
-      </w:r>
-      <w:r>
-        <w:t>8</w:t>
-      </w:r>
-    </w:p>
-  </w:comment>
-</w:comments>
-</file>
-
-<file path=word/commentsExtended.xml><?xml version="1.0" encoding="utf-8"?>
-<w15:commentsEx xmlns:wpc="http://schemas.microsoft.com/office/word/2010/wordprocessingCanvas" xmlns:cx="http://schemas.microsoft.com/office/drawing/2014/chartex" xmlns:cx1="http://schemas.microsoft.com/office/drawing/2015/9/8/chartex" xmlns:cx2="http://schemas.microsoft.com/office/drawing/2015/10/21/chartex" xmlns:cx3="http://schemas.microsoft.com/office/drawing/2016/5/9/chartex" xmlns:cx4="http://schemas.microsoft.com/office/drawing/2016/5/10/chartex" xmlns:cx5="http://schemas.microsoft.com/office/drawing/2016/5/11/chartex" xmlns:cx6="http://schemas.microsoft.com/office/drawing/2016/5/12/chartex" xmlns:cx7="http://schemas.microsoft.com/office/drawing/2016/5/13/chartex" xmlns:cx8="http://schemas.microsoft.com/office/drawing/2016/5/14/chartex" xmlns:mc="http://schemas.openxmlformats.org/markup-compatibility/2006" xmlns:aink="http://schemas.microsoft.com/office/drawing/2016/ink" xmlns:am3d="http://schemas.microsoft.com/office/drawing/2017/model3d" xmlns:o="urn:schemas-microsoft-com:office:office" xmlns:oel="http://schemas.microsoft.com/office/2019/extlst" xmlns:r="http://schemas.openxmlformats.org/officeDocument/2006/relationships" xmlns:m="http://schemas.openxmlformats.org/officeDocument/2006/math" xmlns:v="urn:schemas-microsoft-com:vml" xmlns:wp14="http://schemas.microsoft.com/office/word/2010/wordprocessingDrawing" xmlns:wp="http://schemas.openxmlformats.org/drawingml/2006/wordprocessingDrawing" xmlns:w10="urn:schemas-microsoft-com:office:word" xmlns:w="http://schemas.openxmlformats.org/wordprocessingml/2006/main" xmlns:w14="http://schemas.microsoft.com/office/word/2010/wordml" xmlns:w15="http://schemas.microsoft.com/office/word/2012/wordml" xmlns:w16cex="http://schemas.microsoft.com/office/word/2018/wordml/cex" xmlns:w16cid="http://schemas.microsoft.com/office/word/2016/wordml/cid" xmlns:w16="http://schemas.microsoft.com/office/word/2018/wordml" xmlns:w16sdtdh="http://schemas.microsoft.com/office/word/2020/wordml/sdtdatahash" xmlns:w16se="http://schemas.microsoft.com/office/word/2015/wordml/symex" xmlns:wpg="http://schemas.microsoft.com/office/word/2010/wordprocessingGroup" xmlns:wpi="http://schemas.microsoft.com/office/word/2010/wordprocessingInk" xmlns:wne="http://schemas.microsoft.com/office/word/2006/wordml" xmlns:wps="http://schemas.microsoft.com/office/word/2010/wordprocessingShape" mc:Ignorable="w14 w15 w16se w16cid w16 w16cex w16sdtdh wp14">
-  <w15:commentEx w15:paraId="28750D67" w15:done="0"/>
-  <w15:commentEx w15:paraId="340F4E3F" w15:done="0"/>
-  <w15:commentEx w15:paraId="00818A62" w15:done="0"/>
-  <w15:commentEx w15:paraId="636CF877" w15:done="0"/>
-  <w15:commentEx w15:paraId="3DA4B28D" w15:done="0"/>
-  <w15:commentEx w15:paraId="584E546D" w15:done="0"/>
-  <w15:commentEx w15:paraId="4814F5EF" w15:done="0"/>
-  <w15:commentEx w15:paraId="25DEB0EF" w15:done="0"/>
-</w15:commentsEx>
-</file>
-
-<file path=word/commentsExtensible.xml><?xml version="1.0" encoding="utf-8"?>
-<w16cex:commentsExtensible xmlns:wpc="http://schemas.microsoft.com/office/word/2010/wordprocessingCanvas" xmlns:cx="http://schemas.microsoft.com/office/drawing/2014/chartex" xmlns:cx1="http://schemas.microsoft.com/office/drawing/2015/9/8/chartex" xmlns:cx2="http://schemas.microsoft.com/office/drawing/2015/10/21/chartex" xmlns:cx3="http://schemas.microsoft.com/office/drawing/2016/5/9/chartex" xmlns:cx4="http://schemas.microsoft.com/office/drawing/2016/5/10/chartex" xmlns:cx5="http://schemas.microsoft.com/office/drawing/2016/5/11/chartex" xmlns:cx6="http://schemas.microsoft.com/office/drawing/2016/5/12/chartex" xmlns:cx7="http://schemas.microsoft.com/office/drawing/2016/5/13/chartex" xmlns:cx8="http://schemas.microsoft.com/office/drawing/2016/5/14/chartex" xmlns:cr="http://schemas.microsoft.com/office/comments/2020/reactions" xmlns:mc="http://schemas.openxmlformats.org/markup-compatibility/2006" xmlns:aink="http://schemas.microsoft.com/office/drawing/2016/ink" xmlns:am3d="http://schemas.microsoft.com/office/drawing/2017/model3d" xmlns:o="urn:schemas-microsoft-com:office:office" xmlns:oel="http://schemas.microsoft.com/office/2019/extlst" xmlns:r="http://schemas.openxmlformats.org/officeDocument/2006/relationships" xmlns:m="http://schemas.openxmlformats.org/officeDocument/2006/math" xmlns:v="urn:schemas-microsoft-com:vml" xmlns:wp14="http://schemas.microsoft.com/office/word/2010/wordprocessingDrawing" xmlns:wp="http://schemas.openxmlformats.org/drawingml/2006/wordprocessingDrawing" xmlns:w10="urn:schemas-microsoft-com:office:word" xmlns:w="http://schemas.openxmlformats.org/wordprocessingml/2006/main" xmlns:w14="http://schemas.microsoft.com/office/word/2010/wordml" xmlns:w15="http://schemas.microsoft.com/office/word/2012/wordml" xmlns:w16cex="http://schemas.microsoft.com/office/word/2018/wordml/cex" xmlns:w16cid="http://schemas.microsoft.com/office/word/2016/wordml/cid" xmlns:w16="http://schemas.microsoft.com/office/word/2018/wordml" xmlns:w16sdtdh="http://schemas.microsoft.com/office/word/2020/wordml/sdtdatahash" xmlns:w16se="http://schemas.microsoft.com/office/word/2015/wordml/symex" xmlns:wpg="http://schemas.microsoft.com/office/word/2010/wordprocessingGroup" xmlns:wpi="http://schemas.microsoft.com/office/word/2010/wordprocessingInk" xmlns:wne="http://schemas.microsoft.com/office/word/2006/wordml" xmlns:wps="http://schemas.microsoft.com/office/word/2010/wordprocessingShape" mc:Ignorable="w14 w15 w16se w16cid w16 w16cex w16sdtdh cr wp14">
-  <w16cex:commentExtensible w16cex:durableId="671940C6" w16cex:dateUtc="2026-05-07T08:57:00Z"/>
-  <w16cex:commentExtensible w16cex:durableId="2FA4AE9D" w16cex:dateUtc="2026-05-07T09:40:00Z"/>
-  <w16cex:commentExtensible w16cex:durableId="7002807E" w16cex:dateUtc="2026-05-07T08:57:00Z"/>
-  <w16cex:commentExtensible w16cex:durableId="3EBAB7CD" w16cex:dateUtc="2026-05-07T08:57:00Z"/>
-  <w16cex:commentExtensible w16cex:durableId="6095D8C7" w16cex:dateUtc="2026-05-07T08:57:00Z"/>
-  <w16cex:commentExtensible w16cex:durableId="71769F48" w16cex:dateUtc="2026-05-07T08:58:00Z"/>
-  <w16cex:commentExtensible w16cex:durableId="6646F60B" w16cex:dateUtc="2026-05-07T08:58:00Z"/>
-  <w16cex:commentExtensible w16cex:durableId="421FDE00" w16cex:dateUtc="2026-05-07T08:58:00Z"/>
-</w16cex:commentsExtensible>
-</file>
-
-<file path=word/commentsIds.xml><?xml version="1.0" encoding="utf-8"?>
-<w16cid:commentsIds xmlns:wpc="http://schemas.microsoft.com/office/word/2010/wordprocessingCanvas" xmlns:cx="http://schemas.microsoft.com/office/drawing/2014/chartex" xmlns:cx1="http://schemas.microsoft.com/office/drawing/2015/9/8/chartex" xmlns:cx2="http://schemas.microsoft.com/office/drawing/2015/10/21/chartex" xmlns:cx3="http://schemas.microsoft.com/office/drawing/2016/5/9/chartex" xmlns:cx4="http://schemas.microsoft.com/office/drawing/2016/5/10/chartex" xmlns:cx5="http://schemas.microsoft.com/office/drawing/2016/5/11/chartex" xmlns:cx6="http://schemas.microsoft.com/office/drawing/2016/5/12/chartex" xmlns:cx7="http://schemas.microsoft.com/office/drawing/2016/5/13/chartex" xmlns:cx8="http://schemas.microsoft.com/office/drawing/2016/5/14/chartex" xmlns:mc="http://schemas.openxmlformats.org/markup-compatibility/2006" xmlns:aink="http://schemas.microsoft.com/office/drawing/2016/ink" xmlns:am3d="http://schemas.microsoft.com/office/drawing/2017/model3d" xmlns:o="urn:schemas-microsoft-com:office:office" xmlns:oel="http://schemas.microsoft.com/office/2019/extlst" xmlns:r="http://schemas.openxmlformats.org/officeDocument/2006/relationships" xmlns:m="http://schemas.openxmlformats.org/officeDocument/2006/math" xmlns:v="urn:schemas-microsoft-com:vml" xmlns:wp14="http://schemas.microsoft.com/office/word/2010/wordprocessingDrawing" xmlns:wp="http://schemas.openxmlformats.org/drawingml/2006/wordprocessingDrawing" xmlns:w10="urn:schemas-microsoft-com:office:word" xmlns:w="http://schemas.openxmlformats.org/wordprocessingml/2006/main" xmlns:w14="http://schemas.microsoft.com/office/word/2010/wordml" xmlns:w15="http://schemas.microsoft.com/office/word/2012/wordml" xmlns:w16cex="http://schemas.microsoft.com/office/word/2018/wordml/cex" xmlns:w16cid="http://schemas.microsoft.com/office/word/2016/wordml/cid" xmlns:w16="http://schemas.microsoft.com/office/word/2018/wordml" xmlns:w16sdtdh="http://schemas.microsoft.com/office/word/2020/wordml/sdtdatahash" xmlns:w16se="http://schemas.microsoft.com/office/word/2015/wordml/symex" xmlns:wpg="http://schemas.microsoft.com/office/word/2010/wordprocessingGroup" xmlns:wpi="http://schemas.microsoft.com/office/word/2010/wordprocessingInk" xmlns:wne="http://schemas.microsoft.com/office/word/2006/wordml" xmlns:wps="http://schemas.microsoft.com/office/word/2010/wordprocessingShape" mc:Ignorable="w14 w15 w16se w16cid w16 w16cex w16sdtdh wp14">
-  <w16cid:commentId w16cid:paraId="28750D67" w16cid:durableId="671940C6"/>
-  <w16cid:commentId w16cid:paraId="340F4E3F" w16cid:durableId="2FA4AE9D"/>
-  <w16cid:commentId w16cid:paraId="00818A62" w16cid:durableId="7002807E"/>
-  <w16cid:commentId w16cid:paraId="636CF877" w16cid:durableId="3EBAB7CD"/>
-  <w16cid:commentId w16cid:paraId="3DA4B28D" w16cid:durableId="6095D8C7"/>
-  <w16cid:commentId w16cid:paraId="584E546D" w16cid:durableId="71769F48"/>
-  <w16cid:commentId w16cid:paraId="4814F5EF" w16cid:durableId="6646F60B"/>
-  <w16cid:commentId w16cid:paraId="25DEB0EF" w16cid:durableId="421FDE00"/>
-</w16cid:commentsIds>
 </file>
 
 <file path=word/endnotes.xml><?xml version="1.0" encoding="utf-8"?>
@@ -23678,14 +23730,6 @@
     <w:abstractNumId w:val="1"/>
   </w:num>
 </w:numbering>
-</file>
-
-<file path=word/people.xml><?xml version="1.0" encoding="utf-8"?>
-<w15:people xmlns:wpc="http://schemas.microsoft.com/office/word/2010/wordprocessingCanvas" xmlns:cx="http://schemas.microsoft.com/office/drawing/2014/chartex" xmlns:cx1="http://schemas.microsoft.com/office/drawing/2015/9/8/chartex" xmlns:cx2="http://schemas.microsoft.com/office/drawing/2015/10/21/chartex" xmlns:cx3="http://schemas.microsoft.com/office/drawing/2016/5/9/chartex" xmlns:cx4="http://schemas.microsoft.com/office/drawing/2016/5/10/chartex" xmlns:cx5="http://schemas.microsoft.com/office/drawing/2016/5/11/chartex" xmlns:cx6="http://schemas.microsoft.com/office/drawing/2016/5/12/chartex" xmlns:cx7="http://schemas.microsoft.com/office/drawing/2016/5/13/chartex" xmlns:cx8="http://schemas.microsoft.com/office/drawing/2016/5/14/chartex" xmlns:mc="http://schemas.openxmlformats.org/markup-compatibility/2006" xmlns:aink="http://schemas.microsoft.com/office/drawing/2016/ink" xmlns:am3d="http://schemas.microsoft.com/office/drawing/2017/model3d" xmlns:o="urn:schemas-microsoft-com:office:office" xmlns:oel="http://schemas.microsoft.com/office/2019/extlst" xmlns:r="http://schemas.openxmlformats.org/officeDocument/2006/relationships" xmlns:m="http://schemas.openxmlformats.org/officeDocument/2006/math" xmlns:v="urn:schemas-microsoft-com:vml" xmlns:wp14="http://schemas.microsoft.com/office/word/2010/wordprocessingDrawing" xmlns:wp="http://schemas.openxmlformats.org/drawingml/2006/wordprocessingDrawing" xmlns:w10="urn:schemas-microsoft-com:office:word" xmlns:w="http://schemas.openxmlformats.org/wordprocessingml/2006/main" xmlns:w14="http://schemas.microsoft.com/office/word/2010/wordml" xmlns:w15="http://schemas.microsoft.com/office/word/2012/wordml" xmlns:w16cex="http://schemas.microsoft.com/office/word/2018/wordml/cex" xmlns:w16cid="http://schemas.microsoft.com/office/word/2016/wordml/cid" xmlns:w16="http://schemas.microsoft.com/office/word/2018/wordml" xmlns:w16sdtdh="http://schemas.microsoft.com/office/word/2020/wordml/sdtdatahash" xmlns:w16se="http://schemas.microsoft.com/office/word/2015/wordml/symex" xmlns:wpg="http://schemas.microsoft.com/office/word/2010/wordprocessingGroup" xmlns:wpi="http://schemas.microsoft.com/office/word/2010/wordprocessingInk" xmlns:wne="http://schemas.microsoft.com/office/word/2006/wordml" xmlns:wps="http://schemas.microsoft.com/office/word/2010/wordprocessingShape" mc:Ignorable="w14 w15 w16se w16cid w16 w16cex w16sdtdh wp14">
-  <w15:person w15:author="Mikkel Helding Vembye">
-    <w15:presenceInfo w15:providerId="AD" w15:userId="S-1-5-21-2100284113-1573851820-878952375-413702"/>
-  </w15:person>
-</w15:people>
 </file>
 
 <file path=word/styles.xml><?xml version="1.0" encoding="utf-8"?>
@@ -24296,6 +24340,7 @@
   <w:style w:type="character" w:default="1" w:styleId="DefaultParagraphFont">
     <w:name w:val="Default Paragraph Font"/>
     <w:uiPriority w:val="1"/>
+    <w:semiHidden/>
     <w:unhideWhenUsed/>
   </w:style>
   <w:style w:type="table" w:default="1" w:styleId="TableNormal">

--- a/NHB-draft.docx
+++ b/NHB-draft.docx
@@ -205,7 +205,6 @@
         </w:rPr>
         <w:t xml:space="preserve"> = 0.195, 95% </w:t>
       </w:r>
-      <w:proofErr w:type="gramStart"/>
       <w:r>
         <w:rPr>
           <w:rFonts w:cs="Times New Roman"/>
@@ -220,7 +219,6 @@
         </w:rPr>
         <w:t>[</w:t>
       </w:r>
-      <w:proofErr w:type="gramEnd"/>
       <w:r>
         <w:rPr>
           <w:rFonts w:cs="Times New Roman"/>
@@ -493,21 +491,7 @@
         <w:rPr>
           <w:rFonts w:cs="Times New Roman"/>
         </w:rPr>
-        <w:t xml:space="preserve">, Jakob </w:t>
-      </w:r>
-      <w:proofErr w:type="spellStart"/>
-      <w:r>
-        <w:rPr>
-          <w:rFonts w:cs="Times New Roman"/>
-        </w:rPr>
-        <w:t>Kaarup</w:t>
-      </w:r>
-      <w:proofErr w:type="spellEnd"/>
-      <w:r>
-        <w:rPr>
-          <w:rFonts w:cs="Times New Roman"/>
-        </w:rPr>
-        <w:t xml:space="preserve"> Jensen</w:t>
+        <w:t>, Jakob Kaarup Jensen</w:t>
       </w:r>
       <w:r>
         <w:rPr>
@@ -13801,21 +13785,12 @@
                 <w:szCs w:val="18"/>
               </w:rPr>
             </w:pPr>
-            <w:proofErr w:type="spellStart"/>
-            <w:r>
-              <w:rPr>
-                <w:sz w:val="18"/>
-                <w:szCs w:val="18"/>
-              </w:rPr>
-              <w:t>Posttest</w:t>
-            </w:r>
-            <w:proofErr w:type="spellEnd"/>
-            <w:r>
-              <w:rPr>
-                <w:sz w:val="18"/>
-                <w:szCs w:val="18"/>
-              </w:rPr>
-              <w:t xml:space="preserve"> only ES</w:t>
+            <w:r>
+              <w:rPr>
+                <w:sz w:val="18"/>
+                <w:szCs w:val="18"/>
+              </w:rPr>
+              <w:t>Posttest only ES</w:t>
             </w:r>
           </w:p>
         </w:tc>
@@ -13985,23 +13960,7 @@
                 <w:sz w:val="18"/>
                 <w:szCs w:val="18"/>
               </w:rPr>
-              <w:t>Pre-</w:t>
-            </w:r>
-            <w:proofErr w:type="spellStart"/>
-            <w:r>
-              <w:rPr>
-                <w:sz w:val="18"/>
-                <w:szCs w:val="18"/>
-              </w:rPr>
-              <w:t>posttest</w:t>
-            </w:r>
-            <w:proofErr w:type="spellEnd"/>
-            <w:r>
-              <w:rPr>
-                <w:sz w:val="18"/>
-                <w:szCs w:val="18"/>
-              </w:rPr>
-              <w:t>/covariate adj. ES</w:t>
+              <w:t>Pre-posttest/covariate adj. ES</w:t>
             </w:r>
           </w:p>
         </w:tc>
@@ -14755,11 +14714,9 @@
       <w:r>
         <w:t xml:space="preserve">Cochrane’s </w:t>
       </w:r>
-      <w:proofErr w:type="spellStart"/>
       <w:r>
         <w:t>RoB</w:t>
       </w:r>
-      <w:proofErr w:type="spellEnd"/>
       <w:r>
         <w:t xml:space="preserve"> </w:t>
       </w:r>
@@ -14802,6 +14759,9 @@
         <w:t>3</w:t>
       </w:r>
       <w:r>
+        <w:t xml:space="preserve"> Panel (A)</w:t>
+      </w:r>
+      <w:r>
         <w:t xml:space="preserve"> for </w:t>
       </w:r>
       <w:r>
@@ -14864,71 +14824,1316 @@
           <w:bCs/>
         </w:rPr>
       </w:pPr>
-      <w:r>
+    </w:p>
+    <w:p>
+      <w:pPr>
         <w:rPr>
           <w:rFonts w:cs="Times New Roman"/>
           <w:b/>
           <w:bCs/>
         </w:rPr>
-        <w:t xml:space="preserve">Fig. </w:t>
-      </w:r>
+      </w:pPr>
       <w:r>
         <w:rPr>
           <w:rFonts w:cs="Times New Roman"/>
           <w:b/>
           <w:bCs/>
         </w:rPr>
-        <w:t>3</w:t>
-      </w:r>
-      <w:r>
+        <w:br w:type="page"/>
+      </w:r>
+    </w:p>
+    <w:p>
+      <w:pPr>
+        <w:jc w:val="both"/>
         <w:rPr>
           <w:rFonts w:cs="Times New Roman"/>
           <w:b/>
           <w:bCs/>
         </w:rPr>
-        <w:t xml:space="preserve"> | R</w:t>
-      </w:r>
+      </w:pPr>
       <w:r>
         <w:rPr>
           <w:rFonts w:cs="Times New Roman"/>
           <w:b/>
           <w:bCs/>
-        </w:rPr>
-        <w:t>isk of bias assessment (</w:t>
-      </w:r>
-      <w:proofErr w:type="spellStart"/>
-      <w:r>
-        <w:rPr>
-          <w:rFonts w:cs="Times New Roman"/>
+          <w:noProof/>
+        </w:rPr>
+        <w:lastRenderedPageBreak/>
+        <mc:AlternateContent>
+          <mc:Choice Requires="wps">
+            <w:drawing>
+              <wp:anchor distT="45720" distB="45720" distL="114300" distR="114300" simplePos="0" relativeHeight="251659264" behindDoc="0" locked="0" layoutInCell="1" allowOverlap="1" wp14:anchorId="5B8E7656" wp14:editId="337888E9">
+                <wp:simplePos x="0" y="0"/>
+                <wp:positionH relativeFrom="margin">
+                  <wp:posOffset>-909320</wp:posOffset>
+                </wp:positionH>
+                <wp:positionV relativeFrom="paragraph">
+                  <wp:posOffset>1905000</wp:posOffset>
+                </wp:positionV>
+                <wp:extent cx="8141970" cy="4351020"/>
+                <wp:effectExtent l="0" t="9525" r="1905" b="1905"/>
+                <wp:wrapSquare wrapText="bothSides"/>
+                <wp:docPr id="217" name="Text Box 2"/>
+                <wp:cNvGraphicFramePr>
+                  <a:graphicFrameLocks xmlns:a="http://schemas.openxmlformats.org/drawingml/2006/main"/>
+                </wp:cNvGraphicFramePr>
+                <a:graphic xmlns:a="http://schemas.openxmlformats.org/drawingml/2006/main">
+                  <a:graphicData uri="http://schemas.microsoft.com/office/word/2010/wordprocessingShape">
+                    <wps:wsp>
+                      <wps:cNvSpPr txBox="1">
+                        <a:spLocks noChangeArrowheads="1"/>
+                      </wps:cNvSpPr>
+                      <wps:spPr bwMode="auto">
+                        <a:xfrm rot="16200000">
+                          <a:off x="0" y="0"/>
+                          <a:ext cx="8141970" cy="4351020"/>
+                        </a:xfrm>
+                        <a:prstGeom prst="rect">
+                          <a:avLst/>
+                        </a:prstGeom>
+                        <a:solidFill>
+                          <a:srgbClr val="FFFFFF"/>
+                        </a:solidFill>
+                        <a:ln w="9525">
+                          <a:noFill/>
+                          <a:miter lim="800000"/>
+                          <a:headEnd/>
+                          <a:tailEnd/>
+                        </a:ln>
+                      </wps:spPr>
+                      <wps:txbx>
+                        <w:txbxContent>
+                          <w:p>
+                            <w:pPr>
+                              <w:jc w:val="both"/>
+                            </w:pPr>
+                            <w:r>
+                              <w:rPr>
+                                <w:rFonts w:cs="Times New Roman"/>
+                                <w:b/>
+                                <w:bCs/>
+                              </w:rPr>
+                              <w:t xml:space="preserve">Fig. </w:t>
+                            </w:r>
+                            <w:r>
+                              <w:rPr>
+                                <w:rFonts w:cs="Times New Roman"/>
+                                <w:b/>
+                                <w:bCs/>
+                              </w:rPr>
+                              <w:t>3</w:t>
+                            </w:r>
+                            <w:r>
+                              <w:rPr>
+                                <w:rFonts w:cs="Times New Roman"/>
+                                <w:b/>
+                                <w:bCs/>
+                              </w:rPr>
+                              <w:t xml:space="preserve"> | R</w:t>
+                            </w:r>
+                            <w:r>
+                              <w:rPr>
+                                <w:rFonts w:cs="Times New Roman"/>
+                                <w:b/>
+                                <w:bCs/>
+                              </w:rPr>
+                              <w:t>isk of bias assessments of randomized controlled trials and non-randomized studies</w:t>
+                            </w:r>
+                          </w:p>
+                          <w:tbl>
+                            <w:tblPr>
+                              <w:tblStyle w:val="TableGrid"/>
+                              <w:tblW w:w="12211" w:type="dxa"/>
+                              <w:tblBorders>
+                                <w:top w:val="none" w:sz="0" w:space="0" w:color="auto"/>
+                                <w:left w:val="none" w:sz="0" w:space="0" w:color="auto"/>
+                                <w:bottom w:val="none" w:sz="0" w:space="0" w:color="auto"/>
+                                <w:right w:val="none" w:sz="0" w:space="0" w:color="auto"/>
+                                <w:insideH w:val="none" w:sz="0" w:space="0" w:color="auto"/>
+                                <w:insideV w:val="none" w:sz="0" w:space="0" w:color="auto"/>
+                              </w:tblBorders>
+                              <w:tblLook w:val="04A0" w:firstRow="1" w:lastRow="0" w:firstColumn="1" w:lastColumn="0" w:noHBand="0" w:noVBand="1"/>
+                            </w:tblPr>
+                            <w:tblGrid>
+                              <w:gridCol w:w="5710"/>
+                              <w:gridCol w:w="8715"/>
+                            </w:tblGrid>
+                            <w:tr>
+                              <w:trPr>
+                                <w:trHeight w:val="4568"/>
+                              </w:trPr>
+                              <w:tc>
+                                <w:tcPr>
+                                  <w:tcW w:w="4834" w:type="dxa"/>
+                                </w:tcPr>
+                                <w:p>
+                                  <w:pPr>
+                                    <w:rPr>
+                                      <w:b/>
+                                      <w:bCs/>
+                                      <w:noProof/>
+                                      <w:sz w:val="18"/>
+                                      <w:szCs w:val="18"/>
+                                    </w:rPr>
+                                  </w:pPr>
+                                  <w:r>
+                                    <w:rPr>
+                                      <w:b/>
+                                      <w:bCs/>
+                                      <w:noProof/>
+                                      <w:sz w:val="18"/>
+                                      <w:szCs w:val="18"/>
+                                    </w:rPr>
+                                    <w:t>(A)</w:t>
+                                  </w:r>
+                                </w:p>
+                                <w:p>
+                                  <w:pPr>
+                                    <w:rPr>
+                                      <w:b/>
+                                      <w:bCs/>
+                                      <w:sz w:val="18"/>
+                                      <w:szCs w:val="18"/>
+                                    </w:rPr>
+                                  </w:pPr>
+                                  <w:r>
+                                    <w:rPr>
+                                      <w:b/>
+                                      <w:bCs/>
+                                      <w:noProof/>
+                                      <w:sz w:val="18"/>
+                                      <w:szCs w:val="18"/>
+                                    </w:rPr>
+                                    <w:drawing>
+                                      <wp:inline distT="0" distB="0" distL="0" distR="0" wp14:anchorId="2FDD1868" wp14:editId="5DADCC78">
+                                        <wp:extent cx="3489144" cy="2326234"/>
+                                        <wp:effectExtent l="0" t="0" r="0" b="0"/>
+                                        <wp:docPr id="13" name="Picture 13"/>
+                                        <wp:cNvGraphicFramePr>
+                                          <a:graphicFrameLocks xmlns:a="http://schemas.openxmlformats.org/drawingml/2006/main" noChangeAspect="1"/>
+                                        </wp:cNvGraphicFramePr>
+                                        <a:graphic xmlns:a="http://schemas.openxmlformats.org/drawingml/2006/main">
+                                          <a:graphicData uri="http://schemas.openxmlformats.org/drawingml/2006/picture">
+                                            <pic:pic xmlns:pic="http://schemas.openxmlformats.org/drawingml/2006/picture">
+                                              <pic:nvPicPr>
+                                                <pic:cNvPr id="13" name="Picture 13"/>
+                                                <pic:cNvPicPr/>
+                                              </pic:nvPicPr>
+                                              <pic:blipFill>
+                                                <a:blip r:embed="rId10">
+                                                  <a:extLst>
+                                                    <a:ext uri="{28A0092B-C50C-407E-A947-70E740481C1C}">
+                                                      <a14:useLocalDpi xmlns:a14="http://schemas.microsoft.com/office/drawing/2010/main" val="0"/>
+                                                    </a:ext>
+                                                  </a:extLst>
+                                                </a:blip>
+                                                <a:stretch>
+                                                  <a:fillRect/>
+                                                </a:stretch>
+                                              </pic:blipFill>
+                                              <pic:spPr>
+                                                <a:xfrm>
+                                                  <a:off x="0" y="0"/>
+                                                  <a:ext cx="3501214" cy="2334281"/>
+                                                </a:xfrm>
+                                                <a:prstGeom prst="rect">
+                                                  <a:avLst/>
+                                                </a:prstGeom>
+                                              </pic:spPr>
+                                            </pic:pic>
+                                          </a:graphicData>
+                                        </a:graphic>
+                                      </wp:inline>
+                                    </w:drawing>
+                                  </w:r>
+                                </w:p>
+                                <w:p>
+                                  <w:pPr>
+                                    <w:ind w:right="-4778"/>
+                                  </w:pPr>
+                                </w:p>
+                              </w:tc>
+                              <w:tc>
+                                <w:tcPr>
+                                  <w:tcW w:w="7377" w:type="dxa"/>
+                                </w:tcPr>
+                                <w:p>
+                                  <w:pPr>
+                                    <w:ind w:right="2314"/>
+                                    <w:rPr>
+                                      <w:b/>
+                                      <w:bCs/>
+                                    </w:rPr>
+                                  </w:pPr>
+                                  <w:r>
+                                    <w:rPr>
+                                      <w:b/>
+                                      <w:bCs/>
+                                    </w:rPr>
+                                    <w:t>(B)</w:t>
+                                  </w:r>
+                                </w:p>
+                                <w:p>
+                                  <w:pPr>
+                                    <w:ind w:right="2314"/>
+                                    <w:rPr>
+                                      <w:b/>
+                                      <w:bCs/>
+                                    </w:rPr>
+                                  </w:pPr>
+                                </w:p>
+                                <w:p>
+                                  <w:pPr>
+                                    <w:ind w:right="2314"/>
+                                    <w:rPr>
+                                      <w:b/>
+                                      <w:bCs/>
+                                    </w:rPr>
+                                  </w:pPr>
+                                </w:p>
+                                <w:p>
+                                  <w:pPr>
+                                    <w:ind w:right="2314"/>
+                                    <w:rPr>
+                                      <w:b/>
+                                      <w:bCs/>
+                                    </w:rPr>
+                                  </w:pPr>
+                                </w:p>
+                                <w:p>
+                                  <w:pPr>
+                                    <w:ind w:right="2314"/>
+                                    <w:rPr>
+                                      <w:b/>
+                                      <w:bCs/>
+                                    </w:rPr>
+                                  </w:pPr>
+                                </w:p>
+                                <w:p>
+                                  <w:pPr>
+                                    <w:ind w:right="2314"/>
+                                    <w:rPr>
+                                      <w:b/>
+                                      <w:bCs/>
+                                    </w:rPr>
+                                  </w:pPr>
+                                  <w:r>
+                                    <w:rPr>
+                                      <w:b/>
+                                      <w:bCs/>
+                                      <w:noProof/>
+                                      <w14:ligatures w14:val="standardContextual"/>
+                                    </w:rPr>
+                                    <w:drawing>
+                                      <wp:inline distT="0" distB="0" distL="0" distR="0" wp14:anchorId="2E55F81B" wp14:editId="331BF149">
+                                        <wp:extent cx="3927958" cy="1309421"/>
+                                        <wp:effectExtent l="0" t="0" r="0" b="5080"/>
+                                        <wp:docPr id="18" name="Picture 18"/>
+                                        <wp:cNvGraphicFramePr>
+                                          <a:graphicFrameLocks xmlns:a="http://schemas.openxmlformats.org/drawingml/2006/main" noChangeAspect="1"/>
+                                        </wp:cNvGraphicFramePr>
+                                        <a:graphic xmlns:a="http://schemas.openxmlformats.org/drawingml/2006/main">
+                                          <a:graphicData uri="http://schemas.openxmlformats.org/drawingml/2006/picture">
+                                            <pic:pic xmlns:pic="http://schemas.openxmlformats.org/drawingml/2006/picture">
+                                              <pic:nvPicPr>
+                                                <pic:cNvPr id="18" name="Picture 18"/>
+                                                <pic:cNvPicPr/>
+                                              </pic:nvPicPr>
+                                              <pic:blipFill>
+                                                <a:blip r:embed="rId11">
+                                                  <a:extLst>
+                                                    <a:ext uri="{28A0092B-C50C-407E-A947-70E740481C1C}">
+                                                      <a14:useLocalDpi xmlns:a14="http://schemas.microsoft.com/office/drawing/2010/main" val="0"/>
+                                                    </a:ext>
+                                                  </a:extLst>
+                                                </a:blip>
+                                                <a:stretch>
+                                                  <a:fillRect/>
+                                                </a:stretch>
+                                              </pic:blipFill>
+                                              <pic:spPr>
+                                                <a:xfrm>
+                                                  <a:off x="0" y="0"/>
+                                                  <a:ext cx="3962428" cy="1320912"/>
+                                                </a:xfrm>
+                                                <a:prstGeom prst="rect">
+                                                  <a:avLst/>
+                                                </a:prstGeom>
+                                              </pic:spPr>
+                                            </pic:pic>
+                                          </a:graphicData>
+                                        </a:graphic>
+                                      </wp:inline>
+                                    </w:drawing>
+                                  </w:r>
+                                </w:p>
+                                <w:p>
+                                  <w:pPr>
+                                    <w:rPr>
+                                      <w:i/>
+                                      <w:iCs/>
+                                      <w:sz w:val="18"/>
+                                      <w:szCs w:val="18"/>
+                                    </w:rPr>
+                                  </w:pPr>
+                                </w:p>
+                                <w:p>
+                                  <w:pPr>
+                                    <w:rPr>
+                                      <w:i/>
+                                      <w:iCs/>
+                                      <w:sz w:val="18"/>
+                                      <w:szCs w:val="18"/>
+                                    </w:rPr>
+                                  </w:pPr>
+                                </w:p>
+                                <w:p>
+                                  <w:pPr>
+                                    <w:rPr>
+                                      <w:i/>
+                                      <w:iCs/>
+                                      <w:sz w:val="18"/>
+                                      <w:szCs w:val="18"/>
+                                    </w:rPr>
+                                  </w:pPr>
+                                </w:p>
+                                <w:p>
+                                  <w:pPr>
+                                    <w:rPr>
+                                      <w:i/>
+                                      <w:iCs/>
+                                      <w:sz w:val="18"/>
+                                      <w:szCs w:val="18"/>
+                                    </w:rPr>
+                                  </w:pPr>
+                                </w:p>
+                                <w:p>
+                                  <w:pPr>
+                                    <w:ind w:right="2314"/>
+                                  </w:pPr>
+                                </w:p>
+                              </w:tc>
+                            </w:tr>
+                          </w:tbl>
+                          <w:p>
+                            <w:pPr>
+                              <w:spacing w:line="240" w:lineRule="auto"/>
+                              <w:rPr>
+                                <w:sz w:val="18"/>
+                                <w:szCs w:val="18"/>
+                              </w:rPr>
+                            </w:pPr>
+                            <w:r>
+                              <w:rPr>
+                                <w:sz w:val="18"/>
+                                <w:szCs w:val="18"/>
+                              </w:rPr>
+                              <w:t xml:space="preserve">Note. </w:t>
+                            </w:r>
+                            <w:r>
+                              <w:rPr>
+                                <w:sz w:val="18"/>
+                                <w:szCs w:val="18"/>
+                              </w:rPr>
+                              <w:t>Panel (A)</w:t>
+                            </w:r>
+                            <w:r>
+                              <w:rPr>
+                                <w:rFonts w:eastAsia="Times New Roman"/>
+                                <w:sz w:val="18"/>
+                                <w:szCs w:val="18"/>
+                              </w:rPr>
+                              <w:t xml:space="preserve"> is based on 187 social reintegration effect sizes from 38 studies and 127 mental health effect sizes from 34</w:t>
+                            </w:r>
+                            <w:r>
+                              <w:rPr>
+                                <w:rFonts w:eastAsia="Times New Roman"/>
+                                <w:sz w:val="18"/>
+                                <w:szCs w:val="18"/>
+                              </w:rPr>
+                              <w:t xml:space="preserve"> studies. </w:t>
+                            </w:r>
+                            <w:r>
+                              <w:rPr>
+                                <w:sz w:val="18"/>
+                                <w:szCs w:val="18"/>
+                              </w:rPr>
+                              <w:t xml:space="preserve">Panel (B) </w:t>
+                            </w:r>
+                            <w:r>
+                              <w:rPr>
+                                <w:rFonts w:eastAsia="Times New Roman" w:cs="Times New Roman"/>
+                                <w:sz w:val="18"/>
+                                <w:szCs w:val="18"/>
+                              </w:rPr>
+                              <w:t>is based on 18 social reintegration effect sizes from 8 studies and 17 mental health effect sizes from 8 studies</w:t>
+                            </w:r>
+                            <w:r>
+                              <w:rPr>
+                                <w:rFonts w:eastAsia="Times New Roman" w:cs="Times New Roman"/>
+                                <w:sz w:val="18"/>
+                                <w:szCs w:val="18"/>
+                              </w:rPr>
+                              <w:t xml:space="preserve">. </w:t>
+                            </w:r>
+                            <w:r>
+                              <w:rPr>
+                                <w:rFonts w:eastAsia="Times New Roman"/>
+                                <w:sz w:val="18"/>
+                                <w:szCs w:val="18"/>
+                              </w:rPr>
+                              <w:t>studies.</w:t>
+                            </w:r>
+                          </w:p>
+                        </w:txbxContent>
+                      </wps:txbx>
+                      <wps:bodyPr rot="0" vert="horz" wrap="square" lIns="91440" tIns="45720" rIns="91440" bIns="45720" anchor="t" anchorCtr="0">
+                        <a:noAutofit/>
+                      </wps:bodyPr>
+                    </wps:wsp>
+                  </a:graphicData>
+                </a:graphic>
+                <wp14:sizeRelH relativeFrom="margin">
+                  <wp14:pctWidth>0</wp14:pctWidth>
+                </wp14:sizeRelH>
+                <wp14:sizeRelV relativeFrom="margin">
+                  <wp14:pctHeight>0</wp14:pctHeight>
+                </wp14:sizeRelV>
+              </wp:anchor>
+            </w:drawing>
+          </mc:Choice>
+          <mc:Fallback>
+            <w:pict>
+              <v:shapetype w14:anchorId="5B8E7656" id="_x0000_t202" coordsize="21600,21600" o:spt="202" path="m,l,21600r21600,l21600,xe">
+                <v:stroke joinstyle="miter"/>
+                <v:path gradientshapeok="t" o:connecttype="rect"/>
+              </v:shapetype>
+              <v:shape id="Text Box 2" o:spid="_x0000_s1026" type="#_x0000_t202" style="position:absolute;left:0;text-align:left;margin-left:-71.6pt;margin-top:150pt;width:641.1pt;height:342.6pt;rotation:-90;z-index:251659264;visibility:visible;mso-wrap-style:square;mso-width-percent:0;mso-height-percent:0;mso-wrap-distance-left:9pt;mso-wrap-distance-top:3.6pt;mso-wrap-distance-right:9pt;mso-wrap-distance-bottom:3.6pt;mso-position-horizontal:absolute;mso-position-horizontal-relative:margin;mso-position-vertical:absolute;mso-position-vertical-relative:text;mso-width-percent:0;mso-height-percent:0;mso-width-relative:margin;mso-height-relative:margin;v-text-anchor:top" o:gfxdata="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" stroked="f">
+                <v:textbox>
+                  <w:txbxContent>
+                    <w:p>
+                      <w:pPr>
+                        <w:jc w:val="both"/>
+                      </w:pPr>
+                      <w:r>
+                        <w:rPr>
+                          <w:rFonts w:cs="Times New Roman"/>
+                          <w:b/>
+                          <w:bCs/>
+                        </w:rPr>
+                        <w:t xml:space="preserve">Fig. </w:t>
+                      </w:r>
+                      <w:r>
+                        <w:rPr>
+                          <w:rFonts w:cs="Times New Roman"/>
+                          <w:b/>
+                          <w:bCs/>
+                        </w:rPr>
+                        <w:t>3</w:t>
+                      </w:r>
+                      <w:r>
+                        <w:rPr>
+                          <w:rFonts w:cs="Times New Roman"/>
+                          <w:b/>
+                          <w:bCs/>
+                        </w:rPr>
+                        <w:t xml:space="preserve"> | R</w:t>
+                      </w:r>
+                      <w:r>
+                        <w:rPr>
+                          <w:rFonts w:cs="Times New Roman"/>
+                          <w:b/>
+                          <w:bCs/>
+                        </w:rPr>
+                        <w:t>isk of bias assessments of randomized controlled trials and non-randomized studies</w:t>
+                      </w:r>
+                    </w:p>
+                    <w:tbl>
+                      <w:tblPr>
+                        <w:tblStyle w:val="TableGrid"/>
+                        <w:tblW w:w="12211" w:type="dxa"/>
+                        <w:tblBorders>
+                          <w:top w:val="none" w:sz="0" w:space="0" w:color="auto"/>
+                          <w:left w:val="none" w:sz="0" w:space="0" w:color="auto"/>
+                          <w:bottom w:val="none" w:sz="0" w:space="0" w:color="auto"/>
+                          <w:right w:val="none" w:sz="0" w:space="0" w:color="auto"/>
+                          <w:insideH w:val="none" w:sz="0" w:space="0" w:color="auto"/>
+                          <w:insideV w:val="none" w:sz="0" w:space="0" w:color="auto"/>
+                        </w:tblBorders>
+                        <w:tblLook w:val="04A0" w:firstRow="1" w:lastRow="0" w:firstColumn="1" w:lastColumn="0" w:noHBand="0" w:noVBand="1"/>
+                      </w:tblPr>
+                      <w:tblGrid>
+                        <w:gridCol w:w="5710"/>
+                        <w:gridCol w:w="8715"/>
+                      </w:tblGrid>
+                      <w:tr>
+                        <w:trPr>
+                          <w:trHeight w:val="4568"/>
+                        </w:trPr>
+                        <w:tc>
+                          <w:tcPr>
+                            <w:tcW w:w="4834" w:type="dxa"/>
+                          </w:tcPr>
+                          <w:p>
+                            <w:pPr>
+                              <w:rPr>
+                                <w:b/>
+                                <w:bCs/>
+                                <w:noProof/>
+                                <w:sz w:val="18"/>
+                                <w:szCs w:val="18"/>
+                              </w:rPr>
+                            </w:pPr>
+                            <w:r>
+                              <w:rPr>
+                                <w:b/>
+                                <w:bCs/>
+                                <w:noProof/>
+                                <w:sz w:val="18"/>
+                                <w:szCs w:val="18"/>
+                              </w:rPr>
+                              <w:t>(A)</w:t>
+                            </w:r>
+                          </w:p>
+                          <w:p>
+                            <w:pPr>
+                              <w:rPr>
+                                <w:b/>
+                                <w:bCs/>
+                                <w:sz w:val="18"/>
+                                <w:szCs w:val="18"/>
+                              </w:rPr>
+                            </w:pPr>
+                            <w:r>
+                              <w:rPr>
+                                <w:b/>
+                                <w:bCs/>
+                                <w:noProof/>
+                                <w:sz w:val="18"/>
+                                <w:szCs w:val="18"/>
+                              </w:rPr>
+                              <w:drawing>
+                                <wp:inline distT="0" distB="0" distL="0" distR="0" wp14:anchorId="2FDD1868" wp14:editId="5DADCC78">
+                                  <wp:extent cx="3489144" cy="2326234"/>
+                                  <wp:effectExtent l="0" t="0" r="0" b="0"/>
+                                  <wp:docPr id="13" name="Picture 13"/>
+                                  <wp:cNvGraphicFramePr>
+                                    <a:graphicFrameLocks xmlns:a="http://schemas.openxmlformats.org/drawingml/2006/main" noChangeAspect="1"/>
+                                  </wp:cNvGraphicFramePr>
+                                  <a:graphic xmlns:a="http://schemas.openxmlformats.org/drawingml/2006/main">
+                                    <a:graphicData uri="http://schemas.openxmlformats.org/drawingml/2006/picture">
+                                      <pic:pic xmlns:pic="http://schemas.openxmlformats.org/drawingml/2006/picture">
+                                        <pic:nvPicPr>
+                                          <pic:cNvPr id="13" name="Picture 13"/>
+                                          <pic:cNvPicPr/>
+                                        </pic:nvPicPr>
+                                        <pic:blipFill>
+                                          <a:blip r:embed="rId10">
+                                            <a:extLst>
+                                              <a:ext uri="{28A0092B-C50C-407E-A947-70E740481C1C}">
+                                                <a14:useLocalDpi xmlns:a14="http://schemas.microsoft.com/office/drawing/2010/main" val="0"/>
+                                              </a:ext>
+                                            </a:extLst>
+                                          </a:blip>
+                                          <a:stretch>
+                                            <a:fillRect/>
+                                          </a:stretch>
+                                        </pic:blipFill>
+                                        <pic:spPr>
+                                          <a:xfrm>
+                                            <a:off x="0" y="0"/>
+                                            <a:ext cx="3501214" cy="2334281"/>
+                                          </a:xfrm>
+                                          <a:prstGeom prst="rect">
+                                            <a:avLst/>
+                                          </a:prstGeom>
+                                        </pic:spPr>
+                                      </pic:pic>
+                                    </a:graphicData>
+                                  </a:graphic>
+                                </wp:inline>
+                              </w:drawing>
+                            </w:r>
+                          </w:p>
+                          <w:p>
+                            <w:pPr>
+                              <w:ind w:right="-4778"/>
+                            </w:pPr>
+                          </w:p>
+                        </w:tc>
+                        <w:tc>
+                          <w:tcPr>
+                            <w:tcW w:w="7377" w:type="dxa"/>
+                          </w:tcPr>
+                          <w:p>
+                            <w:pPr>
+                              <w:ind w:right="2314"/>
+                              <w:rPr>
+                                <w:b/>
+                                <w:bCs/>
+                              </w:rPr>
+                            </w:pPr>
+                            <w:r>
+                              <w:rPr>
+                                <w:b/>
+                                <w:bCs/>
+                              </w:rPr>
+                              <w:t>(B)</w:t>
+                            </w:r>
+                          </w:p>
+                          <w:p>
+                            <w:pPr>
+                              <w:ind w:right="2314"/>
+                              <w:rPr>
+                                <w:b/>
+                                <w:bCs/>
+                              </w:rPr>
+                            </w:pPr>
+                          </w:p>
+                          <w:p>
+                            <w:pPr>
+                              <w:ind w:right="2314"/>
+                              <w:rPr>
+                                <w:b/>
+                                <w:bCs/>
+                              </w:rPr>
+                            </w:pPr>
+                          </w:p>
+                          <w:p>
+                            <w:pPr>
+                              <w:ind w:right="2314"/>
+                              <w:rPr>
+                                <w:b/>
+                                <w:bCs/>
+                              </w:rPr>
+                            </w:pPr>
+                          </w:p>
+                          <w:p>
+                            <w:pPr>
+                              <w:ind w:right="2314"/>
+                              <w:rPr>
+                                <w:b/>
+                                <w:bCs/>
+                              </w:rPr>
+                            </w:pPr>
+                          </w:p>
+                          <w:p>
+                            <w:pPr>
+                              <w:ind w:right="2314"/>
+                              <w:rPr>
+                                <w:b/>
+                                <w:bCs/>
+                              </w:rPr>
+                            </w:pPr>
+                            <w:r>
+                              <w:rPr>
+                                <w:b/>
+                                <w:bCs/>
+                                <w:noProof/>
+                                <w14:ligatures w14:val="standardContextual"/>
+                              </w:rPr>
+                              <w:drawing>
+                                <wp:inline distT="0" distB="0" distL="0" distR="0" wp14:anchorId="2E55F81B" wp14:editId="331BF149">
+                                  <wp:extent cx="3927958" cy="1309421"/>
+                                  <wp:effectExtent l="0" t="0" r="0" b="5080"/>
+                                  <wp:docPr id="18" name="Picture 18"/>
+                                  <wp:cNvGraphicFramePr>
+                                    <a:graphicFrameLocks xmlns:a="http://schemas.openxmlformats.org/drawingml/2006/main" noChangeAspect="1"/>
+                                  </wp:cNvGraphicFramePr>
+                                  <a:graphic xmlns:a="http://schemas.openxmlformats.org/drawingml/2006/main">
+                                    <a:graphicData uri="http://schemas.openxmlformats.org/drawingml/2006/picture">
+                                      <pic:pic xmlns:pic="http://schemas.openxmlformats.org/drawingml/2006/picture">
+                                        <pic:nvPicPr>
+                                          <pic:cNvPr id="18" name="Picture 18"/>
+                                          <pic:cNvPicPr/>
+                                        </pic:nvPicPr>
+                                        <pic:blipFill>
+                                          <a:blip r:embed="rId11">
+                                            <a:extLst>
+                                              <a:ext uri="{28A0092B-C50C-407E-A947-70E740481C1C}">
+                                                <a14:useLocalDpi xmlns:a14="http://schemas.microsoft.com/office/drawing/2010/main" val="0"/>
+                                              </a:ext>
+                                            </a:extLst>
+                                          </a:blip>
+                                          <a:stretch>
+                                            <a:fillRect/>
+                                          </a:stretch>
+                                        </pic:blipFill>
+                                        <pic:spPr>
+                                          <a:xfrm>
+                                            <a:off x="0" y="0"/>
+                                            <a:ext cx="3962428" cy="1320912"/>
+                                          </a:xfrm>
+                                          <a:prstGeom prst="rect">
+                                            <a:avLst/>
+                                          </a:prstGeom>
+                                        </pic:spPr>
+                                      </pic:pic>
+                                    </a:graphicData>
+                                  </a:graphic>
+                                </wp:inline>
+                              </w:drawing>
+                            </w:r>
+                          </w:p>
+                          <w:p>
+                            <w:pPr>
+                              <w:rPr>
+                                <w:i/>
+                                <w:iCs/>
+                                <w:sz w:val="18"/>
+                                <w:szCs w:val="18"/>
+                              </w:rPr>
+                            </w:pPr>
+                          </w:p>
+                          <w:p>
+                            <w:pPr>
+                              <w:rPr>
+                                <w:i/>
+                                <w:iCs/>
+                                <w:sz w:val="18"/>
+                                <w:szCs w:val="18"/>
+                              </w:rPr>
+                            </w:pPr>
+                          </w:p>
+                          <w:p>
+                            <w:pPr>
+                              <w:rPr>
+                                <w:i/>
+                                <w:iCs/>
+                                <w:sz w:val="18"/>
+                                <w:szCs w:val="18"/>
+                              </w:rPr>
+                            </w:pPr>
+                          </w:p>
+                          <w:p>
+                            <w:pPr>
+                              <w:rPr>
+                                <w:i/>
+                                <w:iCs/>
+                                <w:sz w:val="18"/>
+                                <w:szCs w:val="18"/>
+                              </w:rPr>
+                            </w:pPr>
+                          </w:p>
+                          <w:p>
+                            <w:pPr>
+                              <w:ind w:right="2314"/>
+                            </w:pPr>
+                          </w:p>
+                        </w:tc>
+                      </w:tr>
+                    </w:tbl>
+                    <w:p>
+                      <w:pPr>
+                        <w:spacing w:line="240" w:lineRule="auto"/>
+                        <w:rPr>
+                          <w:sz w:val="18"/>
+                          <w:szCs w:val="18"/>
+                        </w:rPr>
+                      </w:pPr>
+                      <w:r>
+                        <w:rPr>
+                          <w:sz w:val="18"/>
+                          <w:szCs w:val="18"/>
+                        </w:rPr>
+                        <w:t xml:space="preserve">Note. </w:t>
+                      </w:r>
+                      <w:r>
+                        <w:rPr>
+                          <w:sz w:val="18"/>
+                          <w:szCs w:val="18"/>
+                        </w:rPr>
+                        <w:t>Panel (A)</w:t>
+                      </w:r>
+                      <w:r>
+                        <w:rPr>
+                          <w:rFonts w:eastAsia="Times New Roman"/>
+                          <w:sz w:val="18"/>
+                          <w:szCs w:val="18"/>
+                        </w:rPr>
+                        <w:t xml:space="preserve"> is based on 187 social reintegration effect sizes from 38 studies and 127 mental health effect sizes from 34</w:t>
+                      </w:r>
+                      <w:r>
+                        <w:rPr>
+                          <w:rFonts w:eastAsia="Times New Roman"/>
+                          <w:sz w:val="18"/>
+                          <w:szCs w:val="18"/>
+                        </w:rPr>
+                        <w:t xml:space="preserve"> studies. </w:t>
+                      </w:r>
+                      <w:r>
+                        <w:rPr>
+                          <w:sz w:val="18"/>
+                          <w:szCs w:val="18"/>
+                        </w:rPr>
+                        <w:t xml:space="preserve">Panel (B) </w:t>
+                      </w:r>
+                      <w:r>
+                        <w:rPr>
+                          <w:rFonts w:eastAsia="Times New Roman" w:cs="Times New Roman"/>
+                          <w:sz w:val="18"/>
+                          <w:szCs w:val="18"/>
+                        </w:rPr>
+                        <w:t>is based on 18 social reintegration effect sizes from 8 studies and 17 mental health effect sizes from 8 studies</w:t>
+                      </w:r>
+                      <w:r>
+                        <w:rPr>
+                          <w:rFonts w:eastAsia="Times New Roman" w:cs="Times New Roman"/>
+                          <w:sz w:val="18"/>
+                          <w:szCs w:val="18"/>
+                        </w:rPr>
+                        <w:t xml:space="preserve">. </w:t>
+                      </w:r>
+                      <w:r>
+                        <w:rPr>
+                          <w:rFonts w:eastAsia="Times New Roman"/>
+                          <w:sz w:val="18"/>
+                          <w:szCs w:val="18"/>
+                        </w:rPr>
+                        <w:t>studies.</w:t>
+                      </w:r>
+                    </w:p>
+                  </w:txbxContent>
+                </v:textbox>
+                <w10:wrap type="square" anchorx="margin"/>
+              </v:shape>
+            </w:pict>
+          </mc:Fallback>
+        </mc:AlternateContent>
+      </w:r>
+    </w:p>
+    <w:p>
+      <w:pPr>
+        <w:jc w:val="both"/>
+      </w:pPr>
+      <w:r>
+        <w:lastRenderedPageBreak/>
+        <w:t>As shown in Figure 3 Panel (B), the risk</w:t>
+      </w:r>
+      <w:r>
+        <w:t xml:space="preserve"> of bias was generally higher among non-randomized studies assessed with</w:t>
+      </w:r>
+      <w:r>
+        <w:t xml:space="preserve"> Cochrane’s</w:t>
+      </w:r>
+      <w:r>
+        <w:t xml:space="preserve"> ROBINS-I.</w:t>
+      </w:r>
+      <w:r>
+        <w:fldChar w:fldCharType="begin"/>
+      </w:r>
+      <w:r>
+        <w:instrText xml:space="preserve"> ADDIN ZOTERO_ITEM CSL_CITATION {"citationID":"rkCleVdD","properties":{"formattedCitation":"\\super 97\\nosupersub{}","plainCitation":"97","noteIndex":0},"citationItems":[{"id":819,"uris":["http://zotero.org/users/17688719/items/YR4TNR57"],"itemData":{"id":819,"type":"article-journal","abstract":"Non-randomised studies of the effects of interventions are critical to many areas of healthcare evaluation, but their results may be biased. It is therefore important to understand and appraise their strengths and weaknesses. We developed ROBINS-I (“Risk Of Bias In Non-randomised Studies - of Interventions”), a new tool for evaluating risk of bias in estimates of the comparative effectiveness (harm or benefit) of interventions from studies that did not use randomisation to allocate units (individuals or clusters of individuals) to comparison groups. The tool will be particularly useful to those undertaking systematic reviews that include non-randomised studies.Summary pointsNon-randomised studies of the effects of interventions are critical to many areas of healthcare evaluation but are subject to confounding and a range of other potential biasesWe developed, piloted, and refined a new tool, ROBINS-I, to assess “Risk Of Bias In Non-randomised Studies - of Interventions”The tool views each study as an attempt to emulate (mimic) a hypothetical pragmatic randomised trial, and covers seven distinct domains through which bias might be introducedWe use “signalling questions” to help users of ROBINS-I to judge risk of bias within each domainThe judgements within each domain carry forward to an overall risk of bias judgement across bias domains for the outcome being assessedNon-randomised studies of the effects of interventions (NRSI) are critical to many areas of healthcare evaluation. Designs of NRSI that can be used to evaluate the effects of interventions include observational studies such as cohort studies and case-control studies in which intervention groups are allocated during the course of usual treatment decisions, and quasi-randomised studies in which the method of allocation falls short of full randomisation. Non-randomised studies can provide evidence additional to that available from randomised trials about long term outcomes, rare events, adverse effects and populations that are …","container-title":"BMJ","DOI":"10.1136/bmj.i4919","note":"Citation Key: Sterne2016","page":"i4919","title":"ROBINS-I: A tool for assessing risk of bias in non-randomised studies of interventions","volume":"355","author":[{"family":"Sterne","given":"Jonathan A C."},{"family":"Hernán","given":"Miguel A"},{"family":"Reeves","given":"Barnaby C"},{"family":"Savović","given":"Jelena"},{"family":"Berkman","given":"Nancy D"},{"family":"Viswanathan","given":"Meera"},{"family":"Henry","given":"David"},{"family":"Altman","given":"Douglas G"},{"family":"Ansari","given":"Mohammed T"},{"family":"Boutron","given":"Isabelle"},{"family":"Carpenter","given":"James R"},{"family":"Chan","given":"An-Wen"},{"family":"Churchill","given":"Rachel"},{"family":"Deeks","given":"Jonathan J"},{"family":"Hróbjartsson","given":"Asbjørn"},{"family":"Kirkham","given":"Jamie"},{"family":"Jüni","given":"Peter"},{"family":"Loke","given":"Yoon K"},{"family":"Pigott","given":"Therese D."},{"family":"Ramsay","given":"Craig R"},{"family":"Regidor","given":"Deborah"},{"family":"Rothstein","given":"Hannah R."},{"family":"Sandhu","given":"Lakhbir"},{"family":"Santaguida","given":"Pasqualina L"},{"family":"Schünemann","given":"Holger J"},{"family":"Shea","given":"Beverly"},{"family":"Shrier","given":"Ian"},{"family":"Tugwell","given":"Peter"},{"family":"Turner","given":"Lucy"},{"family":"Valentine","given":"Jeffrey C"},{"family":"Waddington","given":"Hugh"},{"family":"Waters","given":"Elizabeth"},{"family":"Wells","given":"George A"},{"family":"Whiting","given":"Penny F"},{"family":"Higgins","given":"Julian P T"}],"issued":{"date-parts":[["2016",10,12]]}}}],"schema":"https://github.com/citation-style-language/schema/raw/master/csl-citation.json"} </w:instrText>
+      </w:r>
+      <w:r>
+        <w:fldChar w:fldCharType="separate"/>
+      </w:r>
+      <w:r>
+        <w:rPr>
+          <w:rFonts w:cs="Times New Roman"/>
+          <w:kern w:val="0"/>
+          <w:vertAlign w:val="superscript"/>
+        </w:rPr>
+        <w:t>97</w:t>
+      </w:r>
+      <w:r>
+        <w:fldChar w:fldCharType="end"/>
+      </w:r>
+      <w:r>
+        <w:t xml:space="preserve"> </w:t>
+      </w:r>
+      <w:r>
+        <w:t>M</w:t>
+      </w:r>
+      <w:r>
+        <w:t xml:space="preserve">ost effect </w:t>
+      </w:r>
+      <w:r>
+        <w:t>sizes</w:t>
+      </w:r>
+      <w:r>
+        <w:t xml:space="preserve"> were judged to be at serious risk of bias, primarily because of confounding</w:t>
+      </w:r>
+      <w:r>
+        <w:t xml:space="preserve"> and deviation from the intended intervention</w:t>
+      </w:r>
+      <w:r>
+        <w:t>. Other concerns included missing data. Because none of the non-randomized studies had a prespecified protocol, none could receive an overall low-risk judgment.</w:t>
+      </w:r>
+      <w:r>
+        <w:t xml:space="preserve"> </w:t>
+      </w:r>
+      <w:r>
+        <w:t xml:space="preserve">We excluded one </w:t>
+      </w:r>
+      <w:r>
+        <w:t xml:space="preserve">non-randomized </w:t>
+      </w:r>
+      <w:r>
+        <w:t>study</w:t>
+      </w:r>
+      <w:r>
+        <w:fldChar w:fldCharType="begin"/>
+      </w:r>
+      <w:r>
+        <w:instrText xml:space="preserve"> ADDIN ZOTERO_ITEM CSL_CITATION {"citationID":"dEub07EH","properties":{"formattedCitation":"\\super 74\\nosupersub{}","plainCitation":"74","noteIndex":0},"citationItems":[{"id":1294,"uris":["http://zotero.org/users/17688719/items/8QUHEST4"],"itemData":{"id":1294,"type":"article-journal","container-title":"Psychosocial Rehabilitation Journal","DOI":"10.1037/h0095785","ISSN":"0147-5622","issue":"2","note":"publisher: International Association of Psychosocial Rehabilitation Services and …\nCitation Key: Bond1991","page":"31","title":"Assertive community treatment and reference groups: An evaluation of their effectiveness for young adults with serious mental illness and substance abuse problems.","volume":"15","author":[{"family":"Bond","given":"Gary R"},{"family":"McDonel","given":"Elizabeth C"},{"family":"Miller","given":"Larry D"},{"family":"Pensec","given":"Michelle"}],"issued":{"date-parts":[["1991"]]}}}],"schema":"https://github.com/citation-style-language/schema/raw/master/csl-citation.json"} </w:instrText>
+      </w:r>
+      <w:r>
+        <w:fldChar w:fldCharType="separate"/>
+      </w:r>
+      <w:r>
+        <w:rPr>
+          <w:rFonts w:cs="Times New Roman"/>
+          <w:kern w:val="0"/>
+          <w:vertAlign w:val="superscript"/>
+        </w:rPr>
+        <w:t>74</w:t>
+      </w:r>
+      <w:r>
+        <w:fldChar w:fldCharType="end"/>
+      </w:r>
+      <w:r>
+        <w:t xml:space="preserve"> </w:t>
+      </w:r>
+      <w:r>
+        <w:t xml:space="preserve">from the meta-analysis because it was judged to be at critical risk of bias. </w:t>
+      </w:r>
+    </w:p>
+    <w:p>
+      <w:pPr>
+        <w:jc w:val="both"/>
+      </w:pPr>
+      <w:r>
+        <w:t>Given these concerns, risk of bias was included as a control variable in the covariate-adjusted moderator analyses. However, we found no systematic or substantial differences in effect sizes between studies judged to be at high or serious risk of bias and those judged to be at low or moderate</w:t>
+      </w:r>
+      <w:r>
+        <w:t>/some concern</w:t>
+      </w:r>
+      <w:r>
+        <w:t xml:space="preserve"> risk.</w:t>
+      </w:r>
+    </w:p>
+    <w:p>
+      <w:pPr>
+        <w:pStyle w:val="Heading3"/>
+      </w:pPr>
+      <w:r>
+        <w:t>Significant impact on both social integration and mental health</w:t>
+      </w:r>
+    </w:p>
+    <w:p>
+      <w:pPr>
+        <w:jc w:val="both"/>
+      </w:pPr>
+      <w:r>
+        <w:t xml:space="preserve">Figure </w:t>
+      </w:r>
+      <w:r>
+        <w:t>4</w:t>
+      </w:r>
+      <w:r>
+        <w:t xml:space="preserve"> depicts the distribution of all effect sizes across studies and the type of outcome. For more detailed forest plots, including study weights, see </w:t>
+      </w:r>
+      <w:r>
+        <w:t>S</w:t>
+      </w:r>
+      <w:r>
+        <w:t>upplementary</w:t>
+      </w:r>
+      <w:r>
+        <w:t xml:space="preserve"> Material</w:t>
+      </w:r>
+      <w:r>
+        <w:t xml:space="preserve"> Figures S</w:t>
+      </w:r>
+      <w:r>
+        <w:t>2</w:t>
+      </w:r>
+      <w:r>
+        <w:t>-S</w:t>
+      </w:r>
+      <w:r>
+        <w:t>3</w:t>
+      </w:r>
+      <w:r>
+        <w:t xml:space="preserve">. </w:t>
+      </w:r>
+    </w:p>
+    <w:p>
+      <w:pPr>
+        <w:jc w:val="both"/>
+        <w:rPr>
+          <w:lang w:val="en-CA"/>
+        </w:rPr>
+      </w:pPr>
+      <w:r>
+        <w:rPr>
+          <w:lang w:val="en-CA"/>
+        </w:rPr>
+        <w:t xml:space="preserve">Across the main analyses, group-based community interventions produced statistically significant benefits for both social reintegration and mental health. </w:t>
+      </w:r>
+      <w:r>
+        <w:rPr>
+          <w:lang w:val="en-CA"/>
+        </w:rPr>
+        <w:t xml:space="preserve">The meta-analysis of </w:t>
+      </w:r>
+      <w:r>
+        <w:rPr>
+          <w:lang w:val="en-CA"/>
+        </w:rPr>
+        <w:t>social reintegration</w:t>
+      </w:r>
+      <w:r>
+        <w:rPr>
+          <w:lang w:val="en-CA"/>
+        </w:rPr>
+        <w:t xml:space="preserve"> yielded a positive </w:t>
+      </w:r>
+      <w:r>
+        <w:rPr>
+          <w:lang w:val="en-CA"/>
+        </w:rPr>
+        <w:t xml:space="preserve">overall </w:t>
+      </w:r>
+      <w:r>
+        <w:rPr>
+          <w:lang w:val="en-CA"/>
+        </w:rPr>
+        <w:t xml:space="preserve">average </w:t>
+      </w:r>
+      <w:r>
+        <w:rPr>
+          <w:lang w:val="en-CA"/>
+        </w:rPr>
+        <w:t xml:space="preserve">effect </w:t>
+      </w:r>
+      <w:r>
+        <w:rPr>
+          <w:lang w:val="en-CA"/>
+        </w:rPr>
+        <w:t xml:space="preserve">of </w:t>
+      </w:r>
+      <w:r>
+        <w:rPr>
+          <w:lang w:val="en-CA"/>
+        </w:rPr>
+        <w:t>0.195 SD (95% CI [0.122, 0.268]</w:t>
+      </w:r>
+      <w:r>
+        <w:rPr>
+          <w:lang w:val="en-CA"/>
+        </w:rPr>
+        <w:t xml:space="preserve">, </w:t>
+      </w:r>
+      <w:r>
+        <w:rPr>
+          <w:i/>
+          <w:iCs/>
+        </w:rPr>
+        <w:t>t</w:t>
+      </w:r>
+      <w:r>
+        <w:t xml:space="preserve">(24.9) = 5.51, </w:t>
+      </w:r>
+      <w:r>
+        <w:rPr>
+          <w:i/>
+          <w:iCs/>
+        </w:rPr>
+        <w:t xml:space="preserve">p </w:t>
+      </w:r>
+      <w:r>
+        <w:t>&lt; 0.001</w:t>
+      </w:r>
+      <w:r>
+        <w:rPr>
+          <w:lang w:val="en-CA"/>
+        </w:rPr>
+        <w:t>). This indicates that participants receiving group-based interventions had better reintegration outcomes than those receiving individual treatment, treatment as usual</w:t>
+      </w:r>
+      <w:r>
+        <w:rPr>
+          <w:lang w:val="en-CA"/>
+        </w:rPr>
+        <w:t>,</w:t>
+      </w:r>
+      <w:r>
+        <w:rPr>
+          <w:lang w:val="en-CA"/>
+        </w:rPr>
+        <w:t xml:space="preserve"> or wait-list controls. The effect was approximately 2.3 times larger than the typical improvement observed under treatment as usual.</w:t>
+      </w:r>
+    </w:p>
+    <w:p>
+      <w:pPr>
+        <w:jc w:val="both"/>
+      </w:pPr>
+      <w:r>
+        <w:t xml:space="preserve">For mental health outcomes, the meta-analysis </w:t>
+      </w:r>
+      <w:r>
+        <w:t>yielded a</w:t>
+      </w:r>
+      <w:r>
+        <w:t xml:space="preserve"> positive</w:t>
+      </w:r>
+      <w:r>
+        <w:t xml:space="preserve"> overall average</w:t>
+      </w:r>
+      <w:r>
+        <w:t xml:space="preserve"> effect of 0.215 SD (95% CI [0.090, 0.340]</w:t>
+      </w:r>
+      <w:r>
+        <w:t xml:space="preserve">, </w:t>
+      </w:r>
+      <w:r>
+        <w:rPr>
+          <w:i/>
+          <w:iCs/>
+        </w:rPr>
+        <w:t>t</w:t>
+      </w:r>
+      <w:r>
+        <w:t xml:space="preserve">(37.5) = 3.48, </w:t>
+      </w:r>
+      <w:r>
+        <w:rPr>
+          <w:i/>
+          <w:iCs/>
+        </w:rPr>
+        <w:t>p</w:t>
+      </w:r>
+      <w:r>
+        <w:t xml:space="preserve"> = .001</w:t>
+      </w:r>
+      <w:r>
+        <w:t xml:space="preserve">). This effect was approximately 1.4 times larger than the typical improvement observed under treatment as usual. </w:t>
+      </w:r>
+    </w:p>
+    <w:p>
+      <w:pPr>
+        <w:rPr>
           <w:b/>
           <w:bCs/>
         </w:rPr>
-        <w:t>RoB</w:t>
-      </w:r>
-      <w:proofErr w:type="spellEnd"/>
-      <w:r>
-        <w:rPr>
-          <w:rFonts w:cs="Times New Roman"/>
+      </w:pPr>
+    </w:p>
+    <w:p>
+      <w:pPr>
+        <w:rPr>
           <w:b/>
           <w:bCs/>
         </w:rPr>
-        <w:t xml:space="preserve"> 2)</w:t>
-      </w:r>
-      <w:r>
-        <w:rPr>
-          <w:rFonts w:cs="Times New Roman"/>
+      </w:pPr>
+    </w:p>
+    <w:p>
+      <w:pPr>
+        <w:rPr>
           <w:b/>
           <w:bCs/>
         </w:rPr>
-        <w:t xml:space="preserve"> assessments</w:t>
-      </w:r>
-      <w:r>
-        <w:rPr>
-          <w:rFonts w:cs="Times New Roman"/>
+      </w:pPr>
+    </w:p>
+    <w:p>
+      <w:pPr>
+        <w:rPr>
           <w:b/>
           <w:bCs/>
         </w:rPr>
-        <w:t xml:space="preserve"> of randomized controlled trials. </w:t>
+      </w:pPr>
+    </w:p>
+    <w:p>
+      <w:pPr>
+        <w:rPr>
+          <w:b/>
+          <w:bCs/>
+        </w:rPr>
+      </w:pPr>
+    </w:p>
+    <w:p>
+      <w:pPr>
+        <w:rPr>
+          <w:b/>
+          <w:bCs/>
+        </w:rPr>
+      </w:pPr>
+    </w:p>
+    <w:p>
+      <w:pPr>
+        <w:rPr>
+          <w:b/>
+          <w:bCs/>
+        </w:rPr>
+      </w:pPr>
+    </w:p>
+    <w:p>
+      <w:pPr>
+        <w:rPr>
+          <w:b/>
+          <w:bCs/>
+        </w:rPr>
+      </w:pPr>
+    </w:p>
+    <w:p>
+      <w:pPr>
+        <w:rPr>
+          <w:b/>
+          <w:bCs/>
+        </w:rPr>
+      </w:pPr>
+    </w:p>
+    <w:p>
+      <w:pPr>
+        <w:rPr>
+          <w:b/>
+          <w:bCs/>
+        </w:rPr>
+      </w:pPr>
+    </w:p>
+    <w:p>
+      <w:pPr>
+        <w:rPr>
+          <w:b/>
+          <w:bCs/>
+        </w:rPr>
+      </w:pPr>
+      <w:r>
+        <w:rPr>
+          <w:b/>
+          <w:bCs/>
+        </w:rPr>
+        <w:lastRenderedPageBreak/>
+        <w:t>F</w:t>
+      </w:r>
+      <w:r>
+        <w:rPr>
+          <w:b/>
+          <w:bCs/>
+        </w:rPr>
+        <w:t xml:space="preserve">ig. </w:t>
+      </w:r>
+      <w:r>
+        <w:rPr>
+          <w:b/>
+          <w:bCs/>
+        </w:rPr>
+        <w:t>4</w:t>
+      </w:r>
+      <w:r>
+        <w:rPr>
+          <w:b/>
+          <w:bCs/>
+        </w:rPr>
+        <w:t xml:space="preserve"> | </w:t>
+      </w:r>
+      <w:r>
+        <w:rPr>
+          <w:rFonts w:eastAsia="Times New Roman"/>
+          <w:b/>
+          <w:bCs/>
+        </w:rPr>
+        <w:t>Effect size forest plot across dependent effect sizes by type of outcome</w:t>
       </w:r>
     </w:p>
     <w:p>
@@ -14937,10 +16142,10 @@
           <w:noProof/>
         </w:rPr>
         <w:drawing>
-          <wp:inline distT="0" distB="0" distL="0" distR="0" wp14:anchorId="7FEC1F08" wp14:editId="26B27832">
-            <wp:extent cx="5340096" cy="3066321"/>
-            <wp:effectExtent l="0" t="0" r="0" b="1270"/>
-            <wp:docPr id="4" name="Picture 4"/>
+          <wp:inline distT="0" distB="0" distL="0" distR="0" wp14:anchorId="4F375CE0" wp14:editId="1FE36B42">
+            <wp:extent cx="5479084" cy="6026883"/>
+            <wp:effectExtent l="0" t="0" r="7620" b="0"/>
+            <wp:docPr id="9" name="Picture 9" descr="A screen shot of a graph&#10;&#10;AI-generated content may be incorrect."/>
             <wp:cNvGraphicFramePr>
               <a:graphicFrameLocks xmlns:a="http://schemas.openxmlformats.org/drawingml/2006/main" noChangeAspect="1"/>
             </wp:cNvGraphicFramePr>
@@ -14948,11 +16153,11 @@
               <a:graphicData uri="http://schemas.openxmlformats.org/drawingml/2006/picture">
                 <pic:pic xmlns:pic="http://schemas.openxmlformats.org/drawingml/2006/picture">
                   <pic:nvPicPr>
-                    <pic:cNvPr id="4" name="Picture 4"/>
+                    <pic:cNvPr id="9" name="Picture 9" descr="A screen shot of a graph&#10;&#10;AI-generated content may be incorrect."/>
                     <pic:cNvPicPr/>
                   </pic:nvPicPr>
                   <pic:blipFill>
-                    <a:blip r:embed="rId10" cstate="print">
+                    <a:blip r:embed="rId12" cstate="print">
                       <a:extLst>
                         <a:ext uri="{28A0092B-C50C-407E-A947-70E740481C1C}">
                           <a14:useLocalDpi xmlns:a14="http://schemas.microsoft.com/office/drawing/2010/main" val="0"/>
@@ -14966,7 +16171,7 @@
                   <pic:spPr>
                     <a:xfrm>
                       <a:off x="0" y="0"/>
-                      <a:ext cx="5395323" cy="3098033"/>
+                      <a:ext cx="5493756" cy="6043022"/>
                     </a:xfrm>
                     <a:prstGeom prst="rect">
                       <a:avLst/>
@@ -14981,409 +16186,33 @@
     </w:p>
     <w:p>
       <w:pPr>
-        <w:rPr>
-          <w:sz w:val="18"/>
-          <w:szCs w:val="18"/>
-        </w:rPr>
-      </w:pPr>
-      <w:r>
-        <w:rPr>
-          <w:i/>
-          <w:iCs/>
-          <w:sz w:val="18"/>
-          <w:szCs w:val="18"/>
-        </w:rPr>
-        <w:t>Note</w:t>
-      </w:r>
-      <w:r>
-        <w:rPr>
-          <w:sz w:val="18"/>
-          <w:szCs w:val="18"/>
-        </w:rPr>
-        <w:t xml:space="preserve">. </w:t>
-      </w:r>
-      <w:r>
-        <w:rPr>
-          <w:rFonts w:eastAsia="Times New Roman"/>
-          <w:sz w:val="20"/>
-          <w:szCs w:val="20"/>
-        </w:rPr>
-        <w:t xml:space="preserve">The plot is based on 187 </w:t>
-      </w:r>
-      <w:r>
-        <w:rPr>
-          <w:rFonts w:eastAsia="Times New Roman"/>
-          <w:sz w:val="20"/>
-          <w:szCs w:val="20"/>
-        </w:rPr>
-        <w:t xml:space="preserve">social reintegration </w:t>
-      </w:r>
-      <w:r>
-        <w:rPr>
-          <w:rFonts w:eastAsia="Times New Roman"/>
-          <w:sz w:val="20"/>
-          <w:szCs w:val="20"/>
-        </w:rPr>
-        <w:t>effect sizes from 38 studies</w:t>
-      </w:r>
-      <w:r>
-        <w:rPr>
-          <w:rFonts w:eastAsia="Times New Roman"/>
-          <w:sz w:val="20"/>
-          <w:szCs w:val="20"/>
-        </w:rPr>
-        <w:t xml:space="preserve">, and </w:t>
-      </w:r>
-      <w:r>
-        <w:rPr>
-          <w:rFonts w:eastAsia="Times New Roman"/>
-          <w:sz w:val="20"/>
-          <w:szCs w:val="20"/>
-        </w:rPr>
-        <w:t>127</w:t>
-      </w:r>
-      <w:r>
-        <w:rPr>
-          <w:rFonts w:eastAsia="Times New Roman"/>
-          <w:sz w:val="20"/>
-          <w:szCs w:val="20"/>
-        </w:rPr>
-        <w:t xml:space="preserve"> mental health</w:t>
-      </w:r>
-      <w:r>
-        <w:rPr>
-          <w:rFonts w:eastAsia="Times New Roman"/>
-          <w:sz w:val="20"/>
-          <w:szCs w:val="20"/>
-        </w:rPr>
-        <w:t xml:space="preserve"> effect sizes from 34 studies</w:t>
-      </w:r>
-      <w:r>
-        <w:rPr>
-          <w:rFonts w:eastAsia="Times New Roman"/>
-          <w:sz w:val="20"/>
-          <w:szCs w:val="20"/>
-        </w:rPr>
+        <w:jc w:val="both"/>
+      </w:pPr>
+    </w:p>
+    <w:p>
+      <w:pPr>
+        <w:jc w:val="both"/>
+      </w:pPr>
+      <w:r>
+        <w:t xml:space="preserve">In addition, and as depicted in Figure </w:t>
+      </w:r>
+      <w:r>
+        <w:t>5</w:t>
+      </w:r>
+      <w:r>
+        <w:t>, we find that e</w:t>
+      </w:r>
+      <w:r>
+        <w:t xml:space="preserve">ffects on social reintegration and mental health also covaried: studies showing larger reintegration gains tended to show larger mental health gains. This suggests that group-based community interventions may support multidimensional recovery, improving both social participation and clinical </w:t>
+      </w:r>
+      <w:r>
+        <w:t>well-being</w:t>
+      </w:r>
+      <w:r>
         <w:t>.</w:t>
       </w:r>
-    </w:p>
-    <w:p>
-      <w:pPr>
-        <w:jc w:val="both"/>
-      </w:pPr>
-      <w:r>
-        <w:lastRenderedPageBreak/>
-        <w:t>Risk of bias was generally higher among non-randomized studies assessed with</w:t>
-      </w:r>
-      <w:r>
-        <w:t xml:space="preserve"> Cochrane’s</w:t>
-      </w:r>
-      <w:r>
-        <w:t xml:space="preserve"> ROBINS-I.</w:t>
-      </w:r>
-      <w:r>
-        <w:fldChar w:fldCharType="begin"/>
-      </w:r>
-      <w:r>
-        <w:instrText xml:space="preserve"> ADDIN ZOTERO_ITEM CSL_CITATION {"citationID":"rkCleVdD","properties":{"formattedCitation":"\\super 97\\nosupersub{}","plainCitation":"97","noteIndex":0},"citationItems":[{"id":819,"uris":["http://zotero.org/users/17688719/items/YR4TNR57"],"itemData":{"id":819,"type":"article-journal","abstract":"Non-randomised studies of the effects of interventions are critical to many areas of healthcare evaluation, but their results may be biased. It is therefore important to understand and appraise their strengths and weaknesses. We developed ROBINS-I (“Risk Of Bias In Non-randomised Studies - of Interventions”), a new tool for evaluating risk of bias in estimates of the comparative effectiveness (harm or benefit) of interventions from studies that did not use randomisation to allocate units (individuals or clusters of individuals) to comparison groups. The tool will be particularly useful to those undertaking systematic reviews that include non-randomised studies.Summary pointsNon-randomised studies of the effects of interventions are critical to many areas of healthcare evaluation but are subject to confounding and a range of other potential biasesWe developed, piloted, and refined a new tool, ROBINS-I, to assess “Risk Of Bias In Non-randomised Studies - of Interventions”The tool views each study as an attempt to emulate (mimic) a hypothetical pragmatic randomised trial, and covers seven distinct domains through which bias might be introducedWe use “signalling questions” to help users of ROBINS-I to judge risk of bias within each domainThe judgements within each domain carry forward to an overall risk of bias judgement across bias domains for the outcome being assessedNon-randomised studies of the effects of interventions (NRSI) are critical to many areas of healthcare evaluation. Designs of NRSI that can be used to evaluate the effects of interventions include observational studies such as cohort studies and case-control studies in which intervention groups are allocated during the course of usual treatment decisions, and quasi-randomised studies in which the method of allocation falls short of full randomisation. Non-randomised studies can provide evidence additional to that available from randomised trials about long term outcomes, rare events, adverse effects and populations that are …","container-title":"BMJ","DOI":"10.1136/bmj.i4919","note":"Citation Key: Sterne2016","page":"i4919","title":"ROBINS-I: A tool for assessing risk of bias in non-randomised studies of interventions","volume":"355","author":[{"family":"Sterne","given":"Jonathan A C."},{"family":"Hernán","given":"Miguel A"},{"family":"Reeves","given":"Barnaby C"},{"family":"Savović","given":"Jelena"},{"family":"Berkman","given":"Nancy D"},{"family":"Viswanathan","given":"Meera"},{"family":"Henry","given":"David"},{"family":"Altman","given":"Douglas G"},{"family":"Ansari","given":"Mohammed T"},{"family":"Boutron","given":"Isabelle"},{"family":"Carpenter","given":"James R"},{"family":"Chan","given":"An-Wen"},{"family":"Churchill","given":"Rachel"},{"family":"Deeks","given":"Jonathan J"},{"family":"Hróbjartsson","given":"Asbjørn"},{"family":"Kirkham","given":"Jamie"},{"family":"Jüni","given":"Peter"},{"family":"Loke","given":"Yoon K"},{"family":"Pigott","given":"Therese D."},{"family":"Ramsay","given":"Craig R"},{"family":"Regidor","given":"Deborah"},{"family":"Rothstein","given":"Hannah R."},{"family":"Sandhu","given":"Lakhbir"},{"family":"Santaguida","given":"Pasqualina L"},{"family":"Schünemann","given":"Holger J"},{"family":"Shea","given":"Beverly"},{"family":"Shrier","given":"Ian"},{"family":"Tugwell","given":"Peter"},{"family":"Turner","given":"Lucy"},{"family":"Valentine","given":"Jeffrey C"},{"family":"Waddington","given":"Hugh"},{"family":"Waters","given":"Elizabeth"},{"family":"Wells","given":"George A"},{"family":"Whiting","given":"Penny F"},{"family":"Higgins","given":"Julian P T"}],"issued":{"date-parts":[["2016",10,12]]}}}],"schema":"https://github.com/citation-style-language/schema/raw/master/csl-citation.json"} </w:instrText>
-      </w:r>
-      <w:r>
-        <w:fldChar w:fldCharType="separate"/>
-      </w:r>
-      <w:r>
-        <w:rPr>
-          <w:rFonts w:cs="Times New Roman"/>
-          <w:kern w:val="0"/>
-          <w:vertAlign w:val="superscript"/>
-        </w:rPr>
-        <w:t>97</w:t>
-      </w:r>
-      <w:r>
-        <w:fldChar w:fldCharType="end"/>
-      </w:r>
       <w:r>
         <w:t xml:space="preserve"> </w:t>
-      </w:r>
-      <w:r>
-        <w:t>M</w:t>
-      </w:r>
-      <w:r>
-        <w:t xml:space="preserve">ost effect </w:t>
-      </w:r>
-      <w:r>
-        <w:t>sizes</w:t>
-      </w:r>
-      <w:r>
-        <w:t xml:space="preserve"> were judged to be at serious risk of bias, primarily because of confounding</w:t>
-      </w:r>
-      <w:r>
-        <w:t xml:space="preserve"> and deviation from the intended intervention</w:t>
-      </w:r>
-      <w:r>
-        <w:t>. Other concerns included missing data. Because none of the non-randomized studies had a prespecified protocol, none could receive an overall low-risk judgment.</w:t>
-      </w:r>
-      <w:r>
-        <w:t xml:space="preserve"> </w:t>
-      </w:r>
-      <w:r>
-        <w:t xml:space="preserve">We excluded one </w:t>
-      </w:r>
-      <w:r>
-        <w:t xml:space="preserve">non-randomized </w:t>
-      </w:r>
-      <w:r>
-        <w:t>study</w:t>
-      </w:r>
-      <w:r>
-        <w:fldChar w:fldCharType="begin"/>
-      </w:r>
-      <w:r>
-        <w:instrText xml:space="preserve"> ADDIN ZOTERO_ITEM CSL_CITATION {"citationID":"dEub07EH","properties":{"formattedCitation":"\\super 74\\nosupersub{}","plainCitation":"74","noteIndex":0},"citationItems":[{"id":1294,"uris":["http://zotero.org/users/17688719/items/8QUHEST4"],"itemData":{"id":1294,"type":"article-journal","container-title":"Psychosocial Rehabilitation Journal","DOI":"10.1037/h0095785","ISSN":"0147-5622","issue":"2","note":"publisher: International Association of Psychosocial Rehabilitation Services and …\nCitation Key: Bond1991","page":"31","title":"Assertive community treatment and reference groups: An evaluation of their effectiveness for young adults with serious mental illness and substance abuse problems.","volume":"15","author":[{"family":"Bond","given":"Gary R"},{"family":"McDonel","given":"Elizabeth C"},{"family":"Miller","given":"Larry D"},{"family":"Pensec","given":"Michelle"}],"issued":{"date-parts":[["1991"]]}}}],"schema":"https://github.com/citation-style-language/schema/raw/master/csl-citation.json"} </w:instrText>
-      </w:r>
-      <w:r>
-        <w:fldChar w:fldCharType="separate"/>
-      </w:r>
-      <w:r>
-        <w:rPr>
-          <w:rFonts w:cs="Times New Roman"/>
-          <w:kern w:val="0"/>
-          <w:vertAlign w:val="superscript"/>
-        </w:rPr>
-        <w:t>74</w:t>
-      </w:r>
-      <w:r>
-        <w:fldChar w:fldCharType="end"/>
-      </w:r>
-      <w:r>
-        <w:t xml:space="preserve"> </w:t>
-      </w:r>
-      <w:r>
-        <w:t xml:space="preserve">from the meta-analysis because it was judged to be at critical risk of bias. </w:t>
-      </w:r>
-      <w:r>
-        <w:t>Find the visualization of the ROBINS-I assessment in the Supplementary Material Figure S2.</w:t>
-      </w:r>
-    </w:p>
-    <w:p>
-      <w:pPr>
-        <w:jc w:val="both"/>
-      </w:pPr>
-      <w:r>
-        <w:t>Given these concerns, risk of bias was included as a control variable in the covariate-adjusted moderator analyses. However, we found no systematic or substantial differences in effect sizes between studies judged to be at high or serious risk of bias and those judged to be at low or moderate</w:t>
-      </w:r>
-      <w:r>
-        <w:t>/some concern</w:t>
-      </w:r>
-      <w:r>
-        <w:t xml:space="preserve"> risk.</w:t>
-      </w:r>
-    </w:p>
-    <w:p>
-      <w:pPr>
-        <w:pStyle w:val="Heading3"/>
-      </w:pPr>
-      <w:r>
-        <w:t>Significant impact on both social integration and mental health</w:t>
-      </w:r>
-    </w:p>
-    <w:p>
-      <w:pPr>
-        <w:jc w:val="both"/>
-      </w:pPr>
-      <w:r>
-        <w:t xml:space="preserve">Figure </w:t>
-      </w:r>
-      <w:r>
-        <w:t>4</w:t>
-      </w:r>
-      <w:r>
-        <w:t xml:space="preserve"> depicts the distribution of all effect sizes across studies and the type of outcome. For more detailed forest plots, including study weights, see </w:t>
-      </w:r>
-      <w:r>
-        <w:t>S</w:t>
-      </w:r>
-      <w:r>
-        <w:t>upplementary</w:t>
-      </w:r>
-      <w:r>
-        <w:t xml:space="preserve"> Material</w:t>
-      </w:r>
-      <w:r>
-        <w:t xml:space="preserve"> Figures S</w:t>
-      </w:r>
-      <w:r>
-        <w:t>4</w:t>
-      </w:r>
-      <w:r>
-        <w:t>-S</w:t>
-      </w:r>
-      <w:r>
-        <w:t>5</w:t>
-      </w:r>
-      <w:r>
-        <w:t xml:space="preserve">. </w:t>
-      </w:r>
-    </w:p>
-    <w:p>
-      <w:pPr>
-        <w:jc w:val="both"/>
-        <w:rPr>
-          <w:lang w:val="en-CA"/>
-        </w:rPr>
-      </w:pPr>
-      <w:r>
-        <w:rPr>
-          <w:lang w:val="en-CA"/>
-        </w:rPr>
-        <w:t xml:space="preserve">Across the main analyses, group-based community interventions produced statistically significant benefits for both social reintegration and mental health. </w:t>
-      </w:r>
-      <w:r>
-        <w:rPr>
-          <w:lang w:val="en-CA"/>
-        </w:rPr>
-        <w:t xml:space="preserve">The meta-analysis of </w:t>
-      </w:r>
-      <w:r>
-        <w:rPr>
-          <w:lang w:val="en-CA"/>
-        </w:rPr>
-        <w:t>social reintegration</w:t>
-      </w:r>
-      <w:r>
-        <w:rPr>
-          <w:lang w:val="en-CA"/>
-        </w:rPr>
-        <w:t xml:space="preserve"> yielded a positive </w:t>
-      </w:r>
-      <w:r>
-        <w:rPr>
-          <w:lang w:val="en-CA"/>
-        </w:rPr>
-        <w:t xml:space="preserve">overall </w:t>
-      </w:r>
-      <w:r>
-        <w:rPr>
-          <w:lang w:val="en-CA"/>
-        </w:rPr>
-        <w:t xml:space="preserve">average </w:t>
-      </w:r>
-      <w:r>
-        <w:rPr>
-          <w:lang w:val="en-CA"/>
-        </w:rPr>
-        <w:t xml:space="preserve">effect </w:t>
-      </w:r>
-      <w:r>
-        <w:rPr>
-          <w:lang w:val="en-CA"/>
-        </w:rPr>
-        <w:t xml:space="preserve">of </w:t>
-      </w:r>
-      <w:r>
-        <w:rPr>
-          <w:lang w:val="en-CA"/>
-        </w:rPr>
-        <w:t>0.195 SD (95% CI [0.122, 0.268]</w:t>
-      </w:r>
-      <w:r>
-        <w:rPr>
-          <w:lang w:val="en-CA"/>
-        </w:rPr>
-        <w:t xml:space="preserve">, </w:t>
-      </w:r>
-      <w:proofErr w:type="gramStart"/>
-      <w:r>
-        <w:rPr>
-          <w:i/>
-          <w:iCs/>
-        </w:rPr>
-        <w:t>t</w:t>
-      </w:r>
-      <w:r>
-        <w:t>(</w:t>
-      </w:r>
-      <w:proofErr w:type="gramEnd"/>
-      <w:r>
-        <w:t xml:space="preserve">24.9) = 5.51, </w:t>
-      </w:r>
-      <w:r>
-        <w:rPr>
-          <w:i/>
-          <w:iCs/>
-        </w:rPr>
-        <w:t xml:space="preserve">p </w:t>
-      </w:r>
-      <w:r>
-        <w:t>&lt; 0.001</w:t>
-      </w:r>
-      <w:r>
-        <w:rPr>
-          <w:lang w:val="en-CA"/>
-        </w:rPr>
-        <w:t>). This indicates that participants receiving group-based interventions had better reintegration outcomes than those receiving individual treatment, treatment as usual</w:t>
-      </w:r>
-      <w:r>
-        <w:rPr>
-          <w:lang w:val="en-CA"/>
-        </w:rPr>
-        <w:t>,</w:t>
-      </w:r>
-      <w:r>
-        <w:rPr>
-          <w:lang w:val="en-CA"/>
-        </w:rPr>
-        <w:t xml:space="preserve"> or wait-list controls. The effect was approximately 2.3 times larger than the typical improvement observed under treatment as usual.</w:t>
-      </w:r>
-    </w:p>
-    <w:p>
-      <w:pPr>
-        <w:jc w:val="both"/>
-      </w:pPr>
-      <w:r>
-        <w:t xml:space="preserve">For mental health outcomes, the meta-analysis </w:t>
-      </w:r>
-      <w:r>
-        <w:t>yielded a</w:t>
-      </w:r>
-      <w:r>
-        <w:t xml:space="preserve"> positive</w:t>
-      </w:r>
-      <w:r>
-        <w:t xml:space="preserve"> overall average</w:t>
-      </w:r>
-      <w:r>
-        <w:t xml:space="preserve"> effect of 0.215 SD (95% CI [0.090, 0.340]</w:t>
-      </w:r>
-      <w:r>
-        <w:t xml:space="preserve">, </w:t>
-      </w:r>
-      <w:proofErr w:type="gramStart"/>
-      <w:r>
-        <w:rPr>
-          <w:i/>
-          <w:iCs/>
-        </w:rPr>
-        <w:t>t</w:t>
-      </w:r>
-      <w:r>
-        <w:t>(</w:t>
-      </w:r>
-      <w:proofErr w:type="gramEnd"/>
-      <w:r>
-        <w:t xml:space="preserve">37.5) = 3.48, </w:t>
-      </w:r>
-      <w:r>
-        <w:rPr>
-          <w:i/>
-          <w:iCs/>
-        </w:rPr>
-        <w:t>p</w:t>
-      </w:r>
-      <w:r>
-        <w:t xml:space="preserve"> = .001</w:t>
-      </w:r>
-      <w:r>
-        <w:t xml:space="preserve">). This effect was approximately 1.4 times larger than the typical improvement observed under treatment as usual. </w:t>
       </w:r>
     </w:p>
     <w:p>
@@ -15401,91 +16230,20 @@
           <w:bCs/>
         </w:rPr>
       </w:pPr>
-    </w:p>
-    <w:p>
-      <w:pPr>
+      <w:r>
         <w:rPr>
           <w:b/>
           <w:bCs/>
         </w:rPr>
-      </w:pPr>
-    </w:p>
-    <w:p>
-      <w:pPr>
+        <w:lastRenderedPageBreak/>
+        <w:t xml:space="preserve">Fig. </w:t>
+      </w:r>
+      <w:r>
         <w:rPr>
           <w:b/>
           <w:bCs/>
         </w:rPr>
-      </w:pPr>
-    </w:p>
-    <w:p>
-      <w:pPr>
-        <w:rPr>
-          <w:b/>
-          <w:bCs/>
-        </w:rPr>
-      </w:pPr>
-    </w:p>
-    <w:p>
-      <w:pPr>
-        <w:rPr>
-          <w:b/>
-          <w:bCs/>
-        </w:rPr>
-      </w:pPr>
-    </w:p>
-    <w:p>
-      <w:pPr>
-        <w:rPr>
-          <w:b/>
-          <w:bCs/>
-        </w:rPr>
-      </w:pPr>
-    </w:p>
-    <w:p>
-      <w:pPr>
-        <w:rPr>
-          <w:b/>
-          <w:bCs/>
-        </w:rPr>
-      </w:pPr>
-    </w:p>
-    <w:p>
-      <w:pPr>
-        <w:rPr>
-          <w:b/>
-          <w:bCs/>
-        </w:rPr>
-      </w:pPr>
-    </w:p>
-    <w:p>
-      <w:pPr>
-        <w:rPr>
-          <w:b/>
-          <w:bCs/>
-        </w:rPr>
-      </w:pPr>
-      <w:r>
-        <w:rPr>
-          <w:b/>
-          <w:bCs/>
-        </w:rPr>
-        <w:lastRenderedPageBreak/>
-        <w:t>F</w:t>
-      </w:r>
-      <w:r>
-        <w:rPr>
-          <w:b/>
-          <w:bCs/>
-        </w:rPr>
-        <w:t xml:space="preserve">ig. </w:t>
-      </w:r>
-      <w:r>
-        <w:rPr>
-          <w:b/>
-          <w:bCs/>
-        </w:rPr>
-        <w:t>4</w:t>
+        <w:t>5</w:t>
       </w:r>
       <w:r>
         <w:rPr>
@@ -15500,142 +16258,7 @@
           <w:b/>
           <w:bCs/>
         </w:rPr>
-        <w:t>Effect size forest plot across dependent effect sizes by type of outcome</w:t>
-      </w:r>
-    </w:p>
-    <w:p>
-      <w:r>
-        <w:rPr>
-          <w:noProof/>
-          <w:sz w:val="16"/>
-          <w:szCs w:val="16"/>
-        </w:rPr>
-        <w:drawing>
-          <wp:inline distT="0" distB="0" distL="0" distR="0" wp14:anchorId="14580E1B" wp14:editId="0915B547">
-            <wp:extent cx="4784140" cy="5262458"/>
-            <wp:effectExtent l="0" t="0" r="0" b="0"/>
-            <wp:docPr id="8" name="Picture 8" descr="A screen shot of a graph&#10;&#10;AI-generated content may be incorrect."/>
-            <wp:cNvGraphicFramePr>
-              <a:graphicFrameLocks xmlns:a="http://schemas.openxmlformats.org/drawingml/2006/main" noChangeAspect="1"/>
-            </wp:cNvGraphicFramePr>
-            <a:graphic xmlns:a="http://schemas.openxmlformats.org/drawingml/2006/main">
-              <a:graphicData uri="http://schemas.openxmlformats.org/drawingml/2006/picture">
-                <pic:pic xmlns:pic="http://schemas.openxmlformats.org/drawingml/2006/picture">
-                  <pic:nvPicPr>
-                    <pic:cNvPr id="8" name="Picture 8" descr="A screen shot of a graph&#10;&#10;AI-generated content may be incorrect."/>
-                    <pic:cNvPicPr/>
-                  </pic:nvPicPr>
-                  <pic:blipFill>
-                    <a:blip r:embed="rId11" cstate="print">
-                      <a:extLst>
-                        <a:ext uri="{28A0092B-C50C-407E-A947-70E740481C1C}">
-                          <a14:useLocalDpi xmlns:a14="http://schemas.microsoft.com/office/drawing/2010/main" val="0"/>
-                        </a:ext>
-                      </a:extLst>
-                    </a:blip>
-                    <a:stretch>
-                      <a:fillRect/>
-                    </a:stretch>
-                  </pic:blipFill>
-                  <pic:spPr>
-                    <a:xfrm>
-                      <a:off x="0" y="0"/>
-                      <a:ext cx="4786134" cy="5264651"/>
-                    </a:xfrm>
-                    <a:prstGeom prst="rect">
-                      <a:avLst/>
-                    </a:prstGeom>
-                  </pic:spPr>
-                </pic:pic>
-              </a:graphicData>
-            </a:graphic>
-          </wp:inline>
-        </w:drawing>
-      </w:r>
-    </w:p>
-    <w:p>
-      <w:pPr>
-        <w:jc w:val="both"/>
-      </w:pPr>
-    </w:p>
-    <w:p>
-      <w:pPr>
-        <w:jc w:val="both"/>
-      </w:pPr>
-      <w:r>
-        <w:t xml:space="preserve">In addition, and as depicted in Figure </w:t>
-      </w:r>
-      <w:r>
-        <w:t>5</w:t>
-      </w:r>
-      <w:r>
-        <w:t>, we find that e</w:t>
-      </w:r>
-      <w:r>
-        <w:t xml:space="preserve">ffects on social reintegration and mental health also covaried: studies showing larger reintegration gains tended to show larger mental health gains. This suggests that group-based community interventions may support multidimensional recovery, improving both social participation and clinical </w:t>
-      </w:r>
-      <w:r>
-        <w:t>well-being</w:t>
-      </w:r>
-      <w:r>
-        <w:t>.</w:t>
-      </w:r>
-      <w:r>
-        <w:t xml:space="preserve"> </w:t>
-      </w:r>
-    </w:p>
-    <w:p>
-      <w:pPr>
-        <w:rPr>
-          <w:b/>
-          <w:bCs/>
-        </w:rPr>
-      </w:pPr>
-    </w:p>
-    <w:p>
-      <w:pPr>
-        <w:rPr>
-          <w:b/>
-          <w:bCs/>
-        </w:rPr>
-      </w:pPr>
-    </w:p>
-    <w:p>
-      <w:pPr>
-        <w:rPr>
-          <w:b/>
-          <w:bCs/>
-        </w:rPr>
-      </w:pPr>
-    </w:p>
-    <w:p>
-      <w:pPr>
-        <w:rPr>
-          <w:b/>
-          <w:bCs/>
-        </w:rPr>
-      </w:pPr>
-      <w:r>
-        <w:rPr>
-          <w:b/>
-          <w:bCs/>
-        </w:rPr>
-        <w:lastRenderedPageBreak/>
-        <w:t xml:space="preserve">Fig. </w:t>
-      </w:r>
-      <w:r>
-        <w:rPr>
-          <w:b/>
-          <w:bCs/>
-        </w:rPr>
-        <w:t>5</w:t>
-      </w:r>
-      <w:r>
-        <w:rPr>
-          <w:b/>
-          <w:bCs/>
-        </w:rPr>
-        <w:t xml:space="preserve"> | </w:t>
+        <w:t xml:space="preserve">Scatter plot illustrating the aggregated </w:t>
       </w:r>
       <w:r>
         <w:rPr>
@@ -15643,7 +16266,31 @@
           <w:b/>
           <w:bCs/>
         </w:rPr>
-        <w:t>Scatter plot illustrating the aggregated covariation between social reintegration and mental health outcomes</w:t>
+        <w:t>effects</w:t>
+      </w:r>
+      <w:r>
+        <w:rPr>
+          <w:rFonts w:eastAsia="Times New Roman"/>
+          <w:b/>
+          <w:bCs/>
+        </w:rPr>
+        <w:t xml:space="preserve"> </w:t>
+      </w:r>
+      <w:r>
+        <w:rPr>
+          <w:rFonts w:eastAsia="Times New Roman"/>
+          <w:b/>
+          <w:bCs/>
+        </w:rPr>
+        <w:t>of</w:t>
+      </w:r>
+      <w:r>
+        <w:rPr>
+          <w:rFonts w:eastAsia="Times New Roman"/>
+          <w:b/>
+          <w:bCs/>
+        </w:rPr>
+        <w:t xml:space="preserve"> social reintegration and mental health outcomes</w:t>
       </w:r>
     </w:p>
     <w:p>
@@ -15674,7 +16321,7 @@
                     <pic:cNvPicPr/>
                   </pic:nvPicPr>
                   <pic:blipFill>
-                    <a:blip r:embed="rId12" cstate="print">
+                    <a:blip r:embed="rId13" cstate="print">
                       <a:extLst>
                         <a:ext uri="{28A0092B-C50C-407E-A947-70E740481C1C}">
                           <a14:useLocalDpi xmlns:a14="http://schemas.microsoft.com/office/drawing/2010/main" val="0"/>
@@ -15840,7 +16487,6 @@
       <w:r>
         <w:t xml:space="preserve"> </w:t>
       </w:r>
-      <w:proofErr w:type="gramStart"/>
       <w:r>
         <w:rPr>
           <w:i/>
@@ -15849,11 +16495,7 @@
         <w:t>Q</w:t>
       </w:r>
       <w:r>
-        <w:t>(</w:t>
-      </w:r>
-      <w:proofErr w:type="gramEnd"/>
-      <w:r>
-        <w:t xml:space="preserve">204) = 1220.8, </w:t>
+        <w:t xml:space="preserve">(204) = 1220.8, </w:t>
       </w:r>
       <w:r>
         <w:rPr>
@@ -15890,7 +16532,6 @@
       <w:r>
         <w:t xml:space="preserve"> </w:t>
       </w:r>
-      <w:proofErr w:type="gramStart"/>
       <w:r>
         <w:rPr>
           <w:rFonts w:eastAsia="Times New Roman"/>
@@ -15903,14 +16544,7 @@
         <w:rPr>
           <w:rFonts w:eastAsia="Times New Roman"/>
         </w:rPr>
-        <w:t>(</w:t>
-      </w:r>
-      <w:proofErr w:type="gramEnd"/>
-      <w:r>
-        <w:rPr>
-          <w:rFonts w:eastAsia="Times New Roman"/>
-        </w:rPr>
-        <w:t xml:space="preserve">143) = 174072.2, </w:t>
+        <w:t xml:space="preserve">(143) = 174072.2, </w:t>
       </w:r>
       <w:r>
         <w:rPr>
@@ -16025,6 +16659,9 @@
         <w:t>Find detailed sensitivity results in the Online Appendix D</w:t>
       </w:r>
       <w:r>
+        <w:t xml:space="preserve"> and visualizations of the main sensitivity analyses in the Supplementary Figures S4-S5</w:t>
+      </w:r>
+      <w:r>
         <w:t>.</w:t>
       </w:r>
     </w:p>
@@ -16189,7 +16826,6 @@
           <w:b/>
           <w:bCs/>
         </w:rPr>
-        <w:lastRenderedPageBreak/>
         <w:t xml:space="preserve">Fig. </w:t>
       </w:r>
       <w:r>
@@ -16237,7 +16873,7 @@
                     <pic:cNvPicPr/>
                   </pic:nvPicPr>
                   <pic:blipFill>
-                    <a:blip r:embed="rId13" cstate="print">
+                    <a:blip r:embed="rId14" cstate="print">
                       <a:extLst>
                         <a:ext uri="{28A0092B-C50C-407E-A947-70E740481C1C}">
                           <a14:useLocalDpi xmlns:a14="http://schemas.microsoft.com/office/drawing/2010/main" val="0"/>
@@ -16413,7 +17049,13 @@
         <w:jc w:val="both"/>
       </w:pPr>
       <w:r>
-        <w:t>Given the substantial heterogeneity in both outcome domains, we conducted protocol-informed meta-regression analyses to examine whether effects varied by substantive or methodological moderators. Analyses were conducted separately for social reintegration and mental health outcomes, using both unadjusted and covariate-adjusted models. Results were generally similar across model specifications, although covariate-adjusted estimates were often slightly larger.</w:t>
+        <w:t>Given the substantial heterogeneity in both outcome domains, we conducted protocol-informed meta-regression analyses to examine whether effects varied by substantive</w:t>
+      </w:r>
+      <w:r>
+        <w:t xml:space="preserve"> (i.e., theoretically relevant)</w:t>
+      </w:r>
+      <w:r>
+        <w:t xml:space="preserve"> or methodological moderators. Analyses were conducted separately for social reintegration and mental health outcomes, using both unadjusted and covariate-adjusted models. Results were generally similar across model specifications, although covariate-adjusted estimates were often slightly larger.</w:t>
       </w:r>
       <w:r>
         <w:t xml:space="preserve"> All conducted moderator analyses can be found in the Supplementary Material Tables S</w:t>
@@ -16487,7 +17129,6 @@
       <w:r>
         <w:t xml:space="preserve"> </w:t>
       </w:r>
-      <w:proofErr w:type="gramStart"/>
       <w:r>
         <w:rPr>
           <w:i/>
@@ -16496,11 +17137,7 @@
         <w:t>CI</w:t>
       </w:r>
       <w:r>
-        <w:t>[</w:t>
-      </w:r>
-      <w:proofErr w:type="gramEnd"/>
-      <w:r>
-        <w:t xml:space="preserve">0.03, 0.22]. </w:t>
+        <w:t xml:space="preserve">[0.03, 0.22]. </w:t>
       </w:r>
     </w:p>
     <w:p>
@@ -16979,13 +17616,8 @@
         <w:t>’</w:t>
       </w:r>
       <w:r>
-        <w:t xml:space="preserve"> risk-of-bias category to </w:t>
-      </w:r>
-      <w:proofErr w:type="spellStart"/>
-      <w:r>
-        <w:t>RoB</w:t>
-      </w:r>
-      <w:proofErr w:type="spellEnd"/>
+        <w:t xml:space="preserve"> risk-of-bias category to RoB</w:t>
+      </w:r>
       <w:r>
         <w:t xml:space="preserve"> </w:t>
       </w:r>
@@ -17483,134 +18115,464 @@
           <w:rFonts w:eastAsia="Times New Roman"/>
           <w:lang w:eastAsia="da-DK"/>
         </w:rPr>
-        <w:t xml:space="preserve">l Services Abstracts (ProQuest), </w:t>
-      </w:r>
-      <w:proofErr w:type="spellStart"/>
+        <w:t xml:space="preserve">l Services Abstracts (ProQuest), SocINDEX (EBSCO), Academic Search Premier (EBSCO), </w:t>
+      </w:r>
       <w:r>
         <w:rPr>
           <w:rFonts w:eastAsia="Times New Roman"/>
           <w:lang w:eastAsia="da-DK"/>
         </w:rPr>
-        <w:t>SocINDEX</w:t>
-      </w:r>
-      <w:proofErr w:type="spellEnd"/>
+        <w:t>International Bibliography of the So</w:t>
+      </w:r>
       <w:r>
         <w:rPr>
           <w:rFonts w:eastAsia="Times New Roman"/>
           <w:lang w:eastAsia="da-DK"/>
         </w:rPr>
-        <w:t xml:space="preserve"> (EBSCO), Academic Search Premier (EBSCO), </w:t>
+        <w:t xml:space="preserve">cial Sciences (IBSS) (ProQuest), </w:t>
       </w:r>
       <w:r>
         <w:rPr>
           <w:rFonts w:eastAsia="Times New Roman"/>
           <w:lang w:eastAsia="da-DK"/>
         </w:rPr>
-        <w:t>International Bibliography of the So</w:t>
+        <w:t>Science Citation Index (</w:t>
       </w:r>
       <w:r>
         <w:rPr>
           <w:rFonts w:eastAsia="Times New Roman"/>
           <w:lang w:eastAsia="da-DK"/>
         </w:rPr>
-        <w:t xml:space="preserve">cial Sciences (IBSS) (ProQuest), </w:t>
+        <w:t xml:space="preserve">Web of Science Core Collection), </w:t>
       </w:r>
       <w:r>
         <w:rPr>
           <w:rFonts w:eastAsia="Times New Roman"/>
           <w:lang w:eastAsia="da-DK"/>
         </w:rPr>
-        <w:t>Science Citation Index (</w:t>
+        <w:t>Social Sciences Citation Index (Web of Science Core Collection)</w:t>
       </w:r>
       <w:r>
         <w:rPr>
           <w:rFonts w:eastAsia="Times New Roman"/>
           <w:lang w:eastAsia="da-DK"/>
         </w:rPr>
-        <w:t xml:space="preserve">Web of Science Core Collection), </w:t>
+        <w:t xml:space="preserve">, </w:t>
       </w:r>
       <w:r>
         <w:rPr>
           <w:rFonts w:eastAsia="Times New Roman"/>
           <w:lang w:eastAsia="da-DK"/>
         </w:rPr>
-        <w:t>Social Sciences Citation Index (Web of Science Core Collection)</w:t>
+        <w:t>Cochrane Central Register</w:t>
       </w:r>
       <w:r>
         <w:rPr>
           <w:rFonts w:eastAsia="Times New Roman"/>
           <w:lang w:eastAsia="da-DK"/>
         </w:rPr>
-        <w:t xml:space="preserve">, </w:t>
-      </w:r>
-      <w:r>
+        <w:t xml:space="preserve"> of Controlled Trials (CENTRAL).</w:t>
+      </w:r>
+      <w:r>
+        <w:t xml:space="preserve"> The electronic database searches were completed in September 2022</w:t>
+      </w:r>
+      <w:r>
+        <w:t>,</w:t>
+      </w:r>
+      <w:r>
+        <w:t xml:space="preserve"> and other resources were completed in July 2024. We searched to identify both published and unpublished literature. The searches were international in scope</w:t>
+      </w:r>
+      <w:r>
+        <w:t>. In addition to electronic searches, w</w:t>
+      </w:r>
+      <w:r>
+        <w:t xml:space="preserve">e implemented </w:t>
+      </w:r>
+      <w:r>
+        <w:lastRenderedPageBreak/>
+        <w:t xml:space="preserve">a wide range of search methods and strategies to </w:t>
+      </w:r>
+      <w:r>
+        <w:t>maximize</w:t>
+      </w:r>
+      <w:r>
+        <w:t xml:space="preserve"> coverage of relevant references</w:t>
+      </w:r>
+      <w:r>
+        <w:t>. F</w:t>
+      </w:r>
+      <w:r>
+        <w:t>ind</w:t>
+      </w:r>
+      <w:r>
+        <w:t xml:space="preserve"> further details</w:t>
+      </w:r>
+      <w:r>
+        <w:t xml:space="preserve"> in</w:t>
+      </w:r>
+      <w:r>
+        <w:t xml:space="preserve"> the</w:t>
+      </w:r>
+      <w:r>
+        <w:t xml:space="preserve"> </w:t>
+      </w:r>
+      <w:r>
+        <w:t>Supplementary Material</w:t>
+      </w:r>
+      <w:r>
+        <w:t>. The full search string can be found in the protocol</w:t>
+      </w:r>
+      <w:r>
+        <w:fldChar w:fldCharType="begin"/>
+      </w:r>
+      <w:r>
+        <w:instrText xml:space="preserve"> ADDIN ZOTERO_ITEM CSL_CITATION {"citationID":"a1ru7tkltda","properties":{"formattedCitation":"\\super 33\\nosupersub{}","plainCitation":"33","noteIndex":0},"citationItems":[{"id":1146,"uris":["http://zotero.org/users/17688719/items/DVUIDNEH"],"itemData":{"id":1146,"type":"article-journal","container-title":"Campbell Systematic Reviews","DOI":"10.1002/cl2.1254","ISSN":"1891-1803","issue":"3","note":"publisher: Wiley Online Library\nCitation Key: Dalgaard2022a","page":"e1254","title":"PROTOCOL: Group‐based community interventions to support the social reintegration of marginalised adults with mental illness","volume":"18","author":[{"family":"Dalgaard","given":"Nina T"},{"family":"Flensborg Jensen","given":"Maya C"},{"family":"Bengtsen","given":"Elizabeth"},{"family":"Krassel","given":"Karl F"},{"family":"Vembye","given":"Mikkel H"}],"issued":{"date-parts":[["2022"]]}}}],"schema":"https://github.com/citation-style-language/schema/raw/master/csl-citation.json"} </w:instrText>
+      </w:r>
+      <w:r>
+        <w:fldChar w:fldCharType="separate"/>
+      </w:r>
+      <w:r>
+        <w:rPr>
+          <w:rFonts w:cs="Times New Roman"/>
+          <w:kern w:val="0"/>
+          <w:vertAlign w:val="superscript"/>
+        </w:rPr>
+        <w:t>33</w:t>
+      </w:r>
+      <w:r>
+        <w:fldChar w:fldCharType="end"/>
+      </w:r>
+      <w:r>
+        <w:t>.</w:t>
+      </w:r>
+      <w:r>
+        <w:t xml:space="preserve"> </w:t>
+      </w:r>
+    </w:p>
+    <w:p>
+      <w:pPr>
+        <w:pStyle w:val="Heading3"/>
+      </w:pPr>
+      <w:r>
+        <w:t>Screening and data extraction</w:t>
+      </w:r>
+    </w:p>
+    <w:p>
+      <w:pPr>
+        <w:spacing w:before="100" w:beforeAutospacing="1" w:after="100" w:afterAutospacing="1"/>
+        <w:jc w:val="both"/>
         <w:rPr>
           <w:rFonts w:eastAsia="Times New Roman"/>
           <w:lang w:eastAsia="da-DK"/>
         </w:rPr>
-        <w:t>Cochrane Central Register</w:t>
-      </w:r>
+      </w:pPr>
       <w:r>
         <w:rPr>
           <w:rFonts w:eastAsia="Times New Roman"/>
           <w:lang w:eastAsia="da-DK"/>
         </w:rPr>
-        <w:t xml:space="preserve"> of Controlled Trials (CENTRAL).</w:t>
-      </w:r>
-      <w:r>
-        <w:t xml:space="preserve"> The electronic database searches were completed in September 2022</w:t>
-      </w:r>
-      <w:r>
-        <w:t>,</w:t>
-      </w:r>
-      <w:r>
-        <w:t xml:space="preserve"> and other resources were completed in July 2024. We searched to identify both published and unpublished literature. The searches were international in scope</w:t>
-      </w:r>
-      <w:r>
-        <w:t>. In addition to electronic searches, w</w:t>
-      </w:r>
-      <w:r>
-        <w:t xml:space="preserve">e implemented </w:t>
-      </w:r>
-      <w:r>
-        <w:lastRenderedPageBreak/>
-        <w:t xml:space="preserve">a wide range of search methods and strategies to </w:t>
-      </w:r>
-      <w:r>
-        <w:t>maximize</w:t>
-      </w:r>
-      <w:r>
-        <w:t xml:space="preserve"> coverage of relevant references</w:t>
-      </w:r>
-      <w:r>
-        <w:t>. F</w:t>
-      </w:r>
-      <w:r>
-        <w:t>ind</w:t>
-      </w:r>
-      <w:r>
-        <w:t xml:space="preserve"> further details</w:t>
-      </w:r>
-      <w:r>
-        <w:t xml:space="preserve"> in</w:t>
-      </w:r>
-      <w:r>
-        <w:t xml:space="preserve"> the</w:t>
-      </w:r>
-      <w:r>
+        <w:t xml:space="preserve">All </w:t>
+      </w:r>
+      <w:r>
+        <w:rPr>
+          <w:rFonts w:eastAsia="Times New Roman"/>
+          <w:lang w:eastAsia="da-DK"/>
+        </w:rPr>
+        <w:t>title and abstract screening as well as full-text screening</w:t>
+      </w:r>
+      <w:r>
+        <w:rPr>
+          <w:rFonts w:eastAsia="Times New Roman"/>
+          <w:lang w:eastAsia="da-DK"/>
+        </w:rPr>
+        <w:t xml:space="preserve"> were conducted independently by at least</w:t>
+      </w:r>
+      <w:r>
+        <w:rPr>
+          <w:rFonts w:eastAsia="Times New Roman"/>
+          <w:lang w:eastAsia="da-DK"/>
+        </w:rPr>
         <w:t xml:space="preserve"> </w:t>
       </w:r>
       <w:r>
-        <w:t>Supplementary Material</w:t>
-      </w:r>
-      <w:r>
-        <w:t>. The full search string can be found in the protocol</w:t>
+        <w:rPr>
+          <w:rFonts w:eastAsia="Times New Roman"/>
+          <w:lang w:eastAsia="da-DK"/>
+        </w:rPr>
+        <w:t xml:space="preserve">two review authors, and all </w:t>
+      </w:r>
+      <w:r>
+        <w:rPr>
+          <w:rFonts w:eastAsia="Times New Roman"/>
+          <w:lang w:eastAsia="da-DK"/>
+        </w:rPr>
+        <w:t>disagreements were</w:t>
+      </w:r>
+      <w:r>
+        <w:rPr>
+          <w:rFonts w:eastAsia="Times New Roman"/>
+          <w:lang w:eastAsia="da-DK"/>
+        </w:rPr>
+        <w:t xml:space="preserve"> resolved by either N</w:t>
+      </w:r>
+      <w:r>
+        <w:rPr>
+          <w:rFonts w:eastAsia="Times New Roman"/>
+          <w:lang w:eastAsia="da-DK"/>
+        </w:rPr>
+        <w:t>.</w:t>
+      </w:r>
+      <w:r>
+        <w:rPr>
+          <w:rFonts w:eastAsia="Times New Roman"/>
+          <w:lang w:eastAsia="da-DK"/>
+        </w:rPr>
+        <w:t>T</w:t>
+      </w:r>
+      <w:r>
+        <w:rPr>
+          <w:rFonts w:eastAsia="Times New Roman"/>
+          <w:lang w:eastAsia="da-DK"/>
+        </w:rPr>
+        <w:t>.</w:t>
+      </w:r>
+      <w:r>
+        <w:rPr>
+          <w:rFonts w:eastAsia="Times New Roman"/>
+          <w:lang w:eastAsia="da-DK"/>
+        </w:rPr>
+        <w:t xml:space="preserve">D </w:t>
+      </w:r>
+      <w:r>
+        <w:t>and/or</w:t>
+      </w:r>
+      <w:r>
+        <w:rPr>
+          <w:rFonts w:eastAsia="Times New Roman"/>
+          <w:lang w:eastAsia="da-DK"/>
+        </w:rPr>
+        <w:t xml:space="preserve"> M</w:t>
+      </w:r>
+      <w:r>
+        <w:rPr>
+          <w:rFonts w:eastAsia="Times New Roman"/>
+          <w:lang w:eastAsia="da-DK"/>
+        </w:rPr>
+        <w:t>.</w:t>
+      </w:r>
+      <w:r>
+        <w:rPr>
+          <w:rFonts w:eastAsia="Times New Roman"/>
+          <w:lang w:eastAsia="da-DK"/>
+        </w:rPr>
+        <w:t>H</w:t>
+      </w:r>
+      <w:r>
+        <w:rPr>
+          <w:rFonts w:eastAsia="Times New Roman"/>
+          <w:lang w:eastAsia="da-DK"/>
+        </w:rPr>
+        <w:t>.</w:t>
+      </w:r>
+      <w:r>
+        <w:rPr>
+          <w:rFonts w:eastAsia="Times New Roman"/>
+          <w:lang w:eastAsia="da-DK"/>
+        </w:rPr>
+        <w:t>V</w:t>
+      </w:r>
+      <w:r>
+        <w:rPr>
+          <w:rFonts w:eastAsia="Times New Roman"/>
+          <w:lang w:eastAsia="da-DK"/>
+        </w:rPr>
+        <w:t>.</w:t>
+      </w:r>
+      <w:r>
+        <w:rPr>
+          <w:rFonts w:eastAsia="Times New Roman"/>
+          <w:lang w:eastAsia="da-DK"/>
+        </w:rPr>
+        <w:t xml:space="preserve"> Studies considered eligible by at least one </w:t>
+      </w:r>
+      <w:r>
+        <w:rPr>
+          <w:rFonts w:eastAsia="Times New Roman"/>
+          <w:lang w:eastAsia="da-DK"/>
+        </w:rPr>
+        <w:t>team member</w:t>
+      </w:r>
+      <w:r>
+        <w:rPr>
+          <w:rFonts w:eastAsia="Times New Roman"/>
+          <w:lang w:eastAsia="da-DK"/>
+        </w:rPr>
+        <w:t xml:space="preserve"> or studies w</w:t>
+      </w:r>
+      <w:r>
+        <w:rPr>
+          <w:rFonts w:eastAsia="Times New Roman"/>
+          <w:lang w:eastAsia="da-DK"/>
+        </w:rPr>
+        <w:t>h</w:t>
+      </w:r>
+      <w:r>
+        <w:rPr>
+          <w:rFonts w:eastAsia="Times New Roman"/>
+          <w:lang w:eastAsia="da-DK"/>
+        </w:rPr>
+        <w:t>ere there was insufficient information in the title and abstract to judge eligibility w</w:t>
+      </w:r>
+      <w:r>
+        <w:rPr>
+          <w:rFonts w:eastAsia="Times New Roman"/>
+          <w:lang w:eastAsia="da-DK"/>
+        </w:rPr>
+        <w:t>ere</w:t>
+      </w:r>
+      <w:r>
+        <w:rPr>
+          <w:rFonts w:eastAsia="Times New Roman"/>
+          <w:lang w:eastAsia="da-DK"/>
+        </w:rPr>
+        <w:t xml:space="preserve"> retrieved in full text. </w:t>
+      </w:r>
+      <w:bookmarkStart w:id="1" w:name="DATA_EXTRACTION"/>
+      <w:bookmarkEnd w:id="1"/>
+    </w:p>
+    <w:p>
+      <w:pPr>
+        <w:spacing w:before="100" w:beforeAutospacing="1" w:after="100" w:afterAutospacing="1"/>
+        <w:jc w:val="both"/>
+      </w:pPr>
+      <w:r>
+        <w:t>Data extraction was done in collaboration between N</w:t>
+      </w:r>
+      <w:r>
+        <w:t>.</w:t>
+      </w:r>
+      <w:r>
+        <w:t>T</w:t>
+      </w:r>
+      <w:r>
+        <w:t>.</w:t>
+      </w:r>
+      <w:r>
+        <w:t>D, J</w:t>
+      </w:r>
+      <w:r>
+        <w:t>.</w:t>
+      </w:r>
+      <w:r>
+        <w:t>S</w:t>
+      </w:r>
+      <w:r>
+        <w:t>.</w:t>
+      </w:r>
+      <w:r>
+        <w:t>A, J</w:t>
+      </w:r>
+      <w:r>
+        <w:t>.</w:t>
+      </w:r>
+      <w:r>
+        <w:t>K</w:t>
+      </w:r>
+      <w:r>
+        <w:t>.</w:t>
+      </w:r>
+      <w:r>
+        <w:t>J, and M</w:t>
+      </w:r>
+      <w:r>
+        <w:t>.</w:t>
+      </w:r>
+      <w:r>
+        <w:t>H</w:t>
+      </w:r>
+      <w:r>
+        <w:t>.</w:t>
+      </w:r>
+      <w:r>
+        <w:t>V, with minor support from two research assistants. All coding and data extraction were done independently by at least two reviewers. Before initiating the final extraction, our extraction scheme was piloted to ensure a standardized use thereof. Throughout the entire process, any extraction disagreements were resolved by N</w:t>
+      </w:r>
+      <w:r>
+        <w:t>.</w:t>
+      </w:r>
+      <w:r>
+        <w:t>T</w:t>
+      </w:r>
+      <w:r>
+        <w:t>.</w:t>
+      </w:r>
+      <w:r>
+        <w:t>D and/or M</w:t>
+      </w:r>
+      <w:r>
+        <w:t>.</w:t>
+      </w:r>
+      <w:r>
+        <w:t>H</w:t>
+      </w:r>
+      <w:r>
+        <w:t>.</w:t>
+      </w:r>
+      <w:r>
+        <w:t xml:space="preserve">V. </w:t>
+      </w:r>
+      <w:r>
+        <w:tab/>
+      </w:r>
+      <w:r>
+        <w:br/>
+      </w:r>
+      <w:r>
+        <w:br/>
+      </w:r>
+      <w:r>
+        <w:t>Effect sizes were primarily extracted and calculated by J</w:t>
+      </w:r>
+      <w:r>
+        <w:t>.</w:t>
+      </w:r>
+      <w:r>
+        <w:t>K</w:t>
+      </w:r>
+      <w:r>
+        <w:t>.</w:t>
+      </w:r>
+      <w:r>
+        <w:t>J and M</w:t>
+      </w:r>
+      <w:r>
+        <w:t>.</w:t>
+      </w:r>
+      <w:r>
+        <w:t>H</w:t>
+      </w:r>
+      <w:r>
+        <w:t>.</w:t>
+      </w:r>
+      <w:r>
+        <w:t>V, and quality checked by J</w:t>
+      </w:r>
+      <w:r>
+        <w:t>.</w:t>
+      </w:r>
+      <w:r>
+        <w:t>S</w:t>
+      </w:r>
+      <w:r>
+        <w:t>.</w:t>
+      </w:r>
+      <w:r>
+        <w:t>A in accordance with the prescribed procedures for ensuring reproducible research in statistics developed by Hofner et al.</w:t>
       </w:r>
       <w:r>
         <w:fldChar w:fldCharType="begin"/>
       </w:r>
       <w:r>
-        <w:instrText xml:space="preserve"> ADDIN ZOTERO_ITEM CSL_CITATION {"citationID":"a1ru7tkltda","properties":{"formattedCitation":"\\super 33\\nosupersub{}","plainCitation":"33","noteIndex":0},"citationItems":[{"id":1146,"uris":["http://zotero.org/users/17688719/items/DVUIDNEH"],"itemData":{"id":1146,"type":"article-journal","container-title":"Campbell Systematic Reviews","DOI":"10.1002/cl2.1254","ISSN":"1891-1803","issue":"3","note":"publisher: Wiley Online Library\nCitation Key: Dalgaard2022a","page":"e1254","title":"PROTOCOL: Group‐based community interventions to support the social reintegration of marginalised adults with mental illness","volume":"18","author":[{"family":"Dalgaard","given":"Nina T"},{"family":"Flensborg Jensen","given":"Maya C"},{"family":"Bengtsen","given":"Elizabeth"},{"family":"Krassel","given":"Karl F"},{"family":"Vembye","given":"Mikkel H"}],"issued":{"date-parts":[["2022"]]}}}],"schema":"https://github.com/citation-style-language/schema/raw/master/csl-citation.json"} </w:instrText>
+        <w:instrText xml:space="preserve"> ADDIN ZOTERO_ITEM CSL_CITATION {"citationID":"F8edHOmS","properties":{"formattedCitation":"\\super 104\\nosupersub{}","plainCitation":"104","noteIndex":0},"citationItems":[{"id":447,"uris":["http://zotero.org/users/17688719/items/SXA8YCT6"],"itemData":{"id":447,"type":"article-journal","abstract":"Reproducible research (RR) constitutes the idea that a publication should be accompanied by all relevant material to reproduce the results and findings of a scientific work. Hence, results can be verified and researchers are able to build upon these. Efforts of the Biometrical Journal over the last five years have increased the number of manuscripts which are reproducible by a factor of 4 to almost 50%. Yet, more than half of the code submission could not be executed in the initial review due to missing code, missing data or errors in the code. Careful checks of the submitted code as part of the reviewing process are essential to eliminate these issues and to foster RR. In this article, we reviewed n=56 recent submissions of code and data to identify common reproducibility issues. Based on these findings, guidelines for structuring code submission to the Biometrical Journal have been established to help authors. These guidelines should help researchers to implement RR in general. Together with the code reviews, this supports the mission of the Biometrical Journal\nin publishing highest quality, novel and relevant papers on statistical methods and their applications in life sciences. Source code and data to reproduce the presented data analyses are available as Supplementary Material on the journal's web page.","container-title":"Biometrical journal","DOI":"10.1002/bimj.201500156","ISSN":"0323-3847","issue":"2","note":"publisher: Blackwell Publishing Ltd\nCitation Key: Hofner2016\npublisher-place: Germany","page":"416-427","title":"Reproducible research in statistics: A review and guidelines for the Biometrical Journal","volume":"58","author":[{"family":"Hofner","given":"Benjamin"},{"family":"Schmid","given":"Matthias"},{"family":"Edler","given":"Lutz"}],"issued":{"date-parts":[["2016"]]}}}],"schema":"https://github.com/citation-style-language/schema/raw/master/csl-citation.json"} </w:instrText>
       </w:r>
       <w:r>
         <w:fldChar w:fldCharType="separate"/>
@@ -17621,16 +18583,25 @@
           <w:kern w:val="0"/>
           <w:vertAlign w:val="superscript"/>
         </w:rPr>
-        <w:t>33</w:t>
+        <w:t>104</w:t>
       </w:r>
       <w:r>
         <w:fldChar w:fldCharType="end"/>
       </w:r>
       <w:r>
+        <w:t>. All effect size issues were resolved by M</w:t>
+      </w:r>
+      <w:r>
         <w:t>.</w:t>
       </w:r>
       <w:r>
-        <w:t xml:space="preserve"> </w:t>
+        <w:t>H</w:t>
+      </w:r>
+      <w:r>
+        <w:t>.</w:t>
+      </w:r>
+      <w:r>
+        <w:t xml:space="preserve">V. </w:t>
       </w:r>
     </w:p>
     <w:p>
@@ -17638,166 +18609,59 @@
         <w:pStyle w:val="Heading3"/>
       </w:pPr>
       <w:r>
-        <w:t>Screening and data extraction</w:t>
-      </w:r>
-    </w:p>
-    <w:p>
-      <w:pPr>
-        <w:spacing w:before="100" w:beforeAutospacing="1" w:after="100" w:afterAutospacing="1"/>
+        <w:t xml:space="preserve">Risk of bias assessment </w:t>
+      </w:r>
+    </w:p>
+    <w:p>
+      <w:pPr>
         <w:jc w:val="both"/>
-        <w:rPr>
-          <w:rFonts w:eastAsia="Times New Roman"/>
-          <w:lang w:eastAsia="da-DK"/>
-        </w:rPr>
-      </w:pPr>
-      <w:r>
-        <w:rPr>
-          <w:rFonts w:eastAsia="Times New Roman"/>
-          <w:lang w:eastAsia="da-DK"/>
-        </w:rPr>
-        <w:t xml:space="preserve">All </w:t>
-      </w:r>
-      <w:r>
-        <w:rPr>
-          <w:rFonts w:eastAsia="Times New Roman"/>
-          <w:lang w:eastAsia="da-DK"/>
-        </w:rPr>
-        <w:t>title and abstract screening as well as full-text screening</w:t>
-      </w:r>
-      <w:r>
-        <w:rPr>
-          <w:rFonts w:eastAsia="Times New Roman"/>
-          <w:lang w:eastAsia="da-DK"/>
-        </w:rPr>
-        <w:t xml:space="preserve"> were conducted independently by at least</w:t>
-      </w:r>
-      <w:r>
-        <w:rPr>
-          <w:rFonts w:eastAsia="Times New Roman"/>
-          <w:lang w:eastAsia="da-DK"/>
-        </w:rPr>
-        <w:t xml:space="preserve"> </w:t>
-      </w:r>
-      <w:r>
-        <w:rPr>
-          <w:rFonts w:eastAsia="Times New Roman"/>
-          <w:lang w:eastAsia="da-DK"/>
-        </w:rPr>
-        <w:t xml:space="preserve">two review authors, and all </w:t>
-      </w:r>
-      <w:r>
-        <w:rPr>
-          <w:rFonts w:eastAsia="Times New Roman"/>
-          <w:lang w:eastAsia="da-DK"/>
-        </w:rPr>
-        <w:t>disagreements were</w:t>
-      </w:r>
-      <w:r>
-        <w:rPr>
-          <w:rFonts w:eastAsia="Times New Roman"/>
-          <w:lang w:eastAsia="da-DK"/>
-        </w:rPr>
-        <w:t xml:space="preserve"> resolved by either NTD </w:t>
-      </w:r>
-      <w:r>
-        <w:t>and/or</w:t>
-      </w:r>
-      <w:r>
-        <w:rPr>
-          <w:rFonts w:eastAsia="Times New Roman"/>
-          <w:lang w:eastAsia="da-DK"/>
-        </w:rPr>
-        <w:t xml:space="preserve"> MHV</w:t>
-      </w:r>
-      <w:r>
-        <w:rPr>
-          <w:rFonts w:eastAsia="Times New Roman"/>
-          <w:lang w:eastAsia="da-DK"/>
-        </w:rPr>
+      </w:pPr>
+      <w:r>
+        <w:t>Risk of bias was assessed independently by at least two reviewers, with disagreements resolved by N</w:t>
+      </w:r>
+      <w:r>
         <w:t>.</w:t>
       </w:r>
       <w:r>
-        <w:rPr>
-          <w:rFonts w:eastAsia="Times New Roman"/>
-          <w:lang w:eastAsia="da-DK"/>
-        </w:rPr>
-        <w:t xml:space="preserve"> Studies considered eligible by at least one </w:t>
-      </w:r>
-      <w:r>
-        <w:rPr>
-          <w:rFonts w:eastAsia="Times New Roman"/>
-          <w:lang w:eastAsia="da-DK"/>
-        </w:rPr>
-        <w:t>team member</w:t>
-      </w:r>
-      <w:r>
-        <w:rPr>
-          <w:rFonts w:eastAsia="Times New Roman"/>
-          <w:lang w:eastAsia="da-DK"/>
-        </w:rPr>
-        <w:t xml:space="preserve"> or studies w</w:t>
-      </w:r>
-      <w:r>
-        <w:rPr>
-          <w:rFonts w:eastAsia="Times New Roman"/>
-          <w:lang w:eastAsia="da-DK"/>
-        </w:rPr>
-        <w:t>h</w:t>
-      </w:r>
-      <w:r>
-        <w:rPr>
-          <w:rFonts w:eastAsia="Times New Roman"/>
-          <w:lang w:eastAsia="da-DK"/>
-        </w:rPr>
-        <w:t>ere there was insufficient information in the title and abstract to judge eligibility w</w:t>
-      </w:r>
-      <w:r>
-        <w:rPr>
-          <w:rFonts w:eastAsia="Times New Roman"/>
-          <w:lang w:eastAsia="da-DK"/>
-        </w:rPr>
-        <w:t>ere</w:t>
-      </w:r>
-      <w:r>
-        <w:rPr>
-          <w:rFonts w:eastAsia="Times New Roman"/>
-          <w:lang w:eastAsia="da-DK"/>
-        </w:rPr>
-        <w:t xml:space="preserve"> retrieved in full text. </w:t>
-      </w:r>
-      <w:bookmarkStart w:id="1" w:name="DATA_EXTRACTION"/>
-      <w:bookmarkEnd w:id="1"/>
-    </w:p>
-    <w:p>
-      <w:pPr>
-        <w:spacing w:before="100" w:beforeAutospacing="1" w:after="100" w:afterAutospacing="1"/>
+        <w:t>T</w:t>
+      </w:r>
+      <w:r>
+        <w:t>.</w:t>
+      </w:r>
+      <w:r>
+        <w:t>D or M</w:t>
+      </w:r>
+      <w:r>
+        <w:t>.</w:t>
+      </w:r>
+      <w:r>
+        <w:t>H</w:t>
+      </w:r>
+      <w:r>
+        <w:t>.</w:t>
+      </w:r>
+      <w:r>
+        <w:t>V. Assessments were conducted at the effect-size level to account for studies contributing multiple outcomes. We primarily assessed risk of bias for the treatment-on-the-treated effect, reflecting our focus on the effect of starting and adhering to the intended intervention.</w:t>
+      </w:r>
+    </w:p>
+    <w:p>
+      <w:pPr>
         <w:jc w:val="both"/>
       </w:pPr>
       <w:r>
-        <w:t xml:space="preserve">Data extraction was done in collaboration between NTD, JSA, JKJ, and MHV, with minor support from two research assistants. All coding and data extraction were done independently by at least two reviewers. Before initiating the final extraction, our extraction scheme was piloted to ensure a standardized use thereof. Throughout the entire process, any extraction disagreements were resolved by NTD and/or MHV. </w:t>
-      </w:r>
-      <w:r>
-        <w:br/>
-      </w:r>
-      <w:r>
-        <w:br/>
-      </w:r>
-      <w:r>
-        <w:t xml:space="preserve">Effect sizes were primarily extracted and calculated by JKJ and MHV, and quality checked by JSA in accordance with the prescribed procedures for ensuring reproducible research in statistics developed by </w:t>
-      </w:r>
-      <w:proofErr w:type="spellStart"/>
-      <w:r>
-        <w:t>Hofner</w:t>
-      </w:r>
-      <w:proofErr w:type="spellEnd"/>
-      <w:r>
-        <w:t xml:space="preserve"> et al.</w:t>
+        <w:t>Randomized and cluster-randomized trials were assessed using Cochrane</w:t>
+      </w:r>
+      <w:r>
+        <w:t>’s</w:t>
+      </w:r>
+      <w:r>
+        <w:t xml:space="preserve"> RoB 2</w:t>
       </w:r>
       <w:r>
         <w:fldChar w:fldCharType="begin"/>
       </w:r>
       <w:r>
-        <w:instrText xml:space="preserve"> ADDIN ZOTERO_ITEM CSL_CITATION {"citationID":"F8edHOmS","properties":{"formattedCitation":"\\super 104\\nosupersub{}","plainCitation":"104","noteIndex":0},"citationItems":[{"id":447,"uris":["http://zotero.org/users/17688719/items/SXA8YCT6"],"itemData":{"id":447,"type":"article-journal","abstract":"Reproducible research (RR) constitutes the idea that a publication should be accompanied by all relevant material to reproduce the results and findings of a scientific work. Hence, results can be verified and researchers are able to build upon these. Efforts of the Biometrical Journal over the last five years have increased the number of manuscripts which are reproducible by a factor of 4 to almost 50%. Yet, more than half of the code submission could not be executed in the initial review due to missing code, missing data or errors in the code. Careful checks of the submitted code as part of the reviewing process are essential to eliminate these issues and to foster RR. In this article, we reviewed n=56 recent submissions of code and data to identify common reproducibility issues. Based on these findings, guidelines for structuring code submission to the Biometrical Journal have been established to help authors. These guidelines should help researchers to implement RR in general. Together with the code reviews, this supports the mission of the Biometrical Journal\nin publishing highest quality, novel and relevant papers on statistical methods and their applications in life sciences. Source code and data to reproduce the presented data analyses are available as Supplementary Material on the journal's web page.","container-title":"Biometrical journal","DOI":"10.1002/bimj.201500156","ISSN":"0323-3847","issue":"2","note":"publisher: Blackwell Publishing Ltd\nCitation Key: Hofner2016\npublisher-place: Germany","page":"416-427","title":"Reproducible research in statistics: A review and guidelines for the Biometrical Journal","volume":"58","author":[{"family":"Hofner","given":"Benjamin"},{"family":"Schmid","given":"Matthias"},{"family":"Edler","given":"Lutz"}],"issued":{"date-parts":[["2016"]]}}}],"schema":"https://github.com/citation-style-language/schema/raw/master/csl-citation.json"} </w:instrText>
+        <w:instrText xml:space="preserve"> ADDIN ZOTERO_ITEM CSL_CITATION {"citationID":"5S8B1elZ","properties":{"formattedCitation":"\\super 96\\nosupersub{}","plainCitation":"96","noteIndex":0},"citationItems":[{"id":831,"uris":["http://zotero.org/users/17688719/items/HQ4MV269"],"itemData":{"id":831,"type":"article-journal","container-title":"BMJ","DOI":"10.1136/bmj.l4898","ISSN":"0959-8138","note":"publisher: British Medical Journal Publishing Group\nCitation Key: Sterne2019","page":"l4898","title":"RoB 2: A revised tool for assessing risk of bias in randomised trials","volume":"366","author":[{"family":"Sterne","given":"Jonathan A C."},{"family":"Savović","given":"Jelena"},{"family":"Page","given":"Matthew J"},{"family":"Elbers","given":"Roy G"},{"family":"Blencowe","given":"Natalie S"},{"family":"Boutron","given":"Isabelle"},{"family":"Cates","given":"Christopher J"},{"family":"Cheng","given":"Hung-Yuan"},{"family":"Corbett","given":"Mark S"},{"family":"Eldridge","given":"Sandra M"}],"issued":{"date-parts":[["2019"]]}}}],"schema":"https://github.com/citation-style-language/schema/raw/master/csl-citation.json"} </w:instrText>
       </w:r>
       <w:r>
         <w:fldChar w:fldCharType="separate"/>
@@ -17808,57 +18672,31 @@
           <w:kern w:val="0"/>
           <w:vertAlign w:val="superscript"/>
         </w:rPr>
-        <w:t>104</w:t>
+        <w:t>96</w:t>
       </w:r>
       <w:r>
         <w:fldChar w:fldCharType="end"/>
       </w:r>
       <w:r>
-        <w:t xml:space="preserve">. All effect size issues were resolved by MHV. </w:t>
-      </w:r>
-    </w:p>
-    <w:p>
-      <w:pPr>
-        <w:pStyle w:val="Heading3"/>
-      </w:pPr>
-      <w:r>
-        <w:t xml:space="preserve">Risk of bias assessment </w:t>
-      </w:r>
-    </w:p>
-    <w:p>
-      <w:pPr>
-        <w:jc w:val="both"/>
-      </w:pPr>
-      <w:r>
-        <w:t>Risk of bias was assessed independently by at least two reviewers, with disagreements resolved by NTD or MHV. Assessments were conducted at the effect-size level to account for studies contributing multiple outcomes. We primarily assessed risk of bias for the treatment-on-the-treated effect, reflecting our focus on the effect of starting and adhering to the intended intervention.</w:t>
-      </w:r>
-    </w:p>
-    <w:p>
-      <w:pPr>
-        <w:jc w:val="both"/>
-      </w:pPr>
-      <w:r>
-        <w:t>Randomized and cluster-randomized trials were assessed using Cochrane</w:t>
-      </w:r>
-      <w:r>
-        <w:t>’s</w:t>
-      </w:r>
-      <w:r>
-        <w:t xml:space="preserve"> </w:t>
-      </w:r>
-      <w:proofErr w:type="spellStart"/>
-      <w:r>
-        <w:t>RoB</w:t>
-      </w:r>
-      <w:proofErr w:type="spellEnd"/>
-      <w:r>
-        <w:t xml:space="preserve"> 2</w:t>
+        <w:t>, covering randomization, deviations from intended interventions, missing data, outcome measurement</w:t>
+      </w:r>
+      <w:r>
+        <w:t>,</w:t>
+      </w:r>
+      <w:r>
+        <w:t xml:space="preserve"> and selective reporting. Non-randomized studies were assessed using</w:t>
+      </w:r>
+      <w:r>
+        <w:t xml:space="preserve"> Cochrane’s</w:t>
+      </w:r>
+      <w:r>
+        <w:t xml:space="preserve"> ROBINS-I</w:t>
       </w:r>
       <w:r>
         <w:fldChar w:fldCharType="begin"/>
       </w:r>
       <w:r>
-        <w:instrText xml:space="preserve"> ADDIN ZOTERO_ITEM CSL_CITATION {"citationID":"5S8B1elZ","properties":{"formattedCitation":"\\super 96\\nosupersub{}","plainCitation":"96","noteIndex":0},"citationItems":[{"id":831,"uris":["http://zotero.org/users/17688719/items/HQ4MV269"],"itemData":{"id":831,"type":"article-journal","container-title":"BMJ","DOI":"10.1136/bmj.l4898","ISSN":"0959-8138","note":"publisher: British Medical Journal Publishing Group\nCitation Key: Sterne2019","page":"l4898","title":"RoB 2: A revised tool for assessing risk of bias in randomised trials","volume":"366","author":[{"family":"Sterne","given":"Jonathan A C."},{"family":"Savović","given":"Jelena"},{"family":"Page","given":"Matthew J"},{"family":"Elbers","given":"Roy G"},{"family":"Blencowe","given":"Natalie S"},{"family":"Boutron","given":"Isabelle"},{"family":"Cates","given":"Christopher J"},{"family":"Cheng","given":"Hung-Yuan"},{"family":"Corbett","given":"Mark S"},{"family":"Eldridge","given":"Sandra M"}],"issued":{"date-parts":[["2019"]]}}}],"schema":"https://github.com/citation-style-language/schema/raw/master/csl-citation.json"} </w:instrText>
+        <w:instrText xml:space="preserve"> ADDIN ZOTERO_ITEM CSL_CITATION {"citationID":"Ngt6D8Vo","properties":{"formattedCitation":"\\super 97\\nosupersub{}","plainCitation":"97","noteIndex":0},"citationItems":[{"id":819,"uris":["http://zotero.org/users/17688719/items/YR4TNR57"],"itemData":{"id":819,"type":"article-journal","abstract":"Non-randomised studies of the effects of interventions are critical to many areas of healthcare evaluation, but their results may be biased. It is therefore important to understand and appraise their strengths and weaknesses. We developed ROBINS-I (“Risk Of Bias In Non-randomised Studies - of Interventions”), a new tool for evaluating risk of bias in estimates of the comparative effectiveness (harm or benefit) of interventions from studies that did not use randomisation to allocate units (individuals or clusters of individuals) to comparison groups. The tool will be particularly useful to those undertaking systematic reviews that include non-randomised studies.Summary pointsNon-randomised studies of the effects of interventions are critical to many areas of healthcare evaluation but are subject to confounding and a range of other potential biasesWe developed, piloted, and refined a new tool, ROBINS-I, to assess “Risk Of Bias In Non-randomised Studies - of Interventions”The tool views each study as an attempt to emulate (mimic) a hypothetical pragmatic randomised trial, and covers seven distinct domains through which bias might be introducedWe use “signalling questions” to help users of ROBINS-I to judge risk of bias within each domainThe judgements within each domain carry forward to an overall risk of bias judgement across bias domains for the outcome being assessedNon-randomised studies of the effects of interventions (NRSI) are critical to many areas of healthcare evaluation. Designs of NRSI that can be used to evaluate the effects of interventions include observational studies such as cohort studies and case-control studies in which intervention groups are allocated during the course of usual treatment decisions, and quasi-randomised studies in which the method of allocation falls short of full randomisation. Non-randomised studies can provide evidence additional to that available from randomised trials about long term outcomes, rare events, adverse effects and populations that are …","container-title":"BMJ","DOI":"10.1136/bmj.i4919","note":"Citation Key: Sterne2016","page":"i4919","title":"ROBINS-I: A tool for assessing risk of bias in non-randomised studies of interventions","volume":"355","author":[{"family":"Sterne","given":"Jonathan A C."},{"family":"Hernán","given":"Miguel A"},{"family":"Reeves","given":"Barnaby C"},{"family":"Savović","given":"Jelena"},{"family":"Berkman","given":"Nancy D"},{"family":"Viswanathan","given":"Meera"},{"family":"Henry","given":"David"},{"family":"Altman","given":"Douglas G"},{"family":"Ansari","given":"Mohammed T"},{"family":"Boutron","given":"Isabelle"},{"family":"Carpenter","given":"James R"},{"family":"Chan","given":"An-Wen"},{"family":"Churchill","given":"Rachel"},{"family":"Deeks","given":"Jonathan J"},{"family":"Hróbjartsson","given":"Asbjørn"},{"family":"Kirkham","given":"Jamie"},{"family":"Jüni","given":"Peter"},{"family":"Loke","given":"Yoon K"},{"family":"Pigott","given":"Therese D."},{"family":"Ramsay","given":"Craig R"},{"family":"Regidor","given":"Deborah"},{"family":"Rothstein","given":"Hannah R."},{"family":"Sandhu","given":"Lakhbir"},{"family":"Santaguida","given":"Pasqualina L"},{"family":"Schünemann","given":"Holger J"},{"family":"Shea","given":"Beverly"},{"family":"Shrier","given":"Ian"},{"family":"Tugwell","given":"Peter"},{"family":"Turner","given":"Lucy"},{"family":"Valentine","given":"Jeffrey C"},{"family":"Waddington","given":"Hugh"},{"family":"Waters","given":"Elizabeth"},{"family":"Wells","given":"George A"},{"family":"Whiting","given":"Penny F"},{"family":"Higgins","given":"Julian P T"}],"issued":{"date-parts":[["2016",10,12]]}}}],"schema":"https://github.com/citation-style-language/schema/raw/master/csl-citation.json"} </w:instrText>
       </w:r>
       <w:r>
         <w:fldChar w:fldCharType="separate"/>
@@ -17869,31 +18707,78 @@
           <w:kern w:val="0"/>
           <w:vertAlign w:val="superscript"/>
         </w:rPr>
-        <w:t>96</w:t>
+        <w:t>97</w:t>
       </w:r>
       <w:r>
         <w:fldChar w:fldCharType="end"/>
       </w:r>
       <w:r>
-        <w:t>, covering randomization, deviations from intended interventions, missing data, outcome measurement</w:t>
+        <w:t>, with particular attention to confounding, participant selection, intervention classification, deviations from intended interventions, missing data, outcome measurement</w:t>
       </w:r>
       <w:r>
         <w:t>,</w:t>
       </w:r>
       <w:r>
-        <w:t xml:space="preserve"> and selective reporting. Non-randomized studies were assessed using</w:t>
-      </w:r>
-      <w:r>
-        <w:t xml:space="preserve"> Cochrane’s</w:t>
-      </w:r>
-      <w:r>
-        <w:t xml:space="preserve"> ROBINS-I</w:t>
+        <w:t xml:space="preserve"> and selective reporting.</w:t>
+      </w:r>
+    </w:p>
+    <w:p>
+      <w:pPr>
+        <w:jc w:val="both"/>
+      </w:pPr>
+      <w:r>
+        <w:t>For non-randomized studies, we assessed whether authors established baseline equivalence or adequately controlled for key confounders, including age, gender, psychiatric diagnosis</w:t>
+      </w:r>
+      <w:r>
+        <w:t>,</w:t>
+      </w:r>
+      <w:r>
+        <w:t xml:space="preserve"> and comorbid social or personal problems. Across tools, studies with four non-low domain judgments were moved to the next overall risk category. </w:t>
+      </w:r>
+      <w:r>
+        <w:t>Following the tool guideline, s</w:t>
+      </w:r>
+      <w:r>
+        <w:t>tudies judged to be at critical risk of bias were excluded from the meta-analysis.</w:t>
+      </w:r>
+      <w:r>
+        <w:tab/>
+      </w:r>
+      <w:r>
+        <w:br/>
+      </w:r>
+    </w:p>
+    <w:p>
+      <w:pPr>
+        <w:pStyle w:val="Heading3"/>
+      </w:pPr>
+      <w:r>
+        <w:lastRenderedPageBreak/>
+        <w:t>Effect size calculation</w:t>
+      </w:r>
+    </w:p>
+    <w:p>
+      <w:pPr>
+        <w:jc w:val="both"/>
+      </w:pPr>
+      <w:r>
+        <w:t xml:space="preserve">Treatment effects were estimated by comparing group-based interventions with eligible control conditions. We used standardized mean differences, calculated as Hedges’ </w:t>
+      </w:r>
+      <w:r>
+        <w:rPr>
+          <w:i/>
+          <w:iCs/>
+        </w:rPr>
+        <w:t>g</w:t>
+      </w:r>
+      <w:r>
+        <w:t>,</w:t>
       </w:r>
       <w:r>
         <w:fldChar w:fldCharType="begin"/>
       </w:r>
       <w:r>
-        <w:instrText xml:space="preserve"> ADDIN ZOTERO_ITEM CSL_CITATION {"citationID":"Ngt6D8Vo","properties":{"formattedCitation":"\\super 97\\nosupersub{}","plainCitation":"97","noteIndex":0},"citationItems":[{"id":819,"uris":["http://zotero.org/users/17688719/items/YR4TNR57"],"itemData":{"id":819,"type":"article-journal","abstract":"Non-randomised studies of the effects of interventions are critical to many areas of healthcare evaluation, but their results may be biased. It is therefore important to understand and appraise their strengths and weaknesses. We developed ROBINS-I (“Risk Of Bias In Non-randomised Studies - of Interventions”), a new tool for evaluating risk of bias in estimates of the comparative effectiveness (harm or benefit) of interventions from studies that did not use randomisation to allocate units (individuals or clusters of individuals) to comparison groups. The tool will be particularly useful to those undertaking systematic reviews that include non-randomised studies.Summary pointsNon-randomised studies of the effects of interventions are critical to many areas of healthcare evaluation but are subject to confounding and a range of other potential biasesWe developed, piloted, and refined a new tool, ROBINS-I, to assess “Risk Of Bias In Non-randomised Studies - of Interventions”The tool views each study as an attempt to emulate (mimic) a hypothetical pragmatic randomised trial, and covers seven distinct domains through which bias might be introducedWe use “signalling questions” to help users of ROBINS-I to judge risk of bias within each domainThe judgements within each domain carry forward to an overall risk of bias judgement across bias domains for the outcome being assessedNon-randomised studies of the effects of interventions (NRSI) are critical to many areas of healthcare evaluation. Designs of NRSI that can be used to evaluate the effects of interventions include observational studies such as cohort studies and case-control studies in which intervention groups are allocated during the course of usual treatment decisions, and quasi-randomised studies in which the method of allocation falls short of full randomisation. Non-randomised studies can provide evidence additional to that available from randomised trials about long term outcomes, rare events, adverse effects and populations that are …","container-title":"BMJ","DOI":"10.1136/bmj.i4919","note":"Citation Key: Sterne2016","page":"i4919","title":"ROBINS-I: A tool for assessing risk of bias in non-randomised studies of interventions","volume":"355","author":[{"family":"Sterne","given":"Jonathan A C."},{"family":"Hernán","given":"Miguel A"},{"family":"Reeves","given":"Barnaby C"},{"family":"Savović","given":"Jelena"},{"family":"Berkman","given":"Nancy D"},{"family":"Viswanathan","given":"Meera"},{"family":"Henry","given":"David"},{"family":"Altman","given":"Douglas G"},{"family":"Ansari","given":"Mohammed T"},{"family":"Boutron","given":"Isabelle"},{"family":"Carpenter","given":"James R"},{"family":"Chan","given":"An-Wen"},{"family":"Churchill","given":"Rachel"},{"family":"Deeks","given":"Jonathan J"},{"family":"Hróbjartsson","given":"Asbjørn"},{"family":"Kirkham","given":"Jamie"},{"family":"Jüni","given":"Peter"},{"family":"Loke","given":"Yoon K"},{"family":"Pigott","given":"Therese D."},{"family":"Ramsay","given":"Craig R"},{"family":"Regidor","given":"Deborah"},{"family":"Rothstein","given":"Hannah R."},{"family":"Sandhu","given":"Lakhbir"},{"family":"Santaguida","given":"Pasqualina L"},{"family":"Schünemann","given":"Holger J"},{"family":"Shea","given":"Beverly"},{"family":"Shrier","given":"Ian"},{"family":"Tugwell","given":"Peter"},{"family":"Turner","given":"Lucy"},{"family":"Valentine","given":"Jeffrey C"},{"family":"Waddington","given":"Hugh"},{"family":"Waters","given":"Elizabeth"},{"family":"Wells","given":"George A"},{"family":"Whiting","given":"Penny F"},{"family":"Higgins","given":"Julian P T"}],"issued":{"date-parts":[["2016",10,12]]}}}],"schema":"https://github.com/citation-style-language/schema/raw/master/csl-citation.json"} </w:instrText>
+        <w:instrText xml:space="preserve"> ADDIN ZOTERO_ITEM CSL_CITATION {"citationID":"7yJlh90X","properties":{"formattedCitation":"\\super 105\\uc0\\u8211{}109\\nosupersub{}","plainCitation":"105–109","noteIndex":0},"citationItems":[{"id":851,"uris":["http://zotero.org/users/17688719/items/4LPAEKIF"],"itemData":{"id":851,"type":"webpage","note":"Citation Key: Pustejovsky2016smd","title":"Alternative formulas for the standardized mean difference","URL":"https://www.jepusto.com/alternative-formulas-for-the-smd/","author":[{"family":"Pustejovsky","given":"James E."}],"issued":{"date-parts":[["2016"]]}}},{"id":67,"uris":["http://zotero.org/users/17688719/items/MEQ2V2F4"],"itemData":{"id":67,"type":"document","note":"Citation Key: WWC_clusterbias","publisher":"Institute of Education Sciences","title":"Supplement document for Appendix E and the What Works Clearinghouse procedures handbook, version 4.1","author":[{"literal":"WWC"}],"issued":{"date-parts":[["2021"]]}}},{"id":1073,"uris":["http://zotero.org/users/17688719/items/N6T68UC9"],"itemData":{"id":1073,"type":"article-journal","container-title":"Journal of Educational Statistics","DOI":"10.2307/1164588","ISSN":"0362-9791","issue":"2","note":"publisher: Sage Publications Sage CA: Thousand Oaks, CA\nCitation Key: Hedges1981","page":"107-128","title":"Distribution theory for Glass's estimator of effect size and related estimators","volume":"6","author":[{"family":"Hedges","given":"Larry V."}],"issued":{"date-parts":[["1981"]]}}},{"id":133,"uris":["http://zotero.org/users/17688719/items/C9HX3H6V"],"itemData":{"id":133,"type":"article-journal","note":"publisher: George Mason University\nCitation Key: Wilson2016","title":"Formulas used by the \"Practical Meta-Analysis Effect Size Calculator\"","author":[{"family":"Wilson","given":"David B"}],"issued":{"date-parts":[["2016"]]}}},{"id":24,"uris":["http://zotero.org/users/17688719/items/59FBWAXB"],"itemData":{"id":24,"type":"chapter","container-title":"The handbook of research synthesis and meta-analysis","note":"Citation Key: Borenstein2019","page":"207-242","publisher":"Russell Sage Foundation West Sussex","title":"Effect sizes for meta-analysis","author":[{"family":"Borenstein","given":"Micahel"},{"family":"Hedges","given":"Larry V."}],"editor":[{"family":"Cooper","given":"Harris"},{"family":"Hedges","given":"Larry V."},{"family":"Valentine","given":"Jeffrey C."}],"issued":{"date-parts":[["2019"]]}}}],"schema":"https://github.com/citation-style-language/schema/raw/master/csl-citation.json"} </w:instrText>
       </w:r>
       <w:r>
         <w:fldChar w:fldCharType="separate"/>
@@ -17904,19 +18789,13 @@
           <w:kern w:val="0"/>
           <w:vertAlign w:val="superscript"/>
         </w:rPr>
-        <w:t>97</w:t>
+        <w:t>105–109</w:t>
       </w:r>
       <w:r>
         <w:fldChar w:fldCharType="end"/>
       </w:r>
       <w:r>
-        <w:t>, with particular attention to confounding, participant selection, intervention classification, deviations from intended interventions, missing data, outcome measurement</w:t>
-      </w:r>
-      <w:r>
-        <w:t>,</w:t>
-      </w:r>
-      <w:r>
-        <w:t xml:space="preserve"> and selective reporting.</w:t>
+        <w:t xml:space="preserve"> and coded all effects so that positive values favored group-based interventions. Odds ratios were calculated for one study only and were not analyzed further.</w:t>
       </w:r>
     </w:p>
     <w:p>
@@ -17924,58 +18803,13 @@
         <w:jc w:val="both"/>
       </w:pPr>
       <w:r>
-        <w:t>For non-randomized studies, we assessed whether authors established baseline equivalence or adequately controlled for key confounders, including age, gender, psychiatric diagnosis</w:t>
-      </w:r>
-      <w:r>
-        <w:t>,</w:t>
-      </w:r>
-      <w:r>
-        <w:t xml:space="preserve"> and comorbid social or personal problems. Across tools, studies with four non-low domain judgments were moved to the next overall risk category. </w:t>
-      </w:r>
-      <w:r>
-        <w:t>Following the tool guideline, s</w:t>
-      </w:r>
-      <w:r>
-        <w:t>tudies judged to be at critical risk of bias were excluded from the meta-analysis.</w:t>
-      </w:r>
-      <w:r>
-        <w:tab/>
-      </w:r>
-      <w:r>
-        <w:br/>
-      </w:r>
-    </w:p>
-    <w:p>
-      <w:pPr>
-        <w:pStyle w:val="Heading3"/>
-      </w:pPr>
-      <w:r>
-        <w:lastRenderedPageBreak/>
-        <w:t>Effect size calculation</w:t>
-      </w:r>
-    </w:p>
-    <w:p>
-      <w:pPr>
-        <w:jc w:val="both"/>
-      </w:pPr>
-      <w:r>
-        <w:t xml:space="preserve">Treatment effects were estimated by comparing group-based interventions with eligible control conditions. We used standardized mean differences, calculated as Hedges’ </w:t>
-      </w:r>
-      <w:r>
-        <w:rPr>
-          <w:i/>
-          <w:iCs/>
-        </w:rPr>
-        <w:t>g</w:t>
-      </w:r>
-      <w:r>
-        <w:t>,</w:t>
+        <w:t>For all but one study</w:t>
       </w:r>
       <w:r>
         <w:fldChar w:fldCharType="begin"/>
       </w:r>
       <w:r>
-        <w:instrText xml:space="preserve"> ADDIN ZOTERO_ITEM CSL_CITATION {"citationID":"7yJlh90X","properties":{"formattedCitation":"\\super 105\\uc0\\u8211{}109\\nosupersub{}","plainCitation":"105–109","noteIndex":0},"citationItems":[{"id":851,"uris":["http://zotero.org/users/17688719/items/4LPAEKIF"],"itemData":{"id":851,"type":"webpage","note":"Citation Key: Pustejovsky2016smd","title":"Alternative formulas for the standardized mean difference","URL":"https://www.jepusto.com/alternative-formulas-for-the-smd/","author":[{"family":"Pustejovsky","given":"James E."}],"issued":{"date-parts":[["2016"]]}}},{"id":67,"uris":["http://zotero.org/users/17688719/items/MEQ2V2F4"],"itemData":{"id":67,"type":"document","note":"Citation Key: WWC_clusterbias","publisher":"Institute of Education Sciences","title":"Supplement document for Appendix E and the What Works Clearinghouse procedures handbook, version 4.1","author":[{"literal":"WWC"}],"issued":{"date-parts":[["2021"]]}}},{"id":1073,"uris":["http://zotero.org/users/17688719/items/N6T68UC9"],"itemData":{"id":1073,"type":"article-journal","container-title":"Journal of Educational Statistics","DOI":"10.2307/1164588","ISSN":"0362-9791","issue":"2","note":"publisher: Sage Publications Sage CA: Thousand Oaks, CA\nCitation Key: Hedges1981","page":"107-128","title":"Distribution theory for Glass's estimator of effect size and related estimators","volume":"6","author":[{"family":"Hedges","given":"Larry V."}],"issued":{"date-parts":[["1981"]]}}},{"id":133,"uris":["http://zotero.org/users/17688719/items/C9HX3H6V"],"itemData":{"id":133,"type":"article-journal","note":"publisher: George Mason University\nCitation Key: Wilson2016","title":"Formulas used by the \"Practical Meta-Analysis Effect Size Calculator\"","author":[{"family":"Wilson","given":"David B"}],"issued":{"date-parts":[["2016"]]}}},{"id":24,"uris":["http://zotero.org/users/17688719/items/59FBWAXB"],"itemData":{"id":24,"type":"chapter","container-title":"The handbook of research synthesis and meta-analysis","note":"Citation Key: Borenstein2019","page":"207-242","publisher":"Russell Sage Foundation West Sussex","title":"Effect sizes for meta-analysis","author":[{"family":"Borenstein","given":"Micahel"},{"family":"Hedges","given":"Larry V."}],"editor":[{"family":"Cooper","given":"Harris"},{"family":"Hedges","given":"Larry V."},{"family":"Valentine","given":"Jeffrey C."}],"issued":{"date-parts":[["2019"]]}}}],"schema":"https://github.com/citation-style-language/schema/raw/master/csl-citation.json"} </w:instrText>
+        <w:instrText xml:space="preserve"> ADDIN ZOTERO_ITEM CSL_CITATION {"citationID":"a1rkmk02beb","properties":{"formattedCitation":"\\super 83\\nosupersub{}","plainCitation":"83","noteIndex":0},"citationItems":[{"id":1174,"uris":["http://zotero.org/users/17688719/items/XWUVDG45"],"itemData":{"id":1174,"type":"article-journal","container-title":"Psychiatric Services","DOI":"10.1176/appi.ps.201400510","ISSN":"1075-2730","issue":"10","note":"publisher: Am Psychiatric Assoc\nCitation Key: Bond2015","page":"1027-1034","title":"A controlled trial of supported employment for people with severe mental illness and justice involvement","volume":"66","author":[{"family":"Bond","given":"Gary R"},{"family":"Kim","given":"Sunny Jung"},{"family":"Becker","given":"Deborah R"},{"family":"Swanson","given":"Sarah J"},{"family":"Drake","given":"Robert E"},{"family":"Krzos","given":"Izabela M"},{"family":"Fraser","given":"Virginia V"},{"family":"O'Neill","given":"Sheila"},{"family":"Frounfelker","given":"Rochelle L"}],"issued":{"date-parts":[["2015"]]}}}],"schema":"https://github.com/citation-style-language/schema/raw/master/csl-citation.json"} </w:instrText>
       </w:r>
       <w:r>
         <w:fldChar w:fldCharType="separate"/>
@@ -17986,27 +18820,28 @@
           <w:kern w:val="0"/>
           <w:vertAlign w:val="superscript"/>
         </w:rPr>
-        <w:t>105–109</w:t>
+        <w:t>83</w:t>
       </w:r>
       <w:r>
         <w:fldChar w:fldCharType="end"/>
       </w:r>
       <w:r>
-        <w:t xml:space="preserve"> and coded all effects so that positive values favored group-based interventions. Odds ratios were calculated for one study only and were not analyzed further.</w:t>
-      </w:r>
-    </w:p>
-    <w:p>
-      <w:pPr>
-        <w:jc w:val="both"/>
-      </w:pPr>
-      <w:r>
-        <w:t>For all but one study</w:t>
+        <w:t>,</w:t>
+      </w:r>
+      <w:r>
+        <w:t xml:space="preserve"> effect</w:t>
+      </w:r>
+      <w:r>
+        <w:t xml:space="preserve"> sizes</w:t>
+      </w:r>
+      <w:r>
+        <w:t xml:space="preserve"> were baseline- or covariate-adjusted to improve precision and internal validity.</w:t>
       </w:r>
       <w:r>
         <w:fldChar w:fldCharType="begin"/>
       </w:r>
       <w:r>
-        <w:instrText xml:space="preserve"> ADDIN ZOTERO_ITEM CSL_CITATION {"citationID":"a1rkmk02beb","properties":{"formattedCitation":"\\super 83\\nosupersub{}","plainCitation":"83","noteIndex":0},"citationItems":[{"id":1174,"uris":["http://zotero.org/users/17688719/items/XWUVDG45"],"itemData":{"id":1174,"type":"article-journal","container-title":"Psychiatric Services","DOI":"10.1176/appi.ps.201400510","ISSN":"1075-2730","issue":"10","note":"publisher: Am Psychiatric Assoc\nCitation Key: Bond2015","page":"1027-1034","title":"A controlled trial of supported employment for people with severe mental illness and justice involvement","volume":"66","author":[{"family":"Bond","given":"Gary R"},{"family":"Kim","given":"Sunny Jung"},{"family":"Becker","given":"Deborah R"},{"family":"Swanson","given":"Sarah J"},{"family":"Drake","given":"Robert E"},{"family":"Krzos","given":"Izabela M"},{"family":"Fraser","given":"Virginia V"},{"family":"O'Neill","given":"Sheila"},{"family":"Frounfelker","given":"Rochelle L"}],"issued":{"date-parts":[["2015"]]}}}],"schema":"https://github.com/citation-style-language/schema/raw/master/csl-citation.json"} </w:instrText>
+        <w:instrText xml:space="preserve"> ADDIN ZOTERO_ITEM CSL_CITATION {"citationID":"a5i0gld5eg","properties":{"formattedCitation":"\\super 110\\nosupersub{}","plainCitation":"110","noteIndex":0},"citationItems":[{"id":1197,"uris":["http://zotero.org/users/17688719/items/QBJEZAES"],"itemData":{"id":1197,"type":"article-journal","abstract":"Abstract It is common practice in both randomized and quasi-experiments to adjust for baseline characteristics when estimating the average effect of an intervention. The inclusion of a pre-test, for example, can reduce both the standard error of this estimate and?in non-randomized designs?its bias. At the same time, it is also standard to report the effect of an intervention in standardized effect size units, thereby making it comparable to other interventions and studies. Curiously, the estimation of this effect size, including covariate adjustment, has received little attention. In this article, we provide a framework for defining effect sizes in designs with a pre-test (e.g., difference-in-differences and analysis of covariance) and propose estimators of those effect sizes. The estimators and approximations to their sampling distributions are evaluated using a simulation study and then demonstrated using an example from published data.","container-title":"British Journal of Mathematical and Statistical Psychology","DOI":"10.1111/bmsp.12296","ISSN":"0007-1102","issue":"2","note":"publisher: John Wiley &amp; Sons, Ltd\nCitation Key: Hedges2023_es_ancova","page":"259-282","title":"Effect sizes in ANCOVA and difference-in-differences designs","volume":"76","author":[{"family":"Hedges","given":"Larry V."},{"family":"Tipton","given":"Elizabeth"},{"family":"Zejnullahi","given":"Rrita"},{"family":"Diaz","given":"Karina G"}],"issued":{"date-parts":[["2023",1,2]]}}}],"schema":"https://github.com/citation-style-language/schema/raw/master/csl-citation.json"} </w:instrText>
       </w:r>
       <w:r>
         <w:fldChar w:fldCharType="separate"/>
@@ -18017,28 +18852,19 @@
           <w:kern w:val="0"/>
           <w:vertAlign w:val="superscript"/>
         </w:rPr>
-        <w:t>83</w:t>
+        <w:t>110</w:t>
       </w:r>
       <w:r>
         <w:fldChar w:fldCharType="end"/>
       </w:r>
       <w:r>
-        <w:t>,</w:t>
-      </w:r>
-      <w:r>
-        <w:t xml:space="preserve"> effect</w:t>
-      </w:r>
-      <w:r>
-        <w:t xml:space="preserve"> sizes</w:t>
-      </w:r>
-      <w:r>
-        <w:t xml:space="preserve"> were baseline- or covariate-adjusted to improve precision and internal validity.</w:t>
+        <w:t xml:space="preserve"> Where studies reported results for non-prespecified subgroups, these were aggregated to reduce artificial within-study variation.</w:t>
       </w:r>
       <w:r>
         <w:fldChar w:fldCharType="begin"/>
       </w:r>
       <w:r>
-        <w:instrText xml:space="preserve"> ADDIN ZOTERO_ITEM CSL_CITATION {"citationID":"a5i0gld5eg","properties":{"formattedCitation":"\\super 110\\nosupersub{}","plainCitation":"110","noteIndex":0},"citationItems":[{"id":1197,"uris":["http://zotero.org/users/17688719/items/QBJEZAES"],"itemData":{"id":1197,"type":"article-journal","abstract":"Abstract It is common practice in both randomized and quasi-experiments to adjust for baseline characteristics when estimating the average effect of an intervention. The inclusion of a pre-test, for example, can reduce both the standard error of this estimate and?in non-randomized designs?its bias. At the same time, it is also standard to report the effect of an intervention in standardized effect size units, thereby making it comparable to other interventions and studies. Curiously, the estimation of this effect size, including covariate adjustment, has received little attention. In this article, we provide a framework for defining effect sizes in designs with a pre-test (e.g., difference-in-differences and analysis of covariance) and propose estimators of those effect sizes. The estimators and approximations to their sampling distributions are evaluated using a simulation study and then demonstrated using an example from published data.","container-title":"British Journal of Mathematical and Statistical Psychology","DOI":"10.1111/bmsp.12296","ISSN":"0007-1102","issue":"2","note":"publisher: John Wiley &amp; Sons, Ltd\nCitation Key: Hedges2023_es_ancova","page":"259-282","title":"Effect sizes in ANCOVA and difference-in-differences designs","volume":"76","author":[{"family":"Hedges","given":"Larry V."},{"family":"Tipton","given":"Elizabeth"},{"family":"Zejnullahi","given":"Rrita"},{"family":"Diaz","given":"Karina G"}],"issued":{"date-parts":[["2023",1,2]]}}}],"schema":"https://github.com/citation-style-language/schema/raw/master/csl-citation.json"} </w:instrText>
+        <w:instrText xml:space="preserve"> ADDIN ZOTERO_ITEM CSL_CITATION {"citationID":"SJWnMFff","properties":{"formattedCitation":"\\super 111\\nosupersub{}","plainCitation":"111","noteIndex":0},"citationItems":[{"id":1130,"uris":["http://zotero.org/users/17688719/items/NLIE79MS"],"itemData":{"id":1130,"type":"article-journal","abstract":"Abstract Sample size and statistical power are important factors to consider when planning a research synthesis. Power analysis methods have been developed for fixed effect or random effects models, but until recently these methods were limited to simple data structures with a single, independent effect per study. Recent work has provided power approximation formulas for meta-analyses involving studies with multiple, dependent effect size estimates, which are common in syntheses of social science research. Prior work focused on developing and validating the approximations but did not address the practice challenges encountered in applying them for purposes of planning a synthesis involving dependent effect sizes. We aim to facilitate the application of these recent developments by providing practical guidance on how to conduct power analysis for planning a meta-analysis of dependent effect sizes and by introducing a new R package, POMADE, designed for this purpose. We present a comprehensive overview of resources for finding information about the study design features and model parameters needed to conduct power analysis, along with detailed worked examples using the POMADE package. For presenting power analysis findings, we emphasize graphical tools that can depict power under a range of plausible assumptions and introduce a novel plot, the traffic light power plot, for conveying the degree of certainty in one's assumptions.","container-title":"Research Synthesis Methods","DOI":"https://doi.org/10.1002/jrsm.1752","ISSN":"1759-2879","issue":"6","note":"publisher: John Wiley &amp; Sons, Ltd","page":"1214-1230","title":"Conducting power analysis for meta-analysis with dependent effect sizes: Common guidelines and an introduction to the POMADE R package","volume":"15","author":[{"family":"Vembye","given":"Mikkel Helding"},{"family":"Pustejovsky","given":"James Eric"},{"family":"Pigott","given":"Therese Deocampo"}],"issued":{"date-parts":[["2024",11,1]]}}}],"schema":"https://github.com/citation-style-language/schema/raw/master/csl-citation.json"} </w:instrText>
       </w:r>
       <w:r>
         <w:fldChar w:fldCharType="separate"/>
@@ -18049,19 +18875,19 @@
           <w:kern w:val="0"/>
           <w:vertAlign w:val="superscript"/>
         </w:rPr>
-        <w:t>110</w:t>
+        <w:t>111</w:t>
       </w:r>
       <w:r>
         <w:fldChar w:fldCharType="end"/>
       </w:r>
       <w:r>
-        <w:t xml:space="preserve"> Where studies reported results for non-prespecified subgroups, these were aggregated to reduce artificial within-study variation.</w:t>
+        <w:t xml:space="preserve"> When more than five studies reported effects using the same scale, we computed the population-based standard deviation obtained from the control group</w:t>
       </w:r>
       <w:r>
         <w:fldChar w:fldCharType="begin"/>
       </w:r>
       <w:r>
-        <w:instrText xml:space="preserve"> ADDIN ZOTERO_ITEM CSL_CITATION {"citationID":"SJWnMFff","properties":{"formattedCitation":"\\super 111\\nosupersub{}","plainCitation":"111","noteIndex":0},"citationItems":[{"id":1130,"uris":["http://zotero.org/users/17688719/items/NLIE79MS"],"itemData":{"id":1130,"type":"article-journal","abstract":"Abstract Sample size and statistical power are important factors to consider when planning a research synthesis. Power analysis methods have been developed for fixed effect or random effects models, but until recently these methods were limited to simple data structures with a single, independent effect per study. Recent work has provided power approximation formulas for meta-analyses involving studies with multiple, dependent effect size estimates, which are common in syntheses of social science research. Prior work focused on developing and validating the approximations but did not address the practice challenges encountered in applying them for purposes of planning a synthesis involving dependent effect sizes. We aim to facilitate the application of these recent developments by providing practical guidance on how to conduct power analysis for planning a meta-analysis of dependent effect sizes and by introducing a new R package, POMADE, designed for this purpose. We present a comprehensive overview of resources for finding information about the study design features and model parameters needed to conduct power analysis, along with detailed worked examples using the POMADE package. For presenting power analysis findings, we emphasize graphical tools that can depict power under a range of plausible assumptions and introduce a novel plot, the traffic light power plot, for conveying the degree of certainty in one's assumptions.","container-title":"Research Synthesis Methods","DOI":"https://doi.org/10.1002/jrsm.1752","ISSN":"1759-2879","issue":"6","note":"publisher: John Wiley &amp; Sons, Ltd","page":"1214-1230","title":"Conducting power analysis for meta-analysis with dependent effect sizes: Common guidelines and an introduction to the POMADE R package","volume":"15","author":[{"family":"Vembye","given":"Mikkel Helding"},{"family":"Pustejovsky","given":"James Eric"},{"family":"Pigott","given":"Therese Deocampo"}],"issued":{"date-parts":[["2024",11,1]]}}}],"schema":"https://github.com/citation-style-language/schema/raw/master/csl-citation.json"} </w:instrText>
+        <w:instrText xml:space="preserve"> ADDIN ZOTERO_ITEM CSL_CITATION {"citationID":"nd7uzoa5","properties":{"formattedCitation":"\\super 112\\nosupersub{}","plainCitation":"112","noteIndex":0},"citationItems":[{"id":1214,"uris":["http://zotero.org/users/17688719/items/D6PRGF4G"],"itemData":{"id":1214,"type":"article-journal","abstract":"This article presents methods for using extant data to improve the properties of estimators of the standardized mean difference (SMD) effect size. Because samples recruited into education research studies are often more homogeneous than the populations of policy interest, the variation in educational outcomes can be smaller in these samples than is reflective of the true variation in the population. This affects effect size estimation since the sample standard deviation is used in the denominator of the SMD. We propose leveraging extant data on sample variance estimates from multiple studies, made available via clearinghouse databases such as the What Works Clearinghouse, to standardize a mean difference. This allows effect sizes to be benchmarked across a common and broad population, thus enabling better comparability across studies and interventions. We derive the new estimators of the population variance and the corresponding SMD, which pool sample variances from multiple studies using both an analysis of variance and a meta-analytic framework. We demonstrate the properties of these estimators via analytic and simulation results and offer recommendations for when these estimators are appropriate in practice.","container-title":"Journal of Educational and Behavioral Statistics","DOI":"10.3102/10769986241238478","ISSN":"1076-9986","issue":"1","journalAbbreviation":"Journal of Educational and Behavioral Statistics","note":"publisher: American Educational Research Association\nCitation Key: Fitzgerald2024","page":"128-148","title":"Using Extant Data to Improve Estimation of the Standardized Mean Difference","volume":"50","author":[{"family":"Fitzgerald","given":"Kaitlyn G"},{"family":"Tipton","given":"Elizabeth"}],"issued":{"date-parts":[["2025"]]}}}],"schema":"https://github.com/citation-style-language/schema/raw/master/csl-citation.json"} </w:instrText>
       </w:r>
       <w:r>
         <w:fldChar w:fldCharType="separate"/>
@@ -18072,19 +18898,27 @@
           <w:kern w:val="0"/>
           <w:vertAlign w:val="superscript"/>
         </w:rPr>
-        <w:t>111</w:t>
+        <w:t>112</w:t>
       </w:r>
       <w:r>
         <w:fldChar w:fldCharType="end"/>
       </w:r>
       <w:r>
-        <w:t xml:space="preserve"> When more than five studies reported effects using the same scale, we computed the population-based standard deviation obtained from the control group</w:t>
+        <w:t xml:space="preserve"> to increase the generalizability. </w:t>
+      </w:r>
+    </w:p>
+    <w:p>
+      <w:pPr>
+        <w:jc w:val="both"/>
+      </w:pPr>
+      <w:r>
+        <w:t>Because group-based interventions create dependence among participants treated in the same group, we adjusted effect sizes and variances for partial clustering in the intervention arm.</w:t>
       </w:r>
       <w:r>
         <w:fldChar w:fldCharType="begin"/>
       </w:r>
       <w:r>
-        <w:instrText xml:space="preserve"> ADDIN ZOTERO_ITEM CSL_CITATION {"citationID":"nd7uzoa5","properties":{"formattedCitation":"\\super 112\\nosupersub{}","plainCitation":"112","noteIndex":0},"citationItems":[{"id":1214,"uris":["http://zotero.org/users/17688719/items/D6PRGF4G"],"itemData":{"id":1214,"type":"article-journal","abstract":"This article presents methods for using extant data to improve the properties of estimators of the standardized mean difference (SMD) effect size. Because samples recruited into education research studies are often more homogeneous than the populations of policy interest, the variation in educational outcomes can be smaller in these samples than is reflective of the true variation in the population. This affects effect size estimation since the sample standard deviation is used in the denominator of the SMD. We propose leveraging extant data on sample variance estimates from multiple studies, made available via clearinghouse databases such as the What Works Clearinghouse, to standardize a mean difference. This allows effect sizes to be benchmarked across a common and broad population, thus enabling better comparability across studies and interventions. We derive the new estimators of the population variance and the corresponding SMD, which pool sample variances from multiple studies using both an analysis of variance and a meta-analytic framework. We demonstrate the properties of these estimators via analytic and simulation results and offer recommendations for when these estimators are appropriate in practice.","container-title":"Journal of Educational and Behavioral Statistics","DOI":"10.3102/10769986241238478","ISSN":"1076-9986","issue":"1","journalAbbreviation":"Journal of Educational and Behavioral Statistics","note":"publisher: American Educational Research Association\nCitation Key: Fitzgerald2024","page":"128-148","title":"Using Extant Data to Improve Estimation of the Standardized Mean Difference","volume":"50","author":[{"family":"Fitzgerald","given":"Kaitlyn G"},{"family":"Tipton","given":"Elizabeth"}],"issued":{"date-parts":[["2025"]]}}}],"schema":"https://github.com/citation-style-language/schema/raw/master/csl-citation.json"} </w:instrText>
+        <w:instrText xml:space="preserve"> ADDIN ZOTERO_ITEM CSL_CITATION {"citationID":"KaS0y0fV","properties":{"formattedCitation":"\\super 113\\nosupersub{}","plainCitation":"113","noteIndex":0},"citationItems":[{"id":90,"uris":["http://zotero.org/users/17688719/items/3EBDM8D2"],"itemData":{"id":90,"type":"article-journal","abstract":"Some experimental designs involve clustering within only one treatment group. Such designs may involve group tutoring, therapy administered by multiple therapists, or interventions administered by clinics for the treatment group, whereas the control group receives no treatment. In such cases, the data analysis often proceeds as if there were no clustering within the treatment group. A consequence is that the actual significance level of the treatment effects is larger (i.e., actual p values are larger) than nominal. Additionally, biases will be introduced in estimates of the effect sizes and their variances, leading to inflated effects and underestimated variances when clustering in the treatment group is not taken into account. These consequences of clustering can seriously compromise the interpretation of study results. This article shows how information on the intraclass correlation can be used to obtain a correction for biases in the effect sizes and their variances, and also to obtain an adjustment to the significance test for the effects of clustering.","container-title":"Behavior Research Methods","DOI":"10.3758/s13428-014-0538-z","ISSN":"1554-3528","issue":"4","note":"Citation Key: Hedges2015_onetreatcluster","page":"1295-1308","title":"Estimating effect size when there is clustering in one treatment group","volume":"47","author":[{"family":"Hedges","given":"Larry V."},{"family":"Citkowicz","given":"Martyna"}],"issued":{"date-parts":[["2015"]]}}}],"schema":"https://github.com/citation-style-language/schema/raw/master/csl-citation.json"} </w:instrText>
       </w:r>
       <w:r>
         <w:fldChar w:fldCharType="separate"/>
@@ -18095,49 +18929,18 @@
           <w:kern w:val="0"/>
           <w:vertAlign w:val="superscript"/>
         </w:rPr>
-        <w:t>112</w:t>
+        <w:t>113</w:t>
       </w:r>
       <w:r>
         <w:fldChar w:fldCharType="end"/>
       </w:r>
       <w:r>
-        <w:t xml:space="preserve"> to increase the generalizability. </w:t>
-      </w:r>
-    </w:p>
-    <w:p>
-      <w:pPr>
-        <w:jc w:val="both"/>
-      </w:pPr>
-      <w:r>
-        <w:t>Because group-based interventions create dependence among participants treated in the same group, we adjusted effect sizes and variances for partial clustering in the intervention arm.</w:t>
-      </w:r>
-      <w:r>
-        <w:fldChar w:fldCharType="begin"/>
-      </w:r>
-      <w:r>
-        <w:instrText xml:space="preserve"> ADDIN ZOTERO_ITEM CSL_CITATION {"citationID":"KaS0y0fV","properties":{"formattedCitation":"\\super 113\\nosupersub{}","plainCitation":"113","noteIndex":0},"citationItems":[{"id":90,"uris":["http://zotero.org/users/17688719/items/3EBDM8D2"],"itemData":{"id":90,"type":"article-journal","abstract":"Some experimental designs involve clustering within only one treatment group. Such designs may involve group tutoring, therapy administered by multiple therapists, or interventions administered by clinics for the treatment group, whereas the control group receives no treatment. In such cases, the data analysis often proceeds as if there were no clustering within the treatment group. A consequence is that the actual significance level of the treatment effects is larger (i.e., actual p values are larger) than nominal. Additionally, biases will be introduced in estimates of the effect sizes and their variances, leading to inflated effects and underestimated variances when clustering in the treatment group is not taken into account. These consequences of clustering can seriously compromise the interpretation of study results. This article shows how information on the intraclass correlation can be used to obtain a correction for biases in the effect sizes and their variances, and also to obtain an adjustment to the significance test for the effects of clustering.","container-title":"Behavior Research Methods","DOI":"10.3758/s13428-014-0538-z","ISSN":"1554-3528","issue":"4","note":"Citation Key: Hedges2015_onetreatcluster","page":"1295-1308","title":"Estimating effect size when there is clustering in one treatment group","volume":"47","author":[{"family":"Hedges","given":"Larry V."},{"family":"Citkowicz","given":"Martyna"}],"issued":{"date-parts":[["2015"]]}}}],"schema":"https://github.com/citation-style-language/schema/raw/master/csl-citation.json"} </w:instrText>
-      </w:r>
-      <w:r>
-        <w:fldChar w:fldCharType="separate"/>
-      </w:r>
-      <w:r>
-        <w:rPr>
-          <w:rFonts w:cs="Times New Roman"/>
-          <w:kern w:val="0"/>
-          <w:vertAlign w:val="superscript"/>
-        </w:rPr>
-        <w:t>113</w:t>
-      </w:r>
-      <w:r>
-        <w:fldChar w:fldCharType="end"/>
-      </w:r>
-      <w:r>
         <w:t xml:space="preserve"> When intraclass correlations were not reported, we imputed an ICC of 0.10 in the main analyses and tested alternative values in sensitivity analyses. </w:t>
       </w:r>
       <w:r>
         <w:t xml:space="preserve">All formulas behind this calculation can be found at </w:t>
       </w:r>
-      <w:hyperlink r:id="rId14" w:history="1">
+      <w:hyperlink r:id="rId15" w:history="1">
         <w:r>
           <w:rPr>
             <w:rStyle w:val="Hyperlink"/>
@@ -18750,66 +19553,6 @@
       <w:r>
         <w:t xml:space="preserve"> behind this study can be found at </w:t>
       </w:r>
-      <w:hyperlink r:id="rId15" w:history="1">
-        <w:r>
-          <w:rPr>
-            <w:rStyle w:val="Hyperlink"/>
-          </w:rPr>
-          <w:t>https://osf.io/s2j9a</w:t>
-        </w:r>
-      </w:hyperlink>
-      <w:r>
-        <w:t>. This includes search string</w:t>
-      </w:r>
-      <w:r>
-        <w:t xml:space="preserve"> examples</w:t>
-      </w:r>
-      <w:r>
-        <w:t>, all data extraction</w:t>
-      </w:r>
-      <w:r>
-        <w:t>s</w:t>
-      </w:r>
-      <w:r>
-        <w:t>, risk of bias assessments, effect size calculations, and meta-analysis code and data</w:t>
-      </w:r>
-      <w:r>
-        <w:t>, etc.</w:t>
-      </w:r>
-      <w:r>
-        <w:t xml:space="preserve"> A full variable description is available in the second sheet of the gb_dat.x</w:t>
-      </w:r>
-      <w:r>
-        <w:t>l</w:t>
-      </w:r>
-      <w:r>
-        <w:t xml:space="preserve">sx data.  </w:t>
-      </w:r>
-    </w:p>
-    <w:p>
-      <w:pPr>
-        <w:pStyle w:val="Heading3"/>
-      </w:pPr>
-      <w:r>
-        <w:t>Code availability</w:t>
-      </w:r>
-    </w:p>
-    <w:p>
-      <w:r>
-        <w:t>All codes</w:t>
-      </w:r>
-      <w:r>
-        <w:t xml:space="preserve"> can be found</w:t>
-      </w:r>
-      <w:r>
-        <w:t xml:space="preserve"> </w:t>
-      </w:r>
-      <w:r>
-        <w:t>in the following online material</w:t>
-      </w:r>
-      <w:r>
-        <w:t xml:space="preserve"> stored at </w:t>
-      </w:r>
       <w:hyperlink r:id="rId16" w:history="1">
         <w:r>
           <w:rPr>
@@ -18819,6 +19562,66 @@
         </w:r>
       </w:hyperlink>
       <w:r>
+        <w:t>. This includes search string</w:t>
+      </w:r>
+      <w:r>
+        <w:t xml:space="preserve"> examples</w:t>
+      </w:r>
+      <w:r>
+        <w:t>, all data extraction</w:t>
+      </w:r>
+      <w:r>
+        <w:t>s</w:t>
+      </w:r>
+      <w:r>
+        <w:t>, risk of bias assessments, effect size calculations, and meta-analysis code and data</w:t>
+      </w:r>
+      <w:r>
+        <w:t>, etc.</w:t>
+      </w:r>
+      <w:r>
+        <w:t xml:space="preserve"> A full variable description is available in the second sheet of the gb_dat.x</w:t>
+      </w:r>
+      <w:r>
+        <w:t>l</w:t>
+      </w:r>
+      <w:r>
+        <w:t xml:space="preserve">sx data.  </w:t>
+      </w:r>
+    </w:p>
+    <w:p>
+      <w:pPr>
+        <w:pStyle w:val="Heading3"/>
+      </w:pPr>
+      <w:r>
+        <w:t>Code availability</w:t>
+      </w:r>
+    </w:p>
+    <w:p>
+      <w:r>
+        <w:t>All codes</w:t>
+      </w:r>
+      <w:r>
+        <w:t xml:space="preserve"> can be found</w:t>
+      </w:r>
+      <w:r>
+        <w:t xml:space="preserve"> </w:t>
+      </w:r>
+      <w:r>
+        <w:t>in the following online material</w:t>
+      </w:r>
+      <w:r>
+        <w:t xml:space="preserve"> stored at </w:t>
+      </w:r>
+      <w:hyperlink r:id="rId17" w:history="1">
+        <w:r>
+          <w:rPr>
+            <w:rStyle w:val="Hyperlink"/>
+          </w:rPr>
+          <w:t>https://osf.io/s2j9a</w:t>
+        </w:r>
+      </w:hyperlink>
+      <w:r>
         <w:t>:</w:t>
       </w:r>
     </w:p>
@@ -18852,15 +19655,7 @@
         <w:t>Appendix B:</w:t>
       </w:r>
       <w:r>
-        <w:t xml:space="preserve"> Data manipulation, </w:t>
-      </w:r>
-      <w:proofErr w:type="spellStart"/>
-      <w:r>
-        <w:t>RoB</w:t>
-      </w:r>
-      <w:proofErr w:type="spellEnd"/>
-      <w:r>
-        <w:t xml:space="preserve"> visualization, and PRIMED workflow</w:t>
+        <w:t xml:space="preserve"> Data manipulation, RoB visualization, and PRIMED workflow</w:t>
       </w:r>
     </w:p>
     <w:p>
@@ -23325,18 +24120,258 @@
     </w:p>
     <w:p>
       <w:pPr>
-        <w:spacing w:line="240" w:lineRule="auto"/>
-        <w:rPr>
-          <w:lang w:val="da-DK"/>
-        </w:rPr>
-      </w:pPr>
-      <w:r>
-        <w:rPr>
-          <w:rFonts w:cs="Times New Roman"/>
-        </w:rPr>
+        <w:pStyle w:val="Heading2"/>
+      </w:pPr>
+      <w:r>
         <w:lastRenderedPageBreak/>
         <w:fldChar w:fldCharType="end"/>
       </w:r>
+      <w:r>
+        <w:t>Acknowledgements</w:t>
+      </w:r>
+    </w:p>
+    <w:p>
+      <w:pPr>
+        <w:spacing w:line="240" w:lineRule="auto"/>
+        <w:rPr>
+          <w:rFonts w:cs="Times New Roman"/>
+        </w:rPr>
+      </w:pPr>
+      <w:r>
+        <w:rPr>
+          <w:rFonts w:cs="Times New Roman"/>
+        </w:rPr>
+        <w:t>The authors would like</w:t>
+      </w:r>
+      <w:r>
+        <w:rPr>
+          <w:rFonts w:cs="Times New Roman"/>
+        </w:rPr>
+        <w:t xml:space="preserve"> </w:t>
+      </w:r>
+      <w:r>
+        <w:rPr>
+          <w:rFonts w:cs="Times New Roman"/>
+        </w:rPr>
+        <w:t xml:space="preserve">to </w:t>
+      </w:r>
+      <w:r>
+        <w:rPr>
+          <w:rFonts w:cs="Times New Roman"/>
+        </w:rPr>
+        <w:t>thank</w:t>
+      </w:r>
+      <w:r>
+        <w:rPr>
+          <w:rFonts w:cs="Times New Roman"/>
+        </w:rPr>
+        <w:t xml:space="preserve"> Jens Dietrichson and</w:t>
+      </w:r>
+      <w:r>
+        <w:rPr>
+          <w:rFonts w:cs="Times New Roman"/>
+        </w:rPr>
+        <w:t xml:space="preserve"> research assistants Rune Klitg</w:t>
+      </w:r>
+      <w:r>
+        <w:rPr>
+          <w:rFonts w:cs="Times New Roman" w:hint="eastAsia"/>
+        </w:rPr>
+        <w:t>å</w:t>
+      </w:r>
+      <w:r>
+        <w:rPr>
+          <w:rFonts w:cs="Times New Roman"/>
+        </w:rPr>
+        <w:t>rd and Julie Mulla Reich</w:t>
+      </w:r>
+      <w:r>
+        <w:rPr>
+          <w:rFonts w:cs="Times New Roman"/>
+        </w:rPr>
+        <w:t xml:space="preserve">. </w:t>
+      </w:r>
+    </w:p>
+    <w:p>
+      <w:pPr>
+        <w:pStyle w:val="Heading2"/>
+      </w:pPr>
+      <w:r>
+        <w:t>Author contributions</w:t>
+      </w:r>
+    </w:p>
+    <w:p>
+      <w:pPr>
+        <w:spacing w:after="0" w:line="240" w:lineRule="auto"/>
+      </w:pPr>
+      <w:r>
+        <w:t xml:space="preserve">Conceptualization: </w:t>
+      </w:r>
+      <w:r>
+        <w:t>N.T.D, M.C.F.J, and M.H.V</w:t>
+      </w:r>
+    </w:p>
+    <w:p>
+      <w:pPr>
+        <w:spacing w:after="0" w:line="240" w:lineRule="auto"/>
+      </w:pPr>
+      <w:r>
+        <w:t>Methodology: the search strategy, literature search</w:t>
+      </w:r>
+      <w:r>
+        <w:t>: E.B</w:t>
+      </w:r>
+      <w:r>
+        <w:t xml:space="preserve"> and</w:t>
+      </w:r>
+      <w:r>
+        <w:t xml:space="preserve"> N.T.D</w:t>
+      </w:r>
+    </w:p>
+    <w:p>
+      <w:pPr>
+        <w:spacing w:after="0" w:line="240" w:lineRule="auto"/>
+      </w:pPr>
+      <w:r>
+        <w:t>D</w:t>
+      </w:r>
+      <w:r>
+        <w:t>ata</w:t>
+      </w:r>
+      <w:r>
+        <w:t xml:space="preserve"> </w:t>
+      </w:r>
+      <w:r>
+        <w:t xml:space="preserve">extraction </w:t>
+      </w:r>
+      <w:r>
+        <w:t>conceptualization</w:t>
+      </w:r>
+      <w:r>
+        <w:t>: N.T.D, M.C.F.J, and M.H.V</w:t>
+      </w:r>
+    </w:p>
+    <w:p>
+      <w:pPr>
+        <w:spacing w:after="0" w:line="240" w:lineRule="auto"/>
+      </w:pPr>
+      <w:r>
+        <w:t>Abstract screening</w:t>
+      </w:r>
+      <w:r>
+        <w:t>: J.K.J, J.S.A, N.T.D.</w:t>
+      </w:r>
+      <w:r>
+        <w:t>, and</w:t>
+      </w:r>
+      <w:r>
+        <w:t xml:space="preserve"> M.H.V.</w:t>
+      </w:r>
+    </w:p>
+    <w:p>
+      <w:pPr>
+        <w:spacing w:after="0" w:line="240" w:lineRule="auto"/>
+      </w:pPr>
+      <w:r>
+        <w:t>Full-text screening</w:t>
+      </w:r>
+      <w:r>
+        <w:t>:</w:t>
+      </w:r>
+      <w:r>
+        <w:t xml:space="preserve"> J.K.J, J.S.A, N.T.D., and M.H.V.</w:t>
+      </w:r>
+    </w:p>
+    <w:p>
+      <w:pPr>
+        <w:spacing w:after="0" w:line="240" w:lineRule="auto"/>
+      </w:pPr>
+      <w:r>
+        <w:t>Data</w:t>
+      </w:r>
+      <w:r>
+        <w:t xml:space="preserve"> </w:t>
+      </w:r>
+      <w:r>
+        <w:t>coding and extraction</w:t>
+      </w:r>
+      <w:r>
+        <w:t>: J.K.J, J.S.A, N.T.D., and M.H.V.</w:t>
+      </w:r>
+    </w:p>
+    <w:p>
+      <w:pPr>
+        <w:spacing w:after="0" w:line="240" w:lineRule="auto"/>
+      </w:pPr>
+      <w:r>
+        <w:t>Statistical analysis</w:t>
+      </w:r>
+      <w:r>
+        <w:t>: M.H.V and J.K.J</w:t>
+      </w:r>
+    </w:p>
+    <w:p>
+      <w:pPr>
+        <w:spacing w:after="0" w:line="240" w:lineRule="auto"/>
+      </w:pPr>
+      <w:r>
+        <w:t>Formal analysis and investigation:</w:t>
+      </w:r>
+      <w:r>
+        <w:t xml:space="preserve"> M.H.V, N.T.D, and J.K.J</w:t>
+      </w:r>
+    </w:p>
+    <w:p>
+      <w:pPr>
+        <w:spacing w:after="0" w:line="240" w:lineRule="auto"/>
+      </w:pPr>
+      <w:r>
+        <w:t>Writing</w:t>
+      </w:r>
+      <w:r>
+        <w:t xml:space="preserve"> </w:t>
+      </w:r>
+      <w:r>
+        <w:t>(original draft preparation)</w:t>
+      </w:r>
+      <w:r>
+        <w:t>: M.H.V</w:t>
+      </w:r>
+      <w:r>
+        <w:t>, N.T.D, and M.C.F.J</w:t>
+      </w:r>
+    </w:p>
+    <w:p>
+      <w:pPr>
+        <w:pStyle w:val="Heading2"/>
+      </w:pPr>
+      <w:r>
+        <w:t>Funding</w:t>
+      </w:r>
+    </w:p>
+    <w:p>
+      <w:pPr>
+        <w:spacing w:line="240" w:lineRule="auto"/>
+      </w:pPr>
+      <w:r>
+        <w:t>Internally funded by VIVE – The Danish Center for Social Science Research</w:t>
+      </w:r>
+    </w:p>
+    <w:p>
+      <w:pPr>
+        <w:pStyle w:val="Heading2"/>
+      </w:pPr>
+      <w:r>
+        <w:t>Competing interests</w:t>
+      </w:r>
+    </w:p>
+    <w:p>
+      <w:pPr>
+        <w:spacing w:line="240" w:lineRule="auto"/>
+      </w:pPr>
+      <w:r>
+        <w:t>The authors declare no competing interests.</w:t>
+      </w:r>
     </w:p>
     <w:p>
       <w:pPr>
@@ -23344,12 +24379,11 @@
         <w:jc w:val="both"/>
         <w:rPr>
           <w:rFonts w:cs="Times New Roman"/>
-          <w:lang w:val="da-DK"/>
         </w:rPr>
       </w:pPr>
     </w:p>
     <w:sectPr>
-      <w:headerReference w:type="default" r:id="rId17"/>
+      <w:headerReference w:type="default" r:id="rId18"/>
       <w:pgSz w:w="12240" w:h="15840"/>
       <w:pgMar w:top="1701" w:right="1134" w:bottom="1701" w:left="1134" w:header="708" w:footer="708" w:gutter="0"/>
       <w:cols w:space="708"/>
